--- a/notes/selective_interference_clean_24_07_2026_rh.docx
+++ b/notes/selective_interference_clean_24_07_2026_rh.docx
@@ -173,11 +173,27 @@
       </w:r>
       <w:ins w:id="4" w:author="Rik Henson" w:date="2026-07-25T10:09:00Z">
         <w:r>
-          <w:t xml:space="preserve"> involuntary</w:t>
+          <w:t xml:space="preserve"> </w:t>
+        </w:r>
+        <w:commentRangeStart w:id="5"/>
+        <w:r>
+          <w:t>involuntary</w:t>
         </w:r>
       </w:ins>
       <w:r>
-        <w:t xml:space="preserve"> intrusions while leaving </w:t>
+        <w:t xml:space="preserve"> </w:t>
+      </w:r>
+      <w:commentRangeEnd w:id="5"/>
+      <w:r>
+        <w:rPr>
+          <w:rStyle w:val="CommentReference"/>
+          <w:sz w:val="24"/>
+          <w:szCs w:val="24"/>
+        </w:rPr>
+        <w:commentReference w:id="5"/>
+      </w:r>
+      <w:r>
+        <w:t xml:space="preserve">intrusions while leaving </w:t>
       </w:r>
       <w:r>
         <w:t>goal-directed remembering</w:t>
@@ -209,1506 +225,1118 @@
       <w:r>
         <w:t xml:space="preserve">reduce unguided film recall </w:t>
       </w:r>
-      <w:ins w:id="5" w:author="Rik Henson" w:date="2026-07-25T10:10:00Z">
+      <w:ins w:id="6" w:author="Rik Henson" w:date="2026-07-25T10:10:00Z">
         <w:r>
           <w:t>(</w:t>
         </w:r>
-        <w:commentRangeStart w:id="6"/>
+        <w:commentRangeStart w:id="7"/>
+        <w:commentRangeStart w:id="8"/>
+        <w:commentRangeStart w:id="9"/>
         <w:r>
           <w:t>intrusions</w:t>
         </w:r>
       </w:ins>
-      <w:commentRangeEnd w:id="6"/>
-      <w:ins w:id="7" w:author="Rik Henson" w:date="2026-07-25T10:11:00Z">
+      <w:commentRangeEnd w:id="7"/>
+      <w:ins w:id="10" w:author="Rik Henson" w:date="2026-07-25T10:11:00Z">
         <w:r>
           <w:rPr>
             <w:rStyle w:val="CommentReference"/>
             <w:sz w:val="24"/>
             <w:szCs w:val="24"/>
           </w:rPr>
-          <w:commentReference w:id="6"/>
+          <w:commentReference w:id="7"/>
         </w:r>
       </w:ins>
-      <w:ins w:id="8" w:author="Rik Henson" w:date="2026-07-25T10:10:00Z">
-        <w:r>
-          <w:t xml:space="preserve">) </w:t>
-        </w:r>
-      </w:ins>
-      <w:r>
-        <w:t>more than deliberate</w:t>
-      </w:r>
-      <w:r>
-        <w:t xml:space="preserve"> film</w:t>
-      </w:r>
-      <w:r>
-        <w:t xml:space="preserve"> recall when a maintained film-category cue selectively favors film candidates.</w:t>
-      </w:r>
-      <w:r>
-        <w:t xml:space="preserve"> </w:t>
-      </w:r>
-      <w:commentRangeStart w:id="9"/>
-      <w:r>
-        <w:t>Deliberate r</w:t>
-      </w:r>
-      <w:r>
-        <w:t xml:space="preserve">ecognition is less affected than </w:t>
-      </w:r>
-      <w:r>
-        <w:t xml:space="preserve">deliberate </w:t>
-      </w:r>
-      <w:r>
-        <w:t xml:space="preserve">recall because the model evaluates a presented candidate item’s fit to context rather than selecting among film and task candidates. </w:t>
-      </w:r>
-      <w:commentRangeEnd w:id="9"/>
+      <w:commentRangeEnd w:id="8"/>
       <w:r>
         <w:rPr>
           <w:rStyle w:val="CommentReference"/>
           <w:sz w:val="24"/>
           <w:szCs w:val="24"/>
         </w:rPr>
-        <w:commentReference w:id="9"/>
-      </w:r>
-      <w:r>
-        <w:t>We discuss how these results motivate tests of selective interference in standard episodic memory paradigms.</w:t>
-      </w:r>
-    </w:p>
-    <w:p>
-      <w:pPr>
-        <w:pStyle w:val="Heading1"/>
-      </w:pPr>
-      <w:bookmarkStart w:id="10" w:name="introduction"/>
-      <w:bookmarkEnd w:id="3"/>
-      <w:r>
-        <w:t>Introduction</w:t>
-      </w:r>
-    </w:p>
-    <w:p>
-      <w:pPr>
-        <w:pStyle w:val="FirstParagraph"/>
-      </w:pPr>
-      <w:r>
-        <w:t xml:space="preserve">Traumatic experience foregrounds a tension between accessibility and selectivity in episodic memory. From a functional perspective, events with lasting significance need to remain </w:t>
-      </w:r>
-      <w:r>
-        <w:lastRenderedPageBreak/>
-        <w:t>accessible in memory so remembered details can guide later decisions (</w:t>
-      </w:r>
-      <w:hyperlink w:anchor="ref-zhou2025episodic">
-        <w:r>
-          <w:rPr>
-            <w:rStyle w:val="Hyperlink"/>
-          </w:rPr>
-          <w:t>Zhou et al., 2025</w:t>
-        </w:r>
-      </w:hyperlink>
-      <w:r>
-        <w:t xml:space="preserve">). At the same time, adaptive retrieval is selective: what comes to mind should normally depend on current goals, cues, and circumstances. Intrusive memories after trauma show how highly accessible event memories can strain the selectivity of retrieval. In </w:t>
-      </w:r>
-      <w:r>
-        <w:t>posttraumatic stress disorder (</w:t>
-      </w:r>
-      <w:r>
-        <w:t>PTSD</w:t>
-      </w:r>
-      <w:r>
-        <w:t>)</w:t>
-      </w:r>
-      <w:r>
-        <w:t xml:space="preserve">, such memories can come to mind unbidden </w:t>
-      </w:r>
-      <w:r>
-        <w:t>in inappropriate circumstances</w:t>
-      </w:r>
-      <w:r>
-        <w:t>, causing distress and interfering with ongoing activity (</w:t>
-      </w:r>
-      <w:hyperlink w:anchor="ref-brewin2010intrusive">
-        <w:r>
-          <w:rPr>
-            <w:rStyle w:val="Hyperlink"/>
-          </w:rPr>
-          <w:t>Brewin et al., 2010</w:t>
-        </w:r>
-      </w:hyperlink>
-      <w:r>
-        <w:t xml:space="preserve">; </w:t>
-      </w:r>
-      <w:hyperlink w:anchor="ref-ehlers2000cognitive">
-        <w:r>
-          <w:rPr>
-            <w:rStyle w:val="Hyperlink"/>
-          </w:rPr>
-          <w:t>Ehlers &amp; Clark, 2000</w:t>
-        </w:r>
-      </w:hyperlink>
-      <w:r>
-        <w:t xml:space="preserve">; </w:t>
-      </w:r>
-      <w:hyperlink w:anchor="ref-iyadurai2019intrusive">
-        <w:r>
-          <w:rPr>
-            <w:rStyle w:val="Hyperlink"/>
-          </w:rPr>
-          <w:t>Iyadurai et al., 2019</w:t>
-        </w:r>
-      </w:hyperlink>
-      <w:r>
-        <w:t xml:space="preserve">; </w:t>
-      </w:r>
-      <w:hyperlink w:anchor="ref-krans2009intrusive">
-        <w:r>
-          <w:rPr>
-            <w:rStyle w:val="Hyperlink"/>
-          </w:rPr>
-          <w:t>Krans et al., 2009</w:t>
-        </w:r>
-      </w:hyperlink>
-      <w:r>
-        <w:t>). Explaining how episodic memory keeps consequential event memories accessible while regulating their retrieval is therefore a shared target for both clinical science and mechanistic theories of memory.</w:t>
-      </w:r>
-    </w:p>
-    <w:p>
-      <w:pPr>
-        <w:pStyle w:val="BodyText"/>
-      </w:pPr>
-      <w:r>
-        <w:t xml:space="preserve">The trauma-film paradigm provides a controlled setting for comparing intrusive and voluntary memory for the same </w:t>
-      </w:r>
-      <w:r>
-        <w:t xml:space="preserve">material </w:t>
-      </w:r>
-      <w:r>
-        <w:t>(</w:t>
-      </w:r>
-      <w:hyperlink w:anchor="ref-holmes2008inducing">
-        <w:r>
-          <w:rPr>
-            <w:rStyle w:val="Hyperlink"/>
-          </w:rPr>
-          <w:t>Holmes &amp; Bourne, 2008</w:t>
-        </w:r>
-      </w:hyperlink>
-      <w:r>
-        <w:t xml:space="preserve">; </w:t>
-      </w:r>
-      <w:hyperlink w:anchor="ref-james2016trauma">
-        <w:r>
-          <w:rPr>
-            <w:rStyle w:val="Hyperlink"/>
-          </w:rPr>
-          <w:t>James et al., 2016</w:t>
-        </w:r>
-      </w:hyperlink>
-      <w:r>
-        <w:t xml:space="preserve">). Participants view </w:t>
-      </w:r>
-      <w:r>
-        <w:t xml:space="preserve">a </w:t>
-      </w:r>
-      <w:r>
-        <w:t>distressing film, record later intrusi</w:t>
-      </w:r>
-      <w:r>
-        <w:t>ons</w:t>
-      </w:r>
-      <w:r>
-        <w:t>, and often complete voluntary-memory tests</w:t>
-      </w:r>
-      <w:r>
-        <w:t xml:space="preserve"> of its contents</w:t>
-      </w:r>
-      <w:r>
-        <w:t xml:space="preserve">. This design makes it possible to ask whether the same </w:t>
-      </w:r>
-      <w:r>
-        <w:t>material</w:t>
-      </w:r>
-      <w:r>
-        <w:t xml:space="preserve"> can remain accessible to </w:t>
-      </w:r>
-      <w:r>
-        <w:t xml:space="preserve">voluntary </w:t>
-      </w:r>
-      <w:r>
-        <w:t>retrieval while becoming more or less likely to come to mind involuntarily. In such research, intrusion frequency is often only weakly related to voluntary-memory performance (</w:t>
-      </w:r>
-      <w:hyperlink w:anchor="ref-holmes2004trauma">
-        <w:r>
-          <w:rPr>
-            <w:rStyle w:val="Hyperlink"/>
-          </w:rPr>
-          <w:t>Holmes et al., 2004</w:t>
-        </w:r>
-      </w:hyperlink>
-      <w:r>
-        <w:t xml:space="preserve">; </w:t>
-      </w:r>
-      <w:hyperlink w:anchor="ref-james2016trauma">
-        <w:r>
-          <w:rPr>
-            <w:rStyle w:val="Hyperlink"/>
-          </w:rPr>
-          <w:t>James et al., 2016</w:t>
-        </w:r>
-      </w:hyperlink>
-      <w:r>
-        <w:t xml:space="preserve">). </w:t>
-      </w:r>
-      <w:r>
-        <w:t>Memory for the same film can therefore arise involuntarily</w:t>
-      </w:r>
-      <w:ins w:id="11" w:author="Rik Henson" w:date="2026-07-25T10:14:00Z">
-        <w:r>
-          <w:t>,</w:t>
-        </w:r>
-      </w:ins>
-      <w:r>
-        <w:t xml:space="preserve"> or be retrieved voluntarily, and the</w:t>
-      </w:r>
-      <w:ins w:id="12" w:author="Rik Henson" w:date="2026-07-25T10:14:00Z">
-        <w:r>
-          <w:t>se</w:t>
-        </w:r>
-      </w:ins>
-      <w:r>
-        <w:t xml:space="preserve"> two outcomes </w:t>
-      </w:r>
-      <w:del w:id="13" w:author="Rik Henson" w:date="2026-07-25T10:14:00Z">
-        <w:r>
-          <w:delText>need not vary together</w:delText>
-        </w:r>
-      </w:del>
-      <w:ins w:id="14" w:author="Rik Henson" w:date="2026-07-25T10:14:00Z">
-        <w:r>
-          <w:t xml:space="preserve"> </w:t>
-        </w:r>
-      </w:ins>
-      <w:ins w:id="15" w:author="Rik Henson" w:date="2026-07-25T10:15:00Z">
-        <w:r>
-          <w:t>can be largely</w:t>
-        </w:r>
-      </w:ins>
-      <w:ins w:id="16" w:author="Rik Henson" w:date="2026-07-25T10:14:00Z">
-        <w:r>
-          <w:t xml:space="preserve"> independent</w:t>
-        </w:r>
-      </w:ins>
-      <w:r>
-        <w:t>.</w:t>
-      </w:r>
-    </w:p>
-    <w:p>
-      <w:pPr>
-        <w:pStyle w:val="BodyText"/>
-      </w:pPr>
-      <w:r>
-        <w:t xml:space="preserve">Researchers </w:t>
-      </w:r>
-      <w:r>
-        <w:t xml:space="preserve">have </w:t>
-      </w:r>
-      <w:r>
-        <w:t>sharpen</w:t>
-      </w:r>
-      <w:r>
-        <w:t>ed</w:t>
-      </w:r>
-      <w:r>
-        <w:t xml:space="preserve"> this dissociation </w:t>
-      </w:r>
-      <w:r>
-        <w:t xml:space="preserve">using </w:t>
-      </w:r>
-      <w:r>
-        <w:t>the</w:t>
-      </w:r>
-      <w:r>
-        <w:t xml:space="preserve"> imagery-competing task </w:t>
-      </w:r>
-      <w:r>
-        <w:t>i</w:t>
-      </w:r>
-      <w:r>
-        <w:t>ntervention (ICTI)</w:t>
-      </w:r>
-      <w:r>
-        <w:t xml:space="preserve"> and related procedures. </w:t>
-      </w:r>
-      <w:r>
-        <w:t xml:space="preserve">In an ICTI, participants receive reminders of the target event and then complete a brief task designed to compete with the visual imagery those reminders </w:t>
-      </w:r>
-      <w:r>
-        <w:t>call</w:t>
-      </w:r>
-      <w:r>
-        <w:t xml:space="preserve"> to mind</w:t>
-      </w:r>
-      <w:r>
-        <w:t xml:space="preserve"> </w:t>
-      </w:r>
-      <w:r>
-        <w:t>(</w:t>
-      </w:r>
-      <w:r>
-        <w:t xml:space="preserve">deBettencourt et al., 2026; </w:t>
-      </w:r>
-      <w:r>
-        <w:t>Highfield et al., 2025)</w:t>
-      </w:r>
-      <w:r>
-        <w:t>.</w:t>
-      </w:r>
-      <w:r>
-        <w:t xml:space="preserve"> </w:t>
-      </w:r>
-      <w:r>
-        <w:t>I</w:t>
-      </w:r>
-      <w:r>
-        <w:t>magery-competing tasks administered within hours of film viewing have</w:t>
-      </w:r>
-      <w:r>
-        <w:t xml:space="preserve"> </w:t>
-      </w:r>
-      <w:r>
-        <w:t>reduce</w:t>
-      </w:r>
-      <w:r>
-        <w:t>d</w:t>
-      </w:r>
-      <w:r>
-        <w:t xml:space="preserve"> later film intrusions while </w:t>
-      </w:r>
-      <w:r>
-        <w:lastRenderedPageBreak/>
-        <w:t>voluntary memory for the same material</w:t>
-      </w:r>
-      <w:r>
-        <w:t xml:space="preserve"> has</w:t>
-      </w:r>
-      <w:r>
-        <w:t xml:space="preserve"> remain</w:t>
-      </w:r>
-      <w:r>
-        <w:t>ed</w:t>
-      </w:r>
-      <w:r>
-        <w:t xml:space="preserve"> relatively intact (</w:t>
-      </w:r>
-      <w:hyperlink w:anchor="ref-asselbergs2024effectiveness">
-        <w:r>
-          <w:rPr>
-            <w:rStyle w:val="Hyperlink"/>
-          </w:rPr>
-          <w:t>Asselbergs et al., 2024</w:t>
-        </w:r>
-      </w:hyperlink>
-      <w:r>
-        <w:t xml:space="preserve">, </w:t>
-      </w:r>
-      <w:hyperlink w:anchor="ref-deeprose2012imagery">
-        <w:r>
-          <w:rPr>
-            <w:rStyle w:val="Hyperlink"/>
-          </w:rPr>
-          <w:t>Deeprose et al., 2012</w:t>
-        </w:r>
-      </w:hyperlink>
-      <w:r>
-        <w:t xml:space="preserve">; </w:t>
-      </w:r>
-      <w:hyperlink w:anchor="ref-holmes2009can">
-        <w:r>
-          <w:rPr>
-            <w:rStyle w:val="Hyperlink"/>
-          </w:rPr>
-          <w:t>Holmes et al., 2009</w:t>
-        </w:r>
-      </w:hyperlink>
-      <w:r>
-        <w:t xml:space="preserve">, </w:t>
-      </w:r>
-      <w:hyperlink w:anchor="ref-holmes2010key">
-        <w:r>
-          <w:rPr>
-            <w:rStyle w:val="Hyperlink"/>
-          </w:rPr>
-          <w:t>2010</w:t>
-        </w:r>
-      </w:hyperlink>
-      <w:r>
-        <w:t xml:space="preserve">; </w:t>
-      </w:r>
-      <w:hyperlink w:anchor="ref-lau2019intrusive">
-        <w:r>
-          <w:rPr>
-            <w:rStyle w:val="Hyperlink"/>
-          </w:rPr>
-          <w:t>Lau-Zhu et al., 2019</w:t>
-        </w:r>
-      </w:hyperlink>
-      <w:r>
-        <w:t xml:space="preserve">, </w:t>
-      </w:r>
-      <w:hyperlink w:anchor="ref-lau2021selectively">
-        <w:r>
-          <w:rPr>
-            <w:rStyle w:val="Hyperlink"/>
-          </w:rPr>
-          <w:t>2021</w:t>
-        </w:r>
-      </w:hyperlink>
-      <w:r>
-        <w:t xml:space="preserve">). </w:t>
-      </w:r>
-      <w:r>
-        <w:t>In d</w:t>
-      </w:r>
-      <w:r>
-        <w:t>elayed variants</w:t>
-      </w:r>
-      <w:ins w:id="17" w:author="Rik Henson" w:date="2026-07-25T10:15:00Z">
-        <w:r>
-          <w:t>,</w:t>
-        </w:r>
-      </w:ins>
-      <w:r>
-        <w:t xml:space="preserve"> </w:t>
-      </w:r>
-      <w:r>
-        <w:t>p</w:t>
-      </w:r>
-      <w:r>
-        <w:t xml:space="preserve">articipants return </w:t>
-      </w:r>
-      <w:r>
-        <w:t>a</w:t>
-      </w:r>
-      <w:r>
-        <w:t xml:space="preserve"> day</w:t>
-      </w:r>
-      <w:r>
-        <w:t xml:space="preserve"> or more after film viewing and receive a</w:t>
-      </w:r>
-      <w:r>
-        <w:t xml:space="preserve"> reminder</w:t>
-      </w:r>
-      <w:r>
-        <w:t xml:space="preserve"> before </w:t>
-      </w:r>
-      <w:r>
-        <w:t>complet</w:t>
-      </w:r>
-      <w:r>
-        <w:t>ing</w:t>
-      </w:r>
-      <w:r>
-        <w:t xml:space="preserve"> the </w:t>
-      </w:r>
-      <w:r>
-        <w:t>task</w:t>
-      </w:r>
-      <w:r>
-        <w:t xml:space="preserve">. </w:t>
-      </w:r>
-      <w:r>
-        <w:t>These studies likewise report reduced intrusions while recognition performance remains relatively intact</w:t>
-      </w:r>
-      <w:r>
-        <w:t xml:space="preserve"> (</w:t>
-      </w:r>
-      <w:hyperlink w:anchor="ref-james2015computer">
-        <w:r>
-          <w:rPr>
-            <w:rStyle w:val="Hyperlink"/>
-          </w:rPr>
-          <w:t>James et al., 2015</w:t>
-        </w:r>
-      </w:hyperlink>
-      <w:r>
-        <w:t xml:space="preserve">; </w:t>
-      </w:r>
-      <w:hyperlink w:anchor="ref-kessler2020visuospatial">
-        <w:r>
-          <w:rPr>
-            <w:rStyle w:val="Hyperlink"/>
-          </w:rPr>
-          <w:t>Kessler et al., 2020</w:t>
-        </w:r>
-      </w:hyperlink>
-      <w:r>
-        <w:t>)</w:t>
-      </w:r>
-      <w:r>
-        <w:t>.</w:t>
-      </w:r>
-      <w:r>
-        <w:t xml:space="preserve"> </w:t>
-      </w:r>
-      <w:r>
-        <w:t>C</w:t>
-      </w:r>
-      <w:r>
-        <w:t xml:space="preserve">linical </w:t>
-      </w:r>
-      <w:r>
-        <w:t>studies</w:t>
-      </w:r>
-      <w:r>
-        <w:t xml:space="preserve"> </w:t>
-      </w:r>
-      <w:r>
-        <w:t>have also found that ICTIs reduce</w:t>
-      </w:r>
-      <w:r>
-        <w:t xml:space="preserve"> </w:t>
-      </w:r>
-      <w:r>
-        <w:t>intrusive memories after real-world trauma</w:t>
-      </w:r>
-      <w:r>
-        <w:t xml:space="preserve"> </w:t>
-      </w:r>
-      <w:r>
-        <w:t>(</w:t>
-      </w:r>
-      <w:hyperlink w:anchor="ref-beckenstrom2026digital" w:history="1">
-        <w:r>
-          <w:rPr>
-            <w:rStyle w:val="Hyperlink"/>
-          </w:rPr>
-          <w:t>Beckenstrom et al., 2026</w:t>
-        </w:r>
-      </w:hyperlink>
-      <w:r>
-        <w:t xml:space="preserve">; </w:t>
-      </w:r>
-      <w:hyperlink w:anchor="ref-iyadurai2023reducing" w:history="1">
-        <w:r>
-          <w:rPr>
-            <w:rStyle w:val="Hyperlink"/>
-          </w:rPr>
-          <w:t>Iyadurai et al., 2023</w:t>
-        </w:r>
-      </w:hyperlink>
-      <w:r>
-        <w:t xml:space="preserve">; </w:t>
-      </w:r>
-      <w:hyperlink w:anchor="ref-kanstrup2024guided" w:history="1">
-        <w:r>
-          <w:rPr>
-            <w:rStyle w:val="Hyperlink"/>
-          </w:rPr>
-          <w:t>Kanstrup et al., 2024</w:t>
-        </w:r>
-      </w:hyperlink>
-      <w:r>
-        <w:t xml:space="preserve">; </w:t>
-      </w:r>
-      <w:hyperlink w:anchor="ref_kessler2018reducing" w:history="1">
-        <w:r>
-          <w:rPr>
-            <w:rStyle w:val="Hyperlink"/>
-          </w:rPr>
-          <w:t>Kessler et al., 2018</w:t>
-        </w:r>
-      </w:hyperlink>
-      <w:r>
-        <w:t xml:space="preserve">; </w:t>
-      </w:r>
-      <w:hyperlink w:anchor="ref-ramineni2023treating" w:history="1">
-        <w:r>
-          <w:rPr>
-            <w:rStyle w:val="Hyperlink"/>
-          </w:rPr>
-          <w:t>Ramineni et al., 2023</w:t>
-        </w:r>
-      </w:hyperlink>
-      <w:r>
-        <w:t>)</w:t>
-      </w:r>
-      <w:r>
-        <w:t xml:space="preserve">. The pattern of reduced intrusions </w:t>
-      </w:r>
-      <w:r>
-        <w:t xml:space="preserve">alongside </w:t>
-      </w:r>
-      <w:r>
-        <w:t xml:space="preserve">relatively preserved </w:t>
-      </w:r>
-      <w:r>
-        <w:t xml:space="preserve">voluntary </w:t>
-      </w:r>
-      <w:r>
-        <w:t xml:space="preserve">memory is termed </w:t>
-      </w:r>
-      <w:r>
-        <w:t>‘</w:t>
-      </w:r>
-      <w:r>
-        <w:t xml:space="preserve">the </w:t>
-      </w:r>
-      <w:r>
-        <w:t>selective interference</w:t>
-      </w:r>
-      <w:r>
-        <w:t xml:space="preserve"> effect</w:t>
-      </w:r>
-      <w:r>
-        <w:t>’</w:t>
-      </w:r>
-      <w:r>
-        <w:t xml:space="preserve"> </w:t>
-      </w:r>
-      <w:r>
-        <w:t>(</w:t>
-      </w:r>
-      <w:hyperlink w:anchor="ref-lau2019intrusive">
-        <w:r>
-          <w:rPr>
-            <w:rStyle w:val="Hyperlink"/>
-          </w:rPr>
-          <w:t>Lau-Zhu et al., 2019</w:t>
-        </w:r>
-      </w:hyperlink>
-      <w:r>
-        <w:t xml:space="preserve">, </w:t>
-      </w:r>
-      <w:hyperlink w:anchor="ref-lau2021selectively">
-        <w:r>
-          <w:rPr>
-            <w:rStyle w:val="Hyperlink"/>
-          </w:rPr>
-          <w:t>2021</w:t>
-        </w:r>
-      </w:hyperlink>
-      <w:r>
-        <w:t>)</w:t>
-      </w:r>
-      <w:r>
-        <w:t xml:space="preserve">. </w:t>
-      </w:r>
-      <w:r>
-        <w:t xml:space="preserve">Explaining this effect within a broader theory of episodic memory search is the central aim of this </w:t>
-      </w:r>
-      <w:r>
-        <w:t>work</w:t>
-      </w:r>
-      <w:r>
-        <w:t>.</w:t>
-      </w:r>
-    </w:p>
-    <w:p>
-      <w:pPr>
-        <w:pStyle w:val="BodyText"/>
-      </w:pPr>
-      <w:r>
-        <w:t>One prominent existing explanation holds</w:t>
-      </w:r>
-      <w:r>
-        <w:t xml:space="preserve"> </w:t>
-      </w:r>
-      <w:r>
-        <w:t xml:space="preserve">that intrusive and voluntary remembering depend on </w:t>
-      </w:r>
-      <w:r>
-        <w:t>separate memory representations</w:t>
-      </w:r>
-      <w:r>
-        <w:t xml:space="preserve"> that </w:t>
-      </w:r>
-      <w:r>
-        <w:t xml:space="preserve">are </w:t>
-      </w:r>
-      <w:r>
-        <w:t>different</w:t>
-      </w:r>
-      <w:r>
-        <w:t>ly</w:t>
-      </w:r>
-      <w:r>
-        <w:t xml:space="preserve"> vulnerable</w:t>
-      </w:r>
-      <w:r>
-        <w:t xml:space="preserve"> to interference</w:t>
-      </w:r>
-      <w:r>
-        <w:t xml:space="preserve"> (</w:t>
-      </w:r>
-      <w:hyperlink w:anchor="ref-brewin1996dual">
-        <w:r>
-          <w:rPr>
-            <w:rStyle w:val="Hyperlink"/>
-          </w:rPr>
-          <w:t>Brewin et al., 1996</w:t>
-        </w:r>
-      </w:hyperlink>
-      <w:r>
-        <w:t xml:space="preserve">; </w:t>
-      </w:r>
-      <w:hyperlink w:anchor="ref-brewin2014episodic">
-        <w:r>
-          <w:rPr>
-            <w:rStyle w:val="Hyperlink"/>
-          </w:rPr>
-          <w:t>Brewin, 2014</w:t>
-        </w:r>
-      </w:hyperlink>
-      <w:r>
-        <w:t xml:space="preserve">). Dual-representation accounts give this interpretation an architectural basis. They </w:t>
-      </w:r>
-      <w:del w:id="18" w:author="Rik Henson" w:date="2026-07-25T10:16:00Z">
-        <w:r>
-          <w:delText xml:space="preserve">link </w:delText>
-        </w:r>
-      </w:del>
-      <w:ins w:id="19" w:author="Rik Henson" w:date="2026-07-25T10:16:00Z">
-        <w:r>
-          <w:t xml:space="preserve">postulate that </w:t>
-        </w:r>
-      </w:ins>
-      <w:del w:id="20" w:author="Rik Henson" w:date="2026-07-25T10:16:00Z">
-        <w:r>
-          <w:delText xml:space="preserve">coherent </w:delText>
-        </w:r>
-      </w:del>
-      <w:r>
-        <w:t xml:space="preserve">voluntary </w:t>
-      </w:r>
-      <w:r>
-        <w:t xml:space="preserve">recollection </w:t>
-      </w:r>
-      <w:del w:id="21" w:author="Rik Henson" w:date="2026-07-25T10:17:00Z">
-        <w:r>
-          <w:delText xml:space="preserve">to </w:delText>
-        </w:r>
-      </w:del>
-      <w:ins w:id="22" w:author="Rik Henson" w:date="2026-07-25T10:17:00Z">
-        <w:r>
-          <w:t xml:space="preserve">arises from </w:t>
-        </w:r>
-      </w:ins>
-      <w:r>
-        <w:t>hippocampally</w:t>
-      </w:r>
-      <w:ins w:id="23" w:author="Rik Henson" w:date="2026-07-25T10:16:00Z">
-        <w:r>
-          <w:t>-</w:t>
-        </w:r>
-      </w:ins>
-      <w:del w:id="24" w:author="Rik Henson" w:date="2026-07-25T10:16:00Z">
-        <w:r>
-          <w:delText xml:space="preserve"> </w:delText>
-        </w:r>
-      </w:del>
-      <w:r>
-        <w:t>supported representations that bind event elements within a spatiotemporal context (</w:t>
-      </w:r>
-      <w:hyperlink w:anchor="ref-bird2012hippocampus">
-        <w:r>
-          <w:rPr>
-            <w:rStyle w:val="Hyperlink"/>
-          </w:rPr>
-          <w:t>Bird et al., 2012</w:t>
-        </w:r>
-      </w:hyperlink>
-      <w:r>
-        <w:t xml:space="preserve">; </w:t>
-      </w:r>
-      <w:hyperlink w:anchor="ref-bisby2020reduced">
-        <w:r>
-          <w:rPr>
-            <w:rStyle w:val="Hyperlink"/>
-          </w:rPr>
-          <w:t>Bisby et al., 2020</w:t>
-        </w:r>
-      </w:hyperlink>
-      <w:r>
-        <w:t>)</w:t>
-      </w:r>
-      <w:del w:id="25" w:author="Rik Henson" w:date="2026-07-25T10:17:00Z">
-        <w:r>
-          <w:delText xml:space="preserve">. </w:delText>
-        </w:r>
-        <w:r>
-          <w:delText>T</w:delText>
-        </w:r>
-      </w:del>
-      <w:ins w:id="26" w:author="Rik Henson" w:date="2026-07-25T10:17:00Z">
-        <w:r>
-          <w:t xml:space="preserve">, whereas </w:t>
-        </w:r>
-      </w:ins>
-      <w:del w:id="27" w:author="Rik Henson" w:date="2026-07-25T10:17:00Z">
-        <w:r>
-          <w:delText xml:space="preserve">hey suggest that </w:delText>
-        </w:r>
-      </w:del>
-      <w:r>
-        <w:t>i</w:t>
-      </w:r>
-      <w:r>
-        <w:t xml:space="preserve">ntrusive re-experiencing </w:t>
-      </w:r>
-      <w:del w:id="28" w:author="Rik Henson" w:date="2026-07-25T10:17:00Z">
-        <w:r>
-          <w:delText>is</w:delText>
-        </w:r>
-        <w:r>
-          <w:delText xml:space="preserve"> due</w:delText>
-        </w:r>
-      </w:del>
-      <w:ins w:id="29" w:author="Rik Henson" w:date="2026-07-25T10:17:00Z">
-        <w:r>
-          <w:t>arises from</w:t>
-        </w:r>
-      </w:ins>
-      <w:del w:id="30" w:author="Rik Henson" w:date="2026-07-25T10:17:00Z">
-        <w:r>
-          <w:delText xml:space="preserve"> to</w:delText>
-        </w:r>
-      </w:del>
-      <w:r>
-        <w:t xml:space="preserve"> activation of</w:t>
-      </w:r>
-      <w:r>
-        <w:t xml:space="preserve"> sensory and affective representations supported by amygdala and sensory systems (</w:t>
-      </w:r>
-      <w:hyperlink w:anchor="ref-bisby2020reduced">
-        <w:r>
-          <w:rPr>
-            <w:rStyle w:val="Hyperlink"/>
-          </w:rPr>
-          <w:t>Bisby et al., 2020</w:t>
-        </w:r>
-      </w:hyperlink>
-      <w:r>
-        <w:t xml:space="preserve">; </w:t>
-      </w:r>
-      <w:hyperlink w:anchor="ref-brewin2010intrusive">
-        <w:r>
-          <w:rPr>
-            <w:rStyle w:val="Hyperlink"/>
-          </w:rPr>
-          <w:t>Brewin et al., 2010</w:t>
-        </w:r>
-      </w:hyperlink>
-      <w:r>
-        <w:t xml:space="preserve">). </w:t>
-      </w:r>
-      <w:r>
-        <w:t>When the task follows soon after film viewing, it is proposed to interfere with consolidation of the sensory-perceptual representation</w:t>
-      </w:r>
-      <w:r>
-        <w:t xml:space="preserve"> (</w:t>
-      </w:r>
-      <w:hyperlink w:anchor="ref-holmes2009can">
-        <w:r>
-          <w:rPr>
-            <w:rStyle w:val="Hyperlink"/>
-          </w:rPr>
-          <w:t>Holmes et al., 2009</w:t>
-        </w:r>
-      </w:hyperlink>
-      <w:r>
-        <w:t xml:space="preserve">, </w:t>
-      </w:r>
-      <w:hyperlink w:anchor="ref-holmes2010key">
-        <w:r>
-          <w:rPr>
-            <w:rStyle w:val="Hyperlink"/>
-          </w:rPr>
-          <w:t>2010</w:t>
-        </w:r>
-      </w:hyperlink>
-      <w:r>
-        <w:t xml:space="preserve">). </w:t>
-      </w:r>
-      <w:r>
-        <w:t>When the intervention is delayed, the reminder is instead treated as reactivating the relevant memory before the task, allowing the interference procedure to alter later availability through reconsolidation or post-reactivation updating</w:t>
-      </w:r>
-      <w:r>
-        <w:t xml:space="preserve"> </w:t>
-      </w:r>
-      <w:r>
-        <w:t>(</w:t>
-      </w:r>
-      <w:hyperlink w:anchor="ref-james2015computer">
-        <w:r>
-          <w:rPr>
-            <w:rStyle w:val="Hyperlink"/>
-          </w:rPr>
-          <w:t>James et al., 2015</w:t>
-        </w:r>
-      </w:hyperlink>
-      <w:r>
-        <w:t xml:space="preserve">; </w:t>
-      </w:r>
-      <w:hyperlink w:anchor="ref-kindt2009beyond">
-        <w:r>
-          <w:rPr>
-            <w:rStyle w:val="Hyperlink"/>
-          </w:rPr>
-          <w:t>Kindt et al., 2009</w:t>
-        </w:r>
-      </w:hyperlink>
-      <w:r>
-        <w:t xml:space="preserve">). </w:t>
-      </w:r>
-      <w:r>
-        <w:t xml:space="preserve">The selective interference effect is therefore interpreted as evidence that the intervention disrupts the </w:t>
-      </w:r>
-      <w:r>
-        <w:lastRenderedPageBreak/>
-        <w:t>sensory-bound representation</w:t>
-      </w:r>
-      <w:ins w:id="31" w:author="Rik Henson" w:date="2026-07-25T10:18:00Z">
-        <w:r>
-          <w:t>s</w:t>
-        </w:r>
-      </w:ins>
-      <w:r>
-        <w:t xml:space="preserve"> </w:t>
-      </w:r>
-      <w:ins w:id="32" w:author="Rik Henson" w:date="2026-07-25T10:18:00Z">
-        <w:r>
-          <w:t xml:space="preserve">that </w:t>
-        </w:r>
-      </w:ins>
-      <w:r>
-        <w:t>support</w:t>
-      </w:r>
-      <w:del w:id="33" w:author="Rik Henson" w:date="2026-07-25T10:18:00Z">
-        <w:r>
-          <w:delText>ing</w:delText>
-        </w:r>
-      </w:del>
-      <w:r>
-        <w:t xml:space="preserve"> intrusions more strongly than the contextualized representation</w:t>
-      </w:r>
-      <w:ins w:id="34" w:author="Rik Henson" w:date="2026-07-25T10:18:00Z">
-        <w:r>
-          <w:t>s</w:t>
-        </w:r>
-      </w:ins>
-      <w:r>
-        <w:t xml:space="preserve"> </w:t>
-      </w:r>
-      <w:ins w:id="35" w:author="Rik Henson" w:date="2026-07-25T10:18:00Z">
-        <w:r>
-          <w:t xml:space="preserve">that </w:t>
-        </w:r>
-      </w:ins>
-      <w:r>
-        <w:t>support</w:t>
-      </w:r>
-      <w:del w:id="36" w:author="Rik Henson" w:date="2026-07-25T10:18:00Z">
-        <w:r>
-          <w:delText>ing</w:delText>
-        </w:r>
-      </w:del>
-      <w:r>
-        <w:t xml:space="preserve"> voluntary recollection</w:t>
-      </w:r>
-      <w:r>
-        <w:t xml:space="preserve"> (</w:t>
-      </w:r>
-      <w:hyperlink w:anchor="ref-deeprose2012imagery" w:history="1">
-        <w:r>
-          <w:rPr>
-            <w:rStyle w:val="Hyperlink"/>
-          </w:rPr>
-          <w:t>Deeprose et al, 2012</w:t>
-        </w:r>
-      </w:hyperlink>
-      <w:r>
-        <w:t xml:space="preserve">; </w:t>
-      </w:r>
-      <w:hyperlink w:anchor="ref-lau2019intrusive">
-        <w:r>
-          <w:rPr>
-            <w:rStyle w:val="Hyperlink"/>
-          </w:rPr>
-          <w:t>Lau-Zhu et al., 2019</w:t>
-        </w:r>
-      </w:hyperlink>
-      <w:r>
-        <w:t>).</w:t>
-      </w:r>
-    </w:p>
-    <w:p>
-      <w:pPr>
-        <w:pStyle w:val="BodyText"/>
-      </w:pPr>
-      <w:r>
-        <w:t xml:space="preserve">Here we argue that preserved voluntary memory does not, by itself, establish that a separate representation was spared. </w:t>
-      </w:r>
-      <w:r>
-        <w:t>More generally, differences in retrieval outcomes need not reveal differences in what was stored</w:t>
-      </w:r>
-      <w:r>
-        <w:t>. The s</w:t>
-      </w:r>
-      <w:r>
-        <w:t>elective interference</w:t>
-      </w:r>
-      <w:r>
-        <w:t xml:space="preserve"> effect</w:t>
-      </w:r>
-      <w:r>
-        <w:t xml:space="preserve"> can instead arise from differences in how </w:t>
-      </w:r>
-      <w:r>
-        <w:t xml:space="preserve">the same </w:t>
-      </w:r>
-      <w:r>
-        <w:t>memor</w:t>
-      </w:r>
-      <w:r>
-        <w:t>y</w:t>
-      </w:r>
-      <w:r>
-        <w:t xml:space="preserve"> </w:t>
-      </w:r>
-      <w:r>
-        <w:t xml:space="preserve">is </w:t>
-      </w:r>
-      <w:r>
-        <w:t xml:space="preserve">cued and controlled at retrieval. </w:t>
-      </w:r>
-    </w:p>
-    <w:p>
-      <w:pPr>
-        <w:pStyle w:val="BodyText"/>
-      </w:pPr>
-      <w:r>
-        <w:t xml:space="preserve">Retrieved-context models offer a general theory of episodic memory search in which context can guide </w:t>
-      </w:r>
-      <w:r>
-        <w:t>goal-directed remembering</w:t>
-      </w:r>
-      <w:r>
-        <w:t xml:space="preserve"> and give rise to unintended intrusions (</w:t>
-      </w:r>
-      <w:hyperlink w:anchor="ref-cohen2022memory" w:history="1">
-        <w:r>
-          <w:rPr>
-            <w:rStyle w:val="Hyperlink"/>
-          </w:rPr>
-          <w:t>Cohen &amp; Kahana, 2022</w:t>
-        </w:r>
-      </w:hyperlink>
-      <w:r>
-        <w:t xml:space="preserve">; </w:t>
-      </w:r>
-      <w:hyperlink w:anchor="ref-lohnas2015expanding" w:history="1">
-        <w:r>
-          <w:rPr>
-            <w:rStyle w:val="Hyperlink"/>
-          </w:rPr>
-          <w:t>Lohnas et al., 2015</w:t>
-        </w:r>
-      </w:hyperlink>
-      <w:r>
-        <w:t xml:space="preserve">; </w:t>
-      </w:r>
-      <w:hyperlink w:anchor="ref-polyn2011semantic" w:history="1">
-        <w:r>
-          <w:rPr>
-            <w:rStyle w:val="Hyperlink"/>
-          </w:rPr>
-          <w:t>Polyn et al., 2011</w:t>
-        </w:r>
-      </w:hyperlink>
-      <w:r>
-        <w:t xml:space="preserve">). </w:t>
-      </w:r>
-      <w:r>
-        <w:t>Yet, to our knowledge, they have not explained how a single episodic memory system can yield different effects of interference under unguided and goal-directed retrieval</w:t>
-      </w:r>
-      <w:r>
-        <w:t xml:space="preserve">. </w:t>
-      </w:r>
-      <w:r>
-        <w:t xml:space="preserve">To address </w:t>
-      </w:r>
-      <w:r>
-        <w:t>this gap</w:t>
-      </w:r>
-      <w:r>
-        <w:t>,</w:t>
-      </w:r>
-      <w:r>
-        <w:t xml:space="preserve"> </w:t>
-      </w:r>
-      <w:r>
-        <w:t>we model unguided and deliberate recall as arising</w:t>
-      </w:r>
-      <w:r>
-        <w:t xml:space="preserve"> from the same learned associations</w:t>
-      </w:r>
-      <w:r>
-        <w:t>.</w:t>
-      </w:r>
-      <w:r>
-        <w:t xml:space="preserve"> </w:t>
-      </w:r>
-      <w:r>
-        <w:t>We</w:t>
-      </w:r>
-      <w:r>
-        <w:t xml:space="preserve"> evaluate</w:t>
-      </w:r>
-      <w:r>
-        <w:t xml:space="preserve"> alternative mechanisms </w:t>
-      </w:r>
-      <w:r>
-        <w:t>for controlling how</w:t>
-      </w:r>
-      <w:r>
-        <w:t xml:space="preserve"> those associations</w:t>
-      </w:r>
-      <w:r>
-        <w:t xml:space="preserve"> guide</w:t>
-      </w:r>
-      <w:r>
-        <w:t xml:space="preserve"> deliberate recall</w:t>
-      </w:r>
-      <w:r>
-        <w:t xml:space="preserve">, asking whether they </w:t>
-      </w:r>
-      <w:r>
-        <w:t>reduce the effect of interference o</w:t>
-      </w:r>
-      <w:r>
-        <w:t>r merely raise</w:t>
-      </w:r>
-      <w:r>
-        <w:t xml:space="preserve"> recall overall.</w:t>
-      </w:r>
-      <w:r>
-        <w:t xml:space="preserve"> </w:t>
-      </w:r>
-      <w:r>
-        <w:t xml:space="preserve">Selective interference therefore provides a demanding test: </w:t>
-      </w:r>
-      <w:commentRangeStart w:id="37"/>
-      <w:r>
-        <w:t>preserved voluntary memory must emerge from the model rather than be assumed to follow from deliberate retrieval.</w:t>
-      </w:r>
-      <w:commentRangeEnd w:id="37"/>
+        <w:commentReference w:id="8"/>
+      </w:r>
+      <w:commentRangeEnd w:id="9"/>
       <w:r>
         <w:rPr>
           <w:rStyle w:val="CommentReference"/>
           <w:sz w:val="24"/>
           <w:szCs w:val="24"/>
         </w:rPr>
-        <w:commentReference w:id="37"/>
-      </w:r>
-    </w:p>
-    <w:p>
-      <w:pPr>
-        <w:pStyle w:val="BodyText"/>
-      </w:pPr>
-      <w:r>
-        <w:t xml:space="preserve">In </w:t>
-      </w:r>
-      <w:r>
-        <w:t xml:space="preserve">our </w:t>
-      </w:r>
-      <w:r>
-        <w:t>account</w:t>
-      </w:r>
-      <w:r>
-        <w:t xml:space="preserve">, </w:t>
-      </w:r>
-      <w:r>
-        <w:t>task material interferes with film recall by becoming a competitor during later memory search.</w:t>
-      </w:r>
-      <w:r>
-        <w:t xml:space="preserve"> F</w:t>
-      </w:r>
-      <w:r>
-        <w:t>ilm events become associated with contex</w:t>
-      </w:r>
-      <w:r>
-        <w:t>t</w:t>
-      </w:r>
-      <w:r>
-        <w:t>, a gradually changing mental representation of recent experience (</w:t>
-      </w:r>
-      <w:hyperlink w:anchor="ref-howard2002distributed" w:history="1">
-        <w:r>
-          <w:rPr>
-            <w:rStyle w:val="Hyperlink"/>
-          </w:rPr>
-          <w:t>Howard &amp; Kahana, 2002</w:t>
-        </w:r>
-      </w:hyperlink>
-      <w:r>
-        <w:t xml:space="preserve">; </w:t>
-      </w:r>
-      <w:hyperlink w:anchor="ref-polyn2009context" w:history="1">
-        <w:r>
-          <w:rPr>
-            <w:rStyle w:val="Hyperlink"/>
-          </w:rPr>
-          <w:t>Polyn et al, 2009a</w:t>
-        </w:r>
-      </w:hyperlink>
-      <w:r>
-        <w:t>)</w:t>
-      </w:r>
-      <w:r>
-        <w:t xml:space="preserve">. </w:t>
-      </w:r>
-      <w:r>
-        <w:t>A</w:t>
-      </w:r>
-      <w:r>
-        <w:t xml:space="preserve"> film reminder reinstates </w:t>
-      </w:r>
-      <w:r>
-        <w:t>th</w:t>
-      </w:r>
-      <w:r>
-        <w:t>is film-associated</w:t>
+        <w:commentReference w:id="9"/>
+      </w:r>
+      <w:ins w:id="11" w:author="Rik Henson" w:date="2026-07-25T10:10:00Z">
+        <w:r>
+          <w:t xml:space="preserve">) </w:t>
+        </w:r>
+      </w:ins>
+      <w:r>
+        <w:t>more than deliberate</w:t>
+      </w:r>
+      <w:r>
+        <w:t xml:space="preserve"> film</w:t>
+      </w:r>
+      <w:r>
+        <w:t xml:space="preserve"> recall when a maintained film-category cue selectively favors film candidates.</w:t>
       </w:r>
       <w:r>
         <w:t xml:space="preserve"> </w:t>
       </w:r>
-      <w:r>
-        <w:t>context</w:t>
-      </w:r>
-      <w:ins w:id="38" w:author="Rik Henson" w:date="2026-07-25T10:20:00Z">
-        <w:r>
-          <w:t xml:space="preserve">, </w:t>
-        </w:r>
-      </w:ins>
-      <w:ins w:id="39" w:author="Rik Henson" w:date="2026-07-25T10:22:00Z">
-        <w:r>
-          <w:t xml:space="preserve">such that any </w:t>
-        </w:r>
-      </w:ins>
-      <w:del w:id="40" w:author="Rik Henson" w:date="2026-07-25T10:22:00Z">
-        <w:r>
-          <w:delText xml:space="preserve"> </w:delText>
-        </w:r>
-      </w:del>
-      <w:del w:id="41" w:author="Rik Henson" w:date="2026-07-25T10:21:00Z">
-        <w:r>
-          <w:delText xml:space="preserve">associated </w:delText>
-        </w:r>
-      </w:del>
-      <w:del w:id="42" w:author="Rik Henson" w:date="2026-07-25T10:22:00Z">
-        <w:r>
-          <w:delText xml:space="preserve">task material </w:delText>
-        </w:r>
-      </w:del>
-      <w:del w:id="43" w:author="Rik Henson" w:date="2026-07-25T10:21:00Z">
-        <w:r>
-          <w:delText>is encoded</w:delText>
-        </w:r>
-      </w:del>
-      <w:del w:id="44" w:author="Rik Henson" w:date="2026-07-25T10:22:00Z">
-        <w:r>
-          <w:delText xml:space="preserve">. </w:delText>
-        </w:r>
-      </w:del>
-      <w:del w:id="45" w:author="Rik Henson" w:date="2026-07-25T10:21:00Z">
-        <w:r>
-          <w:delText>T</w:delText>
-        </w:r>
-      </w:del>
-      <w:ins w:id="46" w:author="Rik Henson" w:date="2026-07-25T10:21:00Z">
-        <w:r>
-          <w:t>t</w:t>
-        </w:r>
-      </w:ins>
-      <w:r>
-        <w:t xml:space="preserve">ask material </w:t>
-      </w:r>
-      <w:ins w:id="47" w:author="Rik Henson" w:date="2026-07-25T10:22:00Z">
-        <w:r>
-          <w:t>following shortly afterwards</w:t>
-        </w:r>
-      </w:ins>
-      <w:del w:id="48" w:author="Rik Henson" w:date="2026-07-25T10:22:00Z">
-        <w:r>
-          <w:delText>then</w:delText>
-        </w:r>
-      </w:del>
-      <w:r>
-        <w:t xml:space="preserve"> </w:t>
-      </w:r>
-      <w:ins w:id="49" w:author="Rik Henson" w:date="2026-07-25T10:22:00Z">
-        <w:r>
-          <w:t xml:space="preserve">also </w:t>
-        </w:r>
-      </w:ins>
-      <w:r>
-        <w:t>become</w:t>
-      </w:r>
-      <w:r>
-        <w:t>s</w:t>
-      </w:r>
-      <w:r>
-        <w:t xml:space="preserve"> </w:t>
-      </w:r>
-      <w:ins w:id="50" w:author="Rik Henson" w:date="2026-07-25T10:21:00Z">
-        <w:r>
-          <w:t>associated</w:t>
-        </w:r>
-      </w:ins>
-      <w:del w:id="51" w:author="Rik Henson" w:date="2026-07-25T10:21:00Z">
-        <w:r>
-          <w:delText>linked</w:delText>
-        </w:r>
-      </w:del>
-      <w:r>
-        <w:t xml:space="preserve"> to th</w:t>
-      </w:r>
-      <w:r>
-        <w:t>e reinstated</w:t>
-      </w:r>
-      <w:r>
-        <w:t xml:space="preserve"> context. </w:t>
-      </w:r>
-      <w:r>
-        <w:t xml:space="preserve">When this context later guides retrieval, it </w:t>
-      </w:r>
-      <w:ins w:id="52" w:author="Rik Henson" w:date="2026-07-25T10:23:00Z">
-        <w:r>
-          <w:t xml:space="preserve">therefore </w:t>
-        </w:r>
-      </w:ins>
-      <w:del w:id="53" w:author="Rik Henson" w:date="2026-07-25T10:23:00Z">
-        <w:r>
-          <w:delText xml:space="preserve">supports </w:delText>
-        </w:r>
-      </w:del>
-      <w:ins w:id="54" w:author="Rik Henson" w:date="2026-07-25T10:23:00Z">
-        <w:r>
-          <w:t>cues</w:t>
-        </w:r>
-        <w:r>
-          <w:t xml:space="preserve"> </w:t>
-        </w:r>
-      </w:ins>
-      <w:r>
-        <w:t xml:space="preserve">task items </w:t>
-      </w:r>
-      <w:del w:id="55" w:author="Rik Henson" w:date="2026-07-25T10:23:00Z">
-        <w:r>
-          <w:delText xml:space="preserve">alongside </w:delText>
-        </w:r>
-      </w:del>
-      <w:ins w:id="56" w:author="Rik Henson" w:date="2026-07-25T10:23:00Z">
-        <w:r>
-          <w:t>as well as</w:t>
-        </w:r>
-        <w:r>
-          <w:t xml:space="preserve"> </w:t>
-        </w:r>
-      </w:ins>
-      <w:r>
-        <w:t>film items, placing them in competition for recall.</w:t>
-      </w:r>
-    </w:p>
-    <w:p>
-      <w:pPr>
-        <w:pStyle w:val="BodyText"/>
-      </w:pPr>
-      <w:r>
-        <w:lastRenderedPageBreak/>
-        <w:t xml:space="preserve">How strongly this competition affects performance depends on </w:t>
-      </w:r>
-      <w:commentRangeStart w:id="57"/>
-      <w:r>
-        <w:t xml:space="preserve">retrieval control and test format. </w:t>
-      </w:r>
-      <w:r>
-        <w:t>In d</w:t>
-      </w:r>
-      <w:r>
-        <w:t>eliberate recall</w:t>
-      </w:r>
-      <w:r>
-        <w:t xml:space="preserve">, </w:t>
-      </w:r>
-      <w:r>
-        <w:t xml:space="preserve">a maintained film-category cue </w:t>
-      </w:r>
-      <w:r>
-        <w:t xml:space="preserve">can </w:t>
-      </w:r>
-      <w:r>
-        <w:t xml:space="preserve">give film candidates an additional source of support without equally supporting task competitors. </w:t>
-      </w:r>
-      <w:r>
-        <w:t>Deliberate</w:t>
-      </w:r>
-      <w:r>
-        <w:t xml:space="preserve"> recognition can also be less affected because the test presents candidate film item</w:t>
-      </w:r>
-      <w:r>
-        <w:t>s</w:t>
-      </w:r>
-      <w:r>
-        <w:t xml:space="preserve"> for judgment rather than requiring </w:t>
-      </w:r>
-      <w:r>
-        <w:t>selection among film and task candidates</w:t>
-      </w:r>
-      <w:r>
-        <w:t xml:space="preserve">. </w:t>
-      </w:r>
-      <w:commentRangeEnd w:id="57"/>
+      <w:commentRangeStart w:id="12"/>
+      <w:commentRangeStart w:id="13"/>
+      <w:r>
+        <w:t>Deliberate r</w:t>
+      </w:r>
+      <w:r>
+        <w:t xml:space="preserve">ecognition is less affected than </w:t>
+      </w:r>
+      <w:r>
+        <w:t xml:space="preserve">deliberate </w:t>
+      </w:r>
+      <w:r>
+        <w:t xml:space="preserve">recall because the model evaluates a presented candidate item’s fit to context rather than selecting among film and task candidates. </w:t>
+      </w:r>
+      <w:commentRangeEnd w:id="12"/>
       <w:r>
         <w:rPr>
           <w:rStyle w:val="CommentReference"/>
           <w:sz w:val="24"/>
           <w:szCs w:val="24"/>
         </w:rPr>
-        <w:commentReference w:id="57"/>
-      </w:r>
-      <w:del w:id="58" w:author="Rik Henson" w:date="2026-07-25T10:25:00Z">
-        <w:r>
-          <w:delText>The same</w:delText>
-        </w:r>
-        <w:r>
-          <w:delText xml:space="preserve"> contextual associations</w:delText>
-        </w:r>
-        <w:r>
-          <w:delText xml:space="preserve"> can therefore </w:delText>
-        </w:r>
-        <w:r>
-          <w:delText>yield</w:delText>
-        </w:r>
-        <w:r>
-          <w:delText xml:space="preserve"> different effects of interference as retrieval goals and test format change.</w:delText>
-        </w:r>
-        <w:r>
-          <w:delText xml:space="preserve"> </w:delText>
-        </w:r>
-      </w:del>
-      <w:r>
-        <w:t xml:space="preserve">We formalize this retrieval account in an </w:t>
-      </w:r>
-      <w:commentRangeStart w:id="59"/>
-      <w:r>
-        <w:t>emotional variant (</w:t>
-      </w:r>
-      <w:commentRangeEnd w:id="59"/>
+        <w:commentReference w:id="12"/>
+      </w:r>
+      <w:commentRangeEnd w:id="13"/>
       <w:r>
         <w:rPr>
           <w:rStyle w:val="CommentReference"/>
           <w:sz w:val="24"/>
           <w:szCs w:val="24"/>
         </w:rPr>
-        <w:commentReference w:id="59"/>
-      </w:r>
-      <w:hyperlink w:anchor="ref-cohen2022memory">
+        <w:commentReference w:id="13"/>
+      </w:r>
+      <w:r>
+        <w:t>We discuss how these results motivate tests of selective interference in standard episodic memory paradigms.</w:t>
+      </w:r>
+    </w:p>
+    <w:p>
+      <w:pPr>
+        <w:pStyle w:val="Heading1"/>
+      </w:pPr>
+      <w:bookmarkStart w:id="14" w:name="introduction"/>
+      <w:bookmarkEnd w:id="3"/>
+      <w:r>
+        <w:t>Introduction</w:t>
+      </w:r>
+    </w:p>
+    <w:p>
+      <w:pPr>
+        <w:pStyle w:val="FirstParagraph"/>
+      </w:pPr>
+      <w:r>
+        <w:t xml:space="preserve">Traumatic experience foregrounds a tension between accessibility and selectivity in episodic memory. From a functional perspective, events with lasting significance need to remain </w:t>
+      </w:r>
+      <w:r>
+        <w:lastRenderedPageBreak/>
+        <w:t>accessible in memory so remembered details can guide later decisions (</w:t>
+      </w:r>
+      <w:hyperlink w:anchor="ref-zhou2025episodic">
+        <w:r>
+          <w:rPr>
+            <w:rStyle w:val="Hyperlink"/>
+          </w:rPr>
+          <w:t>Zhou et al., 2025</w:t>
+        </w:r>
+      </w:hyperlink>
+      <w:r>
+        <w:t xml:space="preserve">). At the same time, adaptive retrieval is selective: what comes to mind should normally depend on current goals, cues, and circumstances. Intrusive memories after trauma show how highly accessible event memories can strain the selectivity of retrieval. In </w:t>
+      </w:r>
+      <w:r>
+        <w:t>posttraumatic stress disorder (</w:t>
+      </w:r>
+      <w:r>
+        <w:t>PTSD</w:t>
+      </w:r>
+      <w:r>
+        <w:t>)</w:t>
+      </w:r>
+      <w:r>
+        <w:t xml:space="preserve">, such memories can come to mind unbidden </w:t>
+      </w:r>
+      <w:r>
+        <w:t>in inappropriate circumstances</w:t>
+      </w:r>
+      <w:r>
+        <w:t>, causing distress and interfering with ongoing activity (</w:t>
+      </w:r>
+      <w:hyperlink w:anchor="ref-brewin2010intrusive">
+        <w:r>
+          <w:rPr>
+            <w:rStyle w:val="Hyperlink"/>
+          </w:rPr>
+          <w:t>Brewin et al., 2010</w:t>
+        </w:r>
+      </w:hyperlink>
+      <w:r>
+        <w:t xml:space="preserve">; </w:t>
+      </w:r>
+      <w:hyperlink w:anchor="ref-ehlers2000cognitive">
+        <w:r>
+          <w:rPr>
+            <w:rStyle w:val="Hyperlink"/>
+          </w:rPr>
+          <w:t>Ehlers &amp; Clark, 2000</w:t>
+        </w:r>
+      </w:hyperlink>
+      <w:r>
+        <w:t xml:space="preserve">; </w:t>
+      </w:r>
+      <w:hyperlink w:anchor="ref-iyadurai2019intrusive">
+        <w:r>
+          <w:rPr>
+            <w:rStyle w:val="Hyperlink"/>
+          </w:rPr>
+          <w:t>Iyadurai et al., 2019</w:t>
+        </w:r>
+      </w:hyperlink>
+      <w:r>
+        <w:t xml:space="preserve">; </w:t>
+      </w:r>
+      <w:hyperlink w:anchor="ref-krans2009intrusive">
+        <w:r>
+          <w:rPr>
+            <w:rStyle w:val="Hyperlink"/>
+          </w:rPr>
+          <w:t>Krans et al., 2009</w:t>
+        </w:r>
+      </w:hyperlink>
+      <w:r>
+        <w:t>). Explaining how episodic memory keeps consequential event memories accessible while regulating their retrieval is therefore a shared target for both clinical science and mechanistic theories of memory.</w:t>
+      </w:r>
+    </w:p>
+    <w:p>
+      <w:pPr>
+        <w:pStyle w:val="BodyText"/>
+      </w:pPr>
+      <w:r>
+        <w:t xml:space="preserve">The trauma-film paradigm provides a controlled setting for comparing intrusive and voluntary memory for the same </w:t>
+      </w:r>
+      <w:r>
+        <w:t xml:space="preserve">material </w:t>
+      </w:r>
+      <w:r>
+        <w:t>(</w:t>
+      </w:r>
+      <w:hyperlink w:anchor="ref-holmes2008inducing">
+        <w:r>
+          <w:rPr>
+            <w:rStyle w:val="Hyperlink"/>
+          </w:rPr>
+          <w:t>Holmes &amp; Bourne, 2008</w:t>
+        </w:r>
+      </w:hyperlink>
+      <w:r>
+        <w:t xml:space="preserve">; </w:t>
+      </w:r>
+      <w:hyperlink w:anchor="ref-james2016trauma">
+        <w:r>
+          <w:rPr>
+            <w:rStyle w:val="Hyperlink"/>
+          </w:rPr>
+          <w:t>James et al., 2016</w:t>
+        </w:r>
+      </w:hyperlink>
+      <w:r>
+        <w:t xml:space="preserve">). Participants view </w:t>
+      </w:r>
+      <w:r>
+        <w:t xml:space="preserve">a </w:t>
+      </w:r>
+      <w:r>
+        <w:t>distressing film, record later intrusi</w:t>
+      </w:r>
+      <w:r>
+        <w:t>ons</w:t>
+      </w:r>
+      <w:r>
+        <w:t>, and often complete voluntary-memory tests</w:t>
+      </w:r>
+      <w:r>
+        <w:t xml:space="preserve"> of its contents</w:t>
+      </w:r>
+      <w:r>
+        <w:t xml:space="preserve">. This design makes it possible to ask whether the same </w:t>
+      </w:r>
+      <w:r>
+        <w:t>material</w:t>
+      </w:r>
+      <w:r>
+        <w:t xml:space="preserve"> can remain accessible to </w:t>
+      </w:r>
+      <w:r>
+        <w:t xml:space="preserve">voluntary </w:t>
+      </w:r>
+      <w:r>
+        <w:t>retrieval while becoming more or less likely to come to mind involuntarily. In such research, intrusion frequency is often only weakly related to voluntary-memory performance (</w:t>
+      </w:r>
+      <w:hyperlink w:anchor="ref-holmes2004trauma">
+        <w:r>
+          <w:rPr>
+            <w:rStyle w:val="Hyperlink"/>
+          </w:rPr>
+          <w:t>Holmes et al., 2004</w:t>
+        </w:r>
+      </w:hyperlink>
+      <w:r>
+        <w:t xml:space="preserve">; </w:t>
+      </w:r>
+      <w:hyperlink w:anchor="ref-james2016trauma">
+        <w:r>
+          <w:rPr>
+            <w:rStyle w:val="Hyperlink"/>
+          </w:rPr>
+          <w:t>James et al., 2016</w:t>
+        </w:r>
+      </w:hyperlink>
+      <w:r>
+        <w:t xml:space="preserve">). </w:t>
+      </w:r>
+      <w:r>
+        <w:t>Memory for the same film can therefore arise involuntarily</w:t>
+      </w:r>
+      <w:ins w:id="15" w:author="Rik Henson" w:date="2026-07-25T10:14:00Z">
+        <w:r>
+          <w:t>,</w:t>
+        </w:r>
+      </w:ins>
+      <w:r>
+        <w:t xml:space="preserve"> or be retrieved voluntarily, and the</w:t>
+      </w:r>
+      <w:ins w:id="16" w:author="Rik Henson" w:date="2026-07-25T10:14:00Z">
+        <w:r>
+          <w:t>se</w:t>
+        </w:r>
+      </w:ins>
+      <w:r>
+        <w:t xml:space="preserve"> two outcomes </w:t>
+      </w:r>
+      <w:del w:id="17" w:author="Rik Henson" w:date="2026-07-25T10:14:00Z">
+        <w:r>
+          <w:delText>need not vary together</w:delText>
+        </w:r>
+      </w:del>
+      <w:ins w:id="18" w:author="Rik Henson" w:date="2026-07-25T10:14:00Z">
+        <w:r>
+          <w:t xml:space="preserve"> </w:t>
+        </w:r>
+      </w:ins>
+      <w:ins w:id="19" w:author="Rik Henson" w:date="2026-07-25T10:15:00Z">
+        <w:r>
+          <w:t>can be largely</w:t>
+        </w:r>
+      </w:ins>
+      <w:ins w:id="20" w:author="Rik Henson" w:date="2026-07-25T10:14:00Z">
+        <w:r>
+          <w:t xml:space="preserve"> independent</w:t>
+        </w:r>
+      </w:ins>
+      <w:r>
+        <w:t>.</w:t>
+      </w:r>
+    </w:p>
+    <w:p>
+      <w:pPr>
+        <w:pStyle w:val="BodyText"/>
+      </w:pPr>
+      <w:r>
+        <w:t xml:space="preserve">Researchers </w:t>
+      </w:r>
+      <w:r>
+        <w:t xml:space="preserve">have </w:t>
+      </w:r>
+      <w:r>
+        <w:t>sharpen</w:t>
+      </w:r>
+      <w:r>
+        <w:t>ed</w:t>
+      </w:r>
+      <w:r>
+        <w:t xml:space="preserve"> this dissociation </w:t>
+      </w:r>
+      <w:r>
+        <w:t xml:space="preserve">using </w:t>
+      </w:r>
+      <w:r>
+        <w:t>the</w:t>
+      </w:r>
+      <w:r>
+        <w:t xml:space="preserve"> imagery-competing task </w:t>
+      </w:r>
+      <w:r>
+        <w:t>i</w:t>
+      </w:r>
+      <w:r>
+        <w:t>ntervention (ICTI)</w:t>
+      </w:r>
+      <w:r>
+        <w:t xml:space="preserve"> and related procedures. </w:t>
+      </w:r>
+      <w:r>
+        <w:t xml:space="preserve">In an ICTI, participants receive reminders of the target event and then complete a brief task designed to compete with the visual imagery those reminders </w:t>
+      </w:r>
+      <w:r>
+        <w:t>call</w:t>
+      </w:r>
+      <w:r>
+        <w:t xml:space="preserve"> to mind</w:t>
+      </w:r>
+      <w:r>
+        <w:t xml:space="preserve"> </w:t>
+      </w:r>
+      <w:r>
+        <w:t>(</w:t>
+      </w:r>
+      <w:r>
+        <w:t xml:space="preserve">deBettencourt et al., 2026; </w:t>
+      </w:r>
+      <w:r>
+        <w:t>Highfield et al., 2025)</w:t>
+      </w:r>
+      <w:r>
+        <w:t>.</w:t>
+      </w:r>
+      <w:r>
+        <w:t xml:space="preserve"> </w:t>
+      </w:r>
+      <w:r>
+        <w:t>I</w:t>
+      </w:r>
+      <w:r>
+        <w:t>magery-competing tasks administered within hours of film viewing have</w:t>
+      </w:r>
+      <w:r>
+        <w:t xml:space="preserve"> </w:t>
+      </w:r>
+      <w:r>
+        <w:t>reduce</w:t>
+      </w:r>
+      <w:r>
+        <w:t>d</w:t>
+      </w:r>
+      <w:r>
+        <w:t xml:space="preserve"> later film intrusions while </w:t>
+      </w:r>
+      <w:r>
+        <w:lastRenderedPageBreak/>
+        <w:t>voluntary memory for the same material</w:t>
+      </w:r>
+      <w:r>
+        <w:t xml:space="preserve"> has</w:t>
+      </w:r>
+      <w:r>
+        <w:t xml:space="preserve"> remain</w:t>
+      </w:r>
+      <w:r>
+        <w:t>ed</w:t>
+      </w:r>
+      <w:r>
+        <w:t xml:space="preserve"> relatively intact (</w:t>
+      </w:r>
+      <w:hyperlink w:anchor="ref-asselbergs2024effectiveness">
+        <w:r>
+          <w:rPr>
+            <w:rStyle w:val="Hyperlink"/>
+          </w:rPr>
+          <w:t>Asselbergs et al., 2024</w:t>
+        </w:r>
+      </w:hyperlink>
+      <w:r>
+        <w:t xml:space="preserve">, </w:t>
+      </w:r>
+      <w:hyperlink w:anchor="ref-deeprose2012imagery">
+        <w:r>
+          <w:rPr>
+            <w:rStyle w:val="Hyperlink"/>
+          </w:rPr>
+          <w:t>Deeprose et al., 2012</w:t>
+        </w:r>
+      </w:hyperlink>
+      <w:r>
+        <w:t xml:space="preserve">; </w:t>
+      </w:r>
+      <w:hyperlink w:anchor="ref-holmes2009can">
+        <w:r>
+          <w:rPr>
+            <w:rStyle w:val="Hyperlink"/>
+          </w:rPr>
+          <w:t>Holmes et al., 2009</w:t>
+        </w:r>
+      </w:hyperlink>
+      <w:r>
+        <w:t xml:space="preserve">, </w:t>
+      </w:r>
+      <w:hyperlink w:anchor="ref-holmes2010key">
+        <w:r>
+          <w:rPr>
+            <w:rStyle w:val="Hyperlink"/>
+          </w:rPr>
+          <w:t>2010</w:t>
+        </w:r>
+      </w:hyperlink>
+      <w:r>
+        <w:t xml:space="preserve">; </w:t>
+      </w:r>
+      <w:hyperlink w:anchor="ref-lau2019intrusive">
+        <w:r>
+          <w:rPr>
+            <w:rStyle w:val="Hyperlink"/>
+          </w:rPr>
+          <w:t>Lau-Zhu et al., 2019</w:t>
+        </w:r>
+      </w:hyperlink>
+      <w:r>
+        <w:t xml:space="preserve">, </w:t>
+      </w:r>
+      <w:hyperlink w:anchor="ref-lau2021selectively">
+        <w:r>
+          <w:rPr>
+            <w:rStyle w:val="Hyperlink"/>
+          </w:rPr>
+          <w:t>2021</w:t>
+        </w:r>
+      </w:hyperlink>
+      <w:r>
+        <w:t xml:space="preserve">). </w:t>
+      </w:r>
+      <w:r>
+        <w:t>In d</w:t>
+      </w:r>
+      <w:r>
+        <w:t>elayed variants</w:t>
+      </w:r>
+      <w:ins w:id="21" w:author="Rik Henson" w:date="2026-07-25T10:15:00Z">
+        <w:r>
+          <w:t>,</w:t>
+        </w:r>
+      </w:ins>
+      <w:r>
+        <w:t xml:space="preserve"> </w:t>
+      </w:r>
+      <w:r>
+        <w:t>p</w:t>
+      </w:r>
+      <w:r>
+        <w:t xml:space="preserve">articipants return </w:t>
+      </w:r>
+      <w:r>
+        <w:t>a</w:t>
+      </w:r>
+      <w:r>
+        <w:t xml:space="preserve"> day</w:t>
+      </w:r>
+      <w:r>
+        <w:t xml:space="preserve"> or more after film viewing and receive a</w:t>
+      </w:r>
+      <w:r>
+        <w:t xml:space="preserve"> reminder</w:t>
+      </w:r>
+      <w:r>
+        <w:t xml:space="preserve"> before </w:t>
+      </w:r>
+      <w:r>
+        <w:t>complet</w:t>
+      </w:r>
+      <w:r>
+        <w:t>ing</w:t>
+      </w:r>
+      <w:r>
+        <w:t xml:space="preserve"> the </w:t>
+      </w:r>
+      <w:r>
+        <w:t>task</w:t>
+      </w:r>
+      <w:r>
+        <w:t xml:space="preserve">. </w:t>
+      </w:r>
+      <w:r>
+        <w:t>These studies likewise report reduced intrusions while recognition performance remains relatively intact</w:t>
+      </w:r>
+      <w:r>
+        <w:t xml:space="preserve"> (</w:t>
+      </w:r>
+      <w:hyperlink w:anchor="ref-james2015computer">
+        <w:r>
+          <w:rPr>
+            <w:rStyle w:val="Hyperlink"/>
+          </w:rPr>
+          <w:t>James et al., 2015</w:t>
+        </w:r>
+      </w:hyperlink>
+      <w:r>
+        <w:t xml:space="preserve">; </w:t>
+      </w:r>
+      <w:hyperlink w:anchor="ref-kessler2020visuospatial">
+        <w:r>
+          <w:rPr>
+            <w:rStyle w:val="Hyperlink"/>
+          </w:rPr>
+          <w:t>Kessler et al., 2020</w:t>
+        </w:r>
+      </w:hyperlink>
+      <w:r>
+        <w:t>)</w:t>
+      </w:r>
+      <w:r>
+        <w:t>.</w:t>
+      </w:r>
+      <w:r>
+        <w:t xml:space="preserve"> </w:t>
+      </w:r>
+      <w:r>
+        <w:t>C</w:t>
+      </w:r>
+      <w:r>
+        <w:t xml:space="preserve">linical </w:t>
+      </w:r>
+      <w:r>
+        <w:t>studies</w:t>
+      </w:r>
+      <w:r>
+        <w:t xml:space="preserve"> </w:t>
+      </w:r>
+      <w:r>
+        <w:t>have also found that ICTIs reduce</w:t>
+      </w:r>
+      <w:r>
+        <w:t xml:space="preserve"> </w:t>
+      </w:r>
+      <w:r>
+        <w:t>intrusive memories after real-world trauma</w:t>
+      </w:r>
+      <w:r>
+        <w:t xml:space="preserve"> </w:t>
+      </w:r>
+      <w:r>
+        <w:t>(</w:t>
+      </w:r>
+      <w:hyperlink w:anchor="ref-beckenstrom2026digital" w:history="1">
+        <w:r>
+          <w:rPr>
+            <w:rStyle w:val="Hyperlink"/>
+          </w:rPr>
+          <w:t>Beckenstrom et al., 2026</w:t>
+        </w:r>
+      </w:hyperlink>
+      <w:r>
+        <w:t xml:space="preserve">; </w:t>
+      </w:r>
+      <w:hyperlink w:anchor="ref-iyadurai2023reducing" w:history="1">
+        <w:r>
+          <w:rPr>
+            <w:rStyle w:val="Hyperlink"/>
+          </w:rPr>
+          <w:t>Iyadurai et al., 2023</w:t>
+        </w:r>
+      </w:hyperlink>
+      <w:r>
+        <w:t xml:space="preserve">; </w:t>
+      </w:r>
+      <w:hyperlink w:anchor="ref-kanstrup2024guided" w:history="1">
+        <w:r>
+          <w:rPr>
+            <w:rStyle w:val="Hyperlink"/>
+          </w:rPr>
+          <w:t>Kanstrup et al., 2024</w:t>
+        </w:r>
+      </w:hyperlink>
+      <w:r>
+        <w:t xml:space="preserve">; </w:t>
+      </w:r>
+      <w:hyperlink w:anchor="ref_kessler2018reducing" w:history="1">
+        <w:r>
+          <w:rPr>
+            <w:rStyle w:val="Hyperlink"/>
+          </w:rPr>
+          <w:t>Kessler et al., 2018</w:t>
+        </w:r>
+      </w:hyperlink>
+      <w:r>
+        <w:t xml:space="preserve">; </w:t>
+      </w:r>
+      <w:hyperlink w:anchor="ref-ramineni2023treating" w:history="1">
+        <w:r>
+          <w:rPr>
+            <w:rStyle w:val="Hyperlink"/>
+          </w:rPr>
+          <w:t>Ramineni et al., 2023</w:t>
+        </w:r>
+      </w:hyperlink>
+      <w:r>
+        <w:t>)</w:t>
+      </w:r>
+      <w:r>
+        <w:t xml:space="preserve">. The pattern of reduced intrusions </w:t>
+      </w:r>
+      <w:r>
+        <w:t xml:space="preserve">alongside </w:t>
+      </w:r>
+      <w:r>
+        <w:t xml:space="preserve">relatively preserved </w:t>
+      </w:r>
+      <w:r>
+        <w:t xml:space="preserve">voluntary </w:t>
+      </w:r>
+      <w:r>
+        <w:t xml:space="preserve">memory is termed </w:t>
+      </w:r>
+      <w:r>
+        <w:t>‘</w:t>
+      </w:r>
+      <w:r>
+        <w:t xml:space="preserve">the </w:t>
+      </w:r>
+      <w:r>
+        <w:t>selective interference</w:t>
+      </w:r>
+      <w:r>
+        <w:t xml:space="preserve"> effect</w:t>
+      </w:r>
+      <w:r>
+        <w:t>’</w:t>
+      </w:r>
+      <w:r>
+        <w:t xml:space="preserve"> </w:t>
+      </w:r>
+      <w:r>
+        <w:t>(</w:t>
+      </w:r>
+      <w:hyperlink w:anchor="ref-lau2019intrusive">
+        <w:r>
+          <w:rPr>
+            <w:rStyle w:val="Hyperlink"/>
+          </w:rPr>
+          <w:t>Lau-Zhu et al., 2019</w:t>
+        </w:r>
+      </w:hyperlink>
+      <w:r>
+        <w:t xml:space="preserve">, </w:t>
+      </w:r>
+      <w:hyperlink w:anchor="ref-lau2021selectively">
+        <w:r>
+          <w:rPr>
+            <w:rStyle w:val="Hyperlink"/>
+          </w:rPr>
+          <w:t>2021</w:t>
+        </w:r>
+      </w:hyperlink>
+      <w:r>
+        <w:t>)</w:t>
+      </w:r>
+      <w:r>
+        <w:t xml:space="preserve">. </w:t>
+      </w:r>
+      <w:r>
+        <w:t xml:space="preserve">Explaining this effect within a broader theory of episodic memory search is the central aim of this </w:t>
+      </w:r>
+      <w:r>
+        <w:t>work</w:t>
+      </w:r>
+      <w:r>
+        <w:t>.</w:t>
+      </w:r>
+    </w:p>
+    <w:p>
+      <w:pPr>
+        <w:pStyle w:val="BodyText"/>
+      </w:pPr>
+      <w:r>
+        <w:t>One prominent existing explanation holds</w:t>
+      </w:r>
+      <w:r>
+        <w:t xml:space="preserve"> </w:t>
+      </w:r>
+      <w:r>
+        <w:t xml:space="preserve">that intrusive and voluntary remembering depend on </w:t>
+      </w:r>
+      <w:r>
+        <w:t>separate memory representations</w:t>
+      </w:r>
+      <w:r>
+        <w:t xml:space="preserve"> that </w:t>
+      </w:r>
+      <w:r>
+        <w:t xml:space="preserve">are </w:t>
+      </w:r>
+      <w:r>
+        <w:t>different</w:t>
+      </w:r>
+      <w:r>
+        <w:t>ly</w:t>
+      </w:r>
+      <w:r>
+        <w:t xml:space="preserve"> vulnerable</w:t>
+      </w:r>
+      <w:r>
+        <w:t xml:space="preserve"> to interference</w:t>
+      </w:r>
+      <w:r>
+        <w:t xml:space="preserve"> (</w:t>
+      </w:r>
+      <w:hyperlink w:anchor="ref-brewin1996dual">
+        <w:r>
+          <w:rPr>
+            <w:rStyle w:val="Hyperlink"/>
+          </w:rPr>
+          <w:t>Brewin et al., 1996</w:t>
+        </w:r>
+      </w:hyperlink>
+      <w:r>
+        <w:t xml:space="preserve">; </w:t>
+      </w:r>
+      <w:hyperlink w:anchor="ref-brewin2014episodic">
+        <w:r>
+          <w:rPr>
+            <w:rStyle w:val="Hyperlink"/>
+          </w:rPr>
+          <w:t>Brewin, 2014</w:t>
+        </w:r>
+      </w:hyperlink>
+      <w:r>
+        <w:t xml:space="preserve">). Dual-representation accounts give this interpretation an architectural basis. They </w:t>
+      </w:r>
+      <w:del w:id="22" w:author="Rik Henson" w:date="2026-07-25T10:16:00Z">
+        <w:r>
+          <w:delText xml:space="preserve">link </w:delText>
+        </w:r>
+      </w:del>
+      <w:ins w:id="23" w:author="Rik Henson" w:date="2026-07-25T10:16:00Z">
+        <w:r>
+          <w:t xml:space="preserve">postulate that </w:t>
+        </w:r>
+      </w:ins>
+      <w:del w:id="24" w:author="Rik Henson" w:date="2026-07-25T10:16:00Z">
+        <w:r>
+          <w:delText xml:space="preserve">coherent </w:delText>
+        </w:r>
+      </w:del>
+      <w:r>
+        <w:t xml:space="preserve">voluntary </w:t>
+      </w:r>
+      <w:r>
+        <w:t xml:space="preserve">recollection </w:t>
+      </w:r>
+      <w:del w:id="25" w:author="Rik Henson" w:date="2026-07-25T10:17:00Z">
+        <w:r>
+          <w:delText xml:space="preserve">to </w:delText>
+        </w:r>
+      </w:del>
+      <w:ins w:id="26" w:author="Rik Henson" w:date="2026-07-25T10:17:00Z">
+        <w:r>
+          <w:t xml:space="preserve">arises from </w:t>
+        </w:r>
+      </w:ins>
+      <w:r>
+        <w:t>hippocampally</w:t>
+      </w:r>
+      <w:ins w:id="27" w:author="Rik Henson" w:date="2026-07-25T10:16:00Z">
+        <w:r>
+          <w:t>-</w:t>
+        </w:r>
+      </w:ins>
+      <w:del w:id="28" w:author="Rik Henson" w:date="2026-07-25T10:16:00Z">
+        <w:r>
+          <w:delText xml:space="preserve"> </w:delText>
+        </w:r>
+      </w:del>
+      <w:r>
+        <w:t>supported representations that bind event elements within a spatiotemporal context (</w:t>
+      </w:r>
+      <w:hyperlink w:anchor="ref-bird2012hippocampus">
+        <w:r>
+          <w:rPr>
+            <w:rStyle w:val="Hyperlink"/>
+          </w:rPr>
+          <w:t>Bird et al., 2012</w:t>
+        </w:r>
+      </w:hyperlink>
+      <w:r>
+        <w:t xml:space="preserve">; </w:t>
+      </w:r>
+      <w:hyperlink w:anchor="ref-bisby2020reduced">
+        <w:r>
+          <w:rPr>
+            <w:rStyle w:val="Hyperlink"/>
+          </w:rPr>
+          <w:t>Bisby et al., 2020</w:t>
+        </w:r>
+      </w:hyperlink>
+      <w:r>
+        <w:t>)</w:t>
+      </w:r>
+      <w:del w:id="29" w:author="Rik Henson" w:date="2026-07-25T10:17:00Z">
+        <w:r>
+          <w:delText xml:space="preserve">. </w:delText>
+        </w:r>
+        <w:r>
+          <w:delText>T</w:delText>
+        </w:r>
+      </w:del>
+      <w:ins w:id="30" w:author="Rik Henson" w:date="2026-07-25T10:17:00Z">
+        <w:r>
+          <w:t xml:space="preserve">, whereas </w:t>
+        </w:r>
+      </w:ins>
+      <w:del w:id="31" w:author="Rik Henson" w:date="2026-07-25T10:17:00Z">
+        <w:r>
+          <w:delText xml:space="preserve">hey suggest that </w:delText>
+        </w:r>
+      </w:del>
+      <w:r>
+        <w:t>i</w:t>
+      </w:r>
+      <w:r>
+        <w:t xml:space="preserve">ntrusive re-experiencing </w:t>
+      </w:r>
+      <w:del w:id="32" w:author="Rik Henson" w:date="2026-07-25T10:17:00Z">
+        <w:r>
+          <w:delText>is</w:delText>
+        </w:r>
+        <w:r>
+          <w:delText xml:space="preserve"> due</w:delText>
+        </w:r>
+      </w:del>
+      <w:ins w:id="33" w:author="Rik Henson" w:date="2026-07-25T10:17:00Z">
+        <w:r>
+          <w:t>arises from</w:t>
+        </w:r>
+      </w:ins>
+      <w:del w:id="34" w:author="Rik Henson" w:date="2026-07-25T10:17:00Z">
+        <w:r>
+          <w:delText xml:space="preserve"> to</w:delText>
+        </w:r>
+      </w:del>
+      <w:r>
+        <w:t xml:space="preserve"> activation of</w:t>
+      </w:r>
+      <w:r>
+        <w:t xml:space="preserve"> sensory and affective representations supported by amygdala and sensory systems (</w:t>
+      </w:r>
+      <w:hyperlink w:anchor="ref-bisby2020reduced">
+        <w:r>
+          <w:rPr>
+            <w:rStyle w:val="Hyperlink"/>
+          </w:rPr>
+          <w:t>Bisby et al., 2020</w:t>
+        </w:r>
+      </w:hyperlink>
+      <w:r>
+        <w:t xml:space="preserve">; </w:t>
+      </w:r>
+      <w:hyperlink w:anchor="ref-brewin2010intrusive">
+        <w:r>
+          <w:rPr>
+            <w:rStyle w:val="Hyperlink"/>
+          </w:rPr>
+          <w:t>Brewin et al., 2010</w:t>
+        </w:r>
+      </w:hyperlink>
+      <w:r>
+        <w:t xml:space="preserve">). </w:t>
+      </w:r>
+      <w:r>
+        <w:t>When the task follows soon after film viewing, it is proposed to interfere with consolidation of the sensory-perceptual representation</w:t>
+      </w:r>
+      <w:r>
+        <w:t xml:space="preserve"> (</w:t>
+      </w:r>
+      <w:hyperlink w:anchor="ref-holmes2009can">
+        <w:r>
+          <w:rPr>
+            <w:rStyle w:val="Hyperlink"/>
+          </w:rPr>
+          <w:t>Holmes et al., 2009</w:t>
+        </w:r>
+      </w:hyperlink>
+      <w:r>
+        <w:t xml:space="preserve">, </w:t>
+      </w:r>
+      <w:hyperlink w:anchor="ref-holmes2010key">
+        <w:r>
+          <w:rPr>
+            <w:rStyle w:val="Hyperlink"/>
+          </w:rPr>
+          <w:t>2010</w:t>
+        </w:r>
+      </w:hyperlink>
+      <w:r>
+        <w:t xml:space="preserve">). </w:t>
+      </w:r>
+      <w:r>
+        <w:t>When the intervention is delayed, the reminder is instead treated as reactivating the relevant memory before the task, allowing the interference procedure to alter later availability through reconsolidation or post-reactivation updating</w:t>
+      </w:r>
+      <w:r>
+        <w:t xml:space="preserve"> </w:t>
+      </w:r>
+      <w:r>
+        <w:t>(</w:t>
+      </w:r>
+      <w:hyperlink w:anchor="ref-james2015computer">
+        <w:r>
+          <w:rPr>
+            <w:rStyle w:val="Hyperlink"/>
+          </w:rPr>
+          <w:t>James et al., 2015</w:t>
+        </w:r>
+      </w:hyperlink>
+      <w:r>
+        <w:t xml:space="preserve">; </w:t>
+      </w:r>
+      <w:hyperlink w:anchor="ref-kindt2009beyond">
+        <w:r>
+          <w:rPr>
+            <w:rStyle w:val="Hyperlink"/>
+          </w:rPr>
+          <w:t>Kindt et al., 2009</w:t>
+        </w:r>
+      </w:hyperlink>
+      <w:r>
+        <w:t xml:space="preserve">). </w:t>
+      </w:r>
+      <w:r>
+        <w:t xml:space="preserve">The selective interference effect is therefore interpreted as evidence that the intervention disrupts the </w:t>
+      </w:r>
+      <w:r>
+        <w:lastRenderedPageBreak/>
+        <w:t>sensory-bound representation</w:t>
+      </w:r>
+      <w:ins w:id="35" w:author="Rik Henson" w:date="2026-07-25T10:18:00Z">
+        <w:r>
+          <w:t>s</w:t>
+        </w:r>
+      </w:ins>
+      <w:r>
+        <w:t xml:space="preserve"> </w:t>
+      </w:r>
+      <w:ins w:id="36" w:author="Rik Henson" w:date="2026-07-25T10:18:00Z">
+        <w:r>
+          <w:t xml:space="preserve">that </w:t>
+        </w:r>
+      </w:ins>
+      <w:r>
+        <w:t>support</w:t>
+      </w:r>
+      <w:del w:id="37" w:author="Rik Henson" w:date="2026-07-25T10:18:00Z">
+        <w:r>
+          <w:delText>ing</w:delText>
+        </w:r>
+      </w:del>
+      <w:r>
+        <w:t xml:space="preserve"> intrusions more strongly than the contextualized representation</w:t>
+      </w:r>
+      <w:ins w:id="38" w:author="Rik Henson" w:date="2026-07-25T10:18:00Z">
+        <w:r>
+          <w:t>s</w:t>
+        </w:r>
+      </w:ins>
+      <w:r>
+        <w:t xml:space="preserve"> </w:t>
+      </w:r>
+      <w:ins w:id="39" w:author="Rik Henson" w:date="2026-07-25T10:18:00Z">
+        <w:r>
+          <w:t xml:space="preserve">that </w:t>
+        </w:r>
+      </w:ins>
+      <w:r>
+        <w:t>support</w:t>
+      </w:r>
+      <w:del w:id="40" w:author="Rik Henson" w:date="2026-07-25T10:18:00Z">
+        <w:r>
+          <w:delText>ing</w:delText>
+        </w:r>
+      </w:del>
+      <w:r>
+        <w:t xml:space="preserve"> voluntary recollection</w:t>
+      </w:r>
+      <w:r>
+        <w:t xml:space="preserve"> (</w:t>
+      </w:r>
+      <w:hyperlink w:anchor="ref-deeprose2012imagery" w:history="1">
+        <w:r>
+          <w:rPr>
+            <w:rStyle w:val="Hyperlink"/>
+          </w:rPr>
+          <w:t>Deeprose et al, 2012</w:t>
+        </w:r>
+      </w:hyperlink>
+      <w:r>
+        <w:t xml:space="preserve">; </w:t>
+      </w:r>
+      <w:hyperlink w:anchor="ref-lau2019intrusive">
+        <w:r>
+          <w:rPr>
+            <w:rStyle w:val="Hyperlink"/>
+          </w:rPr>
+          <w:t>Lau-Zhu et al., 2019</w:t>
+        </w:r>
+      </w:hyperlink>
+      <w:r>
+        <w:t>).</w:t>
+      </w:r>
+    </w:p>
+    <w:p>
+      <w:pPr>
+        <w:pStyle w:val="BodyText"/>
+      </w:pPr>
+      <w:r>
+        <w:t xml:space="preserve">Here we argue that preserved voluntary memory does not, by itself, establish that a separate representation was spared. </w:t>
+      </w:r>
+      <w:r>
+        <w:t>More generally, differences in retrieval outcomes need not reveal differences in what was stored</w:t>
+      </w:r>
+      <w:r>
+        <w:t>. The s</w:t>
+      </w:r>
+      <w:r>
+        <w:t>elective interference</w:t>
+      </w:r>
+      <w:r>
+        <w:t xml:space="preserve"> effect</w:t>
+      </w:r>
+      <w:r>
+        <w:t xml:space="preserve"> can instead arise from differences in how </w:t>
+      </w:r>
+      <w:r>
+        <w:t xml:space="preserve">the same </w:t>
+      </w:r>
+      <w:r>
+        <w:t>memor</w:t>
+      </w:r>
+      <w:r>
+        <w:t>y</w:t>
+      </w:r>
+      <w:r>
+        <w:t xml:space="preserve"> </w:t>
+      </w:r>
+      <w:r>
+        <w:t xml:space="preserve">is </w:t>
+      </w:r>
+      <w:r>
+        <w:t xml:space="preserve">cued and controlled at retrieval. </w:t>
+      </w:r>
+    </w:p>
+    <w:p>
+      <w:pPr>
+        <w:pStyle w:val="BodyText"/>
+      </w:pPr>
+      <w:r>
+        <w:t xml:space="preserve">Retrieved-context models offer a general theory of episodic memory search in which context can guide </w:t>
+      </w:r>
+      <w:r>
+        <w:t>goal-directed remembering</w:t>
+      </w:r>
+      <w:r>
+        <w:t xml:space="preserve"> and give rise to unintended intrusions (</w:t>
+      </w:r>
+      <w:hyperlink w:anchor="ref-cohen2022memory" w:history="1">
         <w:r>
           <w:rPr>
             <w:rStyle w:val="Hyperlink"/>
@@ -1719,169 +1347,597 @@
       <w:r>
         <w:t xml:space="preserve">; </w:t>
       </w:r>
-      <w:hyperlink w:anchor="ref-talmi2019retrieved">
-        <w:r>
-          <w:rPr>
-            <w:rStyle w:val="Hyperlink"/>
-          </w:rPr>
-          <w:t>Talmi et al., 2019</w:t>
-        </w:r>
-      </w:hyperlink>
-      <w:r>
-        <w:t>) of the Context Maintenance and Retrieval (CMR) model (</w:t>
-      </w:r>
-      <w:hyperlink w:anchor="ref-polyn2009context">
-        <w:r>
-          <w:rPr>
-            <w:rStyle w:val="Hyperlink"/>
-          </w:rPr>
-          <w:t>Polyn et al., 2009a</w:t>
-        </w:r>
-      </w:hyperlink>
-      <w:r>
-        <w:t>).</w:t>
-      </w:r>
-    </w:p>
-    <w:p>
-      <w:pPr>
-        <w:pStyle w:val="BodyText"/>
-      </w:pPr>
-      <w:r>
-        <w:t>We test this account in three simulations that move from competitor formation to the roles of retrieval control and test format.</w:t>
+      <w:hyperlink w:anchor="ref-lohnas2015expanding" w:history="1">
+        <w:r>
+          <w:rPr>
+            <w:rStyle w:val="Hyperlink"/>
+          </w:rPr>
+          <w:t>Lohnas et al., 2015</w:t>
+        </w:r>
+      </w:hyperlink>
+      <w:r>
+        <w:t xml:space="preserve">; </w:t>
+      </w:r>
+      <w:hyperlink w:anchor="ref-polyn2011semantic" w:history="1">
+        <w:r>
+          <w:rPr>
+            <w:rStyle w:val="Hyperlink"/>
+          </w:rPr>
+          <w:t>Polyn et al., 2011</w:t>
+        </w:r>
+      </w:hyperlink>
+      <w:r>
+        <w:t xml:space="preserve">). </w:t>
+      </w:r>
+      <w:r>
+        <w:t>Yet, to our knowledge, they have not explained how a single episodic memory system can yield different effects of interference under unguided and goal-directed retrieval</w:t>
+      </w:r>
+      <w:r>
+        <w:t xml:space="preserve">. </w:t>
+      </w:r>
+      <w:r>
+        <w:t xml:space="preserve">To address </w:t>
+      </w:r>
+      <w:r>
+        <w:t>this gap</w:t>
+      </w:r>
+      <w:r>
+        <w:t>,</w:t>
       </w:r>
       <w:r>
         <w:t xml:space="preserve"> </w:t>
       </w:r>
-      <w:hyperlink w:anchor="fig-empirical-target" w:history="1">
-        <w:r>
-          <w:rPr>
-            <w:rStyle w:val="Hyperlink"/>
-          </w:rPr>
-          <w:t>Figure 1</w:t>
-        </w:r>
-      </w:hyperlink>
-      <w:ins w:id="60" w:author="Rik Henson" w:date="2026-07-25T10:27:00Z">
-        <w:r>
-          <w:rPr>
-            <w:rStyle w:val="Hyperlink"/>
-          </w:rPr>
-          <w:t>A</w:t>
-        </w:r>
-      </w:ins>
-      <w:r>
-        <w:t xml:space="preserve"> summarizes the modeled paradigm </w:t>
-      </w:r>
-      <w:del w:id="61" w:author="Rik Henson" w:date="2026-07-25T10:27:00Z">
-        <w:r>
-          <w:delText>and the</w:delText>
-        </w:r>
-      </w:del>
-      <w:ins w:id="62" w:author="Rik Henson" w:date="2026-07-25T10:27:00Z">
-        <w:r>
-          <w:t>while</w:t>
-        </w:r>
-      </w:ins>
+      <w:r>
+        <w:t>we model unguided and deliberate recall as arising</w:t>
+      </w:r>
+      <w:r>
+        <w:t xml:space="preserve"> from the same learned associations</w:t>
+      </w:r>
+      <w:r>
+        <w:t>.</w:t>
+      </w:r>
       <w:r>
         <w:t xml:space="preserve"> </w:t>
       </w:r>
-      <w:ins w:id="63" w:author="Rik Henson" w:date="2026-07-25T10:27:00Z">
-        <w:r>
-          <w:fldChar w:fldCharType="begin"/>
-        </w:r>
-        <w:r>
-          <w:instrText xml:space="preserve"> HYPERLINK \l "fig-empirical-target" </w:instrText>
-        </w:r>
-        <w:r>
-          <w:fldChar w:fldCharType="separate"/>
-        </w:r>
-        <w:r>
-          <w:rPr>
-            <w:rStyle w:val="Hyperlink"/>
-          </w:rPr>
-          <w:t>Figure 1</w:t>
-        </w:r>
-        <w:r>
-          <w:rPr>
-            <w:rStyle w:val="Hyperlink"/>
-          </w:rPr>
-          <w:fldChar w:fldCharType="end"/>
-        </w:r>
-        <w:r>
-          <w:rPr>
-            <w:rStyle w:val="Hyperlink"/>
-          </w:rPr>
-          <w:t>B</w:t>
-        </w:r>
-        <w:r>
-          <w:t xml:space="preserve"> summarizes the canonical pattern of results </w:t>
-        </w:r>
-      </w:ins>
-      <w:del w:id="64" w:author="Rik Henson" w:date="2026-07-25T10:27:00Z">
-        <w:r>
-          <w:delText>selective-interference contrast between</w:delText>
-        </w:r>
-      </w:del>
-      <w:ins w:id="65" w:author="Rik Henson" w:date="2026-07-25T10:27:00Z">
-        <w:r>
-          <w:t>for</w:t>
-        </w:r>
-      </w:ins>
-      <w:r>
-        <w:t xml:space="preserve"> unguided and deliberate film recall</w:t>
-      </w:r>
-      <w:ins w:id="66" w:author="Rik Henson" w:date="2026-07-25T10:28:00Z">
-        <w:r>
-          <w:t>, i.e., the selective interference effect</w:t>
-        </w:r>
-      </w:ins>
-      <w:r>
-        <w:t xml:space="preserve">. </w:t>
-      </w:r>
-      <w:r>
-        <w:t xml:space="preserve">Simulation 1 tests the account’s core </w:t>
-      </w:r>
-      <w:r>
-        <w:t>interference account</w:t>
-      </w:r>
-      <w:r>
-        <w:t xml:space="preserve"> by varying whether film-associated context is reinstated before task encoding and how strongly task material becomes linked to that context.</w:t>
-      </w:r>
-      <w:r>
-        <w:t xml:space="preserve"> Simulation 2 compares start-of-film context reinstatement, a maintained film-category cue, and retrieval monitoring to determine which control operations</w:t>
+      <w:r>
+        <w:t>We</w:t>
+      </w:r>
+      <w:r>
+        <w:t xml:space="preserve"> evaluate</w:t>
+      </w:r>
+      <w:r>
+        <w:t xml:space="preserve"> alternative mechanisms </w:t>
+      </w:r>
+      <w:r>
+        <w:t>for controlling how</w:t>
+      </w:r>
+      <w:r>
+        <w:t xml:space="preserve"> those associations</w:t>
+      </w:r>
+      <w:r>
+        <w:t xml:space="preserve"> guide</w:t>
+      </w:r>
+      <w:r>
+        <w:t xml:space="preserve"> deliberate recall</w:t>
+      </w:r>
+      <w:r>
+        <w:t xml:space="preserve">, asking whether they </w:t>
+      </w:r>
+      <w:r>
+        <w:t>reduce the effect of interference o</w:t>
+      </w:r>
+      <w:r>
+        <w:t>r merely raise</w:t>
+      </w:r>
+      <w:r>
+        <w:t xml:space="preserve"> recall overall.</w:t>
       </w:r>
       <w:r>
         <w:t xml:space="preserve"> </w:t>
       </w:r>
       <w:r>
-        <w:t>can account for the relative preservation of deliberate recall</w:t>
-      </w:r>
-      <w:r>
-        <w:t xml:space="preserve">. </w:t>
-      </w:r>
-      <w:commentRangeStart w:id="67"/>
-      <w:r>
-        <w:t xml:space="preserve">Simulation 3 </w:t>
-      </w:r>
-      <w:r>
-        <w:t xml:space="preserve">extends the account to </w:t>
-      </w:r>
-      <w:r>
-        <w:t>deliberate recognition</w:t>
-      </w:r>
-      <w:r>
-        <w:t>, isolating the role of test format</w:t>
-      </w:r>
-      <w:r>
-        <w:t xml:space="preserve">. </w:t>
-      </w:r>
-      <w:commentRangeEnd w:id="67"/>
+        <w:t xml:space="preserve">Selective interference therefore provides a demanding test: </w:t>
+      </w:r>
+      <w:commentRangeStart w:id="41"/>
+      <w:commentRangeStart w:id="42"/>
+      <w:r>
+        <w:t>preserved voluntary memory must emerge from the model rather than be assumed to follow from deliberate retrieval.</w:t>
+      </w:r>
+      <w:commentRangeEnd w:id="41"/>
       <w:r>
         <w:rPr>
           <w:rStyle w:val="CommentReference"/>
           <w:sz w:val="24"/>
           <w:szCs w:val="24"/>
         </w:rPr>
-        <w:commentReference w:id="67"/>
+        <w:commentReference w:id="41"/>
+      </w:r>
+      <w:commentRangeEnd w:id="42"/>
+      <w:r>
+        <w:rPr>
+          <w:rStyle w:val="CommentReference"/>
+          <w:sz w:val="24"/>
+          <w:szCs w:val="24"/>
+        </w:rPr>
+        <w:commentReference w:id="42"/>
+      </w:r>
+    </w:p>
+    <w:p>
+      <w:pPr>
+        <w:pStyle w:val="BodyText"/>
+      </w:pPr>
+      <w:r>
+        <w:t xml:space="preserve">In </w:t>
+      </w:r>
+      <w:r>
+        <w:t xml:space="preserve">our </w:t>
+      </w:r>
+      <w:r>
+        <w:t>account</w:t>
+      </w:r>
+      <w:r>
+        <w:t xml:space="preserve">, </w:t>
+      </w:r>
+      <w:r>
+        <w:t>task material interferes with film recall by becoming a competitor during later memory search.</w:t>
+      </w:r>
+      <w:r>
+        <w:t xml:space="preserve"> F</w:t>
+      </w:r>
+      <w:r>
+        <w:t>ilm events become associated with contex</w:t>
+      </w:r>
+      <w:r>
+        <w:t>t</w:t>
+      </w:r>
+      <w:r>
+        <w:t>, a gradually changing mental representation of recent experience (</w:t>
+      </w:r>
+      <w:hyperlink w:anchor="ref-howard2002distributed" w:history="1">
+        <w:r>
+          <w:rPr>
+            <w:rStyle w:val="Hyperlink"/>
+          </w:rPr>
+          <w:t>Howard &amp; Kahana, 2002</w:t>
+        </w:r>
+      </w:hyperlink>
+      <w:r>
+        <w:t xml:space="preserve">; </w:t>
+      </w:r>
+      <w:hyperlink w:anchor="ref-polyn2009context" w:history="1">
+        <w:r>
+          <w:rPr>
+            <w:rStyle w:val="Hyperlink"/>
+          </w:rPr>
+          <w:t>Polyn et al, 2009a</w:t>
+        </w:r>
+      </w:hyperlink>
+      <w:r>
+        <w:t>)</w:t>
+      </w:r>
+      <w:r>
+        <w:t xml:space="preserve">. </w:t>
+      </w:r>
+      <w:r>
+        <w:t>A</w:t>
+      </w:r>
+      <w:r>
+        <w:t xml:space="preserve"> film reminder reinstates </w:t>
+      </w:r>
+      <w:r>
+        <w:t>th</w:t>
+      </w:r>
+      <w:r>
+        <w:t>is film-associated</w:t>
+      </w:r>
+      <w:r>
+        <w:t xml:space="preserve"> </w:t>
+      </w:r>
+      <w:r>
+        <w:t>context</w:t>
+      </w:r>
+      <w:ins w:id="43" w:author="Rik Henson" w:date="2026-07-25T10:20:00Z">
+        <w:r>
+          <w:t xml:space="preserve">, </w:t>
+        </w:r>
+      </w:ins>
+      <w:ins w:id="44" w:author="Rik Henson" w:date="2026-07-25T10:22:00Z">
+        <w:r>
+          <w:t xml:space="preserve">such that any </w:t>
+        </w:r>
+      </w:ins>
+      <w:del w:id="45" w:author="Rik Henson" w:date="2026-07-25T10:22:00Z">
+        <w:r>
+          <w:delText xml:space="preserve"> </w:delText>
+        </w:r>
+      </w:del>
+      <w:del w:id="46" w:author="Rik Henson" w:date="2026-07-25T10:21:00Z">
+        <w:r>
+          <w:delText xml:space="preserve">associated </w:delText>
+        </w:r>
+      </w:del>
+      <w:del w:id="47" w:author="Rik Henson" w:date="2026-07-25T10:22:00Z">
+        <w:r>
+          <w:delText xml:space="preserve">task material </w:delText>
+        </w:r>
+      </w:del>
+      <w:del w:id="48" w:author="Rik Henson" w:date="2026-07-25T10:21:00Z">
+        <w:r>
+          <w:delText>is encoded</w:delText>
+        </w:r>
+      </w:del>
+      <w:del w:id="49" w:author="Rik Henson" w:date="2026-07-25T10:22:00Z">
+        <w:r>
+          <w:delText xml:space="preserve">. </w:delText>
+        </w:r>
+      </w:del>
+      <w:del w:id="50" w:author="Rik Henson" w:date="2026-07-25T10:21:00Z">
+        <w:r>
+          <w:delText>T</w:delText>
+        </w:r>
+      </w:del>
+      <w:ins w:id="51" w:author="Rik Henson" w:date="2026-07-25T10:21:00Z">
+        <w:r>
+          <w:t>t</w:t>
+        </w:r>
+      </w:ins>
+      <w:r>
+        <w:t xml:space="preserve">ask material </w:t>
+      </w:r>
+      <w:ins w:id="52" w:author="Rik Henson" w:date="2026-07-25T10:22:00Z">
+        <w:r>
+          <w:t>following shortly afterwards</w:t>
+        </w:r>
+      </w:ins>
+      <w:del w:id="53" w:author="Rik Henson" w:date="2026-07-25T10:22:00Z">
+        <w:r>
+          <w:delText>then</w:delText>
+        </w:r>
+      </w:del>
+      <w:r>
+        <w:t xml:space="preserve"> </w:t>
+      </w:r>
+      <w:ins w:id="54" w:author="Rik Henson" w:date="2026-07-25T10:22:00Z">
+        <w:r>
+          <w:t xml:space="preserve">also </w:t>
+        </w:r>
+      </w:ins>
+      <w:r>
+        <w:t>become</w:t>
+      </w:r>
+      <w:r>
+        <w:t>s</w:t>
+      </w:r>
+      <w:r>
+        <w:t xml:space="preserve"> </w:t>
+      </w:r>
+      <w:ins w:id="55" w:author="Rik Henson" w:date="2026-07-25T10:21:00Z">
+        <w:r>
+          <w:t>associated</w:t>
+        </w:r>
+      </w:ins>
+      <w:del w:id="56" w:author="Rik Henson" w:date="2026-07-25T10:21:00Z">
+        <w:r>
+          <w:delText>linked</w:delText>
+        </w:r>
+      </w:del>
+      <w:r>
+        <w:t xml:space="preserve"> to th</w:t>
+      </w:r>
+      <w:r>
+        <w:t>e reinstated</w:t>
+      </w:r>
+      <w:r>
+        <w:t xml:space="preserve"> context. </w:t>
+      </w:r>
+      <w:r>
+        <w:t xml:space="preserve">When this context later guides retrieval, it </w:t>
+      </w:r>
+      <w:ins w:id="57" w:author="Rik Henson" w:date="2026-07-25T10:23:00Z">
+        <w:r>
+          <w:t xml:space="preserve">therefore </w:t>
+        </w:r>
+      </w:ins>
+      <w:del w:id="58" w:author="Rik Henson" w:date="2026-07-25T10:23:00Z">
+        <w:r>
+          <w:delText xml:space="preserve">supports </w:delText>
+        </w:r>
+      </w:del>
+      <w:ins w:id="59" w:author="Rik Henson" w:date="2026-07-25T10:23:00Z">
+        <w:r>
+          <w:t>cues</w:t>
+        </w:r>
+        <w:r>
+          <w:t xml:space="preserve"> </w:t>
+        </w:r>
+      </w:ins>
+      <w:r>
+        <w:t xml:space="preserve">task items </w:t>
+      </w:r>
+      <w:del w:id="60" w:author="Rik Henson" w:date="2026-07-25T10:23:00Z">
+        <w:r>
+          <w:delText xml:space="preserve">alongside </w:delText>
+        </w:r>
+      </w:del>
+      <w:ins w:id="61" w:author="Rik Henson" w:date="2026-07-25T10:23:00Z">
+        <w:r>
+          <w:t>as well as</w:t>
+        </w:r>
+        <w:r>
+          <w:t xml:space="preserve"> </w:t>
+        </w:r>
+      </w:ins>
+      <w:r>
+        <w:t>film items, placing them in competition for recall.</w:t>
+      </w:r>
+    </w:p>
+    <w:p>
+      <w:pPr>
+        <w:pStyle w:val="BodyText"/>
+      </w:pPr>
+      <w:r>
+        <w:lastRenderedPageBreak/>
+        <w:t xml:space="preserve">How strongly this competition affects performance depends on </w:t>
+      </w:r>
+      <w:commentRangeStart w:id="62"/>
+      <w:r>
+        <w:t xml:space="preserve">retrieval control and test format. </w:t>
+      </w:r>
+      <w:r>
+        <w:t>In d</w:t>
+      </w:r>
+      <w:r>
+        <w:t>eliberate recall</w:t>
+      </w:r>
+      <w:r>
+        <w:t xml:space="preserve">, </w:t>
+      </w:r>
+      <w:r>
+        <w:t xml:space="preserve">a maintained film-category cue </w:t>
+      </w:r>
+      <w:r>
+        <w:t xml:space="preserve">can </w:t>
+      </w:r>
+      <w:r>
+        <w:t xml:space="preserve">give film candidates an additional source of support without equally supporting task competitors. </w:t>
+      </w:r>
+      <w:r>
+        <w:t>Deliberate</w:t>
+      </w:r>
+      <w:r>
+        <w:t xml:space="preserve"> recognition can also be less affected because the test presents candidate film item</w:t>
+      </w:r>
+      <w:r>
+        <w:t>s</w:t>
+      </w:r>
+      <w:r>
+        <w:t xml:space="preserve"> for judgment rather than requiring </w:t>
+      </w:r>
+      <w:r>
+        <w:t>selection among film and task candidates</w:t>
+      </w:r>
+      <w:r>
+        <w:t xml:space="preserve">. </w:t>
+      </w:r>
+      <w:commentRangeEnd w:id="62"/>
+      <w:r>
+        <w:rPr>
+          <w:rStyle w:val="CommentReference"/>
+          <w:sz w:val="24"/>
+          <w:szCs w:val="24"/>
+        </w:rPr>
+        <w:commentReference w:id="62"/>
+      </w:r>
+      <w:del w:id="63" w:author="Rik Henson" w:date="2026-07-25T10:25:00Z">
+        <w:r>
+          <w:delText>The same</w:delText>
+        </w:r>
+        <w:r>
+          <w:delText xml:space="preserve"> contextual associations</w:delText>
+        </w:r>
+        <w:r>
+          <w:delText xml:space="preserve"> can therefore </w:delText>
+        </w:r>
+        <w:r>
+          <w:delText>yield</w:delText>
+        </w:r>
+        <w:r>
+          <w:delText xml:space="preserve"> different effects of interference as retrieval goals and test format change.</w:delText>
+        </w:r>
+        <w:r>
+          <w:delText xml:space="preserve"> </w:delText>
+        </w:r>
+      </w:del>
+      <w:r>
+        <w:t xml:space="preserve">We formalize this retrieval account in an </w:t>
+      </w:r>
+      <w:commentRangeStart w:id="64"/>
+      <w:r>
+        <w:t>emotional variant (</w:t>
+      </w:r>
+      <w:commentRangeEnd w:id="64"/>
+      <w:r>
+        <w:rPr>
+          <w:rStyle w:val="CommentReference"/>
+          <w:sz w:val="24"/>
+          <w:szCs w:val="24"/>
+        </w:rPr>
+        <w:commentReference w:id="64"/>
+      </w:r>
+      <w:hyperlink w:anchor="ref-cohen2022memory">
+        <w:r>
+          <w:rPr>
+            <w:rStyle w:val="Hyperlink"/>
+          </w:rPr>
+          <w:t>Cohen &amp; Kahana, 2022</w:t>
+        </w:r>
+      </w:hyperlink>
+      <w:r>
+        <w:t xml:space="preserve">; </w:t>
+      </w:r>
+      <w:hyperlink w:anchor="ref-talmi2019retrieved">
+        <w:r>
+          <w:rPr>
+            <w:rStyle w:val="Hyperlink"/>
+          </w:rPr>
+          <w:t>Talmi et al., 2019</w:t>
+        </w:r>
+      </w:hyperlink>
+      <w:r>
+        <w:t>) of the Context Maintenance and Retrieval (CMR) model (</w:t>
+      </w:r>
+      <w:hyperlink w:anchor="ref-polyn2009context">
+        <w:r>
+          <w:rPr>
+            <w:rStyle w:val="Hyperlink"/>
+          </w:rPr>
+          <w:t>Polyn et al., 2009a</w:t>
+        </w:r>
+      </w:hyperlink>
+      <w:r>
+        <w:t>).</w:t>
+      </w:r>
+    </w:p>
+    <w:p>
+      <w:pPr>
+        <w:pStyle w:val="BodyText"/>
+      </w:pPr>
+      <w:r>
+        <w:t>We test this account in three simulations that move from competitor formation to the roles of retrieval control and test format.</w:t>
+      </w:r>
+      <w:r>
+        <w:t xml:space="preserve"> </w:t>
+      </w:r>
+      <w:hyperlink w:anchor="fig-empirical-target" w:history="1">
+        <w:r>
+          <w:rPr>
+            <w:rStyle w:val="Hyperlink"/>
+          </w:rPr>
+          <w:t>Figure 1</w:t>
+        </w:r>
+      </w:hyperlink>
+      <w:ins w:id="65" w:author="Rik Henson" w:date="2026-07-25T10:27:00Z">
+        <w:r>
+          <w:rPr>
+            <w:rStyle w:val="Hyperlink"/>
+          </w:rPr>
+          <w:t>A</w:t>
+        </w:r>
+      </w:ins>
+      <w:r>
+        <w:t xml:space="preserve"> summarizes the modeled paradigm </w:t>
+      </w:r>
+      <w:del w:id="66" w:author="Rik Henson" w:date="2026-07-25T10:27:00Z">
+        <w:r>
+          <w:delText>and the</w:delText>
+        </w:r>
+      </w:del>
+      <w:ins w:id="67" w:author="Rik Henson" w:date="2026-07-25T10:27:00Z">
+        <w:r>
+          <w:t>while</w:t>
+        </w:r>
+      </w:ins>
+      <w:r>
+        <w:t xml:space="preserve"> </w:t>
+      </w:r>
+      <w:ins w:id="68" w:author="Rik Henson" w:date="2026-07-25T10:27:00Z">
+        <w:r>
+          <w:fldChar w:fldCharType="begin"/>
+        </w:r>
+        <w:r>
+          <w:instrText xml:space="preserve"> HYPERLINK \l "fig-empirical-target" </w:instrText>
+        </w:r>
+        <w:r>
+          <w:fldChar w:fldCharType="separate"/>
+        </w:r>
+        <w:r>
+          <w:rPr>
+            <w:rStyle w:val="Hyperlink"/>
+          </w:rPr>
+          <w:t>Figure 1</w:t>
+        </w:r>
+        <w:r>
+          <w:rPr>
+            <w:rStyle w:val="Hyperlink"/>
+          </w:rPr>
+          <w:fldChar w:fldCharType="end"/>
+        </w:r>
+        <w:r>
+          <w:rPr>
+            <w:rStyle w:val="Hyperlink"/>
+          </w:rPr>
+          <w:t>B</w:t>
+        </w:r>
+        <w:r>
+          <w:t xml:space="preserve"> summarizes the canonical pattern of results </w:t>
+        </w:r>
+      </w:ins>
+      <w:del w:id="69" w:author="Rik Henson" w:date="2026-07-25T10:27:00Z">
+        <w:r>
+          <w:delText>selective-interference contrast between</w:delText>
+        </w:r>
+      </w:del>
+      <w:ins w:id="70" w:author="Rik Henson" w:date="2026-07-25T10:27:00Z">
+        <w:r>
+          <w:t>for</w:t>
+        </w:r>
+      </w:ins>
+      <w:r>
+        <w:t xml:space="preserve"> unguided and deliberate film recall</w:t>
+      </w:r>
+      <w:ins w:id="71" w:author="Rik Henson" w:date="2026-07-25T10:28:00Z">
+        <w:r>
+          <w:t>, i.e., the selective interference effect</w:t>
+        </w:r>
+      </w:ins>
+      <w:r>
+        <w:t xml:space="preserve">. </w:t>
+      </w:r>
+      <w:r>
+        <w:t xml:space="preserve">Simulation 1 tests the account’s core </w:t>
+      </w:r>
+      <w:r>
+        <w:t>interference account</w:t>
+      </w:r>
+      <w:r>
+        <w:t xml:space="preserve"> by varying whether film-associated context is reinstated before task encoding and how strongly task material becomes linked to that context.</w:t>
+      </w:r>
+      <w:r>
+        <w:t xml:space="preserve"> Simulation 2 compares start-of-film context reinstatement, a maintained film-category cue, and retrieval monitoring to determine which control operations</w:t>
+      </w:r>
+      <w:r>
+        <w:t xml:space="preserve"> </w:t>
+      </w:r>
+      <w:r>
+        <w:t>can account for the relative preservation of deliberate recall</w:t>
+      </w:r>
+      <w:r>
+        <w:t xml:space="preserve">. </w:t>
+      </w:r>
+      <w:commentRangeStart w:id="72"/>
+      <w:r>
+        <w:t xml:space="preserve">Simulation 3 </w:t>
+      </w:r>
+      <w:r>
+        <w:t xml:space="preserve">extends the account to </w:t>
+      </w:r>
+      <w:r>
+        <w:t>deliberate recognition</w:t>
+      </w:r>
+      <w:r>
+        <w:t>, isolating the role of test format</w:t>
+      </w:r>
+      <w:r>
+        <w:t xml:space="preserve">. </w:t>
+      </w:r>
+      <w:commentRangeEnd w:id="72"/>
+      <w:r>
+        <w:rPr>
+          <w:rStyle w:val="CommentReference"/>
+          <w:sz w:val="24"/>
+          <w:szCs w:val="24"/>
+        </w:rPr>
+        <w:commentReference w:id="72"/>
       </w:r>
       <w:r>
         <w:t xml:space="preserve">Together, the simulations </w:t>
@@ -1909,7 +1965,7 @@
       <w:pPr>
         <w:pStyle w:val="FigureTitle"/>
       </w:pPr>
-      <w:bookmarkStart w:id="68" w:name="fig-empirical-target"/>
+      <w:bookmarkStart w:id="73" w:name="fig-empirical-target"/>
       <w:r>
         <w:lastRenderedPageBreak/>
         <w:t>Figure 1</w:t>
@@ -1969,7 +2025,7 @@
       <w:r>
         <w:t xml:space="preserve"> </w:t>
       </w:r>
-      <w:del w:id="69" w:author="Rik Henson" w:date="2026-07-25T10:28:00Z">
+      <w:del w:id="74" w:author="Rik Henson" w:date="2026-07-25T10:28:00Z">
         <w:r>
           <w:delText xml:space="preserve">an </w:delText>
         </w:r>
@@ -2007,12 +2063,12 @@
       <w:r>
         <w:t>. Bars are schematic</w:t>
       </w:r>
-      <w:ins w:id="70" w:author="Rik Henson" w:date="2026-07-25T10:31:00Z">
+      <w:ins w:id="75" w:author="Rik Henson" w:date="2026-07-25T10:31:00Z">
         <w:r>
           <w:t>; for individual experiments that contribute to this canonical pattern, see Figure 2</w:t>
         </w:r>
       </w:ins>
-      <w:del w:id="71" w:author="Rik Henson" w:date="2026-07-25T10:31:00Z">
+      <w:del w:id="76" w:author="Rik Henson" w:date="2026-07-25T10:31:00Z">
         <w:r>
           <w:delText xml:space="preserve"> and do not </w:delText>
         </w:r>
@@ -2058,7 +2114,7 @@
                     </pic:cNvPicPr>
                   </pic:nvPicPr>
                   <pic:blipFill>
-                    <a:blip r:embed="rId10" cstate="print">
+                    <a:blip r:embed="rId11" cstate="print">
                       <a:extLst>
                         <a:ext uri="{28A0092B-C50C-407E-A947-70E740481C1C}">
                           <a14:useLocalDpi xmlns:a14="http://schemas.microsoft.com/office/drawing/2010/main" val="0"/>
@@ -2094,8 +2150,8 @@
       <w:pPr>
         <w:pStyle w:val="Heading2"/>
       </w:pPr>
-      <w:bookmarkStart w:id="72" w:name="Xe49916d2c5d2e2d1ed2bdc43f3c89558696ba75"/>
-      <w:bookmarkEnd w:id="68"/>
+      <w:bookmarkStart w:id="77" w:name="Xe49916d2c5d2e2d1ed2bdc43f3c89558696ba75"/>
+      <w:bookmarkEnd w:id="73"/>
       <w:r>
         <w:lastRenderedPageBreak/>
         <w:t>Intentionality and Test Format in Selective Interference</w:t>
@@ -2113,7 +2169,7 @@
         </w:rPr>
         <w:t>Empirical tests of selective interference combine different intrusion measures with different voluntary memory tests. Diary measures record intrusions that arise during daily life, whereas laboratory intrusion tasks collect reports during a defined monitoring period, sometimes while film cues are present. Voluntary memory is commonly assessed either by recall tests, which require participants to bring film details to mind, or by recognition tests, which present verbal or visual candidates for judgment (James et al., 2016; Lau-Zhu et al., 2019, 2021). These combinations vary in both retrieval intentionality and test format. Figure 2 illustrates selected examples.</w:t>
       </w:r>
-      <w:bookmarkStart w:id="73" w:name="fig-empirical-examples"/>
+      <w:bookmarkStart w:id="78" w:name="fig-empirical-examples"/>
     </w:p>
     <w:p>
       <w:pPr>
@@ -2286,7 +2342,7 @@
                     </pic:cNvPicPr>
                   </pic:nvPicPr>
                   <pic:blipFill>
-                    <a:blip r:embed="rId11"/>
+                    <a:blip r:embed="rId12"/>
                     <a:stretch>
                       <a:fillRect/>
                     </a:stretch>
@@ -2313,12 +2369,12 @@
         </w:drawing>
       </w:r>
     </w:p>
-    <w:bookmarkEnd w:id="73"/>
+    <w:bookmarkEnd w:id="78"/>
     <w:p>
       <w:pPr>
         <w:pStyle w:val="AfterWithoutNote"/>
       </w:pPr>
-      <w:commentRangeStart w:id="74"/>
+      <w:commentRangeStart w:id="79"/>
       <w:r>
         <w:t xml:space="preserve">Many prominent demonstrations of selective interference compare diary or laboratory intrusion reports with recognition tests (Holmes et al., 2009, 2010; James et al., 2015; Lau-Zhu et al., 2021). Such comparisons confound retrieval intentionality with test format. Intrusion reports depend on film material coming to mind, whereas recognition measures the ability to judge material supplied by the test. Preserved recognition therefore does not establish that film material </w:t>
       </w:r>
@@ -2326,14 +2382,14 @@
         <w:lastRenderedPageBreak/>
         <w:t>remains similarly accessible during deliberate recall or that intentionality alone produced the dissociation.</w:t>
       </w:r>
-      <w:commentRangeEnd w:id="74"/>
+      <w:commentRangeEnd w:id="79"/>
       <w:r>
         <w:rPr>
           <w:rStyle w:val="CommentReference"/>
           <w:sz w:val="24"/>
           <w:szCs w:val="24"/>
         </w:rPr>
-        <w:commentReference w:id="74"/>
+        <w:commentReference w:id="79"/>
       </w:r>
     </w:p>
     <w:p>
@@ -2344,46 +2400,46 @@
       <w:r>
         <w:t xml:space="preserve">Free recall permits a more direct comparison with intrusion reports because both outcomes require film material to enter memory search before it can be reported. Selective interference has been observed with free recall, showing that the effect is not confined to recognition-based comparisons (Lau-Zhu et al., 2019). Intrusion reports and free recall are not equivalent, but this comparison more directly tests whether goal-directed retrieval preserves access to film material. Accordingly, we use unguided versus deliberate recall to examine retrieval control </w:t>
       </w:r>
-      <w:commentRangeStart w:id="75"/>
+      <w:commentRangeStart w:id="80"/>
       <w:r>
         <w:t>and deliberate recognition to examine the separate contribution of test format</w:t>
       </w:r>
-      <w:commentRangeEnd w:id="75"/>
+      <w:commentRangeEnd w:id="80"/>
       <w:r>
         <w:rPr>
           <w:rStyle w:val="CommentReference"/>
           <w:sz w:val="24"/>
           <w:szCs w:val="24"/>
         </w:rPr>
-        <w:commentReference w:id="75"/>
+        <w:commentReference w:id="80"/>
       </w:r>
       <w:r>
         <w:t xml:space="preserve">. </w:t>
       </w:r>
-      <w:commentRangeStart w:id="76"/>
+      <w:commentRangeStart w:id="81"/>
       <w:r>
         <w:t>The resulting challenge is to explain both forms of relative preservation within a common episodic memory system</w:t>
       </w:r>
       <w:r>
         <w:t>.</w:t>
       </w:r>
-      <w:commentRangeEnd w:id="76"/>
+      <w:commentRangeEnd w:id="81"/>
       <w:r>
         <w:rPr>
           <w:rStyle w:val="CommentReference"/>
           <w:sz w:val="24"/>
           <w:szCs w:val="24"/>
         </w:rPr>
-        <w:commentReference w:id="76"/>
+        <w:commentReference w:id="81"/>
       </w:r>
     </w:p>
     <w:p>
       <w:pPr>
         <w:pStyle w:val="Heading1"/>
       </w:pPr>
-      <w:bookmarkStart w:id="77" w:name="Xc30ecb24643046c4752102619295de1bc2871c8"/>
-      <w:bookmarkEnd w:id="10"/>
-      <w:bookmarkEnd w:id="72"/>
+      <w:bookmarkStart w:id="82" w:name="Xc30ecb24643046c4752102619295de1bc2871c8"/>
+      <w:bookmarkEnd w:id="14"/>
+      <w:bookmarkEnd w:id="77"/>
       <w:r>
         <w:t>A Retrieved-Context Account of Selective Interference</w:t>
       </w:r>
@@ -2413,7 +2469,7 @@
       <w:r>
         <w:t xml:space="preserve">a changing context state </w:t>
       </w:r>
-      <w:ins w:id="78" w:author="Rik Henson" w:date="2026-07-25T10:33:00Z">
+      <w:ins w:id="83" w:author="Rik Henson" w:date="2026-07-25T10:33:00Z">
         <w:r>
           <w:t xml:space="preserve">that is </w:t>
         </w:r>
@@ -2486,18 +2542,18 @@
       <w:r>
         <w:t xml:space="preserve"> recall. We then use this framework to explain how task material becomes a competitor for film recall, how deliberate recall controls that competition, </w:t>
       </w:r>
-      <w:commentRangeStart w:id="79"/>
+      <w:commentRangeStart w:id="84"/>
       <w:r>
         <w:t>and why presenting a candidate item changes its effect on deliberate recognition.</w:t>
       </w:r>
-      <w:commentRangeEnd w:id="79"/>
+      <w:commentRangeEnd w:id="84"/>
       <w:r>
         <w:rPr>
           <w:rStyle w:val="CommentReference"/>
           <w:sz w:val="24"/>
           <w:szCs w:val="24"/>
         </w:rPr>
-        <w:commentReference w:id="79"/>
+        <w:commentReference w:id="84"/>
       </w:r>
     </w:p>
     <w:p>
@@ -2521,7 +2577,7 @@
       <w:pPr>
         <w:pStyle w:val="BodyText"/>
       </w:pPr>
-      <w:bookmarkStart w:id="80" w:name="Xd59415b5fd42aab981071d489cd76f318b9874c"/>
+      <w:bookmarkStart w:id="85" w:name="Xd59415b5fd42aab981071d489cd76f318b9874c"/>
       <w:r>
         <w:t xml:space="preserve">Retrieved-context models were developed </w:t>
       </w:r>
@@ -2765,7 +2821,7 @@
         <w:lastRenderedPageBreak/>
         <w:t xml:space="preserve">present account, </w:t>
       </w:r>
-      <w:commentRangeStart w:id="81"/>
+      <w:commentRangeStart w:id="86"/>
       <w:r>
         <w:t>f</w:t>
       </w:r>
@@ -2790,22 +2846,22 @@
       <w:r>
         <w:t xml:space="preserve"> while remaining distinct items with different temporal associations.</w:t>
       </w:r>
-      <w:commentRangeEnd w:id="81"/>
+      <w:commentRangeEnd w:id="86"/>
       <w:r>
         <w:rPr>
           <w:rStyle w:val="CommentReference"/>
           <w:sz w:val="24"/>
           <w:szCs w:val="24"/>
         </w:rPr>
-        <w:commentReference w:id="81"/>
+        <w:commentReference w:id="86"/>
       </w:r>
     </w:p>
     <w:p>
       <w:pPr>
         <w:pStyle w:val="Heading2"/>
       </w:pPr>
-      <w:bookmarkStart w:id="82" w:name="reminder-linked-competitor-encoding"/>
-      <w:bookmarkEnd w:id="80"/>
+      <w:bookmarkStart w:id="87" w:name="reminder-linked-competitor-encoding"/>
+      <w:bookmarkEnd w:id="85"/>
       <w:r>
         <w:t xml:space="preserve">How </w:t>
       </w:r>
@@ -2903,18 +2959,18 @@
       <w:r>
         <w:t xml:space="preserve">For the task and delay periods, </w:t>
       </w:r>
-      <w:commentRangeStart w:id="83"/>
+      <w:commentRangeStart w:id="88"/>
       <w:r>
         <w:t>they represent non-film events that can also be encoded and later sampled for retrieval.</w:t>
       </w:r>
-      <w:commentRangeEnd w:id="83"/>
+      <w:commentRangeEnd w:id="88"/>
       <w:r>
         <w:rPr>
           <w:rStyle w:val="CommentReference"/>
           <w:sz w:val="24"/>
           <w:szCs w:val="24"/>
         </w:rPr>
-        <w:commentReference w:id="83"/>
+        <w:commentReference w:id="88"/>
       </w:r>
       <w:r>
         <w:t xml:space="preserve"> </w:t>
@@ -3020,7 +3076,7 @@
       <w:r>
         <w:t xml:space="preserve"> </w:t>
       </w:r>
-      <w:commentRangeStart w:id="84"/>
+      <w:commentRangeStart w:id="89"/>
       <w:r>
         <w:t>The model stores bidirectional item-context associations: context-to-feature associations cue candidate items, while feature-to-context associations reinstate associated context</w:t>
       </w:r>
@@ -3030,7 +3086,7 @@
       <w:r>
         <w:t xml:space="preserve"> </w:t>
       </w:r>
-      <w:commentRangeEnd w:id="84"/>
+      <w:commentRangeEnd w:id="89"/>
       <w:r>
         <w:rPr>
           <w:rStyle w:val="CommentReference"/>
@@ -3039,7 +3095,7 @@
           <w:sz w:val="24"/>
           <w:szCs w:val="24"/>
         </w:rPr>
-        <w:commentReference w:id="84"/>
+        <w:commentReference w:id="89"/>
       </w:r>
       <w:r>
         <w:rPr>
@@ -3086,7 +3142,7 @@
                     </pic:cNvPicPr>
                   </pic:nvPicPr>
                   <pic:blipFill>
-                    <a:blip r:embed="rId12" cstate="print">
+                    <a:blip r:embed="rId13" cstate="print">
                       <a:extLst>
                         <a:ext uri="{28A0092B-C50C-407E-A947-70E740481C1C}">
                           <a14:useLocalDpi xmlns:a14="http://schemas.microsoft.com/office/drawing/2010/main" val="0"/>
@@ -3127,8 +3183,8 @@
       <w:pPr>
         <w:pStyle w:val="Heading2"/>
       </w:pPr>
-      <w:bookmarkStart w:id="85" w:name="Xfbedde256e5c9242b660a2368ef39e7e5be0932"/>
-      <w:bookmarkEnd w:id="82"/>
+      <w:bookmarkStart w:id="90" w:name="Xfbedde256e5c9242b660a2368ef39e7e5be0932"/>
+      <w:bookmarkEnd w:id="87"/>
       <w:r>
         <w:lastRenderedPageBreak/>
         <w:t>Retrieval Control</w:t>
@@ -3150,7 +3206,7 @@
       <w:r>
         <w:t xml:space="preserve">Previous retrieved-context models have allowed target and nontarget memories to enter the same intentional search (Lohnas et al., 2015; Cohen &amp; Kahana, 2022). Cohen and Kahana, for example, classified recalls from the intended context as voluntary and recalls from prior contexts as involuntary intrusions, </w:t>
       </w:r>
-      <w:del w:id="86" w:author="Rik Henson" w:date="2026-07-25T11:02:00Z">
+      <w:del w:id="91" w:author="Rik Henson" w:date="2026-07-25T11:02:00Z">
         <w:r>
           <w:delText xml:space="preserve">while </w:delText>
         </w:r>
@@ -3158,39 +3214,39 @@
       <w:r>
         <w:t xml:space="preserve">generating both through the same context-guided retrieval process. The present comparison </w:t>
       </w:r>
-      <w:commentRangeStart w:id="87"/>
+      <w:commentRangeStart w:id="92"/>
       <w:r>
         <w:t xml:space="preserve">instead </w:t>
       </w:r>
-      <w:commentRangeEnd w:id="87"/>
+      <w:commentRangeEnd w:id="92"/>
       <w:r>
         <w:rPr>
           <w:rStyle w:val="CommentReference"/>
           <w:sz w:val="24"/>
           <w:szCs w:val="24"/>
         </w:rPr>
-        <w:commentReference w:id="87"/>
+        <w:commentReference w:id="92"/>
       </w:r>
       <w:r>
         <w:t xml:space="preserve">holds learned associations constant across unguided and deliberate recall. Any difference in their susceptibility to competition must therefore arise from control applied during deliberate retrieval. We consider three candidate processes that alter successive stages of search: orienting search toward the target </w:t>
       </w:r>
-      <w:commentRangeStart w:id="88"/>
+      <w:commentRangeStart w:id="93"/>
       <w:r>
         <w:t xml:space="preserve">sequence </w:t>
       </w:r>
-      <w:commentRangeEnd w:id="88"/>
+      <w:commentRangeEnd w:id="93"/>
       <w:r>
         <w:rPr>
           <w:rStyle w:val="CommentReference"/>
           <w:sz w:val="24"/>
           <w:szCs w:val="24"/>
         </w:rPr>
-        <w:commentReference w:id="88"/>
+        <w:commentReference w:id="93"/>
       </w:r>
       <w:r>
         <w:t>before sampling, maintaining target-selective support during sampling, and limiting the influence of an off-target memory after it is sampled. The following paragraphs develop these processes in the order in which they act</w:t>
       </w:r>
-      <w:del w:id="89" w:author="Rik Henson" w:date="2026-07-25T11:04:00Z">
+      <w:del w:id="94" w:author="Rik Henson" w:date="2026-07-25T11:04:00Z">
         <w:r>
           <w:delText xml:space="preserve"> and apply each to film recall</w:delText>
         </w:r>
@@ -3270,21 +3326,21 @@
       <w:r>
         <w:t xml:space="preserve">). Start-of-list context reinstatement mechanisms account for these patterns by </w:t>
       </w:r>
-      <w:commentRangeStart w:id="90"/>
+      <w:commentRangeStart w:id="95"/>
       <w:r>
         <w:t xml:space="preserve">shifting </w:t>
       </w:r>
       <w:r>
         <w:t xml:space="preserve">the current context toward the state associated with the beginning of the target list before retrieval begins </w:t>
       </w:r>
-      <w:commentRangeEnd w:id="90"/>
+      <w:commentRangeEnd w:id="95"/>
       <w:r>
         <w:rPr>
           <w:rStyle w:val="CommentReference"/>
           <w:sz w:val="24"/>
           <w:szCs w:val="24"/>
         </w:rPr>
-        <w:commentReference w:id="90"/>
+        <w:commentReference w:id="95"/>
       </w:r>
       <w:r>
         <w:t>(</w:t>
@@ -3415,7 +3471,7 @@
       <w:r>
         <w:t>). In this kind of task,</w:t>
       </w:r>
-      <w:ins w:id="91" w:author="Rik Henson" w:date="2026-07-25T11:07:00Z">
+      <w:ins w:id="96" w:author="Rik Henson" w:date="2026-07-25T11:07:00Z">
         <w:r>
           <w:t xml:space="preserve"> intracranial recordings have revealed that</w:t>
         </w:r>
@@ -3672,18 +3728,18 @@
       <w:r>
         <w:t xml:space="preserve">After an item has been sampled, feature-to-context memory updates the context used for the next sampling step. A sampled film item keeps subsequent search biased toward film candidates. Without monitoring, a sampled task item can redirect search toward task candidates. Retrieval monitoring dampens this task-item update, preserving some support for film candidates. Blue marks film items and film-favoring context or support; orange marks task items and task-favoring context or support. Gray elements depict the stored associations, ongoing context, and </w:t>
       </w:r>
-      <w:commentRangeStart w:id="92"/>
+      <w:commentRangeStart w:id="97"/>
       <w:r>
         <w:t xml:space="preserve">MCF or MFC </w:t>
       </w:r>
-      <w:commentRangeEnd w:id="92"/>
+      <w:commentRangeEnd w:id="97"/>
       <w:r>
         <w:rPr>
           <w:rStyle w:val="CommentReference"/>
           <w:sz w:val="24"/>
           <w:szCs w:val="24"/>
         </w:rPr>
-        <w:commentReference w:id="92"/>
+        <w:commentReference w:id="97"/>
       </w:r>
       <w:r>
         <w:t>pathways used across the compared conditions. Dashed outlines and arrows indicate weaker support or dampened updating, not unavailable candidates.</w:t>
@@ -3717,7 +3773,7 @@
                     </pic:cNvPicPr>
                   </pic:nvPicPr>
                   <pic:blipFill>
-                    <a:blip r:embed="rId13" cstate="print">
+                    <a:blip r:embed="rId14" cstate="print">
                       <a:extLst>
                         <a:ext uri="{28A0092B-C50C-407E-A947-70E740481C1C}">
                           <a14:useLocalDpi xmlns:a14="http://schemas.microsoft.com/office/drawing/2010/main" val="0"/>
@@ -3758,7 +3814,7 @@
       <w:pPr>
         <w:pStyle w:val="Heading2"/>
       </w:pPr>
-      <w:commentRangeStart w:id="93"/>
+      <w:commentRangeStart w:id="98"/>
       <w:r>
         <w:lastRenderedPageBreak/>
         <w:t>Deliberate Recognition</w:t>
@@ -3771,14 +3827,14 @@
       <w:r>
         <w:t>The control mechanisms considered above alter context-guided recall. Recognition instead uses the model’s bidirectional item-context associations in the opposite direction. During recall, current context cues candidate items, so a film item must be selected from candidates that can include task competitors. During recognition, a presented probe reinstates context associated with earlier encounters, and recognition evidence depends on the match between that context and the context active at test (Healey &amp; Kahana, 2016; Jin et al., 2024). Task items therefore do not compete to be selected in place of the film probe, although task learning may still affect the contextual evidence it retrieves. Recognition thus bypasses competition during context-to-item selection while remaining sensitive to any effects on the context retrieved by the probe.</w:t>
       </w:r>
-      <w:commentRangeEnd w:id="93"/>
+      <w:commentRangeEnd w:id="98"/>
       <w:r>
         <w:rPr>
           <w:rStyle w:val="CommentReference"/>
           <w:sz w:val="24"/>
           <w:szCs w:val="24"/>
         </w:rPr>
-        <w:commentReference w:id="93"/>
+        <w:commentReference w:id="98"/>
       </w:r>
     </w:p>
     <w:p>
@@ -3788,9 +3844,9 @@
       <w:r>
         <w:t>Taken together, the account separates what is learned from how it is later retrieved. Task events can become linked to film-associated context, while retrieval goals and test operations determine how strongly those associations affect access to film material. Selective interference can therefore emerge within a common episodic memory system without requiring intrusive and voluntary remembering to depend on separately vulnerable representations</w:t>
       </w:r>
-      <w:bookmarkStart w:id="94" w:name="model-specification"/>
-      <w:bookmarkEnd w:id="77"/>
-      <w:bookmarkEnd w:id="85"/>
+      <w:bookmarkStart w:id="99" w:name="model-specification"/>
+      <w:bookmarkEnd w:id="82"/>
+      <w:bookmarkEnd w:id="90"/>
       <w:r>
         <w:t>.</w:t>
       </w:r>
@@ -3877,7 +3933,7 @@
         <m:sSub>
           <m:sSubPr>
             <m:ctrlPr>
-              <w:ins w:id="95" w:author="Gunn, Jordan" w:date="2026-07-25T13:08:00Z" w16du:dateUtc="2026-07-25T12:08:00Z">
+              <w:ins w:id="100" w:author="Gunn, Jordan" w:date="2026-07-25T13:08:00Z" w16du:dateUtc="2026-07-25T12:08:00Z">
                 <w:rPr>
                   <w:rFonts w:ascii="Cambria Math" w:hAnsi="Cambria Math"/>
                 </w:rPr>
@@ -3909,7 +3965,7 @@
         <m:sSub>
           <m:sSubPr>
             <m:ctrlPr>
-              <w:ins w:id="96" w:author="Gunn, Jordan" w:date="2026-07-25T13:08:00Z" w16du:dateUtc="2026-07-25T12:08:00Z">
+              <w:ins w:id="101" w:author="Gunn, Jordan" w:date="2026-07-25T13:08:00Z" w16du:dateUtc="2026-07-25T12:08:00Z">
                 <w:rPr>
                   <w:rFonts w:ascii="Cambria Math" w:hAnsi="Cambria Math"/>
                 </w:rPr>
@@ -3956,7 +4012,7 @@
       <w:r>
         <w:t xml:space="preserve">During encoding, items and states of context are linked through bidirectional associations represented in two matrices. Context-to-feature </w:t>
       </w:r>
-      <w:commentRangeStart w:id="97"/>
+      <w:commentRangeStart w:id="102"/>
       <w:r>
         <w:t xml:space="preserve">memory, </w:t>
       </w:r>
@@ -3964,7 +4020,7 @@
         <m:sSup>
           <m:sSupPr>
             <m:ctrlPr>
-              <w:ins w:id="98" w:author="Gunn, Jordan" w:date="2026-07-25T13:08:00Z" w16du:dateUtc="2026-07-25T12:08:00Z">
+              <w:ins w:id="103" w:author="Gunn, Jordan" w:date="2026-07-25T13:08:00Z" w16du:dateUtc="2026-07-25T12:08:00Z">
                 <w:rPr>
                   <w:rFonts w:ascii="Cambria Math" w:hAnsi="Cambria Math"/>
                 </w:rPr>
@@ -3996,7 +4052,7 @@
         <m:sSup>
           <m:sSupPr>
             <m:ctrlPr>
-              <w:ins w:id="99" w:author="Gunn, Jordan" w:date="2026-07-25T13:08:00Z" w16du:dateUtc="2026-07-25T12:08:00Z">
+              <w:ins w:id="104" w:author="Gunn, Jordan" w:date="2026-07-25T13:08:00Z" w16du:dateUtc="2026-07-25T12:08:00Z">
                 <w:rPr>
                   <w:rFonts w:ascii="Cambria Math" w:hAnsi="Cambria Math"/>
                 </w:rPr>
@@ -4028,7 +4084,7 @@
         <m:sSup>
           <m:sSupPr>
             <m:ctrlPr>
-              <w:ins w:id="100" w:author="Gunn, Jordan" w:date="2026-07-25T13:08:00Z" w16du:dateUtc="2026-07-25T12:08:00Z">
+              <w:ins w:id="105" w:author="Gunn, Jordan" w:date="2026-07-25T13:08:00Z" w16du:dateUtc="2026-07-25T12:08:00Z">
                 <w:rPr>
                   <w:rFonts w:ascii="Cambria Math" w:hAnsi="Cambria Math"/>
                 </w:rPr>
@@ -4055,7 +4111,7 @@
         <m:sSub>
           <m:sSubPr>
             <m:ctrlPr>
-              <w:ins w:id="101" w:author="Gunn, Jordan" w:date="2026-07-25T13:08:00Z" w16du:dateUtc="2026-07-25T12:08:00Z">
+              <w:ins w:id="106" w:author="Gunn, Jordan" w:date="2026-07-25T13:08:00Z" w16du:dateUtc="2026-07-25T12:08:00Z">
                 <w:rPr>
                   <w:rFonts w:ascii="Cambria Math" w:hAnsi="Cambria Math"/>
                 </w:rPr>
@@ -4087,7 +4143,7 @@
         <m:sSup>
           <m:sSupPr>
             <m:ctrlPr>
-              <w:ins w:id="102" w:author="Gunn, Jordan" w:date="2026-07-25T13:08:00Z" w16du:dateUtc="2026-07-25T12:08:00Z">
+              <w:ins w:id="107" w:author="Gunn, Jordan" w:date="2026-07-25T13:08:00Z" w16du:dateUtc="2026-07-25T12:08:00Z">
                 <w:rPr>
                   <w:rFonts w:ascii="Cambria Math" w:hAnsi="Cambria Math"/>
                 </w:rPr>
@@ -4114,7 +4170,7 @@
         <m:sSub>
           <m:sSubPr>
             <m:ctrlPr>
-              <w:ins w:id="103" w:author="Gunn, Jordan" w:date="2026-07-25T13:08:00Z" w16du:dateUtc="2026-07-25T12:08:00Z">
+              <w:ins w:id="108" w:author="Gunn, Jordan" w:date="2026-07-25T13:08:00Z" w16du:dateUtc="2026-07-25T12:08:00Z">
                 <w:rPr>
                   <w:rFonts w:ascii="Cambria Math" w:hAnsi="Cambria Math"/>
                 </w:rPr>
@@ -4142,14 +4198,14 @@
       <w:r>
         <w:t xml:space="preserve"> is a feature-support vector.</w:t>
       </w:r>
-      <w:commentRangeEnd w:id="97"/>
+      <w:commentRangeEnd w:id="102"/>
       <w:r>
         <w:rPr>
           <w:rStyle w:val="CommentReference"/>
           <w:sz w:val="24"/>
           <w:szCs w:val="24"/>
         </w:rPr>
-        <w:commentReference w:id="97"/>
+        <w:commentReference w:id="102"/>
       </w:r>
     </w:p>
     <w:p>
@@ -4207,7 +4263,7 @@
         <m:sSub>
           <m:sSubPr>
             <m:ctrlPr>
-              <w:ins w:id="104" w:author="Gunn, Jordan" w:date="2026-07-25T13:08:00Z" w16du:dateUtc="2026-07-25T12:08:00Z">
+              <w:ins w:id="109" w:author="Gunn, Jordan" w:date="2026-07-25T13:08:00Z" w16du:dateUtc="2026-07-25T12:08:00Z">
                 <w:rPr>
                   <w:rFonts w:ascii="Cambria Math" w:hAnsi="Cambria Math"/>
                 </w:rPr>
@@ -4240,7 +4296,7 @@
       <w:pPr>
         <w:pStyle w:val="FigureTitle"/>
       </w:pPr>
-      <w:bookmarkStart w:id="105" w:name="tbl-model-notation"/>
+      <w:bookmarkStart w:id="110" w:name="tbl-model-notation"/>
       <w:r>
         <w:lastRenderedPageBreak/>
         <w:t>Table 1</w:t>
@@ -4325,7 +4381,7 @@
                 <m:sSub>
                   <m:sSubPr>
                     <m:ctrlPr>
-                      <w:ins w:id="106" w:author="Gunn, Jordan" w:date="2026-07-25T13:08:00Z" w16du:dateUtc="2026-07-25T12:08:00Z">
+                      <w:ins w:id="111" w:author="Gunn, Jordan" w:date="2026-07-25T13:08:00Z" w16du:dateUtc="2026-07-25T12:08:00Z">
                         <w:rPr>
                           <w:rFonts w:ascii="Cambria Math" w:hAnsi="Cambria Math"/>
                         </w:rPr>
@@ -4402,7 +4458,7 @@
                 <m:sSub>
                   <m:sSubPr>
                     <m:ctrlPr>
-                      <w:ins w:id="107" w:author="Gunn, Jordan" w:date="2026-07-25T13:08:00Z" w16du:dateUtc="2026-07-25T12:08:00Z">
+                      <w:ins w:id="112" w:author="Gunn, Jordan" w:date="2026-07-25T13:08:00Z" w16du:dateUtc="2026-07-25T12:08:00Z">
                         <w:rPr>
                           <w:rFonts w:ascii="Cambria Math" w:hAnsi="Cambria Math"/>
                         </w:rPr>
@@ -4471,7 +4527,7 @@
                 <m:sSub>
                   <m:sSubPr>
                     <m:ctrlPr>
-                      <w:ins w:id="108" w:author="Gunn, Jordan" w:date="2026-07-25T13:08:00Z" w16du:dateUtc="2026-07-25T12:08:00Z">
+                      <w:ins w:id="113" w:author="Gunn, Jordan" w:date="2026-07-25T13:08:00Z" w16du:dateUtc="2026-07-25T12:08:00Z">
                         <w:rPr>
                           <w:rFonts w:ascii="Cambria Math" w:hAnsi="Cambria Math"/>
                         </w:rPr>
@@ -4548,7 +4604,7 @@
                 <m:sSup>
                   <m:sSupPr>
                     <m:ctrlPr>
-                      <w:ins w:id="109" w:author="Gunn, Jordan" w:date="2026-07-25T13:08:00Z" w16du:dateUtc="2026-07-25T12:08:00Z">
+                      <w:ins w:id="114" w:author="Gunn, Jordan" w:date="2026-07-25T13:08:00Z" w16du:dateUtc="2026-07-25T12:08:00Z">
                         <w:rPr>
                           <w:rFonts w:ascii="Cambria Math" w:hAnsi="Cambria Math"/>
                         </w:rPr>
@@ -4617,7 +4673,7 @@
                 <m:sSup>
                   <m:sSupPr>
                     <m:ctrlPr>
-                      <w:ins w:id="110" w:author="Gunn, Jordan" w:date="2026-07-25T13:08:00Z" w16du:dateUtc="2026-07-25T12:08:00Z">
+                      <w:ins w:id="115" w:author="Gunn, Jordan" w:date="2026-07-25T13:08:00Z" w16du:dateUtc="2026-07-25T12:08:00Z">
                         <w:rPr>
                           <w:rFonts w:ascii="Cambria Math" w:hAnsi="Cambria Math"/>
                         </w:rPr>
@@ -4721,7 +4777,7 @@
               <m:sSup>
                 <m:sSupPr>
                   <m:ctrlPr>
-                    <w:ins w:id="111" w:author="Gunn, Jordan" w:date="2026-07-25T13:08:00Z" w16du:dateUtc="2026-07-25T12:08:00Z">
+                    <w:ins w:id="116" w:author="Gunn, Jordan" w:date="2026-07-25T13:08:00Z" w16du:dateUtc="2026-07-25T12:08:00Z">
                       <w:rPr>
                         <w:rFonts w:ascii="Cambria Math" w:hAnsi="Cambria Math"/>
                       </w:rPr>
@@ -4798,7 +4854,7 @@
               <m:sSup>
                 <m:sSupPr>
                   <m:ctrlPr>
-                    <w:ins w:id="112" w:author="Gunn, Jordan" w:date="2026-07-25T13:08:00Z" w16du:dateUtc="2026-07-25T12:08:00Z">
+                    <w:ins w:id="117" w:author="Gunn, Jordan" w:date="2026-07-25T13:08:00Z" w16du:dateUtc="2026-07-25T12:08:00Z">
                       <w:rPr>
                         <w:rFonts w:ascii="Cambria Math" w:hAnsi="Cambria Math"/>
                       </w:rPr>
@@ -4840,7 +4896,7 @@
                 <m:sSub>
                   <m:sSubPr>
                     <m:ctrlPr>
-                      <w:ins w:id="113" w:author="Gunn, Jordan" w:date="2026-07-25T13:08:00Z" w16du:dateUtc="2026-07-25T12:08:00Z">
+                      <w:ins w:id="118" w:author="Gunn, Jordan" w:date="2026-07-25T13:08:00Z" w16du:dateUtc="2026-07-25T12:08:00Z">
                         <w:rPr>
                           <w:rFonts w:ascii="Cambria Math" w:hAnsi="Cambria Math"/>
                         </w:rPr>
@@ -4912,7 +4968,7 @@
                 <m:sSub>
                   <m:sSubPr>
                     <m:ctrlPr>
-                      <w:ins w:id="114" w:author="Gunn, Jordan" w:date="2026-07-25T13:08:00Z" w16du:dateUtc="2026-07-25T12:08:00Z">
+                      <w:ins w:id="119" w:author="Gunn, Jordan" w:date="2026-07-25T13:08:00Z" w16du:dateUtc="2026-07-25T12:08:00Z">
                         <w:rPr>
                           <w:rFonts w:ascii="Cambria Math" w:hAnsi="Cambria Math"/>
                         </w:rPr>
@@ -4984,7 +5040,7 @@
                 <m:sSub>
                   <m:sSubPr>
                     <m:ctrlPr>
-                      <w:ins w:id="115" w:author="Gunn, Jordan" w:date="2026-07-25T13:08:00Z" w16du:dateUtc="2026-07-25T12:08:00Z">
+                      <w:ins w:id="120" w:author="Gunn, Jordan" w:date="2026-07-25T13:08:00Z" w16du:dateUtc="2026-07-25T12:08:00Z">
                         <w:rPr>
                           <w:rFonts w:ascii="Cambria Math" w:hAnsi="Cambria Math"/>
                         </w:rPr>
@@ -5088,7 +5144,7 @@
               <m:sSup>
                 <m:sSupPr>
                   <m:ctrlPr>
-                    <w:ins w:id="116" w:author="Gunn, Jordan" w:date="2026-07-25T13:08:00Z" w16du:dateUtc="2026-07-25T12:08:00Z">
+                    <w:ins w:id="121" w:author="Gunn, Jordan" w:date="2026-07-25T13:08:00Z" w16du:dateUtc="2026-07-25T12:08:00Z">
                       <w:rPr>
                         <w:rFonts w:ascii="Cambria Math" w:hAnsi="Cambria Math"/>
                       </w:rPr>
@@ -5165,7 +5221,7 @@
               <m:sSup>
                 <m:sSupPr>
                   <m:ctrlPr>
-                    <w:ins w:id="117" w:author="Gunn, Jordan" w:date="2026-07-25T13:08:00Z" w16du:dateUtc="2026-07-25T12:08:00Z">
+                    <w:ins w:id="122" w:author="Gunn, Jordan" w:date="2026-07-25T13:08:00Z" w16du:dateUtc="2026-07-25T12:08:00Z">
                       <w:rPr>
                         <w:rFonts w:ascii="Cambria Math" w:hAnsi="Cambria Math"/>
                       </w:rPr>
@@ -5207,7 +5263,7 @@
                 <m:sSub>
                   <m:sSubPr>
                     <m:ctrlPr>
-                      <w:ins w:id="118" w:author="Gunn, Jordan" w:date="2026-07-25T13:08:00Z" w16du:dateUtc="2026-07-25T12:08:00Z">
+                      <w:ins w:id="123" w:author="Gunn, Jordan" w:date="2026-07-25T13:08:00Z" w16du:dateUtc="2026-07-25T12:08:00Z">
                         <w:rPr>
                           <w:rFonts w:ascii="Cambria Math" w:hAnsi="Cambria Math"/>
                         </w:rPr>
@@ -5284,7 +5340,7 @@
                 <m:sSub>
                   <m:sSubPr>
                     <m:ctrlPr>
-                      <w:ins w:id="119" w:author="Gunn, Jordan" w:date="2026-07-25T13:08:00Z" w16du:dateUtc="2026-07-25T12:08:00Z">
+                      <w:ins w:id="124" w:author="Gunn, Jordan" w:date="2026-07-25T13:08:00Z" w16du:dateUtc="2026-07-25T12:08:00Z">
                         <w:rPr>
                           <w:rFonts w:ascii="Cambria Math" w:hAnsi="Cambria Math"/>
                         </w:rPr>
@@ -5404,7 +5460,7 @@
                 <m:sSub>
                   <m:sSubPr>
                     <m:ctrlPr>
-                      <w:ins w:id="120" w:author="Gunn, Jordan" w:date="2026-07-25T13:08:00Z" w16du:dateUtc="2026-07-25T12:08:00Z">
+                      <w:ins w:id="125" w:author="Gunn, Jordan" w:date="2026-07-25T13:08:00Z" w16du:dateUtc="2026-07-25T12:08:00Z">
                         <w:rPr>
                           <w:rFonts w:ascii="Cambria Math" w:hAnsi="Cambria Math"/>
                         </w:rPr>
@@ -5440,7 +5496,7 @@
                 <m:sSub>
                   <m:sSubPr>
                     <m:ctrlPr>
-                      <w:ins w:id="121" w:author="Gunn, Jordan" w:date="2026-07-25T13:08:00Z" w16du:dateUtc="2026-07-25T12:08:00Z">
+                      <w:ins w:id="126" w:author="Gunn, Jordan" w:date="2026-07-25T13:08:00Z" w16du:dateUtc="2026-07-25T12:08:00Z">
                         <w:rPr>
                           <w:rFonts w:ascii="Cambria Math" w:hAnsi="Cambria Math"/>
                         </w:rPr>
@@ -5557,7 +5613,7 @@
                 <m:sSub>
                   <m:sSubPr>
                     <m:ctrlPr>
-                      <w:ins w:id="122" w:author="Gunn, Jordan" w:date="2026-07-25T13:08:00Z" w16du:dateUtc="2026-07-25T12:08:00Z">
+                      <w:ins w:id="127" w:author="Gunn, Jordan" w:date="2026-07-25T13:08:00Z" w16du:dateUtc="2026-07-25T12:08:00Z">
                         <w:rPr>
                           <w:rFonts w:ascii="Cambria Math" w:hAnsi="Cambria Math"/>
                         </w:rPr>
@@ -5620,16 +5676,16 @@
       <w:pPr>
         <w:pStyle w:val="BodyText"/>
         <w:rPr>
-          <w:ins w:id="123" w:author="Rik Henson" w:date="2026-07-25T11:28:00Z"/>
-        </w:rPr>
-        <w:pPrChange w:id="124" w:author="Rik Henson" w:date="2026-07-25T11:28:00Z">
+          <w:ins w:id="128" w:author="Rik Henson" w:date="2026-07-25T11:28:00Z"/>
+        </w:rPr>
+        <w:pPrChange w:id="129" w:author="Rik Henson" w:date="2026-07-25T11:28:00Z">
           <w:pPr>
             <w:pStyle w:val="Heading2"/>
           </w:pPr>
         </w:pPrChange>
       </w:pPr>
-      <w:bookmarkStart w:id="125" w:name="encoding-the-paradigm-sequence"/>
-      <w:bookmarkEnd w:id="105"/>
+      <w:bookmarkStart w:id="130" w:name="encoding-the-paradigm-sequence"/>
+      <w:bookmarkEnd w:id="110"/>
     </w:p>
     <w:p>
       <w:pPr>
@@ -5658,7 +5714,7 @@
         <m:sSub>
           <m:sSubPr>
             <m:ctrlPr>
-              <w:ins w:id="126" w:author="Gunn, Jordan" w:date="2026-07-25T13:08:00Z" w16du:dateUtc="2026-07-25T12:08:00Z">
+              <w:ins w:id="131" w:author="Gunn, Jordan" w:date="2026-07-25T13:08:00Z" w16du:dateUtc="2026-07-25T12:08:00Z">
                 <w:rPr>
                   <w:rFonts w:ascii="Cambria Math" w:hAnsi="Cambria Math"/>
                 </w:rPr>
@@ -5690,7 +5746,7 @@
         <m:sSup>
           <m:sSupPr>
             <m:ctrlPr>
-              <w:ins w:id="127" w:author="Gunn, Jordan" w:date="2026-07-25T13:08:00Z" w16du:dateUtc="2026-07-25T12:08:00Z">
+              <w:ins w:id="132" w:author="Gunn, Jordan" w:date="2026-07-25T13:08:00Z" w16du:dateUtc="2026-07-25T12:08:00Z">
                 <w:rPr>
                   <w:rFonts w:ascii="Cambria Math" w:hAnsi="Cambria Math"/>
                 </w:rPr>
@@ -5759,7 +5815,7 @@
         <m:sSup>
           <m:sSupPr>
             <m:ctrlPr>
-              <w:ins w:id="128" w:author="Gunn, Jordan" w:date="2026-07-25T13:08:00Z" w16du:dateUtc="2026-07-25T12:08:00Z">
+              <w:ins w:id="133" w:author="Gunn, Jordan" w:date="2026-07-25T13:08:00Z" w16du:dateUtc="2026-07-25T12:08:00Z">
                 <w:rPr>
                   <w:rFonts w:ascii="Cambria Math" w:hAnsi="Cambria Math"/>
                 </w:rPr>
@@ -5813,7 +5869,7 @@
         <m:sSub>
           <m:sSubPr>
             <m:ctrlPr>
-              <w:ins w:id="129" w:author="Gunn, Jordan" w:date="2026-07-25T13:08:00Z" w16du:dateUtc="2026-07-25T12:08:00Z">
+              <w:ins w:id="134" w:author="Gunn, Jordan" w:date="2026-07-25T13:08:00Z" w16du:dateUtc="2026-07-25T12:08:00Z">
                 <w:rPr>
                   <w:rFonts w:ascii="Cambria Math" w:hAnsi="Cambria Math"/>
                 </w:rPr>
@@ -5845,7 +5901,7 @@
         <m:sSup>
           <m:sSupPr>
             <m:ctrlPr>
-              <w:ins w:id="130" w:author="Gunn, Jordan" w:date="2026-07-25T13:08:00Z" w16du:dateUtc="2026-07-25T12:08:00Z">
+              <w:ins w:id="135" w:author="Gunn, Jordan" w:date="2026-07-25T13:08:00Z" w16du:dateUtc="2026-07-25T12:08:00Z">
                 <w:rPr>
                   <w:rFonts w:ascii="Cambria Math" w:hAnsi="Cambria Math"/>
                 </w:rPr>
@@ -5877,7 +5933,7 @@
         <m:sSup>
           <m:sSupPr>
             <m:ctrlPr>
-              <w:ins w:id="131" w:author="Gunn, Jordan" w:date="2026-07-25T13:08:00Z" w16du:dateUtc="2026-07-25T12:08:00Z">
+              <w:ins w:id="136" w:author="Gunn, Jordan" w:date="2026-07-25T13:08:00Z" w16du:dateUtc="2026-07-25T12:08:00Z">
                 <w:rPr>
                   <w:rFonts w:ascii="Cambria Math" w:hAnsi="Cambria Math"/>
                 </w:rPr>
@@ -5909,7 +5965,7 @@
         <m:sSup>
           <m:sSupPr>
             <m:ctrlPr>
-              <w:ins w:id="132" w:author="Gunn, Jordan" w:date="2026-07-25T13:08:00Z" w16du:dateUtc="2026-07-25T12:08:00Z">
+              <w:ins w:id="137" w:author="Gunn, Jordan" w:date="2026-07-25T13:08:00Z" w16du:dateUtc="2026-07-25T12:08:00Z">
                 <w:rPr>
                   <w:rFonts w:ascii="Cambria Math" w:hAnsi="Cambria Math"/>
                 </w:rPr>
@@ -5938,7 +5994,7 @@
         <w:t xml:space="preserve"> are therefore:</w:t>
       </w:r>
     </w:p>
-    <w:bookmarkStart w:id="133" w:name="eq-mfc-pre"/>
+    <w:bookmarkStart w:id="138" w:name="eq-mfc-pre"/>
     <w:p>
       <w:pPr>
         <w:pStyle w:val="BodyText"/>
@@ -5951,7 +6007,7 @@
           <m:sSubSup>
             <m:sSubSupPr>
               <m:ctrlPr>
-                <w:ins w:id="134" w:author="Gunn, Jordan" w:date="2026-07-25T13:08:00Z" w16du:dateUtc="2026-07-25T12:08:00Z">
+                <w:ins w:id="139" w:author="Gunn, Jordan" w:date="2026-07-25T13:08:00Z" w16du:dateUtc="2026-07-25T12:08:00Z">
                   <w:rPr>
                     <w:rFonts w:ascii="Cambria Math" w:hAnsi="Cambria Math"/>
                   </w:rPr>
@@ -5986,7 +6042,7 @@
           <m:d>
             <m:dPr>
               <m:ctrlPr>
-                <w:ins w:id="135" w:author="Gunn, Jordan" w:date="2026-07-25T13:08:00Z" w16du:dateUtc="2026-07-25T12:08:00Z">
+                <w:ins w:id="140" w:author="Gunn, Jordan" w:date="2026-07-25T13:08:00Z" w16du:dateUtc="2026-07-25T12:08:00Z">
                   <w:rPr>
                     <w:rFonts w:ascii="Cambria Math" w:hAnsi="Cambria Math"/>
                   </w:rPr>
@@ -6031,7 +6087,7 @@
               <m:begChr m:val="{"/>
               <m:endChr m:val=""/>
               <m:ctrlPr>
-                <w:ins w:id="136" w:author="Gunn, Jordan" w:date="2026-07-25T13:08:00Z" w16du:dateUtc="2026-07-25T12:08:00Z">
+                <w:ins w:id="141" w:author="Gunn, Jordan" w:date="2026-07-25T13:08:00Z" w16du:dateUtc="2026-07-25T12:08:00Z">
                   <w:rPr>
                     <w:rFonts w:ascii="Cambria Math" w:hAnsi="Cambria Math"/>
                   </w:rPr>
@@ -6051,7 +6107,7 @@
                     </m:mc>
                   </m:mcs>
                   <m:ctrlPr>
-                    <w:ins w:id="137" w:author="Gunn, Jordan" w:date="2026-07-25T13:08:00Z" w16du:dateUtc="2026-07-25T12:08:00Z">
+                    <w:ins w:id="142" w:author="Gunn, Jordan" w:date="2026-07-25T13:08:00Z" w16du:dateUtc="2026-07-25T12:08:00Z">
                       <w:rPr>
                         <w:rFonts w:ascii="Cambria Math" w:hAnsi="Cambria Math"/>
                       </w:rPr>
@@ -6157,7 +6213,7 @@
           <m:d>
             <m:dPr>
               <m:ctrlPr>
-                <w:ins w:id="138" w:author="Gunn, Jordan" w:date="2026-07-25T13:08:00Z" w16du:dateUtc="2026-07-25T12:08:00Z">
+                <w:ins w:id="143" w:author="Gunn, Jordan" w:date="2026-07-25T13:08:00Z" w16du:dateUtc="2026-07-25T12:08:00Z">
                   <w:rPr>
                     <w:rFonts w:ascii="Cambria Math" w:hAnsi="Cambria Math"/>
                   </w:rPr>
@@ -6175,9 +6231,9 @@
           </m:d>
         </m:oMath>
       </m:oMathPara>
-      <w:bookmarkEnd w:id="133"/>
-    </w:p>
-    <w:bookmarkStart w:id="139" w:name="eq-mcf-pre"/>
+      <w:bookmarkEnd w:id="138"/>
+    </w:p>
+    <w:bookmarkStart w:id="144" w:name="eq-mcf-pre"/>
     <w:p>
       <w:pPr>
         <w:pStyle w:val="FirstParagraph"/>
@@ -6190,7 +6246,7 @@
           <m:sSubSup>
             <m:sSubSupPr>
               <m:ctrlPr>
-                <w:ins w:id="140" w:author="Gunn, Jordan" w:date="2026-07-25T13:08:00Z" w16du:dateUtc="2026-07-25T12:08:00Z">
+                <w:ins w:id="145" w:author="Gunn, Jordan" w:date="2026-07-25T13:08:00Z" w16du:dateUtc="2026-07-25T12:08:00Z">
                   <w:rPr>
                     <w:rFonts w:ascii="Cambria Math" w:hAnsi="Cambria Math"/>
                   </w:rPr>
@@ -6225,7 +6281,7 @@
           <m:d>
             <m:dPr>
               <m:ctrlPr>
-                <w:ins w:id="141" w:author="Gunn, Jordan" w:date="2026-07-25T13:08:00Z" w16du:dateUtc="2026-07-25T12:08:00Z">
+                <w:ins w:id="146" w:author="Gunn, Jordan" w:date="2026-07-25T13:08:00Z" w16du:dateUtc="2026-07-25T12:08:00Z">
                   <w:rPr>
                     <w:rFonts w:ascii="Cambria Math" w:hAnsi="Cambria Math"/>
                   </w:rPr>
@@ -6270,7 +6326,7 @@
               <m:begChr m:val="{"/>
               <m:endChr m:val=""/>
               <m:ctrlPr>
-                <w:ins w:id="142" w:author="Gunn, Jordan" w:date="2026-07-25T13:08:00Z" w16du:dateUtc="2026-07-25T12:08:00Z">
+                <w:ins w:id="147" w:author="Gunn, Jordan" w:date="2026-07-25T13:08:00Z" w16du:dateUtc="2026-07-25T12:08:00Z">
                   <w:rPr>
                     <w:rFonts w:ascii="Cambria Math" w:hAnsi="Cambria Math"/>
                   </w:rPr>
@@ -6290,7 +6346,7 @@
                     </m:mc>
                   </m:mcs>
                   <m:ctrlPr>
-                    <w:ins w:id="143" w:author="Gunn, Jordan" w:date="2026-07-25T13:08:00Z" w16du:dateUtc="2026-07-25T12:08:00Z">
+                    <w:ins w:id="148" w:author="Gunn, Jordan" w:date="2026-07-25T13:08:00Z" w16du:dateUtc="2026-07-25T12:08:00Z">
                       <w:rPr>
                         <w:rFonts w:ascii="Cambria Math" w:hAnsi="Cambria Math"/>
                       </w:rPr>
@@ -6483,7 +6539,7 @@
           <m:d>
             <m:dPr>
               <m:ctrlPr>
-                <w:ins w:id="144" w:author="Gunn, Jordan" w:date="2026-07-25T13:08:00Z" w16du:dateUtc="2026-07-25T12:08:00Z">
+                <w:ins w:id="149" w:author="Gunn, Jordan" w:date="2026-07-25T13:08:00Z" w16du:dateUtc="2026-07-25T12:08:00Z">
                   <w:rPr>
                     <w:rFonts w:ascii="Cambria Math" w:hAnsi="Cambria Math"/>
                   </w:rPr>
@@ -6501,7 +6557,7 @@
           </m:d>
         </m:oMath>
       </m:oMathPara>
-      <w:bookmarkEnd w:id="139"/>
+      <w:bookmarkEnd w:id="144"/>
     </w:p>
     <w:p>
       <w:pPr>
@@ -6525,7 +6581,7 @@
         <m:sSub>
           <m:sSubPr>
             <m:ctrlPr>
-              <w:ins w:id="145" w:author="Gunn, Jordan" w:date="2026-07-25T13:08:00Z" w16du:dateUtc="2026-07-25T12:08:00Z">
+              <w:ins w:id="150" w:author="Gunn, Jordan" w:date="2026-07-25T13:08:00Z" w16du:dateUtc="2026-07-25T12:08:00Z">
                 <w:rPr>
                   <w:rFonts w:ascii="Cambria Math" w:hAnsi="Cambria Math"/>
                 </w:rPr>
@@ -6554,7 +6610,7 @@
         <w:t xml:space="preserve"> retrieves context input through feature-to-context memory:</w:t>
       </w:r>
     </w:p>
-    <w:bookmarkStart w:id="146" w:name="eq-context-input"/>
+    <w:bookmarkStart w:id="151" w:name="eq-context-input"/>
     <w:p>
       <w:pPr>
         <w:pStyle w:val="BodyText"/>
@@ -6567,7 +6623,7 @@
           <m:sSubSup>
             <m:sSubSupPr>
               <m:ctrlPr>
-                <w:ins w:id="147" w:author="Gunn, Jordan" w:date="2026-07-25T13:08:00Z" w16du:dateUtc="2026-07-25T12:08:00Z">
+                <w:ins w:id="152" w:author="Gunn, Jordan" w:date="2026-07-25T13:08:00Z" w16du:dateUtc="2026-07-25T12:08:00Z">
                   <w:rPr>
                     <w:rFonts w:ascii="Cambria Math" w:hAnsi="Cambria Math"/>
                   </w:rPr>
@@ -6614,7 +6670,7 @@
           <m:sSup>
             <m:sSupPr>
               <m:ctrlPr>
-                <w:ins w:id="148" w:author="Gunn, Jordan" w:date="2026-07-25T13:08:00Z" w16du:dateUtc="2026-07-25T12:08:00Z">
+                <w:ins w:id="153" w:author="Gunn, Jordan" w:date="2026-07-25T13:08:00Z" w16du:dateUtc="2026-07-25T12:08:00Z">
                   <w:rPr>
                     <w:rFonts w:ascii="Cambria Math" w:hAnsi="Cambria Math"/>
                   </w:rPr>
@@ -6641,7 +6697,7 @@
           <m:sSub>
             <m:sSubPr>
               <m:ctrlPr>
-                <w:ins w:id="149" w:author="Gunn, Jordan" w:date="2026-07-25T13:08:00Z" w16du:dateUtc="2026-07-25T12:08:00Z">
+                <w:ins w:id="154" w:author="Gunn, Jordan" w:date="2026-07-25T13:08:00Z" w16du:dateUtc="2026-07-25T12:08:00Z">
                   <w:rPr>
                     <w:rFonts w:ascii="Cambria Math" w:hAnsi="Cambria Math"/>
                   </w:rPr>
@@ -6666,7 +6722,7 @@
             </m:sub>
           </m:sSub>
           <m:r>
-            <w:del w:id="150" w:author="Rik Henson" w:date="2026-07-25T11:28:00Z">
+            <w:del w:id="155" w:author="Rik Henson" w:date="2026-07-25T11:28:00Z">
               <m:rPr>
                 <m:sty m:val="p"/>
               </m:rPr>
@@ -6685,7 +6741,7 @@
           <m:d>
             <m:dPr>
               <m:ctrlPr>
-                <w:ins w:id="151" w:author="Gunn, Jordan" w:date="2026-07-25T13:08:00Z" w16du:dateUtc="2026-07-25T12:08:00Z">
+                <w:ins w:id="156" w:author="Gunn, Jordan" w:date="2026-07-25T13:08:00Z" w16du:dateUtc="2026-07-25T12:08:00Z">
                   <w:rPr>
                     <w:rFonts w:ascii="Cambria Math" w:hAnsi="Cambria Math"/>
                   </w:rPr>
@@ -6703,7 +6759,7 @@
           </m:d>
         </m:oMath>
       </m:oMathPara>
-      <w:bookmarkEnd w:id="146"/>
+      <w:bookmarkEnd w:id="151"/>
     </w:p>
     <w:p>
       <w:pPr>
@@ -6716,7 +6772,7 @@
         <m:sSub>
           <m:sSubPr>
             <m:ctrlPr>
-              <w:ins w:id="152" w:author="Gunn, Jordan" w:date="2026-07-25T13:08:00Z" w16du:dateUtc="2026-07-25T12:08:00Z">
+              <w:ins w:id="157" w:author="Gunn, Jordan" w:date="2026-07-25T13:08:00Z" w16du:dateUtc="2026-07-25T12:08:00Z">
                 <w:rPr>
                   <w:rFonts w:ascii="Cambria Math" w:hAnsi="Cambria Math"/>
                 </w:rPr>
@@ -6745,7 +6801,7 @@
         <w:t xml:space="preserve"> keeps context normalized after the update:</w:t>
       </w:r>
     </w:p>
-    <w:bookmarkStart w:id="153" w:name="eq-context-update"/>
+    <w:bookmarkStart w:id="158" w:name="eq-context-update"/>
     <w:p>
       <w:pPr>
         <w:pStyle w:val="BodyText"/>
@@ -6758,7 +6814,7 @@
           <m:sSub>
             <m:sSubPr>
               <m:ctrlPr>
-                <w:ins w:id="154" w:author="Gunn, Jordan" w:date="2026-07-25T13:08:00Z" w16du:dateUtc="2026-07-25T12:08:00Z">
+                <w:ins w:id="159" w:author="Gunn, Jordan" w:date="2026-07-25T13:08:00Z" w16du:dateUtc="2026-07-25T12:08:00Z">
                   <w:rPr>
                     <w:rFonts w:ascii="Cambria Math" w:hAnsi="Cambria Math"/>
                   </w:rPr>
@@ -6794,7 +6850,7 @@
           <m:sSub>
             <m:sSubPr>
               <m:ctrlPr>
-                <w:ins w:id="155" w:author="Gunn, Jordan" w:date="2026-07-25T13:08:00Z" w16du:dateUtc="2026-07-25T12:08:00Z">
+                <w:ins w:id="160" w:author="Gunn, Jordan" w:date="2026-07-25T13:08:00Z" w16du:dateUtc="2026-07-25T12:08:00Z">
                   <w:rPr>
                     <w:rFonts w:ascii="Cambria Math" w:hAnsi="Cambria Math"/>
                   </w:rPr>
@@ -6821,7 +6877,7 @@
           <m:sSub>
             <m:sSubPr>
               <m:ctrlPr>
-                <w:ins w:id="156" w:author="Gunn, Jordan" w:date="2026-07-25T13:08:00Z" w16du:dateUtc="2026-07-25T12:08:00Z">
+                <w:ins w:id="161" w:author="Gunn, Jordan" w:date="2026-07-25T13:08:00Z" w16du:dateUtc="2026-07-25T12:08:00Z">
                   <w:rPr>
                     <w:rFonts w:ascii="Cambria Math" w:hAnsi="Cambria Math"/>
                   </w:rPr>
@@ -6872,7 +6928,7 @@
           <m:sSub>
             <m:sSubPr>
               <m:ctrlPr>
-                <w:ins w:id="157" w:author="Gunn, Jordan" w:date="2026-07-25T13:08:00Z" w16du:dateUtc="2026-07-25T12:08:00Z">
+                <w:ins w:id="162" w:author="Gunn, Jordan" w:date="2026-07-25T13:08:00Z" w16du:dateUtc="2026-07-25T12:08:00Z">
                   <w:rPr>
                     <w:rFonts w:ascii="Cambria Math" w:hAnsi="Cambria Math"/>
                   </w:rPr>
@@ -6902,7 +6958,7 @@
           <m:sSubSup>
             <m:sSubSupPr>
               <m:ctrlPr>
-                <w:ins w:id="158" w:author="Gunn, Jordan" w:date="2026-07-25T13:08:00Z" w16du:dateUtc="2026-07-25T12:08:00Z">
+                <w:ins w:id="163" w:author="Gunn, Jordan" w:date="2026-07-25T13:08:00Z" w16du:dateUtc="2026-07-25T12:08:00Z">
                   <w:rPr>
                     <w:rFonts w:ascii="Cambria Math" w:hAnsi="Cambria Math"/>
                   </w:rPr>
@@ -6913,7 +6969,7 @@
               <m:acc>
                 <m:accPr>
                   <m:ctrlPr>
-                    <w:ins w:id="159" w:author="Gunn, Jordan" w:date="2026-07-25T13:08:00Z" w16du:dateUtc="2026-07-25T12:08:00Z">
+                    <w:ins w:id="164" w:author="Gunn, Jordan" w:date="2026-07-25T13:08:00Z" w16du:dateUtc="2026-07-25T12:08:00Z">
                       <w:rPr>
                         <w:rFonts w:ascii="Cambria Math" w:hAnsi="Cambria Math"/>
                       </w:rPr>
@@ -6951,7 +7007,7 @@
             </m:sup>
           </m:sSubSup>
           <m:r>
-            <w:del w:id="160" w:author="Rik Henson" w:date="2026-07-25T11:28:00Z">
+            <w:del w:id="165" w:author="Rik Henson" w:date="2026-07-25T11:28:00Z">
               <m:rPr>
                 <m:sty m:val="p"/>
               </m:rPr>
@@ -6970,7 +7026,7 @@
           <m:d>
             <m:dPr>
               <m:ctrlPr>
-                <w:ins w:id="161" w:author="Gunn, Jordan" w:date="2026-07-25T13:08:00Z" w16du:dateUtc="2026-07-25T12:08:00Z">
+                <w:ins w:id="166" w:author="Gunn, Jordan" w:date="2026-07-25T13:08:00Z" w16du:dateUtc="2026-07-25T12:08:00Z">
                   <w:rPr>
                     <w:rFonts w:ascii="Cambria Math" w:hAnsi="Cambria Math"/>
                   </w:rPr>
@@ -6988,7 +7044,7 @@
           </m:d>
         </m:oMath>
       </m:oMathPara>
-      <w:bookmarkEnd w:id="153"/>
+      <w:bookmarkEnd w:id="158"/>
     </w:p>
     <w:p>
       <w:pPr>
@@ -7001,7 +7057,7 @@
         <m:sSup>
           <m:sSupPr>
             <m:ctrlPr>
-              <w:ins w:id="162" w:author="Gunn, Jordan" w:date="2026-07-25T13:08:00Z" w16du:dateUtc="2026-07-25T12:08:00Z">
+              <w:ins w:id="167" w:author="Gunn, Jordan" w:date="2026-07-25T13:08:00Z" w16du:dateUtc="2026-07-25T12:08:00Z">
                 <w:rPr>
                   <w:rFonts w:ascii="Cambria Math" w:hAnsi="Cambria Math"/>
                 </w:rPr>
@@ -7034,7 +7090,7 @@
       <w:pPr>
         <w:pStyle w:val="BodyText"/>
       </w:pPr>
-      <w:bookmarkStart w:id="163" w:name="eq-mfc-learning"/>
+      <w:bookmarkStart w:id="168" w:name="eq-mfc-learning"/>
       <m:oMathPara>
         <m:oMathParaPr>
           <m:jc m:val="center"/>
@@ -7049,7 +7105,7 @@
           <m:sSup>
             <m:sSupPr>
               <m:ctrlPr>
-                <w:ins w:id="164" w:author="Gunn, Jordan" w:date="2026-07-25T13:08:00Z" w16du:dateUtc="2026-07-25T12:08:00Z">
+                <w:ins w:id="169" w:author="Gunn, Jordan" w:date="2026-07-25T13:08:00Z" w16du:dateUtc="2026-07-25T12:08:00Z">
                   <w:rPr>
                     <w:rFonts w:ascii="Cambria Math" w:hAnsi="Cambria Math"/>
                   </w:rPr>
@@ -7091,7 +7147,7 @@
           <m:sSub>
             <m:sSubPr>
               <m:ctrlPr>
-                <w:ins w:id="165" w:author="Gunn, Jordan" w:date="2026-07-25T13:08:00Z" w16du:dateUtc="2026-07-25T12:08:00Z">
+                <w:ins w:id="170" w:author="Gunn, Jordan" w:date="2026-07-25T13:08:00Z" w16du:dateUtc="2026-07-25T12:08:00Z">
                   <w:rPr>
                     <w:rFonts w:ascii="Cambria Math" w:hAnsi="Cambria Math"/>
                   </w:rPr>
@@ -7118,7 +7174,7 @@
           <m:sSubSup>
             <m:sSubSupPr>
               <m:ctrlPr>
-                <w:ins w:id="166" w:author="Gunn, Jordan" w:date="2026-07-25T13:08:00Z" w16du:dateUtc="2026-07-25T12:08:00Z">
+                <w:ins w:id="171" w:author="Gunn, Jordan" w:date="2026-07-25T13:08:00Z" w16du:dateUtc="2026-07-25T12:08:00Z">
                   <w:rPr>
                     <w:rFonts w:ascii="Cambria Math" w:hAnsi="Cambria Math"/>
                   </w:rPr>
@@ -7154,7 +7210,7 @@
             </m:sup>
           </m:sSubSup>
           <m:r>
-            <w:del w:id="167" w:author="Rik Henson" w:date="2026-07-25T11:28:00Z">
+            <w:del w:id="172" w:author="Rik Henson" w:date="2026-07-25T11:28:00Z">
               <m:rPr>
                 <m:sty m:val="p"/>
               </m:rPr>
@@ -7173,7 +7229,7 @@
           <m:d>
             <m:dPr>
               <m:ctrlPr>
-                <w:ins w:id="168" w:author="Gunn, Jordan" w:date="2026-07-25T13:08:00Z" w16du:dateUtc="2026-07-25T12:08:00Z">
+                <w:ins w:id="173" w:author="Gunn, Jordan" w:date="2026-07-25T13:08:00Z" w16du:dateUtc="2026-07-25T12:08:00Z">
                   <w:rPr>
                     <w:rFonts w:ascii="Cambria Math" w:hAnsi="Cambria Math"/>
                   </w:rPr>
@@ -7191,7 +7247,7 @@
           </m:d>
         </m:oMath>
       </m:oMathPara>
-      <w:bookmarkEnd w:id="163"/>
+      <w:bookmarkEnd w:id="168"/>
     </w:p>
     <w:p>
       <w:pPr>
@@ -7204,7 +7260,7 @@
         <m:sSup>
           <m:sSupPr>
             <m:ctrlPr>
-              <w:ins w:id="169" w:author="Gunn, Jordan" w:date="2026-07-25T13:08:00Z" w16du:dateUtc="2026-07-25T12:08:00Z">
+              <w:ins w:id="174" w:author="Gunn, Jordan" w:date="2026-07-25T13:08:00Z" w16du:dateUtc="2026-07-25T12:08:00Z">
                 <w:rPr>
                   <w:rFonts w:ascii="Cambria Math" w:hAnsi="Cambria Math"/>
                 </w:rPr>
@@ -7237,7 +7293,7 @@
       <w:pPr>
         <w:pStyle w:val="BodyText"/>
       </w:pPr>
-      <w:bookmarkStart w:id="170" w:name="eq-mcf-learning"/>
+      <w:bookmarkStart w:id="175" w:name="eq-mcf-learning"/>
       <m:oMathPara>
         <m:oMathParaPr>
           <m:jc m:val="center"/>
@@ -7252,7 +7308,7 @@
           <m:sSup>
             <m:sSupPr>
               <m:ctrlPr>
-                <w:ins w:id="171" w:author="Gunn, Jordan" w:date="2026-07-25T13:08:00Z" w16du:dateUtc="2026-07-25T12:08:00Z">
+                <w:ins w:id="176" w:author="Gunn, Jordan" w:date="2026-07-25T13:08:00Z" w16du:dateUtc="2026-07-25T12:08:00Z">
                   <w:rPr>
                     <w:rFonts w:ascii="Cambria Math" w:hAnsi="Cambria Math"/>
                   </w:rPr>
@@ -7294,7 +7350,7 @@
           <m:sSub>
             <m:sSubPr>
               <m:ctrlPr>
-                <w:ins w:id="172" w:author="Gunn, Jordan" w:date="2026-07-25T13:08:00Z" w16du:dateUtc="2026-07-25T12:08:00Z">
+                <w:ins w:id="177" w:author="Gunn, Jordan" w:date="2026-07-25T13:08:00Z" w16du:dateUtc="2026-07-25T12:08:00Z">
                   <w:rPr>
                     <w:rFonts w:ascii="Cambria Math" w:hAnsi="Cambria Math"/>
                   </w:rPr>
@@ -7321,7 +7377,7 @@
           <m:sSub>
             <m:sSubPr>
               <m:ctrlPr>
-                <w:ins w:id="173" w:author="Gunn, Jordan" w:date="2026-07-25T13:08:00Z" w16du:dateUtc="2026-07-25T12:08:00Z">
+                <w:ins w:id="178" w:author="Gunn, Jordan" w:date="2026-07-25T13:08:00Z" w16du:dateUtc="2026-07-25T12:08:00Z">
                   <w:rPr>
                     <w:rFonts w:ascii="Cambria Math" w:hAnsi="Cambria Math"/>
                   </w:rPr>
@@ -7348,7 +7404,7 @@
           <m:sSubSup>
             <m:sSubSupPr>
               <m:ctrlPr>
-                <w:ins w:id="174" w:author="Gunn, Jordan" w:date="2026-07-25T13:08:00Z" w16du:dateUtc="2026-07-25T12:08:00Z">
+                <w:ins w:id="179" w:author="Gunn, Jordan" w:date="2026-07-25T13:08:00Z" w16du:dateUtc="2026-07-25T12:08:00Z">
                   <w:rPr>
                     <w:rFonts w:ascii="Cambria Math" w:hAnsi="Cambria Math"/>
                   </w:rPr>
@@ -7384,7 +7440,7 @@
             </m:sup>
           </m:sSubSup>
           <m:r>
-            <w:del w:id="175" w:author="Rik Henson" w:date="2026-07-25T11:28:00Z">
+            <w:del w:id="180" w:author="Rik Henson" w:date="2026-07-25T11:28:00Z">
               <m:rPr>
                 <m:sty m:val="p"/>
               </m:rPr>
@@ -7403,7 +7459,7 @@
           <m:d>
             <m:dPr>
               <m:ctrlPr>
-                <w:ins w:id="176" w:author="Gunn, Jordan" w:date="2026-07-25T13:08:00Z" w16du:dateUtc="2026-07-25T12:08:00Z">
+                <w:ins w:id="181" w:author="Gunn, Jordan" w:date="2026-07-25T13:08:00Z" w16du:dateUtc="2026-07-25T12:08:00Z">
                   <w:rPr>
                     <w:rFonts w:ascii="Cambria Math" w:hAnsi="Cambria Math"/>
                   </w:rPr>
@@ -7421,7 +7477,7 @@
           </m:d>
         </m:oMath>
       </m:oMathPara>
-      <w:bookmarkEnd w:id="170"/>
+      <w:bookmarkEnd w:id="175"/>
     </w:p>
     <w:p>
       <w:pPr>
@@ -7456,7 +7512,7 @@
         <m:sSub>
           <m:sSubPr>
             <m:ctrlPr>
-              <w:ins w:id="177" w:author="Gunn, Jordan" w:date="2026-07-25T13:08:00Z" w16du:dateUtc="2026-07-25T12:08:00Z">
+              <w:ins w:id="182" w:author="Gunn, Jordan" w:date="2026-07-25T13:08:00Z" w16du:dateUtc="2026-07-25T12:08:00Z">
                 <w:rPr>
                   <w:rFonts w:ascii="Cambria Math" w:hAnsi="Cambria Math"/>
                 </w:rPr>
@@ -7496,7 +7552,7 @@
         <m:sSub>
           <m:sSubPr>
             <m:ctrlPr>
-              <w:ins w:id="178" w:author="Gunn, Jordan" w:date="2026-07-25T13:08:00Z" w16du:dateUtc="2026-07-25T12:08:00Z">
+              <w:ins w:id="183" w:author="Gunn, Jordan" w:date="2026-07-25T13:08:00Z" w16du:dateUtc="2026-07-25T12:08:00Z">
                 <w:rPr>
                   <w:rFonts w:ascii="Cambria Math" w:hAnsi="Cambria Math"/>
                 </w:rPr>
@@ -7528,7 +7584,7 @@
         <m:sSub>
           <m:sSubPr>
             <m:ctrlPr>
-              <w:ins w:id="179" w:author="Gunn, Jordan" w:date="2026-07-25T13:08:00Z" w16du:dateUtc="2026-07-25T12:08:00Z">
+              <w:ins w:id="184" w:author="Gunn, Jordan" w:date="2026-07-25T13:08:00Z" w16du:dateUtc="2026-07-25T12:08:00Z">
                 <w:rPr>
                   <w:rFonts w:ascii="Cambria Math" w:hAnsi="Cambria Math"/>
                 </w:rPr>
@@ -7564,7 +7620,7 @@
         <m:sSub>
           <m:sSubPr>
             <m:ctrlPr>
-              <w:ins w:id="180" w:author="Gunn, Jordan" w:date="2026-07-25T13:08:00Z" w16du:dateUtc="2026-07-25T12:08:00Z">
+              <w:ins w:id="185" w:author="Gunn, Jordan" w:date="2026-07-25T13:08:00Z" w16du:dateUtc="2026-07-25T12:08:00Z">
                 <w:rPr>
                   <w:rFonts w:ascii="Cambria Math" w:hAnsi="Cambria Math"/>
                 </w:rPr>
@@ -7596,7 +7652,7 @@
         <m:sSub>
           <m:sSubPr>
             <m:ctrlPr>
-              <w:ins w:id="181" w:author="Gunn, Jordan" w:date="2026-07-25T13:08:00Z" w16du:dateUtc="2026-07-25T12:08:00Z">
+              <w:ins w:id="186" w:author="Gunn, Jordan" w:date="2026-07-25T13:08:00Z" w16du:dateUtc="2026-07-25T12:08:00Z">
                 <w:rPr>
                   <w:rFonts w:ascii="Cambria Math" w:hAnsi="Cambria Math"/>
                 </w:rPr>
@@ -7654,8 +7710,8 @@
       <w:pPr>
         <w:pStyle w:val="Heading2"/>
       </w:pPr>
-      <w:bookmarkStart w:id="182" w:name="reminder-linked-task-encoding"/>
-      <w:bookmarkEnd w:id="125"/>
+      <w:bookmarkStart w:id="187" w:name="reminder-linked-task-encoding"/>
+      <w:bookmarkEnd w:id="130"/>
       <w:r>
         <w:t>Task Encoding</w:t>
       </w:r>
@@ -7682,7 +7738,7 @@
         <m:sSub>
           <m:sSubPr>
             <m:ctrlPr>
-              <w:ins w:id="183" w:author="Gunn, Jordan" w:date="2026-07-25T13:08:00Z" w16du:dateUtc="2026-07-25T12:08:00Z">
+              <w:ins w:id="188" w:author="Gunn, Jordan" w:date="2026-07-25T13:08:00Z" w16du:dateUtc="2026-07-25T12:08:00Z">
                 <w:rPr>
                   <w:rFonts w:ascii="Cambria Math" w:hAnsi="Cambria Math"/>
                 </w:rPr>
@@ -7711,7 +7767,7 @@
         <w:t xml:space="preserve"> denote the context state after the break period. The reminder-phase start update is:</w:t>
       </w:r>
     </w:p>
-    <w:bookmarkStart w:id="184" w:name="eq-reminder-start-update"/>
+    <w:bookmarkStart w:id="189" w:name="eq-reminder-start-update"/>
     <w:p>
       <w:pPr>
         <w:pStyle w:val="BodyText"/>
@@ -7724,7 +7780,7 @@
           <m:sSub>
             <m:sSubPr>
               <m:ctrlPr>
-                <w:ins w:id="185" w:author="Gunn, Jordan" w:date="2026-07-25T13:08:00Z" w16du:dateUtc="2026-07-25T12:08:00Z">
+                <w:ins w:id="190" w:author="Gunn, Jordan" w:date="2026-07-25T13:08:00Z" w16du:dateUtc="2026-07-25T12:08:00Z">
                   <w:rPr>
                     <w:rFonts w:ascii="Cambria Math" w:hAnsi="Cambria Math"/>
                   </w:rPr>
@@ -7775,7 +7831,7 @@
           <m:sSub>
             <m:sSubPr>
               <m:ctrlPr>
-                <w:ins w:id="186" w:author="Gunn, Jordan" w:date="2026-07-25T13:08:00Z" w16du:dateUtc="2026-07-25T12:08:00Z">
+                <w:ins w:id="191" w:author="Gunn, Jordan" w:date="2026-07-25T13:08:00Z" w16du:dateUtc="2026-07-25T12:08:00Z">
                   <w:rPr>
                     <w:rFonts w:ascii="Cambria Math" w:hAnsi="Cambria Math"/>
                   </w:rPr>
@@ -7817,7 +7873,7 @@
           <m:sSub>
             <m:sSubPr>
               <m:ctrlPr>
-                <w:ins w:id="187" w:author="Gunn, Jordan" w:date="2026-07-25T13:08:00Z" w16du:dateUtc="2026-07-25T12:08:00Z">
+                <w:ins w:id="192" w:author="Gunn, Jordan" w:date="2026-07-25T13:08:00Z" w16du:dateUtc="2026-07-25T12:08:00Z">
                   <w:rPr>
                     <w:rFonts w:ascii="Cambria Math" w:hAnsi="Cambria Math"/>
                   </w:rPr>
@@ -7853,7 +7909,7 @@
           <m:sSub>
             <m:sSubPr>
               <m:ctrlPr>
-                <w:ins w:id="188" w:author="Gunn, Jordan" w:date="2026-07-25T13:08:00Z" w16du:dateUtc="2026-07-25T12:08:00Z">
+                <w:ins w:id="193" w:author="Gunn, Jordan" w:date="2026-07-25T13:08:00Z" w16du:dateUtc="2026-07-25T12:08:00Z">
                   <w:rPr>
                     <w:rFonts w:ascii="Cambria Math" w:hAnsi="Cambria Math"/>
                   </w:rPr>
@@ -7883,7 +7939,7 @@
           <m:sSub>
             <m:sSubPr>
               <m:ctrlPr>
-                <w:ins w:id="189" w:author="Gunn, Jordan" w:date="2026-07-25T13:08:00Z" w16du:dateUtc="2026-07-25T12:08:00Z">
+                <w:ins w:id="194" w:author="Gunn, Jordan" w:date="2026-07-25T13:08:00Z" w16du:dateUtc="2026-07-25T12:08:00Z">
                   <w:rPr>
                     <w:rFonts w:ascii="Cambria Math" w:hAnsi="Cambria Math"/>
                   </w:rPr>
@@ -7925,7 +7981,7 @@
           <m:d>
             <m:dPr>
               <m:ctrlPr>
-                <w:ins w:id="190" w:author="Gunn, Jordan" w:date="2026-07-25T13:08:00Z" w16du:dateUtc="2026-07-25T12:08:00Z">
+                <w:ins w:id="195" w:author="Gunn, Jordan" w:date="2026-07-25T13:08:00Z" w16du:dateUtc="2026-07-25T12:08:00Z">
                   <w:rPr>
                     <w:rFonts w:ascii="Cambria Math" w:hAnsi="Cambria Math"/>
                   </w:rPr>
@@ -7943,7 +7999,7 @@
           </m:d>
         </m:oMath>
       </m:oMathPara>
-      <w:bookmarkEnd w:id="184"/>
+      <w:bookmarkEnd w:id="189"/>
     </w:p>
     <w:p>
       <w:pPr>
@@ -7987,7 +8043,7 @@
         <m:sSub>
           <m:sSubPr>
             <m:ctrlPr>
-              <w:ins w:id="191" w:author="Gunn, Jordan" w:date="2026-07-25T13:08:00Z" w16du:dateUtc="2026-07-25T12:08:00Z">
+              <w:ins w:id="196" w:author="Gunn, Jordan" w:date="2026-07-25T13:08:00Z" w16du:dateUtc="2026-07-25T12:08:00Z">
                 <w:rPr>
                   <w:rFonts w:ascii="Cambria Math" w:hAnsi="Cambria Math"/>
                 </w:rPr>
@@ -8028,7 +8084,7 @@
         <m:sSub>
           <m:sSubPr>
             <m:ctrlPr>
-              <w:ins w:id="192" w:author="Gunn, Jordan" w:date="2026-07-25T13:08:00Z" w16du:dateUtc="2026-07-25T12:08:00Z">
+              <w:ins w:id="197" w:author="Gunn, Jordan" w:date="2026-07-25T13:08:00Z" w16du:dateUtc="2026-07-25T12:08:00Z">
                 <w:rPr>
                   <w:rFonts w:ascii="Cambria Math" w:hAnsi="Cambria Math"/>
                 </w:rPr>
@@ -8073,7 +8129,7 @@
       <w:pPr>
         <w:pStyle w:val="BodyText"/>
       </w:pPr>
-      <w:bookmarkStart w:id="193" w:name="eq-task-mcf-learning"/>
+      <w:bookmarkStart w:id="198" w:name="eq-task-mcf-learning"/>
       <m:oMathPara>
         <m:oMathParaPr>
           <m:jc m:val="center"/>
@@ -8088,7 +8144,7 @@
           <m:sSubSup>
             <m:sSubSupPr>
               <m:ctrlPr>
-                <w:ins w:id="194" w:author="Gunn, Jordan" w:date="2026-07-25T13:08:00Z" w16du:dateUtc="2026-07-25T12:08:00Z">
+                <w:ins w:id="199" w:author="Gunn, Jordan" w:date="2026-07-25T13:08:00Z" w16du:dateUtc="2026-07-25T12:08:00Z">
                   <w:rPr>
                     <w:rFonts w:ascii="Cambria Math" w:hAnsi="Cambria Math"/>
                   </w:rPr>
@@ -8135,7 +8191,7 @@
           <m:sSub>
             <m:sSubPr>
               <m:ctrlPr>
-                <w:ins w:id="195" w:author="Gunn, Jordan" w:date="2026-07-25T13:08:00Z" w16du:dateUtc="2026-07-25T12:08:00Z">
+                <w:ins w:id="200" w:author="Gunn, Jordan" w:date="2026-07-25T13:08:00Z" w16du:dateUtc="2026-07-25T12:08:00Z">
                   <w:rPr>
                     <w:rFonts w:ascii="Cambria Math" w:hAnsi="Cambria Math"/>
                   </w:rPr>
@@ -8171,7 +8227,7 @@
           <m:sSub>
             <m:sSubPr>
               <m:ctrlPr>
-                <w:ins w:id="196" w:author="Gunn, Jordan" w:date="2026-07-25T13:08:00Z" w16du:dateUtc="2026-07-25T12:08:00Z">
+                <w:ins w:id="201" w:author="Gunn, Jordan" w:date="2026-07-25T13:08:00Z" w16du:dateUtc="2026-07-25T12:08:00Z">
                   <w:rPr>
                     <w:rFonts w:ascii="Cambria Math" w:hAnsi="Cambria Math"/>
                   </w:rPr>
@@ -8198,7 +8254,7 @@
           <m:sSub>
             <m:sSubPr>
               <m:ctrlPr>
-                <w:ins w:id="197" w:author="Gunn, Jordan" w:date="2026-07-25T13:08:00Z" w16du:dateUtc="2026-07-25T12:08:00Z">
+                <w:ins w:id="202" w:author="Gunn, Jordan" w:date="2026-07-25T13:08:00Z" w16du:dateUtc="2026-07-25T12:08:00Z">
                   <w:rPr>
                     <w:rFonts w:ascii="Cambria Math" w:hAnsi="Cambria Math"/>
                   </w:rPr>
@@ -8225,7 +8281,7 @@
           <m:sSubSup>
             <m:sSubSupPr>
               <m:ctrlPr>
-                <w:ins w:id="198" w:author="Gunn, Jordan" w:date="2026-07-25T13:08:00Z" w16du:dateUtc="2026-07-25T12:08:00Z">
+                <w:ins w:id="203" w:author="Gunn, Jordan" w:date="2026-07-25T13:08:00Z" w16du:dateUtc="2026-07-25T12:08:00Z">
                   <w:rPr>
                     <w:rFonts w:ascii="Cambria Math" w:hAnsi="Cambria Math"/>
                   </w:rPr>
@@ -8261,7 +8317,7 @@
             </m:sup>
           </m:sSubSup>
           <m:r>
-            <w:del w:id="199" w:author="Rik Henson" w:date="2026-07-25T11:29:00Z">
+            <w:del w:id="204" w:author="Rik Henson" w:date="2026-07-25T11:29:00Z">
               <m:rPr>
                 <m:sty m:val="p"/>
               </m:rPr>
@@ -8280,7 +8336,7 @@
           <m:d>
             <m:dPr>
               <m:ctrlPr>
-                <w:ins w:id="200" w:author="Gunn, Jordan" w:date="2026-07-25T13:08:00Z" w16du:dateUtc="2026-07-25T12:08:00Z">
+                <w:ins w:id="205" w:author="Gunn, Jordan" w:date="2026-07-25T13:08:00Z" w16du:dateUtc="2026-07-25T12:08:00Z">
                   <w:rPr>
                     <w:rFonts w:ascii="Cambria Math" w:hAnsi="Cambria Math"/>
                   </w:rPr>
@@ -8298,7 +8354,7 @@
           </m:d>
         </m:oMath>
       </m:oMathPara>
-      <w:bookmarkEnd w:id="193"/>
+      <w:bookmarkEnd w:id="198"/>
     </w:p>
     <w:p>
       <w:pPr>
@@ -8339,8 +8395,8 @@
       <w:pPr>
         <w:pStyle w:val="Heading2"/>
       </w:pPr>
-      <w:bookmarkStart w:id="201" w:name="Xb155c4bf5ea3a7bf524ee6be8d44f4b46605c57"/>
-      <w:bookmarkEnd w:id="182"/>
+      <w:bookmarkStart w:id="206" w:name="Xb155c4bf5ea3a7bf524ee6be8d44f4b46605c57"/>
+      <w:bookmarkEnd w:id="187"/>
       <w:r>
         <w:t>Context-Guided Recall and Test-Phase Cues</w:t>
       </w:r>
@@ -8366,7 +8422,7 @@
         <w:t>:</w:t>
       </w:r>
     </w:p>
-    <w:bookmarkStart w:id="202" w:name="eq-recall-support"/>
+    <w:bookmarkStart w:id="207" w:name="eq-recall-support"/>
     <w:p>
       <w:pPr>
         <w:pStyle w:val="BodyText"/>
@@ -8379,7 +8435,7 @@
           <m:sSub>
             <m:sSubPr>
               <m:ctrlPr>
-                <w:ins w:id="203" w:author="Gunn, Jordan" w:date="2026-07-25T13:08:00Z" w16du:dateUtc="2026-07-25T12:08:00Z">
+                <w:ins w:id="208" w:author="Gunn, Jordan" w:date="2026-07-25T13:08:00Z" w16du:dateUtc="2026-07-25T12:08:00Z">
                   <w:rPr>
                     <w:rFonts w:ascii="Cambria Math" w:hAnsi="Cambria Math"/>
                   </w:rPr>
@@ -8430,7 +8486,7 @@
           <m:sSub>
             <m:sSubPr>
               <m:ctrlPr>
-                <w:ins w:id="204" w:author="Gunn, Jordan" w:date="2026-07-25T13:08:00Z" w16du:dateUtc="2026-07-25T12:08:00Z">
+                <w:ins w:id="209" w:author="Gunn, Jordan" w:date="2026-07-25T13:08:00Z" w16du:dateUtc="2026-07-25T12:08:00Z">
                   <w:rPr>
                     <w:rFonts w:ascii="Cambria Math" w:hAnsi="Cambria Math"/>
                   </w:rPr>
@@ -8443,7 +8499,7 @@
                   <m:begChr m:val="["/>
                   <m:endChr m:val="]"/>
                   <m:ctrlPr>
-                    <w:ins w:id="205" w:author="Gunn, Jordan" w:date="2026-07-25T13:08:00Z" w16du:dateUtc="2026-07-25T12:08:00Z">
+                    <w:ins w:id="210" w:author="Gunn, Jordan" w:date="2026-07-25T13:08:00Z" w16du:dateUtc="2026-07-25T12:08:00Z">
                       <w:rPr>
                         <w:rFonts w:ascii="Cambria Math" w:hAnsi="Cambria Math"/>
                       </w:rPr>
@@ -8454,7 +8510,7 @@
                   <m:sSup>
                     <m:sSupPr>
                       <m:ctrlPr>
-                        <w:ins w:id="206" w:author="Gunn, Jordan" w:date="2026-07-25T13:08:00Z" w16du:dateUtc="2026-07-25T12:08:00Z">
+                        <w:ins w:id="211" w:author="Gunn, Jordan" w:date="2026-07-25T13:08:00Z" w16du:dateUtc="2026-07-25T12:08:00Z">
                           <w:rPr>
                             <w:rFonts w:ascii="Cambria Math" w:hAnsi="Cambria Math"/>
                           </w:rPr>
@@ -8481,7 +8537,7 @@
                   <m:sSub>
                     <m:sSubPr>
                       <m:ctrlPr>
-                        <w:ins w:id="207" w:author="Gunn, Jordan" w:date="2026-07-25T13:08:00Z" w16du:dateUtc="2026-07-25T12:08:00Z">
+                        <w:ins w:id="212" w:author="Gunn, Jordan" w:date="2026-07-25T13:08:00Z" w16du:dateUtc="2026-07-25T12:08:00Z">
                           <w:rPr>
                             <w:rFonts w:ascii="Cambria Math" w:hAnsi="Cambria Math"/>
                           </w:rPr>
@@ -8518,7 +8574,7 @@
             </m:sub>
           </m:sSub>
           <m:r>
-            <w:del w:id="208" w:author="Rik Henson" w:date="2026-07-25T11:29:00Z">
+            <w:del w:id="213" w:author="Rik Henson" w:date="2026-07-25T11:29:00Z">
               <m:rPr>
                 <m:sty m:val="p"/>
               </m:rPr>
@@ -8537,7 +8593,7 @@
           <m:d>
             <m:dPr>
               <m:ctrlPr>
-                <w:ins w:id="209" w:author="Gunn, Jordan" w:date="2026-07-25T13:08:00Z" w16du:dateUtc="2026-07-25T12:08:00Z">
+                <w:ins w:id="214" w:author="Gunn, Jordan" w:date="2026-07-25T13:08:00Z" w16du:dateUtc="2026-07-25T12:08:00Z">
                   <w:rPr>
                     <w:rFonts w:ascii="Cambria Math" w:hAnsi="Cambria Math"/>
                   </w:rPr>
@@ -8555,7 +8611,7 @@
           </m:d>
         </m:oMath>
       </m:oMathPara>
-      <w:bookmarkEnd w:id="202"/>
+      <w:bookmarkEnd w:id="207"/>
     </w:p>
     <w:p>
       <w:pPr>
@@ -8568,7 +8624,7 @@
         <m:sSub>
           <m:sSubPr>
             <m:ctrlPr>
-              <w:ins w:id="210" w:author="Gunn, Jordan" w:date="2026-07-25T13:08:00Z" w16du:dateUtc="2026-07-25T12:08:00Z">
+              <w:ins w:id="215" w:author="Gunn, Jordan" w:date="2026-07-25T13:08:00Z" w16du:dateUtc="2026-07-25T12:08:00Z">
                 <w:rPr>
                   <w:rFonts w:ascii="Cambria Math" w:hAnsi="Cambria Math"/>
                 </w:rPr>
@@ -8620,7 +8676,7 @@
       <w:pPr>
         <w:pStyle w:val="BodyText"/>
       </w:pPr>
-      <w:bookmarkStart w:id="211" w:name="eq-luce-choice"/>
+      <w:bookmarkStart w:id="216" w:name="eq-luce-choice"/>
       <m:oMathPara>
         <m:oMathParaPr>
           <m:jc m:val="center"/>
@@ -8635,7 +8691,7 @@
           <m:d>
             <m:dPr>
               <m:ctrlPr>
-                <w:ins w:id="212" w:author="Gunn, Jordan" w:date="2026-07-25T13:08:00Z" w16du:dateUtc="2026-07-25T12:08:00Z">
+                <w:ins w:id="217" w:author="Gunn, Jordan" w:date="2026-07-25T13:08:00Z" w16du:dateUtc="2026-07-25T12:08:00Z">
                   <w:rPr>
                     <w:rFonts w:ascii="Cambria Math" w:hAnsi="Cambria Math"/>
                   </w:rPr>
@@ -8672,7 +8728,7 @@
           <m:f>
             <m:fPr>
               <m:ctrlPr>
-                <w:ins w:id="213" w:author="Gunn, Jordan" w:date="2026-07-25T13:08:00Z" w16du:dateUtc="2026-07-25T12:08:00Z">
+                <w:ins w:id="218" w:author="Gunn, Jordan" w:date="2026-07-25T13:08:00Z" w16du:dateUtc="2026-07-25T12:08:00Z">
                   <w:rPr>
                     <w:rFonts w:ascii="Cambria Math" w:hAnsi="Cambria Math"/>
                   </w:rPr>
@@ -8683,7 +8739,7 @@
               <m:sSubSup>
                 <m:sSubSupPr>
                   <m:ctrlPr>
-                    <w:ins w:id="214" w:author="Gunn, Jordan" w:date="2026-07-25T13:08:00Z" w16du:dateUtc="2026-07-25T12:08:00Z">
+                    <w:ins w:id="219" w:author="Gunn, Jordan" w:date="2026-07-25T13:08:00Z" w16du:dateUtc="2026-07-25T12:08:00Z">
                       <w:rPr>
                         <w:rFonts w:ascii="Cambria Math" w:hAnsi="Cambria Math"/>
                       </w:rPr>
@@ -8738,7 +8794,7 @@
                   <m:limLoc m:val="undOvr"/>
                   <m:supHide m:val="1"/>
                   <m:ctrlPr>
-                    <w:ins w:id="215" w:author="Gunn, Jordan" w:date="2026-07-25T13:08:00Z" w16du:dateUtc="2026-07-25T12:08:00Z">
+                    <w:ins w:id="220" w:author="Gunn, Jordan" w:date="2026-07-25T13:08:00Z" w16du:dateUtc="2026-07-25T12:08:00Z">
                       <w:rPr>
                         <w:rFonts w:ascii="Cambria Math" w:hAnsi="Cambria Math"/>
                       </w:rPr>
@@ -8774,7 +8830,7 @@
                   <m:sSubSup>
                     <m:sSubSupPr>
                       <m:ctrlPr>
-                        <w:ins w:id="216" w:author="Gunn, Jordan" w:date="2026-07-25T13:08:00Z" w16du:dateUtc="2026-07-25T12:08:00Z">
+                        <w:ins w:id="221" w:author="Gunn, Jordan" w:date="2026-07-25T13:08:00Z" w16du:dateUtc="2026-07-25T12:08:00Z">
                           <w:rPr>
                             <w:rFonts w:ascii="Cambria Math" w:hAnsi="Cambria Math"/>
                           </w:rPr>
@@ -8826,7 +8882,7 @@
             </m:den>
           </m:f>
           <m:r>
-            <w:del w:id="217" w:author="Rik Henson" w:date="2026-07-25T11:29:00Z">
+            <w:del w:id="222" w:author="Rik Henson" w:date="2026-07-25T11:29:00Z">
               <m:rPr>
                 <m:sty m:val="p"/>
               </m:rPr>
@@ -8845,7 +8901,7 @@
           <m:d>
             <m:dPr>
               <m:ctrlPr>
-                <w:ins w:id="218" w:author="Gunn, Jordan" w:date="2026-07-25T13:08:00Z" w16du:dateUtc="2026-07-25T12:08:00Z">
+                <w:ins w:id="223" w:author="Gunn, Jordan" w:date="2026-07-25T13:08:00Z" w16du:dateUtc="2026-07-25T12:08:00Z">
                   <w:rPr>
                     <w:rFonts w:ascii="Cambria Math" w:hAnsi="Cambria Math"/>
                   </w:rPr>
@@ -8863,7 +8919,7 @@
           </m:d>
         </m:oMath>
       </m:oMathPara>
-      <w:bookmarkEnd w:id="211"/>
+      <w:bookmarkEnd w:id="216"/>
     </w:p>
     <w:p>
       <w:pPr>
@@ -8895,7 +8951,7 @@
         <w:t>):</w:t>
       </w:r>
     </w:p>
-    <w:bookmarkStart w:id="219" w:name="eq-stopping"/>
+    <w:bookmarkStart w:id="224" w:name="eq-stopping"/>
     <w:p>
       <w:pPr>
         <w:pStyle w:val="BodyText"/>
@@ -8908,7 +8964,7 @@
           <m:sSub>
             <m:sSubPr>
               <m:ctrlPr>
-                <w:ins w:id="220" w:author="Gunn, Jordan" w:date="2026-07-25T13:08:00Z" w16du:dateUtc="2026-07-25T12:08:00Z">
+                <w:ins w:id="225" w:author="Gunn, Jordan" w:date="2026-07-25T13:08:00Z" w16du:dateUtc="2026-07-25T12:08:00Z">
                   <w:rPr>
                     <w:rFonts w:ascii="Cambria Math" w:hAnsi="Cambria Math"/>
                   </w:rPr>
@@ -8938,7 +8994,7 @@
           <m:d>
             <m:dPr>
               <m:ctrlPr>
-                <w:ins w:id="221" w:author="Gunn, Jordan" w:date="2026-07-25T13:08:00Z" w16du:dateUtc="2026-07-25T12:08:00Z">
+                <w:ins w:id="226" w:author="Gunn, Jordan" w:date="2026-07-25T13:08:00Z" w16du:dateUtc="2026-07-25T12:08:00Z">
                   <w:rPr>
                     <w:rFonts w:ascii="Cambria Math" w:hAnsi="Cambria Math"/>
                   </w:rPr>
@@ -8966,7 +9022,7 @@
           <m:sSub>
             <m:sSubPr>
               <m:ctrlPr>
-                <w:ins w:id="222" w:author="Gunn, Jordan" w:date="2026-07-25T13:08:00Z" w16du:dateUtc="2026-07-25T12:08:00Z">
+                <w:ins w:id="227" w:author="Gunn, Jordan" w:date="2026-07-25T13:08:00Z" w16du:dateUtc="2026-07-25T12:08:00Z">
                   <w:rPr>
                     <w:rFonts w:ascii="Cambria Math" w:hAnsi="Cambria Math"/>
                   </w:rPr>
@@ -8993,7 +9049,7 @@
           <m:sSup>
             <m:sSupPr>
               <m:ctrlPr>
-                <w:ins w:id="223" w:author="Gunn, Jordan" w:date="2026-07-25T13:08:00Z" w16du:dateUtc="2026-07-25T12:08:00Z">
+                <w:ins w:id="228" w:author="Gunn, Jordan" w:date="2026-07-25T13:08:00Z" w16du:dateUtc="2026-07-25T12:08:00Z">
                   <w:rPr>
                     <w:rFonts w:ascii="Cambria Math" w:hAnsi="Cambria Math"/>
                   </w:rPr>
@@ -9018,7 +9074,7 @@
               <m:sSub>
                 <m:sSubPr>
                   <m:ctrlPr>
-                    <w:ins w:id="224" w:author="Gunn, Jordan" w:date="2026-07-25T13:08:00Z" w16du:dateUtc="2026-07-25T12:08:00Z">
+                    <w:ins w:id="229" w:author="Gunn, Jordan" w:date="2026-07-25T13:08:00Z" w16du:dateUtc="2026-07-25T12:08:00Z">
                       <w:rPr>
                         <w:rFonts w:ascii="Cambria Math" w:hAnsi="Cambria Math"/>
                       </w:rPr>
@@ -9045,7 +9101,7 @@
             </m:sup>
           </m:sSup>
           <m:r>
-            <w:del w:id="225" w:author="Rik Henson" w:date="2026-07-25T11:29:00Z">
+            <w:del w:id="230" w:author="Rik Henson" w:date="2026-07-25T11:29:00Z">
               <m:rPr>
                 <m:sty m:val="p"/>
               </m:rPr>
@@ -9064,7 +9120,7 @@
           <m:d>
             <m:dPr>
               <m:ctrlPr>
-                <w:ins w:id="226" w:author="Gunn, Jordan" w:date="2026-07-25T13:08:00Z" w16du:dateUtc="2026-07-25T12:08:00Z">
+                <w:ins w:id="231" w:author="Gunn, Jordan" w:date="2026-07-25T13:08:00Z" w16du:dateUtc="2026-07-25T12:08:00Z">
                   <w:rPr>
                     <w:rFonts w:ascii="Cambria Math" w:hAnsi="Cambria Math"/>
                   </w:rPr>
@@ -9082,7 +9138,7 @@
           </m:d>
         </m:oMath>
       </m:oMathPara>
-      <w:bookmarkEnd w:id="219"/>
+      <w:bookmarkEnd w:id="224"/>
     </w:p>
     <w:p>
       <w:pPr>
@@ -9100,7 +9156,7 @@
         <w:t>After a candidate is sampled, feature-to-context memory updates context toward the sampled item’s associated context:</w:t>
       </w:r>
     </w:p>
-    <w:bookmarkStart w:id="227" w:name="eq-recall-context-update"/>
+    <w:bookmarkStart w:id="232" w:name="eq-recall-context-update"/>
     <w:p>
       <w:pPr>
         <w:pStyle w:val="BodyText"/>
@@ -9113,7 +9169,7 @@
           <m:sSub>
             <m:sSubPr>
               <m:ctrlPr>
-                <w:ins w:id="228" w:author="Gunn, Jordan" w:date="2026-07-25T13:08:00Z" w16du:dateUtc="2026-07-25T12:08:00Z">
+                <w:ins w:id="233" w:author="Gunn, Jordan" w:date="2026-07-25T13:08:00Z" w16du:dateUtc="2026-07-25T12:08:00Z">
                   <w:rPr>
                     <w:rFonts w:ascii="Cambria Math" w:hAnsi="Cambria Math"/>
                   </w:rPr>
@@ -9164,7 +9220,7 @@
           <m:sSub>
             <m:sSubPr>
               <m:ctrlPr>
-                <w:ins w:id="229" w:author="Gunn, Jordan" w:date="2026-07-25T13:08:00Z" w16du:dateUtc="2026-07-25T12:08:00Z">
+                <w:ins w:id="234" w:author="Gunn, Jordan" w:date="2026-07-25T13:08:00Z" w16du:dateUtc="2026-07-25T12:08:00Z">
                   <w:rPr>
                     <w:rFonts w:ascii="Cambria Math" w:hAnsi="Cambria Math"/>
                   </w:rPr>
@@ -9200,7 +9256,7 @@
           <m:sSub>
             <m:sSubPr>
               <m:ctrlPr>
-                <w:ins w:id="230" w:author="Gunn, Jordan" w:date="2026-07-25T13:08:00Z" w16du:dateUtc="2026-07-25T12:08:00Z">
+                <w:ins w:id="235" w:author="Gunn, Jordan" w:date="2026-07-25T13:08:00Z" w16du:dateUtc="2026-07-25T12:08:00Z">
                   <w:rPr>
                     <w:rFonts w:ascii="Cambria Math" w:hAnsi="Cambria Math"/>
                   </w:rPr>
@@ -9236,7 +9292,7 @@
           <m:sSub>
             <m:sSubPr>
               <m:ctrlPr>
-                <w:ins w:id="231" w:author="Gunn, Jordan" w:date="2026-07-25T13:08:00Z" w16du:dateUtc="2026-07-25T12:08:00Z">
+                <w:ins w:id="236" w:author="Gunn, Jordan" w:date="2026-07-25T13:08:00Z" w16du:dateUtc="2026-07-25T12:08:00Z">
                   <w:rPr>
                     <w:rFonts w:ascii="Cambria Math" w:hAnsi="Cambria Math"/>
                   </w:rPr>
@@ -9266,7 +9322,7 @@
           <m:acc>
             <m:accPr>
               <m:ctrlPr>
-                <w:ins w:id="232" w:author="Gunn, Jordan" w:date="2026-07-25T13:08:00Z" w16du:dateUtc="2026-07-25T12:08:00Z">
+                <w:ins w:id="237" w:author="Gunn, Jordan" w:date="2026-07-25T13:08:00Z" w16du:dateUtc="2026-07-25T12:08:00Z">
                   <w:rPr>
                     <w:rFonts w:ascii="Cambria Math" w:hAnsi="Cambria Math"/>
                   </w:rPr>
@@ -9277,7 +9333,7 @@
               <m:sSup>
                 <m:sSupPr>
                   <m:ctrlPr>
-                    <w:ins w:id="233" w:author="Gunn, Jordan" w:date="2026-07-25T13:08:00Z" w16du:dateUtc="2026-07-25T12:08:00Z">
+                    <w:ins w:id="238" w:author="Gunn, Jordan" w:date="2026-07-25T13:08:00Z" w16du:dateUtc="2026-07-25T12:08:00Z">
                       <w:rPr>
                         <w:rFonts w:ascii="Cambria Math" w:hAnsi="Cambria Math"/>
                       </w:rPr>
@@ -9304,7 +9360,7 @@
               <m:sSub>
                 <m:sSubPr>
                   <m:ctrlPr>
-                    <w:ins w:id="234" w:author="Gunn, Jordan" w:date="2026-07-25T13:08:00Z" w16du:dateUtc="2026-07-25T12:08:00Z">
+                    <w:ins w:id="239" w:author="Gunn, Jordan" w:date="2026-07-25T13:08:00Z" w16du:dateUtc="2026-07-25T12:08:00Z">
                       <w:rPr>
                         <w:rFonts w:ascii="Cambria Math" w:hAnsi="Cambria Math"/>
                       </w:rPr>
@@ -9323,7 +9379,7 @@
                   <m:sSub>
                     <m:sSubPr>
                       <m:ctrlPr>
-                        <w:ins w:id="235" w:author="Gunn, Jordan" w:date="2026-07-25T13:08:00Z" w16du:dateUtc="2026-07-25T12:08:00Z">
+                        <w:ins w:id="240" w:author="Gunn, Jordan" w:date="2026-07-25T13:08:00Z" w16du:dateUtc="2026-07-25T12:08:00Z">
                           <w:rPr>
                             <w:rFonts w:ascii="Cambria Math" w:hAnsi="Cambria Math"/>
                           </w:rPr>
@@ -9352,7 +9408,7 @@
             </m:e>
           </m:acc>
           <m:r>
-            <w:del w:id="236" w:author="Rik Henson" w:date="2026-07-25T11:29:00Z">
+            <w:del w:id="241" w:author="Rik Henson" w:date="2026-07-25T11:29:00Z">
               <m:rPr>
                 <m:sty m:val="p"/>
               </m:rPr>
@@ -9371,7 +9427,7 @@
           <m:d>
             <m:dPr>
               <m:ctrlPr>
-                <w:ins w:id="237" w:author="Gunn, Jordan" w:date="2026-07-25T13:08:00Z" w16du:dateUtc="2026-07-25T12:08:00Z">
+                <w:ins w:id="242" w:author="Gunn, Jordan" w:date="2026-07-25T13:08:00Z" w16du:dateUtc="2026-07-25T12:08:00Z">
                   <w:rPr>
                     <w:rFonts w:ascii="Cambria Math" w:hAnsi="Cambria Math"/>
                   </w:rPr>
@@ -9389,7 +9445,7 @@
           </m:d>
         </m:oMath>
       </m:oMathPara>
-      <w:bookmarkEnd w:id="227"/>
+      <w:bookmarkEnd w:id="232"/>
     </w:p>
     <w:p>
       <w:pPr>
@@ -9421,7 +9477,7 @@
         <m:sSup>
           <m:sSupPr>
             <m:ctrlPr>
-              <w:ins w:id="238" w:author="Gunn, Jordan" w:date="2026-07-25T13:08:00Z" w16du:dateUtc="2026-07-25T12:08:00Z">
+              <w:ins w:id="243" w:author="Gunn, Jordan" w:date="2026-07-25T13:08:00Z" w16du:dateUtc="2026-07-25T12:08:00Z">
                 <w:rPr>
                   <w:rFonts w:ascii="Cambria Math" w:hAnsi="Cambria Math"/>
                 </w:rPr>
@@ -9448,7 +9504,7 @@
         <m:sSub>
           <m:sSubPr>
             <m:ctrlPr>
-              <w:ins w:id="239" w:author="Gunn, Jordan" w:date="2026-07-25T13:08:00Z" w16du:dateUtc="2026-07-25T12:08:00Z">
+              <w:ins w:id="244" w:author="Gunn, Jordan" w:date="2026-07-25T13:08:00Z" w16du:dateUtc="2026-07-25T12:08:00Z">
                 <w:rPr>
                   <w:rFonts w:ascii="Cambria Math" w:hAnsi="Cambria Math"/>
                 </w:rPr>
@@ -9481,8 +9537,8 @@
       <w:pPr>
         <w:pStyle w:val="Heading2"/>
       </w:pPr>
-      <w:bookmarkStart w:id="240" w:name="deliberate-recall-control"/>
-      <w:bookmarkEnd w:id="201"/>
+      <w:bookmarkStart w:id="245" w:name="deliberate-recall-control"/>
+      <w:bookmarkEnd w:id="206"/>
       <w:r>
         <w:t>Deliberate Recall Control</w:t>
       </w:r>
@@ -9546,7 +9602,7 @@
         <m:sSub>
           <m:sSubPr>
             <m:ctrlPr>
-              <w:ins w:id="241" w:author="Gunn, Jordan" w:date="2026-07-25T13:08:00Z" w16du:dateUtc="2026-07-25T12:08:00Z">
+              <w:ins w:id="246" w:author="Gunn, Jordan" w:date="2026-07-25T13:08:00Z" w16du:dateUtc="2026-07-25T12:08:00Z">
                 <w:rPr>
                   <w:rFonts w:ascii="Cambria Math" w:hAnsi="Cambria Math"/>
                 </w:rPr>
@@ -9657,7 +9713,7 @@
         <m:sSub>
           <m:sSubPr>
             <m:ctrlPr>
-              <w:ins w:id="242" w:author="Gunn, Jordan" w:date="2026-07-25T13:08:00Z" w16du:dateUtc="2026-07-25T12:08:00Z">
+              <w:ins w:id="247" w:author="Gunn, Jordan" w:date="2026-07-25T13:08:00Z" w16du:dateUtc="2026-07-25T12:08:00Z">
                 <w:rPr>
                   <w:rFonts w:ascii="Cambria Math" w:hAnsi="Cambria Math"/>
                 </w:rPr>
@@ -9704,7 +9760,7 @@
         <m:sSub>
           <m:sSubPr>
             <m:ctrlPr>
-              <w:ins w:id="243" w:author="Gunn, Jordan" w:date="2026-07-25T13:08:00Z" w16du:dateUtc="2026-07-25T12:08:00Z">
+              <w:ins w:id="248" w:author="Gunn, Jordan" w:date="2026-07-25T13:08:00Z" w16du:dateUtc="2026-07-25T12:08:00Z">
                 <w:rPr>
                   <w:rFonts w:ascii="Cambria Math" w:hAnsi="Cambria Math"/>
                 </w:rPr>
@@ -9754,7 +9810,7 @@
         <w:t xml:space="preserve"> update becomes:</w:t>
       </w:r>
     </w:p>
-    <w:bookmarkStart w:id="244" w:name="eq-monitoring-update"/>
+    <w:bookmarkStart w:id="249" w:name="eq-monitoring-update"/>
     <w:p>
       <w:pPr>
         <w:pStyle w:val="BodyText"/>
@@ -9767,7 +9823,7 @@
           <m:sSub>
             <m:sSubPr>
               <m:ctrlPr>
-                <w:ins w:id="245" w:author="Gunn, Jordan" w:date="2026-07-25T13:08:00Z" w16du:dateUtc="2026-07-25T12:08:00Z">
+                <w:ins w:id="250" w:author="Gunn, Jordan" w:date="2026-07-25T13:08:00Z" w16du:dateUtc="2026-07-25T12:08:00Z">
                   <w:rPr>
                     <w:rFonts w:ascii="Cambria Math" w:hAnsi="Cambria Math"/>
                   </w:rPr>
@@ -9818,7 +9874,7 @@
           <m:sSub>
             <m:sSubPr>
               <m:ctrlPr>
-                <w:ins w:id="246" w:author="Gunn, Jordan" w:date="2026-07-25T13:08:00Z" w16du:dateUtc="2026-07-25T12:08:00Z">
+                <w:ins w:id="251" w:author="Gunn, Jordan" w:date="2026-07-25T13:08:00Z" w16du:dateUtc="2026-07-25T12:08:00Z">
                   <w:rPr>
                     <w:rFonts w:ascii="Cambria Math" w:hAnsi="Cambria Math"/>
                   </w:rPr>
@@ -9845,7 +9901,7 @@
           <m:d>
             <m:dPr>
               <m:ctrlPr>
-                <w:ins w:id="247" w:author="Gunn, Jordan" w:date="2026-07-25T13:08:00Z" w16du:dateUtc="2026-07-25T12:08:00Z">
+                <w:ins w:id="252" w:author="Gunn, Jordan" w:date="2026-07-25T13:08:00Z" w16du:dateUtc="2026-07-25T12:08:00Z">
                   <w:rPr>
                     <w:rFonts w:ascii="Cambria Math" w:hAnsi="Cambria Math"/>
                   </w:rPr>
@@ -9856,7 +9912,7 @@
               <m:sSub>
                 <m:sSubPr>
                   <m:ctrlPr>
-                    <w:ins w:id="248" w:author="Gunn, Jordan" w:date="2026-07-25T13:08:00Z" w16du:dateUtc="2026-07-25T12:08:00Z">
+                    <w:ins w:id="253" w:author="Gunn, Jordan" w:date="2026-07-25T13:08:00Z" w16du:dateUtc="2026-07-25T12:08:00Z">
                       <w:rPr>
                         <w:rFonts w:ascii="Cambria Math" w:hAnsi="Cambria Math"/>
                       </w:rPr>
@@ -9883,7 +9939,7 @@
               <m:sSub>
                 <m:sSubPr>
                   <m:ctrlPr>
-                    <w:ins w:id="249" w:author="Gunn, Jordan" w:date="2026-07-25T13:08:00Z" w16du:dateUtc="2026-07-25T12:08:00Z">
+                    <w:ins w:id="254" w:author="Gunn, Jordan" w:date="2026-07-25T13:08:00Z" w16du:dateUtc="2026-07-25T12:08:00Z">
                       <w:rPr>
                         <w:rFonts w:ascii="Cambria Math" w:hAnsi="Cambria Math"/>
                       </w:rPr>
@@ -9915,7 +9971,7 @@
           <m:sSub>
             <m:sSubPr>
               <m:ctrlPr>
-                <w:ins w:id="250" w:author="Gunn, Jordan" w:date="2026-07-25T13:08:00Z" w16du:dateUtc="2026-07-25T12:08:00Z">
+                <w:ins w:id="255" w:author="Gunn, Jordan" w:date="2026-07-25T13:08:00Z" w16du:dateUtc="2026-07-25T12:08:00Z">
                   <w:rPr>
                     <w:rFonts w:ascii="Cambria Math" w:hAnsi="Cambria Math"/>
                   </w:rPr>
@@ -9951,7 +10007,7 @@
           <m:sSub>
             <m:sSubPr>
               <m:ctrlPr>
-                <w:ins w:id="251" w:author="Gunn, Jordan" w:date="2026-07-25T13:08:00Z" w16du:dateUtc="2026-07-25T12:08:00Z">
+                <w:ins w:id="256" w:author="Gunn, Jordan" w:date="2026-07-25T13:08:00Z" w16du:dateUtc="2026-07-25T12:08:00Z">
                   <w:rPr>
                     <w:rFonts w:ascii="Cambria Math" w:hAnsi="Cambria Math"/>
                   </w:rPr>
@@ -9978,7 +10034,7 @@
           <m:sSub>
             <m:sSubPr>
               <m:ctrlPr>
-                <w:ins w:id="252" w:author="Gunn, Jordan" w:date="2026-07-25T13:08:00Z" w16du:dateUtc="2026-07-25T12:08:00Z">
+                <w:ins w:id="257" w:author="Gunn, Jordan" w:date="2026-07-25T13:08:00Z" w16du:dateUtc="2026-07-25T12:08:00Z">
                   <w:rPr>
                     <w:rFonts w:ascii="Cambria Math" w:hAnsi="Cambria Math"/>
                   </w:rPr>
@@ -10008,7 +10064,7 @@
           <m:acc>
             <m:accPr>
               <m:ctrlPr>
-                <w:ins w:id="253" w:author="Gunn, Jordan" w:date="2026-07-25T13:08:00Z" w16du:dateUtc="2026-07-25T12:08:00Z">
+                <w:ins w:id="258" w:author="Gunn, Jordan" w:date="2026-07-25T13:08:00Z" w16du:dateUtc="2026-07-25T12:08:00Z">
                   <w:rPr>
                     <w:rFonts w:ascii="Cambria Math" w:hAnsi="Cambria Math"/>
                   </w:rPr>
@@ -10019,7 +10075,7 @@
               <m:sSup>
                 <m:sSupPr>
                   <m:ctrlPr>
-                    <w:ins w:id="254" w:author="Gunn, Jordan" w:date="2026-07-25T13:08:00Z" w16du:dateUtc="2026-07-25T12:08:00Z">
+                    <w:ins w:id="259" w:author="Gunn, Jordan" w:date="2026-07-25T13:08:00Z" w16du:dateUtc="2026-07-25T12:08:00Z">
                       <w:rPr>
                         <w:rFonts w:ascii="Cambria Math" w:hAnsi="Cambria Math"/>
                       </w:rPr>
@@ -10046,7 +10102,7 @@
               <m:sSub>
                 <m:sSubPr>
                   <m:ctrlPr>
-                    <w:ins w:id="255" w:author="Gunn, Jordan" w:date="2026-07-25T13:08:00Z" w16du:dateUtc="2026-07-25T12:08:00Z">
+                    <w:ins w:id="260" w:author="Gunn, Jordan" w:date="2026-07-25T13:08:00Z" w16du:dateUtc="2026-07-25T12:08:00Z">
                       <w:rPr>
                         <w:rFonts w:ascii="Cambria Math" w:hAnsi="Cambria Math"/>
                       </w:rPr>
@@ -10065,7 +10121,7 @@
                   <m:sSub>
                     <m:sSubPr>
                       <m:ctrlPr>
-                        <w:ins w:id="256" w:author="Gunn, Jordan" w:date="2026-07-25T13:08:00Z" w16du:dateUtc="2026-07-25T12:08:00Z">
+                        <w:ins w:id="261" w:author="Gunn, Jordan" w:date="2026-07-25T13:08:00Z" w16du:dateUtc="2026-07-25T12:08:00Z">
                           <w:rPr>
                             <w:rFonts w:ascii="Cambria Math" w:hAnsi="Cambria Math"/>
                           </w:rPr>
@@ -10094,7 +10150,7 @@
             </m:e>
           </m:acc>
           <m:r>
-            <w:del w:id="257" w:author="Rik Henson" w:date="2026-07-25T11:32:00Z">
+            <w:del w:id="262" w:author="Rik Henson" w:date="2026-07-25T11:32:00Z">
               <m:rPr>
                 <m:sty m:val="p"/>
               </m:rPr>
@@ -10113,7 +10169,7 @@
           <m:d>
             <m:dPr>
               <m:ctrlPr>
-                <w:ins w:id="258" w:author="Gunn, Jordan" w:date="2026-07-25T13:08:00Z" w16du:dateUtc="2026-07-25T12:08:00Z">
+                <w:ins w:id="263" w:author="Gunn, Jordan" w:date="2026-07-25T13:08:00Z" w16du:dateUtc="2026-07-25T12:08:00Z">
                   <w:rPr>
                     <w:rFonts w:ascii="Cambria Math" w:hAnsi="Cambria Math"/>
                   </w:rPr>
@@ -10131,7 +10187,7 @@
           </m:d>
         </m:oMath>
       </m:oMathPara>
-      <w:bookmarkEnd w:id="244"/>
+      <w:bookmarkEnd w:id="249"/>
     </w:p>
     <w:p>
       <w:pPr>
@@ -10198,7 +10254,7 @@
         <w:t>). The cue adds support to candidates marked as film items during sampling:</w:t>
       </w:r>
     </w:p>
-    <w:bookmarkStart w:id="259" w:name="eq-film-category-support"/>
+    <w:bookmarkStart w:id="264" w:name="eq-film-category-support"/>
     <w:p>
       <w:pPr>
         <w:pStyle w:val="BodyText"/>
@@ -10211,7 +10267,7 @@
           <m:sSubSup>
             <m:sSubSupPr>
               <m:ctrlPr>
-                <w:ins w:id="260" w:author="Gunn, Jordan" w:date="2026-07-25T13:08:00Z" w16du:dateUtc="2026-07-25T12:08:00Z">
+                <w:ins w:id="265" w:author="Gunn, Jordan" w:date="2026-07-25T13:08:00Z" w16du:dateUtc="2026-07-25T12:08:00Z">
                   <w:rPr>
                     <w:rFonts w:ascii="Cambria Math" w:hAnsi="Cambria Math"/>
                   </w:rPr>
@@ -10273,7 +10329,7 @@
           <m:sSub>
             <m:sSubPr>
               <m:ctrlPr>
-                <w:ins w:id="261" w:author="Gunn, Jordan" w:date="2026-07-25T13:08:00Z" w16du:dateUtc="2026-07-25T12:08:00Z">
+                <w:ins w:id="266" w:author="Gunn, Jordan" w:date="2026-07-25T13:08:00Z" w16du:dateUtc="2026-07-25T12:08:00Z">
                   <w:rPr>
                     <w:rFonts w:ascii="Cambria Math" w:hAnsi="Cambria Math"/>
                   </w:rPr>
@@ -10324,7 +10380,7 @@
           <m:sSub>
             <m:sSubPr>
               <m:ctrlPr>
-                <w:ins w:id="262" w:author="Gunn, Jordan" w:date="2026-07-25T13:08:00Z" w16du:dateUtc="2026-07-25T12:08:00Z">
+                <w:ins w:id="267" w:author="Gunn, Jordan" w:date="2026-07-25T13:08:00Z" w16du:dateUtc="2026-07-25T12:08:00Z">
                   <w:rPr>
                     <w:rFonts w:ascii="Cambria Math" w:hAnsi="Cambria Math"/>
                   </w:rPr>
@@ -10354,7 +10410,7 @@
           <m:sSub>
             <m:sSubPr>
               <m:ctrlPr>
-                <w:ins w:id="263" w:author="Gunn, Jordan" w:date="2026-07-25T13:08:00Z" w16du:dateUtc="2026-07-25T12:08:00Z">
+                <w:ins w:id="268" w:author="Gunn, Jordan" w:date="2026-07-25T13:08:00Z" w16du:dateUtc="2026-07-25T12:08:00Z">
                   <w:rPr>
                     <w:rFonts w:ascii="Cambria Math" w:hAnsi="Cambria Math"/>
                   </w:rPr>
@@ -10379,7 +10435,7 @@
             </m:sub>
           </m:sSub>
           <m:r>
-            <w:del w:id="264" w:author="Rik Henson" w:date="2026-07-25T11:32:00Z">
+            <w:del w:id="269" w:author="Rik Henson" w:date="2026-07-25T11:32:00Z">
               <m:rPr>
                 <m:sty m:val="p"/>
               </m:rPr>
@@ -10398,7 +10454,7 @@
           <m:d>
             <m:dPr>
               <m:ctrlPr>
-                <w:ins w:id="265" w:author="Gunn, Jordan" w:date="2026-07-25T13:08:00Z" w16du:dateUtc="2026-07-25T12:08:00Z">
+                <w:ins w:id="270" w:author="Gunn, Jordan" w:date="2026-07-25T13:08:00Z" w16du:dateUtc="2026-07-25T12:08:00Z">
                   <w:rPr>
                     <w:rFonts w:ascii="Cambria Math" w:hAnsi="Cambria Math"/>
                   </w:rPr>
@@ -10416,7 +10472,7 @@
           </m:d>
         </m:oMath>
       </m:oMathPara>
-      <w:bookmarkEnd w:id="259"/>
+      <w:bookmarkEnd w:id="264"/>
     </w:p>
     <w:p>
       <w:pPr>
@@ -10429,7 +10485,7 @@
         <m:sSub>
           <m:sSubPr>
             <m:ctrlPr>
-              <w:ins w:id="266" w:author="Gunn, Jordan" w:date="2026-07-25T13:08:00Z" w16du:dateUtc="2026-07-25T12:08:00Z">
+              <w:ins w:id="271" w:author="Gunn, Jordan" w:date="2026-07-25T13:08:00Z" w16du:dateUtc="2026-07-25T12:08:00Z">
                 <w:rPr>
                   <w:rFonts w:ascii="Cambria Math" w:hAnsi="Cambria Math"/>
                 </w:rPr>
@@ -10476,7 +10532,7 @@
         <m:sSub>
           <m:sSubPr>
             <m:ctrlPr>
-              <w:ins w:id="267" w:author="Gunn, Jordan" w:date="2026-07-25T13:08:00Z" w16du:dateUtc="2026-07-25T12:08:00Z">
+              <w:ins w:id="272" w:author="Gunn, Jordan" w:date="2026-07-25T13:08:00Z" w16du:dateUtc="2026-07-25T12:08:00Z">
                 <w:rPr>
                   <w:rFonts w:ascii="Cambria Math" w:hAnsi="Cambria Math"/>
                 </w:rPr>
@@ -10523,7 +10579,7 @@
         <m:sSub>
           <m:sSubPr>
             <m:ctrlPr>
-              <w:ins w:id="268" w:author="Gunn, Jordan" w:date="2026-07-25T13:08:00Z" w16du:dateUtc="2026-07-25T12:08:00Z">
+              <w:ins w:id="273" w:author="Gunn, Jordan" w:date="2026-07-25T13:08:00Z" w16du:dateUtc="2026-07-25T12:08:00Z">
                 <w:rPr>
                   <w:rFonts w:ascii="Cambria Math" w:hAnsi="Cambria Math"/>
                 </w:rPr>
@@ -10555,7 +10611,7 @@
         <m:sSub>
           <m:sSubPr>
             <m:ctrlPr>
-              <w:ins w:id="269" w:author="Gunn, Jordan" w:date="2026-07-25T13:08:00Z" w16du:dateUtc="2026-07-25T12:08:00Z">
+              <w:ins w:id="274" w:author="Gunn, Jordan" w:date="2026-07-25T13:08:00Z" w16du:dateUtc="2026-07-25T12:08:00Z">
                 <w:rPr>
                   <w:rFonts w:ascii="Cambria Math" w:hAnsi="Cambria Math"/>
                 </w:rPr>
@@ -10587,7 +10643,7 @@
         <m:sSub>
           <m:sSubPr>
             <m:ctrlPr>
-              <w:ins w:id="270" w:author="Gunn, Jordan" w:date="2026-07-25T13:08:00Z" w16du:dateUtc="2026-07-25T12:08:00Z">
+              <w:ins w:id="275" w:author="Gunn, Jordan" w:date="2026-07-25T13:08:00Z" w16du:dateUtc="2026-07-25T12:08:00Z">
                 <w:rPr>
                   <w:rFonts w:ascii="Cambria Math" w:hAnsi="Cambria Math"/>
                 </w:rPr>
@@ -10646,8 +10702,8 @@
       <w:pPr>
         <w:pStyle w:val="Heading2"/>
       </w:pPr>
-      <w:bookmarkStart w:id="271" w:name="item-recognition"/>
-      <w:bookmarkEnd w:id="240"/>
+      <w:bookmarkStart w:id="276" w:name="item-recognition"/>
+      <w:bookmarkEnd w:id="245"/>
       <w:r>
         <w:t>Item Recognition</w:t>
       </w:r>
@@ -10721,7 +10777,7 @@
         <w:t xml:space="preserve"> retrieves associated context through feature-to-context memory, the same pathway used by reminders, cues, and sampled items. Recognition evidence is the similarity between the retrieved context and the context active during the test:</w:t>
       </w:r>
     </w:p>
-    <w:bookmarkStart w:id="272" w:name="eq-recognition-evidence"/>
+    <w:bookmarkStart w:id="277" w:name="eq-recognition-evidence"/>
     <w:p>
       <w:pPr>
         <w:pStyle w:val="BodyText"/>
@@ -10734,7 +10790,7 @@
           <m:sSub>
             <m:sSubPr>
               <m:ctrlPr>
-                <w:ins w:id="273" w:author="Gunn, Jordan" w:date="2026-07-25T13:08:00Z" w16du:dateUtc="2026-07-25T12:08:00Z">
+                <w:ins w:id="278" w:author="Gunn, Jordan" w:date="2026-07-25T13:08:00Z" w16du:dateUtc="2026-07-25T12:08:00Z">
                   <w:rPr>
                     <w:rFonts w:ascii="Cambria Math" w:hAnsi="Cambria Math"/>
                   </w:rPr>
@@ -10770,7 +10826,7 @@
           <m:sSup>
             <m:sSupPr>
               <m:ctrlPr>
-                <w:ins w:id="274" w:author="Gunn, Jordan" w:date="2026-07-25T13:08:00Z" w16du:dateUtc="2026-07-25T12:08:00Z">
+                <w:ins w:id="279" w:author="Gunn, Jordan" w:date="2026-07-25T13:08:00Z" w16du:dateUtc="2026-07-25T12:08:00Z">
                   <w:rPr>
                     <w:rFonts w:ascii="Cambria Math" w:hAnsi="Cambria Math"/>
                   </w:rPr>
@@ -10781,7 +10837,7 @@
               <m:d>
                 <m:dPr>
                   <m:ctrlPr>
-                    <w:ins w:id="275" w:author="Gunn, Jordan" w:date="2026-07-25T13:08:00Z" w16du:dateUtc="2026-07-25T12:08:00Z">
+                    <w:ins w:id="280" w:author="Gunn, Jordan" w:date="2026-07-25T13:08:00Z" w16du:dateUtc="2026-07-25T12:08:00Z">
                       <w:rPr>
                         <w:rFonts w:ascii="Cambria Math" w:hAnsi="Cambria Math"/>
                       </w:rPr>
@@ -10792,7 +10848,7 @@
                   <m:sSup>
                     <m:sSupPr>
                       <m:ctrlPr>
-                        <w:ins w:id="276" w:author="Gunn, Jordan" w:date="2026-07-25T13:08:00Z" w16du:dateUtc="2026-07-25T12:08:00Z">
+                        <w:ins w:id="281" w:author="Gunn, Jordan" w:date="2026-07-25T13:08:00Z" w16du:dateUtc="2026-07-25T12:08:00Z">
                           <w:rPr>
                             <w:rFonts w:ascii="Cambria Math" w:hAnsi="Cambria Math"/>
                           </w:rPr>
@@ -10819,7 +10875,7 @@
                   <m:sSub>
                     <m:sSubPr>
                       <m:ctrlPr>
-                        <w:ins w:id="277" w:author="Gunn, Jordan" w:date="2026-07-25T13:08:00Z" w16du:dateUtc="2026-07-25T12:08:00Z">
+                        <w:ins w:id="282" w:author="Gunn, Jordan" w:date="2026-07-25T13:08:00Z" w16du:dateUtc="2026-07-25T12:08:00Z">
                           <w:rPr>
                             <w:rFonts w:ascii="Cambria Math" w:hAnsi="Cambria Math"/>
                           </w:rPr>
@@ -10861,7 +10917,7 @@
           <m:sSub>
             <m:sSubPr>
               <m:ctrlPr>
-                <w:ins w:id="278" w:author="Gunn, Jordan" w:date="2026-07-25T13:08:00Z" w16du:dateUtc="2026-07-25T12:08:00Z">
+                <w:ins w:id="283" w:author="Gunn, Jordan" w:date="2026-07-25T13:08:00Z" w16du:dateUtc="2026-07-25T12:08:00Z">
                   <w:rPr>
                     <w:rFonts w:ascii="Cambria Math" w:hAnsi="Cambria Math"/>
                   </w:rPr>
@@ -10889,7 +10945,7 @@
             </m:sub>
           </m:sSub>
           <m:r>
-            <w:del w:id="279" w:author="Rik Henson" w:date="2026-07-25T11:33:00Z">
+            <w:del w:id="284" w:author="Rik Henson" w:date="2026-07-25T11:33:00Z">
               <m:rPr>
                 <m:sty m:val="p"/>
               </m:rPr>
@@ -10908,7 +10964,7 @@
           <m:d>
             <m:dPr>
               <m:ctrlPr>
-                <w:ins w:id="280" w:author="Gunn, Jordan" w:date="2026-07-25T13:08:00Z" w16du:dateUtc="2026-07-25T12:08:00Z">
+                <w:ins w:id="285" w:author="Gunn, Jordan" w:date="2026-07-25T13:08:00Z" w16du:dateUtc="2026-07-25T12:08:00Z">
                   <w:rPr>
                     <w:rFonts w:ascii="Cambria Math" w:hAnsi="Cambria Math"/>
                   </w:rPr>
@@ -10926,7 +10982,7 @@
           </m:d>
         </m:oMath>
       </m:oMathPara>
-      <w:bookmarkEnd w:id="272"/>
+      <w:bookmarkEnd w:id="277"/>
     </w:p>
     <w:p>
       <w:pPr>
@@ -10947,18 +11003,18 @@
       <w:pPr>
         <w:pStyle w:val="FirstParagraph"/>
       </w:pPr>
-      <w:commentRangeStart w:id="281"/>
+      <w:commentRangeStart w:id="286"/>
       <w:r>
         <w:t xml:space="preserve">The simulation stops at recognition evidence because that evidence is sufficient for the present claim: </w:t>
       </w:r>
-      <w:commentRangeEnd w:id="281"/>
+      <w:commentRangeEnd w:id="286"/>
       <w:r>
         <w:rPr>
           <w:rStyle w:val="CommentReference"/>
           <w:sz w:val="24"/>
           <w:szCs w:val="24"/>
         </w:rPr>
-        <w:commentReference w:id="281"/>
+        <w:commentReference w:id="286"/>
       </w:r>
       <w:r>
         <w:t>a presented film item can retrieve associated context without first competing with task items for selection. The model therefore addresses whether task competitors linked to reinstated film-associated context disrupt item-guided access to film context, not how recognition evidence is converted into decisions or how other interventions might disrupt performance.</w:t>
@@ -10968,9 +11024,9 @@
       <w:pPr>
         <w:pStyle w:val="Heading1"/>
       </w:pPr>
-      <w:bookmarkStart w:id="282" w:name="simulations"/>
-      <w:bookmarkEnd w:id="94"/>
-      <w:bookmarkEnd w:id="271"/>
+      <w:bookmarkStart w:id="287" w:name="simulations"/>
+      <w:bookmarkEnd w:id="99"/>
+      <w:bookmarkEnd w:id="276"/>
       <w:r>
         <w:t>Simulations</w:t>
       </w:r>
@@ -11013,7 +11069,7 @@
       <w:pPr>
         <w:pStyle w:val="Heading2"/>
       </w:pPr>
-      <w:bookmarkStart w:id="283" w:name="methodology"/>
+      <w:bookmarkStart w:id="288" w:name="methodology"/>
       <w:r>
         <w:t>Methodology</w:t>
       </w:r>
@@ -11093,7 +11149,7 @@
       <w:pPr>
         <w:pStyle w:val="FigureTitle"/>
       </w:pPr>
-      <w:bookmarkStart w:id="284" w:name="tbl-simulation-parameters"/>
+      <w:bookmarkStart w:id="289" w:name="tbl-simulation-parameters"/>
       <w:r>
         <w:t>Table 2</w:t>
       </w:r>
@@ -11200,7 +11256,7 @@
                 <m:sSub>
                   <m:sSubPr>
                     <m:ctrlPr>
-                      <w:ins w:id="285" w:author="Gunn, Jordan" w:date="2026-07-25T13:08:00Z" w16du:dateUtc="2026-07-25T12:08:00Z">
+                      <w:ins w:id="290" w:author="Gunn, Jordan" w:date="2026-07-25T13:08:00Z" w16du:dateUtc="2026-07-25T12:08:00Z">
                         <w:rPr>
                           <w:rFonts w:ascii="Cambria Math" w:hAnsi="Cambria Math"/>
                         </w:rPr>
@@ -11270,7 +11326,7 @@
                 <m:sSub>
                   <m:sSubPr>
                     <m:ctrlPr>
-                      <w:ins w:id="286" w:author="Gunn, Jordan" w:date="2026-07-25T13:08:00Z" w16du:dateUtc="2026-07-25T12:08:00Z">
+                      <w:ins w:id="291" w:author="Gunn, Jordan" w:date="2026-07-25T13:08:00Z" w16du:dateUtc="2026-07-25T12:08:00Z">
                         <w:rPr>
                           <w:rFonts w:ascii="Cambria Math" w:hAnsi="Cambria Math"/>
                         </w:rPr>
@@ -11340,7 +11396,7 @@
                 <m:sSub>
                   <m:sSubPr>
                     <m:ctrlPr>
-                      <w:ins w:id="287" w:author="Gunn, Jordan" w:date="2026-07-25T13:08:00Z" w16du:dateUtc="2026-07-25T12:08:00Z">
+                      <w:ins w:id="292" w:author="Gunn, Jordan" w:date="2026-07-25T13:08:00Z" w16du:dateUtc="2026-07-25T12:08:00Z">
                         <w:rPr>
                           <w:rFonts w:ascii="Cambria Math" w:hAnsi="Cambria Math"/>
                         </w:rPr>
@@ -11557,7 +11613,7 @@
                 <m:sSub>
                   <m:sSubPr>
                     <m:ctrlPr>
-                      <w:ins w:id="288" w:author="Gunn, Jordan" w:date="2026-07-25T13:08:00Z" w16du:dateUtc="2026-07-25T12:08:00Z">
+                      <w:ins w:id="293" w:author="Gunn, Jordan" w:date="2026-07-25T13:08:00Z" w16du:dateUtc="2026-07-25T12:08:00Z">
                         <w:rPr>
                           <w:rFonts w:ascii="Cambria Math" w:hAnsi="Cambria Math"/>
                         </w:rPr>
@@ -11614,7 +11670,7 @@
               <m:sSub>
                 <m:sSubPr>
                   <m:ctrlPr>
-                    <w:ins w:id="289" w:author="Gunn, Jordan" w:date="2026-07-25T13:08:00Z" w16du:dateUtc="2026-07-25T12:08:00Z">
+                    <w:ins w:id="294" w:author="Gunn, Jordan" w:date="2026-07-25T13:08:00Z" w16du:dateUtc="2026-07-25T12:08:00Z">
                       <w:rPr>
                         <w:rFonts w:ascii="Cambria Math" w:hAnsi="Cambria Math"/>
                       </w:rPr>
@@ -11656,7 +11712,7 @@
                 <m:sSub>
                   <m:sSubPr>
                     <m:ctrlPr>
-                      <w:ins w:id="290" w:author="Gunn, Jordan" w:date="2026-07-25T13:08:00Z" w16du:dateUtc="2026-07-25T12:08:00Z">
+                      <w:ins w:id="295" w:author="Gunn, Jordan" w:date="2026-07-25T13:08:00Z" w16du:dateUtc="2026-07-25T12:08:00Z">
                         <w:rPr>
                           <w:rFonts w:ascii="Cambria Math" w:hAnsi="Cambria Math"/>
                         </w:rPr>
@@ -11713,7 +11769,7 @@
               <m:sSub>
                 <m:sSubPr>
                   <m:ctrlPr>
-                    <w:ins w:id="291" w:author="Gunn, Jordan" w:date="2026-07-25T13:08:00Z" w16du:dateUtc="2026-07-25T12:08:00Z">
+                    <w:ins w:id="296" w:author="Gunn, Jordan" w:date="2026-07-25T13:08:00Z" w16du:dateUtc="2026-07-25T12:08:00Z">
                       <w:rPr>
                         <w:rFonts w:ascii="Cambria Math" w:hAnsi="Cambria Math"/>
                       </w:rPr>
@@ -11804,7 +11860,7 @@
                 <m:sSub>
                   <m:sSubPr>
                     <m:ctrlPr>
-                      <w:ins w:id="292" w:author="Gunn, Jordan" w:date="2026-07-25T13:08:00Z" w16du:dateUtc="2026-07-25T12:08:00Z">
+                      <w:ins w:id="297" w:author="Gunn, Jordan" w:date="2026-07-25T13:08:00Z" w16du:dateUtc="2026-07-25T12:08:00Z">
                         <w:rPr>
                           <w:rFonts w:ascii="Cambria Math" w:hAnsi="Cambria Math"/>
                         </w:rPr>
@@ -11874,7 +11930,7 @@
                 <m:sSub>
                   <m:sSubPr>
                     <m:ctrlPr>
-                      <w:ins w:id="293" w:author="Gunn, Jordan" w:date="2026-07-25T13:08:00Z" w16du:dateUtc="2026-07-25T12:08:00Z">
+                      <w:ins w:id="298" w:author="Gunn, Jordan" w:date="2026-07-25T13:08:00Z" w16du:dateUtc="2026-07-25T12:08:00Z">
                         <w:rPr>
                           <w:rFonts w:ascii="Cambria Math" w:hAnsi="Cambria Math"/>
                         </w:rPr>
@@ -11947,7 +12003,7 @@
                 <m:sSub>
                   <m:sSubPr>
                     <m:ctrlPr>
-                      <w:ins w:id="294" w:author="Gunn, Jordan" w:date="2026-07-25T13:08:00Z" w16du:dateUtc="2026-07-25T12:08:00Z">
+                      <w:ins w:id="299" w:author="Gunn, Jordan" w:date="2026-07-25T13:08:00Z" w16du:dateUtc="2026-07-25T12:08:00Z">
                         <w:rPr>
                           <w:rFonts w:ascii="Cambria Math" w:hAnsi="Cambria Math"/>
                         </w:rPr>
@@ -12017,7 +12073,7 @@
                 <m:sSub>
                   <m:sSubPr>
                     <m:ctrlPr>
-                      <w:ins w:id="295" w:author="Gunn, Jordan" w:date="2026-07-25T13:08:00Z" w16du:dateUtc="2026-07-25T12:08:00Z">
+                      <w:ins w:id="300" w:author="Gunn, Jordan" w:date="2026-07-25T13:08:00Z" w16du:dateUtc="2026-07-25T12:08:00Z">
                         <w:rPr>
                           <w:rFonts w:ascii="Cambria Math" w:hAnsi="Cambria Math"/>
                         </w:rPr>
@@ -12087,7 +12143,7 @@
                 <m:sSub>
                   <m:sSubPr>
                     <m:ctrlPr>
-                      <w:ins w:id="296" w:author="Gunn, Jordan" w:date="2026-07-25T13:08:00Z" w16du:dateUtc="2026-07-25T12:08:00Z">
+                      <w:ins w:id="301" w:author="Gunn, Jordan" w:date="2026-07-25T13:08:00Z" w16du:dateUtc="2026-07-25T12:08:00Z">
                         <w:rPr>
                           <w:rFonts w:ascii="Cambria Math" w:hAnsi="Cambria Math"/>
                         </w:rPr>
@@ -12144,7 +12200,7 @@
         </w:tc>
       </w:tr>
     </w:tbl>
-    <w:bookmarkEnd w:id="284"/>
+    <w:bookmarkEnd w:id="289"/>
     <w:p>
       <w:pPr>
         <w:pStyle w:val="AfterWithoutNote"/>
@@ -12331,8 +12387,8 @@
       <w:pPr>
         <w:pStyle w:val="Heading2"/>
       </w:pPr>
-      <w:bookmarkStart w:id="297" w:name="X0b57449337501b368012fcfcd473e33f3217151"/>
-      <w:bookmarkEnd w:id="283"/>
+      <w:bookmarkStart w:id="302" w:name="X0b57449337501b368012fcfcd473e33f3217151"/>
+      <w:bookmarkEnd w:id="288"/>
       <w:r>
         <w:t xml:space="preserve">Simulation 1: Task </w:t>
       </w:r>
@@ -12398,7 +12454,7 @@
         <m:sSub>
           <m:sSubPr>
             <m:ctrlPr>
-              <w:ins w:id="298" w:author="Gunn, Jordan" w:date="2026-07-25T13:08:00Z" w16du:dateUtc="2026-07-25T12:08:00Z">
+              <w:ins w:id="303" w:author="Gunn, Jordan" w:date="2026-07-25T13:08:00Z" w16du:dateUtc="2026-07-25T12:08:00Z">
                 <w:rPr>
                   <w:rFonts w:ascii="Cambria Math" w:hAnsi="Cambria Math"/>
                 </w:rPr>
@@ -12451,7 +12507,7 @@
       <w:pPr>
         <w:pStyle w:val="FigureTitle"/>
       </w:pPr>
-      <w:bookmarkStart w:id="299" w:name="fig-simulation1-unguided-sequence"/>
+      <w:bookmarkStart w:id="304" w:name="fig-simulation1-unguided-sequence"/>
       <w:r>
         <w:lastRenderedPageBreak/>
         <w:t>Figure 5</w:t>
@@ -12540,7 +12596,7 @@
                     </pic:cNvPicPr>
                   </pic:nvPicPr>
                   <pic:blipFill>
-                    <a:blip r:embed="rId14" cstate="print">
+                    <a:blip r:embed="rId15" cstate="print">
                       <a:extLst>
                         <a:ext uri="{28A0092B-C50C-407E-A947-70E740481C1C}">
                           <a14:useLocalDpi xmlns:a14="http://schemas.microsoft.com/office/drawing/2010/main" val="0"/>
@@ -12572,7 +12628,7 @@
         </w:drawing>
       </w:r>
     </w:p>
-    <w:bookmarkEnd w:id="299"/>
+    <w:bookmarkEnd w:id="304"/>
     <w:p>
       <w:pPr>
         <w:pStyle w:val="AfterWithoutNote"/>
@@ -12598,12 +12654,12 @@
       <w:r>
         <w:t xml:space="preserve"> shows the aggregate result. Film recall is lowest when strong task encoding follows a film reminder, and task output increases in the same condition.</w:t>
       </w:r>
-      <w:ins w:id="300" w:author="Rik Henson" w:date="2026-07-25T11:57:00Z">
+      <w:ins w:id="305" w:author="Rik Henson" w:date="2026-07-25T11:57:00Z">
         <w:r>
           <w:t xml:space="preserve"> </w:t>
         </w:r>
       </w:ins>
-      <w:del w:id="301" w:author="Rik Henson" w:date="2026-07-25T11:59:00Z">
+      <w:del w:id="306" w:author="Rik Henson" w:date="2026-07-25T11:59:00Z">
         <w:r>
           <w:delText xml:space="preserve"> </w:delText>
         </w:r>
@@ -12626,7 +12682,7 @@
         <w:lastRenderedPageBreak/>
         <w:t xml:space="preserve">a larger rise in task-position recall. </w:t>
       </w:r>
-      <w:ins w:id="302" w:author="Rik Henson" w:date="2026-07-25T11:59:00Z">
+      <w:ins w:id="307" w:author="Rik Henson" w:date="2026-07-25T11:59:00Z">
         <w:r>
           <w:t>I</w:t>
         </w:r>
@@ -12637,7 +12693,7 @@
           <w:t xml:space="preserve">, the effect of stronger versus weaker task associations is greater with than without the pre-task reminder (i.e. the two factors interact). </w:t>
         </w:r>
       </w:ins>
-      <w:del w:id="303" w:author="Rik Henson" w:date="2026-07-25T11:59:00Z">
+      <w:del w:id="308" w:author="Rik Henson" w:date="2026-07-25T11:59:00Z">
         <w:r>
           <w:delText>In the selected weak-versus-strong comparison, mean film recall in the no-reminder condition changes from 3.211 to 2.562 items, while mean task recall changes from 0.143 to 2.105 items. In the condition with a pre-task film reminder, mean film recall changes from 2.852 to 0.830 items, while mean task recall changes from 0.987 to 5.282 items.</w:delText>
         </w:r>
@@ -12647,7 +12703,7 @@
       <w:pPr>
         <w:pStyle w:val="FigureTitle"/>
       </w:pPr>
-      <w:bookmarkStart w:id="304" w:name="fig-simulation1-recall-distributions"/>
+      <w:bookmarkStart w:id="309" w:name="fig-simulation1-recall-distributions"/>
       <w:r>
         <w:lastRenderedPageBreak/>
         <w:t>Figure 6</w:t>
@@ -12742,7 +12798,7 @@
                     </pic:cNvPicPr>
                   </pic:nvPicPr>
                   <pic:blipFill>
-                    <a:blip r:embed="rId15" cstate="print">
+                    <a:blip r:embed="rId16" cstate="print">
                       <a:extLst>
                         <a:ext uri="{28A0092B-C50C-407E-A947-70E740481C1C}">
                           <a14:useLocalDpi xmlns:a14="http://schemas.microsoft.com/office/drawing/2010/main" val="0"/>
@@ -12774,7 +12830,7 @@
         </w:drawing>
       </w:r>
     </w:p>
-    <w:bookmarkEnd w:id="304"/>
+    <w:bookmarkEnd w:id="309"/>
     <w:p>
       <w:pPr>
         <w:pStyle w:val="AfterWithoutNote"/>
@@ -12811,8 +12867,8 @@
       <w:pPr>
         <w:pStyle w:val="Heading2"/>
       </w:pPr>
-      <w:bookmarkStart w:id="305" w:name="X01bab10be8432eead1f631bed9fce6a815fd83d"/>
-      <w:bookmarkEnd w:id="297"/>
+      <w:bookmarkStart w:id="310" w:name="X01bab10be8432eead1f631bed9fce6a815fd83d"/>
+      <w:bookmarkEnd w:id="302"/>
       <w:r>
         <w:t>Simulation 2: Control Mechanisms for Deliberate Recall</w:t>
       </w:r>
@@ -12835,7 +12891,7 @@
       <w:pPr>
         <w:pStyle w:val="FigureTitle"/>
       </w:pPr>
-      <w:bookmarkStart w:id="306" w:name="fig-simulation2-control-cued-behavioral"/>
+      <w:bookmarkStart w:id="311" w:name="fig-simulation2-control-cued-behavioral"/>
       <w:r>
         <w:lastRenderedPageBreak/>
         <w:t>Figure </w:t>
@@ -12907,7 +12963,7 @@
                     </pic:cNvPicPr>
                   </pic:nvPicPr>
                   <pic:blipFill>
-                    <a:blip r:embed="rId16" cstate="print">
+                    <a:blip r:embed="rId17" cstate="print">
                       <a:extLst>
                         <a:ext uri="{28A0092B-C50C-407E-A947-70E740481C1C}">
                           <a14:useLocalDpi xmlns:a14="http://schemas.microsoft.com/office/drawing/2010/main" val="0"/>
@@ -12939,8 +12995,8 @@
         </w:drawing>
       </w:r>
     </w:p>
-    <w:bookmarkEnd w:id="306"/>
-    <w:commentRangeStart w:id="307"/>
+    <w:bookmarkEnd w:id="311"/>
+    <w:commentRangeStart w:id="312"/>
     <w:p>
       <w:pPr>
         <w:pStyle w:val="AfterWithoutNote"/>
@@ -12972,20 +13028,20 @@
       <w:r>
         <w:t xml:space="preserve"> demonstrates the model’s simulation </w:t>
       </w:r>
-      <w:commentRangeEnd w:id="307"/>
+      <w:commentRangeEnd w:id="312"/>
       <w:r>
         <w:rPr>
           <w:rStyle w:val="CommentReference"/>
           <w:sz w:val="24"/>
           <w:szCs w:val="24"/>
         </w:rPr>
-        <w:commentReference w:id="307"/>
+        <w:commentReference w:id="312"/>
       </w:r>
       <w:r>
         <w:t xml:space="preserve">of the selective interference effect. In unguided film recall, strong task encoding produces a small film-recall loss without a pre-task reminder and a much larger loss after a film reminder. Under deliberate film recall, strong task encoding after a film reminder produces a much smaller reduction. </w:t>
       </w:r>
-      <w:commentRangeStart w:id="308"/>
-      <w:del w:id="309" w:author="Rik Henson" w:date="2026-07-25T12:02:00Z">
+      <w:commentRangeStart w:id="313"/>
+      <w:del w:id="314" w:author="Rik Henson" w:date="2026-07-25T12:02:00Z">
         <w:r>
           <w:delText xml:space="preserve">Mean film recall in the with-reminder condition drops from 2.790 to 0.793 items under unguided film recall, but from 7.572 to 6.995 items under deliberate film recall. </w:delText>
         </w:r>
@@ -12993,14 +13049,14 @@
       <w:r>
         <w:t>The</w:t>
       </w:r>
-      <w:commentRangeEnd w:id="308"/>
+      <w:commentRangeEnd w:id="313"/>
       <w:r>
         <w:rPr>
           <w:rStyle w:val="CommentReference"/>
           <w:sz w:val="24"/>
           <w:szCs w:val="24"/>
         </w:rPr>
-        <w:commentReference w:id="308"/>
+        <w:commentReference w:id="313"/>
       </w:r>
       <w:r>
         <w:t xml:space="preserve"> full deliberate-control setting therefore reproduces the selective-interference pattern under the same learned task competitors.</w:t>
@@ -13010,7 +13066,7 @@
       <w:pPr>
         <w:pStyle w:val="FigureTitle"/>
       </w:pPr>
-      <w:bookmarkStart w:id="310" w:name="X3f1d862adb125e692948a0e1917736f72c3ad35"/>
+      <w:bookmarkStart w:id="315" w:name="X3f1d862adb125e692948a0e1917736f72c3ad35"/>
       <w:r>
         <w:lastRenderedPageBreak/>
         <w:t>Figure </w:t>
@@ -13061,7 +13117,7 @@
                     </pic:cNvPicPr>
                   </pic:nvPicPr>
                   <pic:blipFill>
-                    <a:blip r:embed="rId17" cstate="print">
+                    <a:blip r:embed="rId18" cstate="print">
                       <a:extLst>
                         <a:ext uri="{28A0092B-C50C-407E-A947-70E740481C1C}">
                           <a14:useLocalDpi xmlns:a14="http://schemas.microsoft.com/office/drawing/2010/main" val="0"/>
@@ -13093,7 +13149,7 @@
         </w:drawing>
       </w:r>
     </w:p>
-    <w:bookmarkEnd w:id="310"/>
+    <w:bookmarkEnd w:id="315"/>
     <w:p>
       <w:pPr>
         <w:pStyle w:val="AfterWithoutNote"/>
@@ -13125,7 +13181,7 @@
       <w:r>
         <w:t xml:space="preserve"> decomposes how retrieval-control operations alter the film-recall loss produced when a film reminder precedes strong task encoding. The figure compares film recall in a low-interference condition, with no reminder and weak task encoding, against film recall in a high-interference condition, where a </w:t>
       </w:r>
-      <w:commentRangeStart w:id="311"/>
+      <w:commentRangeStart w:id="316"/>
       <w:r>
         <w:t xml:space="preserve">film reminder precedes strong task encoding. When the maintained film-category cue is absent, film recall remains much lower in the high-interference </w:t>
       </w:r>
@@ -13133,14 +13189,14 @@
         <w:lastRenderedPageBreak/>
         <w:t>condition. Start-of-film reinstatement and retrieval monitoring can raise film recall, but the loss between the low- and high-interference conditions remains large</w:t>
       </w:r>
-      <w:commentRangeEnd w:id="311"/>
+      <w:commentRangeEnd w:id="316"/>
       <w:r>
         <w:rPr>
           <w:rStyle w:val="CommentReference"/>
           <w:sz w:val="24"/>
           <w:szCs w:val="24"/>
         </w:rPr>
-        <w:commentReference w:id="311"/>
+        <w:commentReference w:id="316"/>
       </w:r>
       <w:r>
         <w:t>. When a maintained film-category cue is active, the loss remains below one film item across the tested control packages; with all three controls present, film recall drops by about half an item. The maintained film-category cue most strongly reduces this loss by helping film candidates overcome competition from task competitors.</w:t>
@@ -13151,12 +13207,12 @@
       <w:r>
         <w:t>In the model, the maintained film-category cue does not alter temporal context or the associations learned during encoding</w:t>
       </w:r>
-      <w:del w:id="312" w:author="Rik Henson" w:date="2026-07-25T12:04:00Z">
+      <w:del w:id="317" w:author="Rik Henson" w:date="2026-07-25T12:04:00Z">
         <w:r>
           <w:delText>. I</w:delText>
         </w:r>
       </w:del>
-      <w:ins w:id="313" w:author="Rik Henson" w:date="2026-07-25T12:04:00Z">
+      <w:ins w:id="318" w:author="Rik Henson" w:date="2026-07-25T12:04:00Z">
         <w:r>
           <w:t>; i</w:t>
         </w:r>
@@ -13169,14 +13225,14 @@
       <w:pPr>
         <w:pStyle w:val="AfterWithoutNote"/>
       </w:pPr>
-      <w:bookmarkStart w:id="314" w:name="X6daa0b906c5e98f8ec58936bb9080f274712771"/>
+      <w:bookmarkStart w:id="319" w:name="X6daa0b906c5e98f8ec58936bb9080f274712771"/>
     </w:p>
     <w:p>
       <w:pPr>
         <w:pStyle w:val="FigureTitle"/>
       </w:pPr>
-      <w:bookmarkStart w:id="315" w:name="Xe96feb7454d6b23e449dfafb9c326dcfa9c3226"/>
-      <w:bookmarkEnd w:id="314"/>
+      <w:bookmarkStart w:id="320" w:name="Xe96feb7454d6b23e449dfafb9c326dcfa9c3226"/>
+      <w:bookmarkEnd w:id="319"/>
       <w:r>
         <w:lastRenderedPageBreak/>
         <w:t>Figure </w:t>
@@ -13276,7 +13332,7 @@
                     </pic:cNvPicPr>
                   </pic:nvPicPr>
                   <pic:blipFill>
-                    <a:blip r:embed="rId18" cstate="print">
+                    <a:blip r:embed="rId19" cstate="print">
                       <a:extLst>
                         <a:ext uri="{28A0092B-C50C-407E-A947-70E740481C1C}">
                           <a14:useLocalDpi xmlns:a14="http://schemas.microsoft.com/office/drawing/2010/main" val="0"/>
@@ -13308,39 +13364,39 @@
         </w:drawing>
       </w:r>
     </w:p>
-    <w:bookmarkEnd w:id="315"/>
+    <w:bookmarkEnd w:id="320"/>
     <w:p>
       <w:pPr>
         <w:pStyle w:val="AfterWithoutNote"/>
       </w:pPr>
-      <w:commentRangeStart w:id="316"/>
+      <w:commentRangeStart w:id="321"/>
       <w:r>
         <w:t xml:space="preserve">Figure 9 shows </w:t>
       </w:r>
-      <w:commentRangeEnd w:id="316"/>
+      <w:commentRangeEnd w:id="321"/>
       <w:r>
         <w:rPr>
           <w:rStyle w:val="CommentReference"/>
           <w:sz w:val="24"/>
           <w:szCs w:val="24"/>
         </w:rPr>
-        <w:commentReference w:id="316"/>
+        <w:commentReference w:id="321"/>
       </w:r>
       <w:r>
         <w:t xml:space="preserve">that the benefit of start-of-film context reinstatement is position-specific: it strongly shifts recall initiation toward early film positions, and its advantage declines across the film sequence. This positional gradient distinguishes start-state control from a maintained film-category </w:t>
       </w:r>
-      <w:commentRangeStart w:id="317"/>
+      <w:commentRangeStart w:id="322"/>
       <w:r>
         <w:t>cue, which can support film candidates throughout search</w:t>
       </w:r>
-      <w:commentRangeEnd w:id="317"/>
+      <w:commentRangeEnd w:id="322"/>
       <w:r>
         <w:rPr>
           <w:rStyle w:val="CommentReference"/>
           <w:sz w:val="24"/>
           <w:szCs w:val="24"/>
         </w:rPr>
-        <w:commentReference w:id="317"/>
+        <w:commentReference w:id="322"/>
       </w:r>
       <w:r>
         <w:t>. If deliberate recall is protected by reinstating the context present at the start of a target sequence, preservation should therefore be strongest for material encountered near the beginning of that sequence.</w:t>
@@ -13350,7 +13406,7 @@
       <w:pPr>
         <w:pStyle w:val="BodyText"/>
         <w:rPr>
-          <w:ins w:id="318" w:author="Rik Henson" w:date="2026-07-25T12:14:00Z"/>
+          <w:ins w:id="323" w:author="Rik Henson" w:date="2026-07-25T12:14:00Z"/>
         </w:rPr>
       </w:pPr>
     </w:p>
@@ -13358,33 +13414,33 @@
       <w:pPr>
         <w:pStyle w:val="BodyText"/>
       </w:pPr>
-      <w:commentRangeStart w:id="319"/>
+      <w:commentRangeStart w:id="324"/>
       <w:r>
         <w:lastRenderedPageBreak/>
         <w:t xml:space="preserve">Retrieval monitoring </w:t>
       </w:r>
-      <w:ins w:id="320" w:author="Rik Henson" w:date="2026-07-25T12:14:00Z">
+      <w:ins w:id="325" w:author="Rik Henson" w:date="2026-07-25T12:14:00Z">
         <w:r>
           <w:t>can be</w:t>
         </w:r>
       </w:ins>
-      <w:ins w:id="321" w:author="Rik Henson" w:date="2026-07-25T12:15:00Z">
+      <w:ins w:id="326" w:author="Rik Henson" w:date="2026-07-25T12:15:00Z">
         <w:r>
           <w:t xml:space="preserve"> distinguished from start-state control and maintained film-category by examining the order of items recalled. </w:t>
         </w:r>
       </w:ins>
-      <w:commentRangeEnd w:id="319"/>
-      <w:ins w:id="322" w:author="Rik Henson" w:date="2026-07-25T12:16:00Z">
+      <w:commentRangeEnd w:id="324"/>
+      <w:ins w:id="327" w:author="Rik Henson" w:date="2026-07-25T12:16:00Z">
         <w:r>
           <w:rPr>
             <w:rStyle w:val="CommentReference"/>
             <w:sz w:val="24"/>
             <w:szCs w:val="24"/>
           </w:rPr>
-          <w:commentReference w:id="319"/>
+          <w:commentReference w:id="324"/>
         </w:r>
       </w:ins>
-      <w:ins w:id="323" w:author="Rik Henson" w:date="2026-07-25T12:15:00Z">
+      <w:ins w:id="328" w:author="Rik Henson" w:date="2026-07-25T12:15:00Z">
         <w:r>
           <w:t xml:space="preserve">Because monitoring </w:t>
         </w:r>
@@ -13392,17 +13448,17 @@
       <w:r>
         <w:t>acts after a non-film item has already been sampled</w:t>
       </w:r>
-      <w:del w:id="324" w:author="Rik Henson" w:date="2026-07-25T12:16:00Z">
+      <w:del w:id="329" w:author="Rik Henson" w:date="2026-07-25T12:16:00Z">
         <w:r>
           <w:delText>. B</w:delText>
         </w:r>
       </w:del>
-      <w:ins w:id="325" w:author="Rik Henson" w:date="2026-07-25T12:16:00Z">
+      <w:ins w:id="330" w:author="Rik Henson" w:date="2026-07-25T12:16:00Z">
         <w:r>
           <w:t xml:space="preserve">, </w:t>
         </w:r>
       </w:ins>
-      <w:del w:id="326" w:author="Rik Henson" w:date="2026-07-25T12:16:00Z">
+      <w:del w:id="331" w:author="Rik Henson" w:date="2026-07-25T12:16:00Z">
         <w:r>
           <w:delText xml:space="preserve">y </w:delText>
         </w:r>
@@ -13432,7 +13488,7 @@
       <w:pPr>
         <w:pStyle w:val="FigureTitle"/>
       </w:pPr>
-      <w:bookmarkStart w:id="327" w:name="Xa9c4b5e1618786b5f440768b73dd7732a592b1f"/>
+      <w:bookmarkStart w:id="332" w:name="Xa9c4b5e1618786b5f440768b73dd7732a592b1f"/>
       <w:r>
         <w:lastRenderedPageBreak/>
         <w:t>Figure 1</w:t>
@@ -13474,7 +13530,7 @@
       <w:r>
         <w:t xml:space="preserve"> Model-diagnostic probability that a non-film sample was followed by recall of a film item as retrieval monitoring increased. </w:t>
       </w:r>
-      <w:commentRangeStart w:id="328"/>
+      <w:commentRangeStart w:id="333"/>
       <w:r>
         <w:rPr>
           <w:b/>
@@ -13488,14 +13544,14 @@
       <w:r>
         <w:t>Recall probability by encoded position with no retrieval monitoring versus the moderate retrieval-monitoring setting used in the Simulation 2 anchor figure. Shad</w:t>
       </w:r>
-      <w:commentRangeEnd w:id="328"/>
+      <w:commentRangeEnd w:id="333"/>
       <w:r>
         <w:rPr>
           <w:rStyle w:val="CommentReference"/>
           <w:sz w:val="24"/>
           <w:szCs w:val="24"/>
         </w:rPr>
-        <w:commentReference w:id="328"/>
+        <w:commentReference w:id="333"/>
       </w:r>
       <w:r>
         <w:t>ed bands mark film, break, task, and filler positions; the green line marks the reminder immediately before the task phase. Retrieval monitoring therefore supports film recall after search is pulled away from the film sequence, increasing film recall probability when stronger task associations are formed after a film reminder.</w:t>
@@ -13527,7 +13583,7 @@
                     </pic:cNvPicPr>
                   </pic:nvPicPr>
                   <pic:blipFill>
-                    <a:blip r:embed="rId19"/>
+                    <a:blip r:embed="rId20"/>
                     <a:stretch>
                       <a:fillRect/>
                     </a:stretch>
@@ -13558,21 +13614,21 @@
       <w:pPr>
         <w:pStyle w:val="Heading2"/>
       </w:pPr>
-      <w:bookmarkStart w:id="329" w:name="simulation-3-recognition"/>
-      <w:bookmarkEnd w:id="305"/>
-      <w:bookmarkEnd w:id="327"/>
-      <w:commentRangeStart w:id="330"/>
+      <w:bookmarkStart w:id="334" w:name="simulation-3-recognition"/>
+      <w:bookmarkEnd w:id="310"/>
+      <w:bookmarkEnd w:id="332"/>
+      <w:commentRangeStart w:id="335"/>
       <w:r>
         <w:t>Simulation 3: Recognition</w:t>
       </w:r>
-      <w:commentRangeEnd w:id="330"/>
+      <w:commentRangeEnd w:id="335"/>
       <w:r>
         <w:rPr>
           <w:rStyle w:val="CommentReference"/>
           <w:sz w:val="24"/>
           <w:szCs w:val="28"/>
         </w:rPr>
-        <w:commentReference w:id="330"/>
+        <w:commentReference w:id="335"/>
       </w:r>
     </w:p>
     <w:p>
@@ -13627,7 +13683,7 @@
       <w:pPr>
         <w:pStyle w:val="FigureTitle"/>
       </w:pPr>
-      <w:bookmarkStart w:id="331" w:name="fig-recognition-test-format"/>
+      <w:bookmarkStart w:id="336" w:name="fig-recognition-test-format"/>
       <w:r>
         <w:lastRenderedPageBreak/>
         <w:t>Figure 1</w:t>
@@ -13732,7 +13788,7 @@
                     </pic:cNvPicPr>
                   </pic:nvPicPr>
                   <pic:blipFill>
-                    <a:blip r:embed="rId20" cstate="print">
+                    <a:blip r:embed="rId21" cstate="print">
                       <a:extLst>
                         <a:ext uri="{28A0092B-C50C-407E-A947-70E740481C1C}">
                           <a14:useLocalDpi xmlns:a14="http://schemas.microsoft.com/office/drawing/2010/main" val="0"/>
@@ -13764,7 +13820,7 @@
         </w:drawing>
       </w:r>
     </w:p>
-    <w:bookmarkEnd w:id="331"/>
+    <w:bookmarkEnd w:id="336"/>
     <w:p>
       <w:pPr>
         <w:pStyle w:val="AfterWithoutNote"/>
@@ -13811,9 +13867,9 @@
       <w:pPr>
         <w:pStyle w:val="Heading1"/>
       </w:pPr>
-      <w:bookmarkStart w:id="332" w:name="general-discussion"/>
-      <w:bookmarkEnd w:id="282"/>
-      <w:bookmarkEnd w:id="329"/>
+      <w:bookmarkStart w:id="337" w:name="general-discussion"/>
+      <w:bookmarkEnd w:id="287"/>
+      <w:bookmarkEnd w:id="334"/>
       <w:r>
         <w:t>General Discussion</w:t>
       </w:r>
@@ -13822,18 +13878,18 @@
       <w:pPr>
         <w:pStyle w:val="FirstParagraph"/>
       </w:pPr>
-      <w:commentRangeStart w:id="333"/>
+      <w:commentRangeStart w:id="338"/>
       <w:r>
         <w:t xml:space="preserve">The simulations identify a condition under which goal-directed remembering can remain selective after target-associated context has become linked to competitors. </w:t>
       </w:r>
-      <w:commentRangeEnd w:id="333"/>
+      <w:commentRangeEnd w:id="338"/>
       <w:r>
         <w:rPr>
           <w:rStyle w:val="CommentReference"/>
           <w:sz w:val="24"/>
           <w:szCs w:val="24"/>
         </w:rPr>
-        <w:commentReference w:id="333"/>
+        <w:commentReference w:id="338"/>
       </w:r>
       <w:r>
         <w:t>A film reminder made subsequently encoded task items retrievable from film-associated context, reducing film recall when search relied on that context. Start-of-film reinstatement and retrieval monitoring improved film recall, but neither made recall comparably resistant to the learned task competitors. The largest relative protection occurred when deliberate recall included a maintained film-category cue that supported film candidates without equally supporting task competitors. Recognition produced a separate form of preservation because the candidate film item was presented before its associated context was evaluated. Together, these results locate selective interference in the relation between what has been bound to context and how later retrieval selects or evaluates film material.</w:t>
@@ -13843,7 +13899,7 @@
       <w:pPr>
         <w:pStyle w:val="Heading2"/>
       </w:pPr>
-      <w:bookmarkStart w:id="334" w:name="X6c606fadadb583872d6ebe5f2cdc4b983e49bc5"/>
+      <w:bookmarkStart w:id="339" w:name="X6c606fadadb583872d6ebe5f2cdc4b983e49bc5"/>
       <w:r>
         <w:t>From Contextual Competition to Selective Retrieval</w:t>
       </w:r>
@@ -13951,8 +14007,8 @@
       <w:pPr>
         <w:pStyle w:val="Heading2"/>
       </w:pPr>
-      <w:bookmarkStart w:id="335" w:name="X23a5f04ab4e0b3496314c425351c681f17baff0"/>
-      <w:bookmarkEnd w:id="334"/>
+      <w:bookmarkStart w:id="340" w:name="X23a5f04ab4e0b3496314c425351c681f17baff0"/>
+      <w:bookmarkEnd w:id="339"/>
       <w:r>
         <w:t>Interpreting Selective-Interference Evidence</w:t>
       </w:r>
@@ -13964,7 +14020,7 @@
       <w:r>
         <w:t xml:space="preserve">The recognition analysis changes what the strongest positive selective-interference evidence can establish. </w:t>
       </w:r>
-      <w:commentRangeStart w:id="336"/>
+      <w:commentRangeStart w:id="341"/>
       <w:r>
         <w:t>Published demonstrations of reduced intrusion reports with preserved voluntary memory are dominated by designs that use recognition as the voluntary-memory test (</w:t>
       </w:r>
@@ -14034,14 +14090,14 @@
       <w:r>
         <w:t xml:space="preserve">). In the model, a recognition probe does not need to defeat task candidates during context-to-item sampling because the candidate film item is already present. </w:t>
       </w:r>
-      <w:commentRangeEnd w:id="336"/>
+      <w:commentRangeEnd w:id="341"/>
       <w:r>
         <w:rPr>
           <w:rStyle w:val="CommentReference"/>
           <w:sz w:val="24"/>
           <w:szCs w:val="24"/>
         </w:rPr>
-        <w:commentReference w:id="336"/>
+        <w:commentReference w:id="341"/>
       </w:r>
       <w:r>
         <w:t>Preserved recognition can therefore accompany impaired context-guided film recall even when both tests depend on the same learned film associations. Such evidence establishes that presented film items can still recover useful contextual evidence, while leaving unresolved whether film material remains similarly available during deliberate recall.</w:t>
@@ -14080,7 +14136,7 @@
         <w:lastRenderedPageBreak/>
         <w:t xml:space="preserve">simulations include weak film cues during recall but do not activate a maintained film-category cue in the unguided condition. They therefore cannot determine whether vigilance-intrusion-task monitoring engages the same selective support used during deliberate recall. Mixed findings from more closely matched designs should motivate direct manipulations of cueing and retrieval goals rather than being explained </w:t>
       </w:r>
-      <w:commentRangeStart w:id="337"/>
+      <w:commentRangeStart w:id="342"/>
       <w:r>
         <w:t>retrospectively as consequences of those factors (</w:t>
       </w:r>
@@ -14095,20 +14151,20 @@
       <w:r>
         <w:t>).</w:t>
       </w:r>
-      <w:commentRangeEnd w:id="337"/>
+      <w:commentRangeEnd w:id="342"/>
       <w:r>
         <w:rPr>
           <w:rStyle w:val="CommentReference"/>
           <w:sz w:val="24"/>
           <w:szCs w:val="24"/>
         </w:rPr>
-        <w:commentReference w:id="337"/>
+        <w:commentReference w:id="342"/>
       </w:r>
     </w:p>
     <w:p>
       <w:pPr>
         <w:pStyle w:val="BodyText"/>
-        <w:pPrChange w:id="338" w:author="Rik Henson" w:date="2026-07-25T12:28:00Z">
+        <w:pPrChange w:id="343" w:author="Rik Henson" w:date="2026-07-25T12:28:00Z">
           <w:pPr>
             <w:pStyle w:val="BodyText"/>
             <w:ind w:firstLine="0"/>
@@ -14286,50 +14342,50 @@
       <w:r>
         <w:t xml:space="preserve">). </w:t>
       </w:r>
-      <w:commentRangeStart w:id="339"/>
+      <w:commentRangeStart w:id="344"/>
       <w:r>
         <w:t>Evidence for selective interference is heterogeneous across trauma-film studies, as indicated by individual null findings, systematic reviews, and replication attempts (Asselbergs et al., 2023; Brennen et al., 2021; Hemi et al., 2023; Varma et al., 2024; Wessel et al., 2025).</w:t>
       </w:r>
       <w:r>
         <w:t xml:space="preserve"> </w:t>
       </w:r>
-      <w:commentRangeEnd w:id="339"/>
+      <w:commentRangeEnd w:id="344"/>
       <w:r>
         <w:rPr>
           <w:rStyle w:val="CommentReference"/>
           <w:sz w:val="24"/>
           <w:szCs w:val="24"/>
         </w:rPr>
-        <w:commentReference w:id="339"/>
-      </w:r>
-      <w:commentRangeStart w:id="340"/>
+        <w:commentReference w:id="344"/>
+      </w:r>
+      <w:commentRangeStart w:id="345"/>
       <w:r>
         <w:t>The clinical reach of these procedures makes their mechanisms consequential, while the mixed evidence limits the conclusions that can be drawn from any single positive dissociation.</w:t>
       </w:r>
-      <w:commentRangeEnd w:id="340"/>
+      <w:commentRangeEnd w:id="345"/>
       <w:r>
         <w:rPr>
           <w:rStyle w:val="CommentReference"/>
           <w:sz w:val="24"/>
           <w:szCs w:val="24"/>
         </w:rPr>
-        <w:commentReference w:id="340"/>
+        <w:commentReference w:id="345"/>
       </w:r>
       <w:r>
         <w:t xml:space="preserve"> </w:t>
       </w:r>
-      <w:commentRangeStart w:id="341"/>
+      <w:commentRangeStart w:id="346"/>
       <w:r>
         <w:t>Real-world extensions do not themselves establish that retrieved-context competition explains intervention effects outside the laboratory.</w:t>
       </w:r>
-      <w:commentRangeEnd w:id="341"/>
+      <w:commentRangeEnd w:id="346"/>
       <w:r>
         <w:rPr>
           <w:rStyle w:val="CommentReference"/>
           <w:sz w:val="24"/>
           <w:szCs w:val="24"/>
         </w:rPr>
-        <w:commentReference w:id="341"/>
+        <w:commentReference w:id="346"/>
       </w:r>
     </w:p>
     <w:p>
@@ -14341,8 +14397,8 @@
           <w:bCs/>
         </w:rPr>
       </w:pPr>
-      <w:bookmarkStart w:id="342" w:name="X5a924f87084a44c52c4925224a8f2b0af2fbb52"/>
-      <w:bookmarkEnd w:id="335"/>
+      <w:bookmarkStart w:id="347" w:name="X5a924f87084a44c52c4925224a8f2b0af2fbb52"/>
+      <w:bookmarkEnd w:id="340"/>
       <w:r>
         <w:rPr>
           <w:b/>
@@ -14366,11 +14422,11 @@
         <w:lastRenderedPageBreak/>
         <w:t xml:space="preserve">conditions (Hagenaars et al., 2017; Holmes et al., 2010; Kessler et al., 2020). A strongly learned task should therefore permit selective interference when its contents remain distinguishable from film events but should impair deliberate as well as unguided recall when its contents also match the film-directed cue. </w:t>
       </w:r>
-      <w:commentRangeStart w:id="343"/>
+      <w:commentRangeStart w:id="348"/>
       <w:r>
         <w:t>On this view, Tetris is not privileged simply by the processing modality it engages. Where it produces greater selectivity, that advantage may instead arise because game events are easier to distinguish from film events than material from a semantically or narratively overlapping task. Existing task comparisons have not manipulated this property directly.</w:t>
       </w:r>
-      <w:commentRangeEnd w:id="343"/>
+      <w:commentRangeEnd w:id="348"/>
       <w:r>
         <w:rPr>
           <w:rStyle w:val="CommentReference"/>
@@ -14379,7 +14435,7 @@
           <w:sz w:val="24"/>
           <w:szCs w:val="24"/>
         </w:rPr>
-        <w:commentReference w:id="343"/>
+        <w:commentReference w:id="348"/>
       </w:r>
     </w:p>
     <w:p>
@@ -14419,8 +14475,8 @@
       <w:pPr>
         <w:pStyle w:val="Heading2"/>
       </w:pPr>
-      <w:bookmarkStart w:id="344" w:name="limitations-and-scope"/>
-      <w:bookmarkEnd w:id="342"/>
+      <w:bookmarkStart w:id="349" w:name="limitations-and-scope"/>
+      <w:bookmarkEnd w:id="347"/>
       <w:r>
         <w:t>Limitations and Scope</w:t>
       </w:r>
@@ -14469,27 +14525,27 @@
       <w:pPr>
         <w:pStyle w:val="BodyText"/>
       </w:pPr>
-      <w:commentRangeStart w:id="345"/>
+      <w:commentRangeStart w:id="350"/>
       <w:r>
         <w:t>The broader contribution is to connect an account of how competitors become bound to target-associated context with an account of how goal-directed retrieval remains selective. Context can continue to provide access to an event while losing its ability to distinguish that event from later material. Deliberate recall is protected when a retrieval goal organizes search around information that separates targets from those competitors, whereas item-presenting tests change the route by which the target enters retrieval. Selective interference in the trauma-film paradigm provides a consequential case for specifying these interactions. Grounding that case in general memory theory also sharpens the evidence needed to identify memory processes that are distinctive to trauma.</w:t>
       </w:r>
-      <w:commentRangeEnd w:id="345"/>
+      <w:commentRangeEnd w:id="350"/>
       <w:r>
         <w:rPr>
           <w:rStyle w:val="CommentReference"/>
           <w:sz w:val="24"/>
           <w:szCs w:val="24"/>
         </w:rPr>
-        <w:commentReference w:id="345"/>
+        <w:commentReference w:id="350"/>
       </w:r>
     </w:p>
     <w:p>
       <w:pPr>
         <w:pStyle w:val="Heading1"/>
       </w:pPr>
-      <w:bookmarkStart w:id="346" w:name="references"/>
-      <w:bookmarkEnd w:id="332"/>
-      <w:bookmarkEnd w:id="344"/>
+      <w:bookmarkStart w:id="351" w:name="references"/>
+      <w:bookmarkEnd w:id="337"/>
+      <w:bookmarkEnd w:id="349"/>
       <w:r>
         <w:t>References</w:t>
       </w:r>
@@ -14498,8 +14554,8 @@
       <w:pPr>
         <w:pStyle w:val="Bibliography"/>
       </w:pPr>
-      <w:bookmarkStart w:id="347" w:name="ref-asselbergs2024effectiveness"/>
-      <w:bookmarkStart w:id="348" w:name="refs"/>
+      <w:bookmarkStart w:id="352" w:name="ref-asselbergs2024effectiveness"/>
+      <w:bookmarkStart w:id="353" w:name="refs"/>
       <w:r>
         <w:t xml:space="preserve">Asselbergs, J., Riper, H., Engelhard, I. M., Mannes, F., &amp; Sijbrandij, M. (2024). The effectiveness of two novel approaches to prevent intrusions: A pilot study comparing Tetris_dualtask and imagery rescripting to control. </w:t>
       </w:r>
@@ -14523,7 +14579,7 @@
       <w:r>
         <w:t xml:space="preserve">, 101920. </w:t>
       </w:r>
-      <w:hyperlink r:id="rId21">
+      <w:hyperlink r:id="rId22">
         <w:r>
           <w:rPr>
             <w:rStyle w:val="Hyperlink"/>
@@ -14536,8 +14592,8 @@
       <w:pPr>
         <w:pStyle w:val="Bibliography"/>
       </w:pPr>
-      <w:bookmarkStart w:id="349" w:name="ref-asselbergs2023systematic"/>
-      <w:bookmarkEnd w:id="347"/>
+      <w:bookmarkStart w:id="354" w:name="ref-asselbergs2023systematic"/>
+      <w:bookmarkEnd w:id="352"/>
       <w:r>
         <w:lastRenderedPageBreak/>
         <w:t xml:space="preserve">Asselbergs, J., van Bentum, J., Riper, H., Cuijpers, P., Holmes, E. A., &amp; Sijbrandij, M. (2023). A systematic review and meta-analysis of the effect of cognitive interventions to prevent intrusive memories using the trauma film paradigm. </w:t>
@@ -14562,7 +14618,7 @@
       <w:r>
         <w:t xml:space="preserve">, 116–129. </w:t>
       </w:r>
-      <w:hyperlink r:id="rId22">
+      <w:hyperlink r:id="rId23">
         <w:r>
           <w:rPr>
             <w:rStyle w:val="Hyperlink"/>
@@ -14575,8 +14631,8 @@
       <w:pPr>
         <w:pStyle w:val="Bibliography"/>
       </w:pPr>
-      <w:bookmarkStart w:id="350" w:name="ref-baddeley2000working"/>
-      <w:bookmarkEnd w:id="349"/>
+      <w:bookmarkStart w:id="355" w:name="ref-baddeley2000working"/>
+      <w:bookmarkEnd w:id="354"/>
       <w:r>
         <w:t xml:space="preserve">Baddeley, A. D., &amp; Andrade, J. (2000). Working memory and the vividness of imagery. </w:t>
       </w:r>
@@ -14600,7 +14656,7 @@
       <w:r>
         <w:t xml:space="preserve">(1), 126–145. </w:t>
       </w:r>
-      <w:hyperlink r:id="rId23">
+      <w:hyperlink r:id="rId24">
         <w:r>
           <w:rPr>
             <w:rStyle w:val="Hyperlink"/>
@@ -14613,8 +14669,8 @@
       <w:pPr>
         <w:pStyle w:val="Bibliography"/>
       </w:pPr>
-      <w:bookmarkStart w:id="351" w:name="ref-beckenstrom2026digital"/>
-      <w:bookmarkEnd w:id="350"/>
+      <w:bookmarkStart w:id="356" w:name="ref-beckenstrom2026digital"/>
+      <w:bookmarkEnd w:id="355"/>
       <w:r>
         <w:t xml:space="preserve">Beckenstrom, A. C., Bonsall, M. B., Markham, A., Slade, O., Ramineni, V., Iyadurai, L., Islam, Z., Highfield, J., Jaki, T., Goodwin, G. M., Dias, R., Daniels, R., Malik, A., Summers, C., Kingslake, J., &amp; Holmes, E. A. (2026). A digital imagery-competing task intervention for stopping intrusive memories in trauma-exposed health-care staff during the COVID-19 pandemic in the UK: A bayesian adaptive randomised clinical trial. </w:t>
       </w:r>
@@ -14638,7 +14694,7 @@
       <w:r>
         <w:t xml:space="preserve">(3), 233–247. </w:t>
       </w:r>
-      <w:hyperlink r:id="rId24">
+      <w:hyperlink r:id="rId25">
         <w:r>
           <w:rPr>
             <w:rStyle w:val="Hyperlink"/>
@@ -14651,8 +14707,8 @@
       <w:pPr>
         <w:pStyle w:val="Bibliography"/>
       </w:pPr>
-      <w:bookmarkStart w:id="352" w:name="ref-bird2012hippocampus"/>
-      <w:bookmarkEnd w:id="351"/>
+      <w:bookmarkStart w:id="357" w:name="ref-bird2012hippocampus"/>
+      <w:bookmarkEnd w:id="356"/>
       <w:r>
         <w:t>Berntsen, D. (2021). Involuntary autobiographical memories and their relation to other forms of spontaneous thoughts. Philosophical Transactions of the Royal Society B: Biological Sciences, 376(1817), 20190693. https://doi.org/10.1098/rstb.2019.0693</w:t>
       </w:r>
@@ -14684,7 +14740,7 @@
       <w:r>
         <w:t xml:space="preserve">, 142. </w:t>
       </w:r>
-      <w:hyperlink r:id="rId25">
+      <w:hyperlink r:id="rId26">
         <w:r>
           <w:rPr>
             <w:rStyle w:val="Hyperlink"/>
@@ -14697,8 +14753,8 @@
       <w:pPr>
         <w:pStyle w:val="Bibliography"/>
       </w:pPr>
-      <w:bookmarkStart w:id="353" w:name="ref-bisby2020reduced"/>
-      <w:bookmarkEnd w:id="352"/>
+      <w:bookmarkStart w:id="358" w:name="ref-bisby2020reduced"/>
+      <w:bookmarkEnd w:id="357"/>
       <w:r>
         <w:t xml:space="preserve">Bisby, J. A., Burgess, N., &amp; Brewin, C. R. (2020). Reduced memory coherence for negative events and its relationship to posttraumatic stress disorder. </w:t>
       </w:r>
@@ -14722,7 +14778,7 @@
       <w:r>
         <w:t xml:space="preserve">(3), 267–272. </w:t>
       </w:r>
-      <w:hyperlink r:id="rId26">
+      <w:hyperlink r:id="rId27">
         <w:r>
           <w:rPr>
             <w:rStyle w:val="Hyperlink"/>
@@ -14735,9 +14791,9 @@
       <w:pPr>
         <w:pStyle w:val="Bibliography"/>
       </w:pPr>
-      <w:bookmarkStart w:id="354" w:name="ref_brennan2021investigating"/>
-      <w:bookmarkStart w:id="355" w:name="ref-brewin2014episodic"/>
-      <w:bookmarkEnd w:id="353"/>
+      <w:bookmarkStart w:id="359" w:name="ref_brennan2021investigating"/>
+      <w:bookmarkStart w:id="360" w:name="ref-brewin2014episodic"/>
+      <w:bookmarkEnd w:id="358"/>
       <w:r>
         <w:lastRenderedPageBreak/>
         <w:t xml:space="preserve">Brennen, T., Blix, I., Nissen, A., Holmes, E. A., Skumlien, M., &amp; Solberg, Ø. (2021). Investigating the frequency of intrusive memories after 24 hours using a visuospatial interference intervention: A follow-up and extension. </w:t>
@@ -14753,7 +14809,7 @@
         <w:t>(1), 1953788. https://doi.org/10.1080/20008198.2021.1953788</w:t>
       </w:r>
     </w:p>
-    <w:bookmarkEnd w:id="354"/>
+    <w:bookmarkEnd w:id="359"/>
     <w:p>
       <w:pPr>
         <w:pStyle w:val="Bibliography"/>
@@ -14781,7 +14837,7 @@
       <w:r>
         <w:t xml:space="preserve">(1), 69–97. </w:t>
       </w:r>
-      <w:hyperlink r:id="rId27">
+      <w:hyperlink r:id="rId28">
         <w:r>
           <w:rPr>
             <w:rStyle w:val="Hyperlink"/>
@@ -14794,8 +14850,8 @@
       <w:pPr>
         <w:pStyle w:val="Bibliography"/>
       </w:pPr>
-      <w:bookmarkStart w:id="356" w:name="ref-brewin1996dual"/>
-      <w:bookmarkEnd w:id="355"/>
+      <w:bookmarkStart w:id="361" w:name="ref-brewin1996dual"/>
+      <w:bookmarkEnd w:id="360"/>
       <w:r>
         <w:t xml:space="preserve">Brewin, C. R., Dalgleish, T., &amp; Joseph, S. (1996). A dual representation theory of posttraumatic stress disorder. </w:t>
       </w:r>
@@ -14819,7 +14875,7 @@
       <w:r>
         <w:t xml:space="preserve">(4), 670–686. </w:t>
       </w:r>
-      <w:hyperlink r:id="rId28">
+      <w:hyperlink r:id="rId29">
         <w:r>
           <w:rPr>
             <w:rStyle w:val="Hyperlink"/>
@@ -14832,8 +14888,8 @@
       <w:pPr>
         <w:pStyle w:val="Bibliography"/>
       </w:pPr>
-      <w:bookmarkStart w:id="357" w:name="ref-brewin2010intrusive"/>
-      <w:bookmarkEnd w:id="356"/>
+      <w:bookmarkStart w:id="362" w:name="ref-brewin2010intrusive"/>
+      <w:bookmarkEnd w:id="361"/>
       <w:r>
         <w:t xml:space="preserve">Brewin, C. R., Gregory, J. D., Lipton, M., &amp; Burgess, N. (2010). Intrusive images in psychological disorders: Characteristics, neural mechanisms, and treatment implications. </w:t>
       </w:r>
@@ -14857,7 +14913,7 @@
       <w:r>
         <w:t xml:space="preserve">(1), 210–232. </w:t>
       </w:r>
-      <w:hyperlink r:id="rId29">
+      <w:hyperlink r:id="rId30">
         <w:r>
           <w:rPr>
             <w:rStyle w:val="Hyperlink"/>
@@ -14870,8 +14926,8 @@
       <w:pPr>
         <w:pStyle w:val="Bibliography"/>
       </w:pPr>
-      <w:bookmarkStart w:id="358" w:name="ref-busemeyer2000model"/>
-      <w:bookmarkEnd w:id="357"/>
+      <w:bookmarkStart w:id="363" w:name="ref-busemeyer2000model"/>
+      <w:bookmarkEnd w:id="362"/>
       <w:r>
         <w:t xml:space="preserve">Busemeyer, J. R., &amp; Wang, Y.-M. (2000). Model comparisons and model selections based on generalization criterion methodology. </w:t>
       </w:r>
@@ -14895,7 +14951,7 @@
       <w:r>
         <w:t xml:space="preserve">(1), 171–189. </w:t>
       </w:r>
-      <w:hyperlink r:id="rId30">
+      <w:hyperlink r:id="rId31">
         <w:r>
           <w:rPr>
             <w:rStyle w:val="Hyperlink"/>
@@ -14908,8 +14964,8 @@
       <w:pPr>
         <w:pStyle w:val="Bibliography"/>
       </w:pPr>
-      <w:bookmarkStart w:id="359" w:name="ref-cohen2022memory"/>
-      <w:bookmarkEnd w:id="358"/>
+      <w:bookmarkStart w:id="364" w:name="ref-cohen2022memory"/>
+      <w:bookmarkEnd w:id="363"/>
       <w:r>
         <w:t xml:space="preserve">Cohen, R. T., &amp; Kahana, M. J. (2022). A memory-based theory of emotional disorders. </w:t>
       </w:r>
@@ -14933,7 +14989,7 @@
       <w:r>
         <w:t xml:space="preserve">(4), 742–776. </w:t>
       </w:r>
-      <w:hyperlink r:id="rId31">
+      <w:hyperlink r:id="rId32">
         <w:r>
           <w:rPr>
             <w:rStyle w:val="Hyperlink"/>
@@ -14946,8 +15002,8 @@
       <w:pPr>
         <w:pStyle w:val="Bibliography"/>
       </w:pPr>
-      <w:bookmarkStart w:id="360" w:name="ref-deeprose2012imagery"/>
-      <w:bookmarkEnd w:id="359"/>
+      <w:bookmarkStart w:id="365" w:name="ref-deeprose2012imagery"/>
+      <w:bookmarkEnd w:id="364"/>
       <w:r>
         <w:t>Cortis Mack, C., Cinel, C., Davies, N., Harding, M., &amp; Ward, G. (2017). Serial position, output order, and list length effects for words presented on smartphones over very long intervals. Journal of Memory and Language, 97, 61–80. https://doi.org/10.1016/j.jml.2017.07.009</w:t>
       </w:r>
@@ -14983,7 +15039,7 @@
       <w:r>
         <w:t xml:space="preserve">(2), 758–764. </w:t>
       </w:r>
-      <w:hyperlink r:id="rId32">
+      <w:hyperlink r:id="rId33">
         <w:r>
           <w:rPr>
             <w:rStyle w:val="Hyperlink"/>
@@ -14996,12 +15052,12 @@
       <w:pPr>
         <w:pStyle w:val="Bibliography"/>
       </w:pPr>
-      <w:bookmarkStart w:id="361" w:name="ref-dupertuys2026ukraine"/>
-      <w:bookmarkEnd w:id="360"/>
+      <w:bookmarkStart w:id="366" w:name="ref-dupertuys2026ukraine"/>
+      <w:bookmarkEnd w:id="365"/>
       <w:r>
         <w:t xml:space="preserve">Diamond, N. B., &amp; Levine, B. (2020). Linking detail to temporal structure in naturalistic-event recall. Psychological Science, 31(12), 1557–1572. </w:t>
       </w:r>
-      <w:hyperlink r:id="rId33" w:history="1">
+      <w:hyperlink r:id="rId34" w:history="1">
         <w:r>
           <w:rPr>
             <w:rStyle w:val="Hyperlink"/>
@@ -15032,8 +15088,8 @@
       <w:pPr>
         <w:pStyle w:val="Bibliography"/>
       </w:pPr>
-      <w:bookmarkStart w:id="362" w:name="ref-ehlers2000cognitive"/>
-      <w:bookmarkEnd w:id="361"/>
+      <w:bookmarkStart w:id="367" w:name="ref-ehlers2000cognitive"/>
+      <w:bookmarkEnd w:id="366"/>
       <w:r>
         <w:t xml:space="preserve">Ehlers, A., &amp; Clark, D. M. (2000). A cognitive model of posttraumatic stress disorder. </w:t>
       </w:r>
@@ -15057,7 +15113,7 @@
       <w:r>
         <w:t xml:space="preserve">(4), 319–345. </w:t>
       </w:r>
-      <w:hyperlink r:id="rId34">
+      <w:hyperlink r:id="rId35">
         <w:r>
           <w:rPr>
             <w:rStyle w:val="Hyperlink"/>
@@ -15070,8 +15126,8 @@
       <w:pPr>
         <w:pStyle w:val="Bibliography"/>
       </w:pPr>
-      <w:bookmarkStart w:id="363" w:name="ref-hagenaars2017tetris"/>
-      <w:bookmarkEnd w:id="362"/>
+      <w:bookmarkStart w:id="368" w:name="ref-hagenaars2017tetris"/>
+      <w:bookmarkEnd w:id="367"/>
       <w:r>
         <w:t xml:space="preserve">Hagenaars, M. A., Holmes, E. A., Klaassen, F., &amp; Elzinga, B. (2017). Tetris and word games lead to fewer intrusive memories when applied several days after analogue trauma. </w:t>
       </w:r>
@@ -15095,7 +15151,7 @@
       <w:r>
         <w:t xml:space="preserve">(sup1), 1386959. </w:t>
       </w:r>
-      <w:hyperlink r:id="rId35">
+      <w:hyperlink r:id="rId36">
         <w:r>
           <w:rPr>
             <w:rStyle w:val="Hyperlink"/>
@@ -15108,8 +15164,8 @@
       <w:pPr>
         <w:pStyle w:val="Bibliography"/>
       </w:pPr>
-      <w:bookmarkStart w:id="364" w:name="ref-healey2014memory"/>
-      <w:bookmarkEnd w:id="363"/>
+      <w:bookmarkStart w:id="369" w:name="ref-healey2014memory"/>
+      <w:bookmarkEnd w:id="368"/>
       <w:r>
         <w:t xml:space="preserve">Healey, M. K., &amp; Kahana, M. J. (2014). Is memory search governed by universal principles or idiosyncratic strategies? </w:t>
       </w:r>
@@ -15133,7 +15189,7 @@
       <w:r>
         <w:t xml:space="preserve">(2), 575–596. </w:t>
       </w:r>
-      <w:hyperlink r:id="rId36">
+      <w:hyperlink r:id="rId37">
         <w:r>
           <w:rPr>
             <w:rStyle w:val="Hyperlink"/>
@@ -15146,8 +15202,8 @@
       <w:pPr>
         <w:pStyle w:val="Bibliography"/>
       </w:pPr>
-      <w:bookmarkStart w:id="365" w:name="ref-healey2016four"/>
-      <w:bookmarkEnd w:id="364"/>
+      <w:bookmarkStart w:id="370" w:name="ref-healey2016four"/>
+      <w:bookmarkEnd w:id="369"/>
       <w:r>
         <w:t xml:space="preserve">Healey, M. K. (2018). Temporal contiguity in incidentally encoded memories. </w:t>
       </w:r>
@@ -15189,7 +15245,7 @@
       <w:r>
         <w:t xml:space="preserve">(1), 23–69. </w:t>
       </w:r>
-      <w:hyperlink r:id="rId37">
+      <w:hyperlink r:id="rId38">
         <w:r>
           <w:rPr>
             <w:rStyle w:val="Hyperlink"/>
@@ -15202,8 +15258,8 @@
       <w:pPr>
         <w:pStyle w:val="Bibliography"/>
       </w:pPr>
-      <w:bookmarkStart w:id="366" w:name="ref-healey2024peppr"/>
-      <w:bookmarkEnd w:id="365"/>
+      <w:bookmarkStart w:id="371" w:name="ref-healey2024peppr"/>
+      <w:bookmarkEnd w:id="370"/>
       <w:r>
         <w:t xml:space="preserve">Healey, M. K., &amp; Wahlheim, C. N. (2024). PEPPR: A post-encoding pre-production reinstatement model of dual-list free recall. </w:t>
       </w:r>
@@ -15227,7 +15283,7 @@
       <w:r>
         <w:t xml:space="preserve">(1), 163–181. </w:t>
       </w:r>
-      <w:hyperlink r:id="rId38">
+      <w:hyperlink r:id="rId39">
         <w:r>
           <w:rPr>
             <w:rStyle w:val="Hyperlink"/>
@@ -15240,8 +15296,8 @@
       <w:pPr>
         <w:pStyle w:val="Bibliography"/>
       </w:pPr>
-      <w:bookmarkStart w:id="367" w:name="ref-hemi2023cognitive"/>
-      <w:bookmarkEnd w:id="366"/>
+      <w:bookmarkStart w:id="372" w:name="ref-hemi2023cognitive"/>
+      <w:bookmarkEnd w:id="371"/>
       <w:r>
         <w:lastRenderedPageBreak/>
         <w:t xml:space="preserve">Hemi, A., Sopp, M. R., Perel, A., Holmes, E. A., &amp; Levy-Gigi, E. (2023). Cognitive flexibility moderates the efficacy of a visuospatial intervention following exposure to analog trauma. </w:t>
@@ -15266,7 +15322,7 @@
       <w:r>
         <w:t xml:space="preserve">, 101858. </w:t>
       </w:r>
-      <w:hyperlink r:id="rId39">
+      <w:hyperlink r:id="rId40">
         <w:r>
           <w:rPr>
             <w:rStyle w:val="Hyperlink"/>
@@ -15279,8 +15335,8 @@
       <w:pPr>
         <w:pStyle w:val="Bibliography"/>
       </w:pPr>
-      <w:bookmarkStart w:id="368" w:name="ref-herrema2024first"/>
-      <w:bookmarkEnd w:id="367"/>
+      <w:bookmarkStart w:id="373" w:name="ref-herrema2024first"/>
+      <w:bookmarkEnd w:id="372"/>
       <w:r>
         <w:t xml:space="preserve">Herrema, H. G., &amp; Kahana, M. J. (2024). </w:t>
       </w:r>
@@ -15294,7 +15350,7 @@
       <w:r>
         <w:t xml:space="preserve">. PsyArXiv. </w:t>
       </w:r>
-      <w:hyperlink r:id="rId40">
+      <w:hyperlink r:id="rId41">
         <w:r>
           <w:rPr>
             <w:rStyle w:val="Hyperlink"/>
@@ -15307,8 +15363,8 @@
       <w:pPr>
         <w:pStyle w:val="Bibliography"/>
       </w:pPr>
-      <w:bookmarkStart w:id="369" w:name="ref-holmes2008inducing"/>
-      <w:bookmarkEnd w:id="368"/>
+      <w:bookmarkStart w:id="374" w:name="ref-holmes2008inducing"/>
+      <w:bookmarkEnd w:id="373"/>
       <w:r>
         <w:t xml:space="preserve">Holmes, E. A., &amp; Bourne, C. (2008). Inducing and modulating intrusive emotional memories: A review of the trauma film paradigm. </w:t>
       </w:r>
@@ -15332,7 +15388,7 @@
       <w:r>
         <w:t xml:space="preserve">(3), 553–566. </w:t>
       </w:r>
-      <w:hyperlink r:id="rId41">
+      <w:hyperlink r:id="rId42">
         <w:r>
           <w:rPr>
             <w:rStyle w:val="Hyperlink"/>
@@ -15345,8 +15401,8 @@
       <w:pPr>
         <w:pStyle w:val="Bibliography"/>
       </w:pPr>
-      <w:bookmarkStart w:id="370" w:name="ref-holmes2004trauma"/>
-      <w:bookmarkEnd w:id="369"/>
+      <w:bookmarkStart w:id="375" w:name="ref-holmes2004trauma"/>
+      <w:bookmarkEnd w:id="374"/>
       <w:r>
         <w:t xml:space="preserve">Holmes, E. A., Brewin, C. R., &amp; Hennessy, R. G. (2004). Trauma films, information processing, and intrusive memory development. </w:t>
       </w:r>
@@ -15370,7 +15426,7 @@
       <w:r>
         <w:t xml:space="preserve">(1), 3–22. </w:t>
       </w:r>
-      <w:hyperlink r:id="rId42">
+      <w:hyperlink r:id="rId43">
         <w:r>
           <w:rPr>
             <w:rStyle w:val="Hyperlink"/>
@@ -15383,8 +15439,8 @@
       <w:pPr>
         <w:pStyle w:val="Bibliography"/>
       </w:pPr>
-      <w:bookmarkStart w:id="371" w:name="ref-holmes2009can"/>
-      <w:bookmarkEnd w:id="370"/>
+      <w:bookmarkStart w:id="376" w:name="ref-holmes2009can"/>
+      <w:bookmarkEnd w:id="375"/>
       <w:r>
         <w:t xml:space="preserve">Holmes, E. A., James, E. L., Coode-Bate, T., &amp; Deeprose, C. (2009). Can playing the computer game Tetris reduce the build-up of flashbacks for trauma? A proposal from cognitive science. </w:t>
       </w:r>
@@ -15408,7 +15464,7 @@
       <w:r>
         <w:t xml:space="preserve">(1), e4153. </w:t>
       </w:r>
-      <w:hyperlink r:id="rId43">
+      <w:hyperlink r:id="rId44">
         <w:r>
           <w:rPr>
             <w:rStyle w:val="Hyperlink"/>
@@ -15421,8 +15477,8 @@
       <w:pPr>
         <w:pStyle w:val="Bibliography"/>
       </w:pPr>
-      <w:bookmarkStart w:id="372" w:name="ref-holmes2010key"/>
-      <w:bookmarkEnd w:id="371"/>
+      <w:bookmarkStart w:id="377" w:name="ref-holmes2010key"/>
+      <w:bookmarkEnd w:id="376"/>
       <w:r>
         <w:t xml:space="preserve">Holmes, E. A., James, E. L., Kilford, E. J., &amp; Deeprose, C. (2010). Key steps in developing a cognitive vaccine against traumatic flashbacks: Visuospatial Tetris versus verbal Pub Quiz. </w:t>
       </w:r>
@@ -15446,7 +15502,7 @@
       <w:r>
         <w:t xml:space="preserve">(11), e13706. </w:t>
       </w:r>
-      <w:hyperlink r:id="rId44">
+      <w:hyperlink r:id="rId45">
         <w:r>
           <w:rPr>
             <w:rStyle w:val="Hyperlink"/>
@@ -15459,8 +15515,8 @@
       <w:pPr>
         <w:pStyle w:val="Bibliography"/>
       </w:pPr>
-      <w:bookmarkStart w:id="373" w:name="ref-horsch2017reducing"/>
-      <w:bookmarkEnd w:id="372"/>
+      <w:bookmarkStart w:id="378" w:name="ref-horsch2017reducing"/>
+      <w:bookmarkEnd w:id="377"/>
       <w:r>
         <w:t xml:space="preserve">Horsch, A., Vial, Y., Favrod, C., Harari, M. M., Blackwell, S. E., Watson, P., Iyadurai, L., Bonsall, M. B., &amp; Holmes, E. A. (2017). Reducing intrusive traumatic memories after emergency caesarean section: A proof-of-principle randomized controlled study. </w:t>
       </w:r>
@@ -15484,7 +15540,7 @@
       <w:r>
         <w:t xml:space="preserve">, 36–47. </w:t>
       </w:r>
-      <w:hyperlink r:id="rId45">
+      <w:hyperlink r:id="rId46">
         <w:r>
           <w:rPr>
             <w:rStyle w:val="Hyperlink"/>
@@ -15497,8 +15553,8 @@
       <w:pPr>
         <w:pStyle w:val="Bibliography"/>
       </w:pPr>
-      <w:bookmarkStart w:id="374" w:name="ref-howard1999contextual"/>
-      <w:bookmarkEnd w:id="373"/>
+      <w:bookmarkStart w:id="379" w:name="ref-howard1999contextual"/>
+      <w:bookmarkEnd w:id="378"/>
       <w:r>
         <w:lastRenderedPageBreak/>
         <w:t xml:space="preserve">Howard, M. W., &amp; Kahana, M. J. (1999). Contextual variability and serial position effects in free recall. </w:t>
@@ -15523,7 +15579,7 @@
       <w:r>
         <w:t xml:space="preserve">(4), 923–941. </w:t>
       </w:r>
-      <w:hyperlink r:id="rId46">
+      <w:hyperlink r:id="rId47">
         <w:r>
           <w:rPr>
             <w:rStyle w:val="Hyperlink"/>
@@ -15536,8 +15592,8 @@
       <w:pPr>
         <w:pStyle w:val="Bibliography"/>
       </w:pPr>
-      <w:bookmarkStart w:id="375" w:name="ref-howard2002distributed"/>
-      <w:bookmarkEnd w:id="374"/>
+      <w:bookmarkStart w:id="380" w:name="ref-howard2002distributed"/>
+      <w:bookmarkEnd w:id="379"/>
       <w:r>
         <w:t xml:space="preserve">Howard, M. W., &amp; Kahana, M. J. (2002). A distributed representation of temporal context. </w:t>
       </w:r>
@@ -15561,7 +15617,7 @@
       <w:r>
         <w:t xml:space="preserve">(3), 269–299. </w:t>
       </w:r>
-      <w:hyperlink r:id="rId47">
+      <w:hyperlink r:id="rId48">
         <w:r>
           <w:rPr>
             <w:rStyle w:val="Hyperlink"/>
@@ -15574,8 +15630,8 @@
       <w:pPr>
         <w:pStyle w:val="Bibliography"/>
       </w:pPr>
-      <w:bookmarkStart w:id="376" w:name="ref-howard2008persistence"/>
-      <w:bookmarkEnd w:id="375"/>
+      <w:bookmarkStart w:id="381" w:name="ref-howard2008persistence"/>
+      <w:bookmarkEnd w:id="380"/>
       <w:r>
         <w:t xml:space="preserve">Howard, M. W., Youker, T. E., &amp; Venkatadass, V. S. (2008). The persistence of memory: Contiguity effects across hundreds of seconds. </w:t>
       </w:r>
@@ -15604,8 +15660,8 @@
       <w:pPr>
         <w:pStyle w:val="Bibliography"/>
       </w:pPr>
-      <w:bookmarkStart w:id="377" w:name="ref-hupbach2008dynamics"/>
-      <w:bookmarkEnd w:id="376"/>
+      <w:bookmarkStart w:id="382" w:name="ref-hupbach2008dynamics"/>
+      <w:bookmarkEnd w:id="381"/>
       <w:r>
         <w:t xml:space="preserve">Hupbach, A., Hardt, O., Gomez, R., &amp; Nadel, L. (2008). The dynamics of memory: Context-dependent updating. </w:t>
       </w:r>
@@ -15629,7 +15685,7 @@
       <w:r>
         <w:t xml:space="preserve">(8), 574–579. </w:t>
       </w:r>
-      <w:hyperlink r:id="rId48">
+      <w:hyperlink r:id="rId49">
         <w:r>
           <w:rPr>
             <w:rStyle w:val="Hyperlink"/>
@@ -15642,8 +15698,8 @@
       <w:pPr>
         <w:pStyle w:val="Bibliography"/>
       </w:pPr>
-      <w:bookmarkStart w:id="378" w:name="ref-iyadurai2018preventing"/>
-      <w:bookmarkEnd w:id="377"/>
+      <w:bookmarkStart w:id="383" w:name="ref-iyadurai2018preventing"/>
+      <w:bookmarkEnd w:id="382"/>
       <w:r>
         <w:t xml:space="preserve">Iyadurai, L., Blackwell, S. E., Meiser-Stedman, R., Watson, P. C., Bonsall, M. B., Geddes, J. R., Nobre, A. C., &amp; Holmes, E. A. (2018). Preventing intrusive memories after trauma via a brief intervention involving Tetris computer game play in the emergency department: A proof-of-concept randomized controlled trial. </w:t>
       </w:r>
@@ -15667,7 +15723,7 @@
       <w:r>
         <w:t xml:space="preserve">(3), 674–682. </w:t>
       </w:r>
-      <w:hyperlink r:id="rId49">
+      <w:hyperlink r:id="rId50">
         <w:r>
           <w:rPr>
             <w:rStyle w:val="Hyperlink"/>
@@ -15680,8 +15736,8 @@
       <w:pPr>
         <w:pStyle w:val="Bibliography"/>
       </w:pPr>
-      <w:bookmarkStart w:id="379" w:name="ref-iyadurai2023reducing"/>
-      <w:bookmarkEnd w:id="378"/>
+      <w:bookmarkStart w:id="384" w:name="ref-iyadurai2023reducing"/>
+      <w:bookmarkEnd w:id="383"/>
       <w:r>
         <w:t xml:space="preserve">Iyadurai, L., Highfield, J., Kanstrup, M., Markham, A., Ramineni, V., Guo, B., Jaki, T., Kingslake, J., Goodwin, G. M., Summers, C., Bonsall, M. B., &amp; Holmes, E. A. (2023). Reducing intrusive memories after trauma via an imagery-competing task intervention in COVID-19 intensive care staff: A randomised controlled trial. </w:t>
       </w:r>
@@ -15705,7 +15761,7 @@
       <w:r>
         <w:t xml:space="preserve">(1), 290. </w:t>
       </w:r>
-      <w:hyperlink r:id="rId50">
+      <w:hyperlink r:id="rId51">
         <w:r>
           <w:rPr>
             <w:rStyle w:val="Hyperlink"/>
@@ -15718,8 +15774,8 @@
       <w:pPr>
         <w:pStyle w:val="Bibliography"/>
       </w:pPr>
-      <w:bookmarkStart w:id="380" w:name="ref-iyadurai2019intrusive"/>
-      <w:bookmarkEnd w:id="379"/>
+      <w:bookmarkStart w:id="385" w:name="ref-iyadurai2019intrusive"/>
+      <w:bookmarkEnd w:id="384"/>
       <w:r>
         <w:lastRenderedPageBreak/>
         <w:t xml:space="preserve">Iyadurai, L., Visser, R. M., Lau-Zhu, A., Porcheret, K., Horsch, A., Holmes, E. A., &amp; James, E. L. (2019). Intrusive memories of trauma: A target for research bridging cognitive science and its clinical application. </w:t>
@@ -15744,7 +15800,7 @@
       <w:r>
         <w:t xml:space="preserve">, 67–82. </w:t>
       </w:r>
-      <w:hyperlink r:id="rId51">
+      <w:hyperlink r:id="rId52">
         <w:r>
           <w:rPr>
             <w:rStyle w:val="Hyperlink"/>
@@ -15757,8 +15813,8 @@
       <w:pPr>
         <w:pStyle w:val="Bibliography"/>
       </w:pPr>
-      <w:bookmarkStart w:id="381" w:name="ref-james2015computer"/>
-      <w:bookmarkEnd w:id="380"/>
+      <w:bookmarkStart w:id="386" w:name="ref-james2015computer"/>
+      <w:bookmarkEnd w:id="385"/>
       <w:r>
         <w:t xml:space="preserve">James, E. L., Bonsall, M. B., Hoppitt, L., Tunbridge, E. M., Geddes, J. R., Milton, A. L., &amp; Holmes, E. A. (2015). Computer game play reduces intrusive memories of experimental trauma via reconsolidation-update mechanisms. </w:t>
       </w:r>
@@ -15782,7 +15838,7 @@
       <w:r>
         <w:t xml:space="preserve">(8), 1201–1215. </w:t>
       </w:r>
-      <w:hyperlink r:id="rId52">
+      <w:hyperlink r:id="rId53">
         <w:r>
           <w:rPr>
             <w:rStyle w:val="Hyperlink"/>
@@ -15795,8 +15851,8 @@
       <w:pPr>
         <w:pStyle w:val="Bibliography"/>
       </w:pPr>
-      <w:bookmarkStart w:id="382" w:name="ref-james2016trauma"/>
-      <w:bookmarkEnd w:id="381"/>
+      <w:bookmarkStart w:id="387" w:name="ref-james2016trauma"/>
+      <w:bookmarkEnd w:id="386"/>
       <w:r>
         <w:t xml:space="preserve">James, E. L., Lau-Zhu, A., Clark, I. A., Visser, R. M., Hagenaars, M. A., &amp; Holmes, E. A. (2016). The trauma film paradigm as an experimental psychopathology model of psychological trauma: Intrusive memories and beyond. </w:t>
       </w:r>
@@ -15820,7 +15876,7 @@
       <w:r>
         <w:t xml:space="preserve">, 106–142. </w:t>
       </w:r>
-      <w:hyperlink r:id="rId53">
+      <w:hyperlink r:id="rId54">
         <w:r>
           <w:rPr>
             <w:rStyle w:val="Hyperlink"/>
@@ -15833,8 +15889,8 @@
       <w:pPr>
         <w:pStyle w:val="Bibliography"/>
       </w:pPr>
-      <w:bookmarkStart w:id="383" w:name="ref-jin2024theory"/>
-      <w:bookmarkEnd w:id="382"/>
+      <w:bookmarkStart w:id="388" w:name="ref-jin2024theory"/>
+      <w:bookmarkEnd w:id="387"/>
       <w:r>
         <w:t xml:space="preserve">Jin, B. J., Halpern, D. J., &amp; Kahana, M. J. (2024). </w:t>
       </w:r>
@@ -15848,7 +15904,7 @@
       <w:r>
         <w:t xml:space="preserve">. </w:t>
       </w:r>
-      <w:hyperlink r:id="rId54">
+      <w:hyperlink r:id="rId55">
         <w:r>
           <w:rPr>
             <w:rStyle w:val="Hyperlink"/>
@@ -15861,8 +15917,8 @@
       <w:pPr>
         <w:pStyle w:val="Bibliography"/>
       </w:pPr>
-      <w:bookmarkStart w:id="384" w:name="ref-kahana1996associative"/>
-      <w:bookmarkEnd w:id="383"/>
+      <w:bookmarkStart w:id="389" w:name="ref-kahana1996associative"/>
+      <w:bookmarkEnd w:id="388"/>
       <w:r>
         <w:t xml:space="preserve">Kahana, M. J. (1996). Associative retrieval processes in free recall. </w:t>
       </w:r>
@@ -15891,8 +15947,8 @@
       <w:pPr>
         <w:pStyle w:val="Bibliography"/>
       </w:pPr>
-      <w:bookmarkStart w:id="385" w:name="ref-kahana2020computational"/>
-      <w:bookmarkEnd w:id="384"/>
+      <w:bookmarkStart w:id="390" w:name="ref-kahana2020computational"/>
+      <w:bookmarkEnd w:id="389"/>
       <w:r>
         <w:t xml:space="preserve">Kahana, M. J. (2020). Computational models of memory search. </w:t>
       </w:r>
@@ -15916,7 +15972,7 @@
       <w:r>
         <w:t xml:space="preserve">, 107–138. </w:t>
       </w:r>
-      <w:hyperlink r:id="rId55">
+      <w:hyperlink r:id="rId56">
         <w:r>
           <w:rPr>
             <w:rStyle w:val="Hyperlink"/>
@@ -15929,8 +15985,8 @@
       <w:pPr>
         <w:pStyle w:val="Bibliography"/>
       </w:pPr>
-      <w:bookmarkStart w:id="386" w:name="ref-kanstrup2021single"/>
-      <w:bookmarkEnd w:id="385"/>
+      <w:bookmarkStart w:id="391" w:name="ref-kanstrup2021single"/>
+      <w:bookmarkEnd w:id="390"/>
       <w:r>
         <w:t xml:space="preserve">Kanstrup, M., Kontio, E., Geranmayeh, A., Olofsdotter Lauri, K., Moulds, M. L., &amp; Holmes, E. A. (2021). A single case series using visuospatial task interference to reduce the number of visual intrusive memories of trauma with refugees. </w:t>
       </w:r>
@@ -15954,7 +16010,7 @@
       <w:r>
         <w:t xml:space="preserve">(1), 109–123. </w:t>
       </w:r>
-      <w:hyperlink r:id="rId56">
+      <w:hyperlink r:id="rId57">
         <w:r>
           <w:rPr>
             <w:rStyle w:val="Hyperlink"/>
@@ -15967,8 +16023,8 @@
       <w:pPr>
         <w:pStyle w:val="Bibliography"/>
       </w:pPr>
-      <w:bookmarkStart w:id="387" w:name="ref-kanstrup2024guided"/>
-      <w:bookmarkEnd w:id="386"/>
+      <w:bookmarkStart w:id="392" w:name="ref-kanstrup2024guided"/>
+      <w:bookmarkEnd w:id="391"/>
       <w:r>
         <w:lastRenderedPageBreak/>
         <w:t xml:space="preserve">Kanstrup, M., Singh, L., Leehr, E. J., Göransson, K. E., Pihlgren, S. A., Iyadurai, L., Dahl, O., Falk, A.-C., Lindström, V., Hadziosmanovic, N., Gabrysch, K., Moulds, M. L., &amp; Holmes, E. A. (2024). A guided single session intervention to reduce intrusive memories of work-related trauma: A randomised controlled trial with healthcare workers in the COVID-19 pandemic. </w:t>
@@ -15993,7 +16049,7 @@
       <w:r>
         <w:t xml:space="preserve">(1), 403. </w:t>
       </w:r>
-      <w:hyperlink r:id="rId57">
+      <w:hyperlink r:id="rId58">
         <w:r>
           <w:rPr>
             <w:rStyle w:val="Hyperlink"/>
@@ -16006,13 +16062,13 @@
       <w:pPr>
         <w:pStyle w:val="Bibliography"/>
       </w:pPr>
-      <w:bookmarkStart w:id="388" w:name="ref_kessler2018reducing"/>
-      <w:bookmarkStart w:id="389" w:name="ref-kessler2020visuospatial"/>
-      <w:bookmarkEnd w:id="387"/>
+      <w:bookmarkStart w:id="393" w:name="ref_kessler2018reducing"/>
+      <w:bookmarkStart w:id="394" w:name="ref-kessler2020visuospatial"/>
+      <w:bookmarkEnd w:id="392"/>
       <w:r>
         <w:t xml:space="preserve">Kessler, H., Holmes, E. A., Blackwell, S. E., Schmidt, A.-C., Schweer, J. M., Bücker, A., Herpertz, S., Axmacher, N., &amp; Kehyayan, A. (2018). Reducing intrusive memories of trauma using a visuospatial interference intervention with inpatients with posttraumatic stress disorder (PTSD). *Journal of Consulting and Clinical Psychology, 86*(12), 1076–1090. </w:t>
       </w:r>
-      <w:hyperlink r:id="rId58" w:history="1">
+      <w:hyperlink r:id="rId59" w:history="1">
         <w:r>
           <w:rPr>
             <w:rStyle w:val="Hyperlink"/>
@@ -16021,7 +16077,7 @@
         </w:r>
       </w:hyperlink>
     </w:p>
-    <w:bookmarkEnd w:id="388"/>
+    <w:bookmarkEnd w:id="393"/>
     <w:p>
       <w:pPr>
         <w:pStyle w:val="Bibliography"/>
@@ -16049,7 +16105,7 @@
       <w:r>
         <w:t xml:space="preserve">, 101454. </w:t>
       </w:r>
-      <w:hyperlink r:id="rId59">
+      <w:hyperlink r:id="rId60">
         <w:r>
           <w:rPr>
             <w:rStyle w:val="Hyperlink"/>
@@ -16062,8 +16118,8 @@
       <w:pPr>
         <w:pStyle w:val="Bibliography"/>
       </w:pPr>
-      <w:bookmarkStart w:id="390" w:name="ref-kindt2009beyond"/>
-      <w:bookmarkEnd w:id="389"/>
+      <w:bookmarkStart w:id="395" w:name="ref-kindt2009beyond"/>
+      <w:bookmarkEnd w:id="394"/>
       <w:r>
         <w:t xml:space="preserve">Kindt, M., Soeter, M., &amp; Vervliet, B. (2009). Beyond extinction: Erasing human fear responses and preventing the return of fear. </w:t>
       </w:r>
@@ -16087,7 +16143,7 @@
       <w:r>
         <w:t xml:space="preserve">(3), 256–258. </w:t>
       </w:r>
-      <w:hyperlink r:id="rId60">
+      <w:hyperlink r:id="rId61">
         <w:r>
           <w:rPr>
             <w:rStyle w:val="Hyperlink"/>
@@ -16100,8 +16156,8 @@
       <w:pPr>
         <w:pStyle w:val="Bibliography"/>
       </w:pPr>
-      <w:bookmarkStart w:id="391" w:name="ref-kragel2015neural"/>
-      <w:bookmarkEnd w:id="390"/>
+      <w:bookmarkStart w:id="396" w:name="ref-kragel2015neural"/>
+      <w:bookmarkEnd w:id="395"/>
       <w:r>
         <w:t xml:space="preserve">Kragel, J. E., Morton, N. W., &amp; Polyn, S. M. (2015). Neural activity in the medial temporal lobe reveals the fidelity of mental time travel. </w:t>
       </w:r>
@@ -16125,7 +16181,7 @@
       <w:r>
         <w:t xml:space="preserve">(7), 2914–2926. </w:t>
       </w:r>
-      <w:hyperlink r:id="rId61">
+      <w:hyperlink r:id="rId62">
         <w:r>
           <w:rPr>
             <w:rStyle w:val="Hyperlink"/>
@@ -16138,8 +16194,8 @@
       <w:pPr>
         <w:pStyle w:val="Bibliography"/>
       </w:pPr>
-      <w:bookmarkStart w:id="392" w:name="ref-krans2009intrusive"/>
-      <w:bookmarkEnd w:id="391"/>
+      <w:bookmarkStart w:id="397" w:name="ref-krans2009intrusive"/>
+      <w:bookmarkEnd w:id="396"/>
       <w:r>
         <w:lastRenderedPageBreak/>
         <w:t xml:space="preserve">Krans, J., Näring, G., Becker, E. S., &amp; Holmes, E. A. (2009). Intrusive trauma memory: A review and functional analysis. </w:t>
@@ -16164,7 +16220,7 @@
       <w:r>
         <w:t xml:space="preserve">(8), 1076–1088. </w:t>
       </w:r>
-      <w:hyperlink r:id="rId62">
+      <w:hyperlink r:id="rId63">
         <w:r>
           <w:rPr>
             <w:rStyle w:val="Hyperlink"/>
@@ -16177,8 +16233,8 @@
       <w:pPr>
         <w:pStyle w:val="Bibliography"/>
       </w:pPr>
-      <w:bookmarkStart w:id="393" w:name="ref-lau2019intrusive"/>
-      <w:bookmarkEnd w:id="392"/>
+      <w:bookmarkStart w:id="398" w:name="ref-lau2019intrusive"/>
+      <w:bookmarkEnd w:id="397"/>
       <w:r>
         <w:t xml:space="preserve">Lau-Zhu, A., Henson, R. N., &amp; Holmes, E. A. (2019). Intrusive memories and voluntary memory of a trauma film: Differential effects of a cognitive interference task after encoding. </w:t>
       </w:r>
@@ -16202,7 +16258,7 @@
       <w:r>
         <w:t xml:space="preserve">(12), 2154–2180. </w:t>
       </w:r>
-      <w:hyperlink r:id="rId63">
+      <w:hyperlink r:id="rId64">
         <w:r>
           <w:rPr>
             <w:rStyle w:val="Hyperlink"/>
@@ -16215,8 +16271,8 @@
       <w:pPr>
         <w:pStyle w:val="Bibliography"/>
       </w:pPr>
-      <w:bookmarkStart w:id="394" w:name="ref-lau2021selectively"/>
-      <w:bookmarkEnd w:id="393"/>
+      <w:bookmarkStart w:id="399" w:name="ref-lau2021selectively"/>
+      <w:bookmarkEnd w:id="398"/>
       <w:r>
         <w:t xml:space="preserve">Lau-Zhu, A., Henson, R. N., &amp; Holmes, E. A. (2021). Selectively interfering with intrusive but not voluntary memories of a trauma film: Accounting for the role of associative memory. </w:t>
       </w:r>
@@ -16240,7 +16296,7 @@
       <w:r>
         <w:t xml:space="preserve">(6), 1128–1143. </w:t>
       </w:r>
-      <w:hyperlink r:id="rId64">
+      <w:hyperlink r:id="rId65">
         <w:r>
           <w:rPr>
             <w:rStyle w:val="Hyperlink"/>
@@ -16253,8 +16309,8 @@
       <w:pPr>
         <w:pStyle w:val="Bibliography"/>
       </w:pPr>
-      <w:bookmarkStart w:id="395" w:name="ref-lohnas2023event"/>
-      <w:bookmarkEnd w:id="394"/>
+      <w:bookmarkStart w:id="400" w:name="ref-lohnas2023event"/>
+      <w:bookmarkEnd w:id="399"/>
       <w:r>
         <w:t xml:space="preserve">Lohnas, L. J., Healey, M. K., &amp; Davachi, L. (2023). Neural temporal context reinstatement of event structure during memory recall. </w:t>
       </w:r>
@@ -16278,7 +16334,7 @@
       <w:r>
         <w:t xml:space="preserve">(7), 1840–1872. </w:t>
       </w:r>
-      <w:hyperlink r:id="rId65">
+      <w:hyperlink r:id="rId66">
         <w:r>
           <w:rPr>
             <w:rStyle w:val="Hyperlink"/>
@@ -16291,8 +16347,8 @@
       <w:pPr>
         <w:pStyle w:val="Bibliography"/>
       </w:pPr>
-      <w:bookmarkStart w:id="396" w:name="ref-lohnas2015expanding"/>
-      <w:bookmarkEnd w:id="395"/>
+      <w:bookmarkStart w:id="401" w:name="ref-lohnas2015expanding"/>
+      <w:bookmarkEnd w:id="400"/>
       <w:r>
         <w:t xml:space="preserve">Lohnas, L. J., Polyn, S. M., &amp; Kahana, M. J. (2015). Expanding the scope of memory search: Modeling intralist and interlist effects in free recall. </w:t>
       </w:r>
@@ -16316,7 +16372,7 @@
       <w:r>
         <w:t xml:space="preserve">(2), 337–363. </w:t>
       </w:r>
-      <w:hyperlink r:id="rId66">
+      <w:hyperlink r:id="rId67">
         <w:r>
           <w:rPr>
             <w:rStyle w:val="Hyperlink"/>
@@ -16329,8 +16385,8 @@
       <w:pPr>
         <w:pStyle w:val="Bibliography"/>
       </w:pPr>
-      <w:bookmarkStart w:id="397" w:name="ref-lohnas2026specialized"/>
-      <w:bookmarkEnd w:id="396"/>
+      <w:bookmarkStart w:id="402" w:name="ref-lohnas2026specialized"/>
+      <w:bookmarkEnd w:id="401"/>
       <w:r>
         <w:t xml:space="preserve">Lohnas, L. J., Polyn, S. M., &amp; Kahana, M. J. (2026). Specialized recall procedures. </w:t>
       </w:r>
@@ -16354,7 +16410,7 @@
       <w:r>
         <w:t xml:space="preserve">(3), 96. </w:t>
       </w:r>
-      <w:hyperlink r:id="rId67">
+      <w:hyperlink r:id="rId68">
         <w:r>
           <w:rPr>
             <w:rStyle w:val="Hyperlink"/>
@@ -16367,8 +16423,8 @@
       <w:pPr>
         <w:pStyle w:val="Bibliography"/>
       </w:pPr>
-      <w:bookmarkStart w:id="398" w:name="ref-luce1959individual"/>
-      <w:bookmarkEnd w:id="397"/>
+      <w:bookmarkStart w:id="403" w:name="ref-luce1959individual"/>
+      <w:bookmarkEnd w:id="402"/>
       <w:r>
         <w:t xml:space="preserve">Luce, R. D. (1959). </w:t>
       </w:r>
@@ -16387,8 +16443,8 @@
       <w:pPr>
         <w:pStyle w:val="Bibliography"/>
       </w:pPr>
-      <w:bookmarkStart w:id="399" w:name="ref-mcconnell2026testing"/>
-      <w:bookmarkEnd w:id="398"/>
+      <w:bookmarkStart w:id="404" w:name="ref-mcconnell2026testing"/>
+      <w:bookmarkEnd w:id="403"/>
       <w:r>
         <w:t xml:space="preserve">McConnell, T. G. W., Bernhard, H., Holmes, E. A., Henson, R., &amp; Talmi, D. (2026). </w:t>
       </w:r>
@@ -16402,7 +16458,7 @@
       <w:r>
         <w:t xml:space="preserve">. PsyArXiv preprint. </w:t>
       </w:r>
-      <w:hyperlink r:id="rId68">
+      <w:hyperlink r:id="rId69">
         <w:r>
           <w:rPr>
             <w:rStyle w:val="Hyperlink"/>
@@ -16415,8 +16471,8 @@
       <w:pPr>
         <w:pStyle w:val="Bibliography"/>
       </w:pPr>
-      <w:bookmarkStart w:id="400" w:name="ref-moccia2022cue"/>
-      <w:bookmarkEnd w:id="399"/>
+      <w:bookmarkStart w:id="405" w:name="ref-moccia2022cue"/>
+      <w:bookmarkEnd w:id="404"/>
       <w:r>
         <w:lastRenderedPageBreak/>
         <w:t xml:space="preserve">Moccia, A., &amp; Morcom, A. M. (2022). Cue overlap supports preretrieval selection in episodic memory: ERP evidence. </w:t>
@@ -16441,7 +16497,7 @@
       <w:r>
         <w:t xml:space="preserve">, 492–508. </w:t>
       </w:r>
-      <w:hyperlink r:id="rId69">
+      <w:hyperlink r:id="rId70">
         <w:r>
           <w:rPr>
             <w:rStyle w:val="Hyperlink"/>
@@ -16454,8 +16510,8 @@
       <w:pPr>
         <w:pStyle w:val="Bibliography"/>
       </w:pPr>
-      <w:bookmarkStart w:id="401" w:name="ref-moccia2025effects"/>
-      <w:bookmarkEnd w:id="400"/>
+      <w:bookmarkStart w:id="406" w:name="ref-moccia2025effects"/>
+      <w:bookmarkEnd w:id="405"/>
       <w:r>
         <w:t xml:space="preserve">Moccia, A., Plummer, M., Simpson, I., &amp; Morcom, A. M. (2025). The effects of external cue overlap and internal goals on selective memory retrieval as revealed by electroencephalographic (EEG) neural pattern reinstatement. </w:t>
       </w:r>
@@ -16479,7 +16535,7 @@
       <w:r>
         <w:t xml:space="preserve">(1), e70194. </w:t>
       </w:r>
-      <w:hyperlink r:id="rId70">
+      <w:hyperlink r:id="rId71">
         <w:r>
           <w:rPr>
             <w:rStyle w:val="Hyperlink"/>
@@ -16500,8 +16556,8 @@
       <w:pPr>
         <w:pStyle w:val="Bibliography"/>
       </w:pPr>
-      <w:bookmarkStart w:id="402" w:name="ref-morton2016predictive"/>
-      <w:bookmarkEnd w:id="401"/>
+      <w:bookmarkStart w:id="407" w:name="ref-morton2016predictive"/>
+      <w:bookmarkEnd w:id="406"/>
       <w:r>
         <w:t xml:space="preserve">Morton, N. W., &amp; Polyn, S. M. (2016). A predictive framework for evaluating models of semantic organization in free recall. </w:t>
       </w:r>
@@ -16525,7 +16581,7 @@
       <w:r>
         <w:t xml:space="preserve">, 119–140. </w:t>
       </w:r>
-      <w:hyperlink r:id="rId71">
+      <w:hyperlink r:id="rId72">
         <w:r>
           <w:rPr>
             <w:rStyle w:val="Hyperlink"/>
@@ -16538,8 +16594,8 @@
       <w:pPr>
         <w:pStyle w:val="Bibliography"/>
       </w:pPr>
-      <w:bookmarkStart w:id="403" w:name="ref-norman2017neuronal"/>
-      <w:bookmarkEnd w:id="402"/>
+      <w:bookmarkStart w:id="408" w:name="ref-norman2017neuronal"/>
+      <w:bookmarkEnd w:id="407"/>
       <w:r>
         <w:t xml:space="preserve">Mundorf, A. M. D., Lazarus, L. T. T., Uitvlugt, M. G., &amp; Healey, M. K. (2021). A test of retrieved context theory: Dynamics of recall after incidental encoding. </w:t>
       </w:r>
@@ -16581,7 +16637,7 @@
       <w:r>
         <w:t xml:space="preserve">(1), 1301. </w:t>
       </w:r>
-      <w:hyperlink r:id="rId72">
+      <w:hyperlink r:id="rId73">
         <w:r>
           <w:rPr>
             <w:rStyle w:val="Hyperlink"/>
@@ -16594,8 +16650,8 @@
       <w:pPr>
         <w:pStyle w:val="Bibliography"/>
       </w:pPr>
-      <w:bookmarkStart w:id="404" w:name="ref-parks2026unified"/>
-      <w:bookmarkEnd w:id="403"/>
+      <w:bookmarkStart w:id="409" w:name="ref-parks2026unified"/>
+      <w:bookmarkEnd w:id="408"/>
       <w:r>
         <w:t xml:space="preserve">Parks, C. M., Yonelinas, A. P., &amp; Wahlheim, C. N. (2026). Towards a unified theory of false memory for similar episodes. </w:t>
       </w:r>
@@ -16619,7 +16675,7 @@
       <w:r>
         <w:t xml:space="preserve">, 88. </w:t>
       </w:r>
-      <w:hyperlink r:id="rId73">
+      <w:hyperlink r:id="rId74">
         <w:r>
           <w:rPr>
             <w:rStyle w:val="Hyperlink"/>
@@ -16632,8 +16688,8 @@
       <w:pPr>
         <w:pStyle w:val="Bibliography"/>
       </w:pPr>
-      <w:bookmarkStart w:id="405" w:name="ref-polyn2011semantic"/>
-      <w:bookmarkEnd w:id="404"/>
+      <w:bookmarkStart w:id="410" w:name="ref-polyn2011semantic"/>
+      <w:bookmarkEnd w:id="409"/>
       <w:r>
         <w:lastRenderedPageBreak/>
         <w:t xml:space="preserve">Polyn, S. M., Erlikhman, G., &amp; Kahana, M. J. (2011). Semantic cuing and the scale insensitivity of recency and contiguity. </w:t>
@@ -16658,7 +16714,7 @@
       <w:r>
         <w:t xml:space="preserve">(3), 766–775. </w:t>
       </w:r>
-      <w:hyperlink r:id="rId74">
+      <w:hyperlink r:id="rId75">
         <w:r>
           <w:rPr>
             <w:rStyle w:val="Hyperlink"/>
@@ -16671,8 +16727,8 @@
       <w:pPr>
         <w:pStyle w:val="Bibliography"/>
       </w:pPr>
-      <w:bookmarkStart w:id="406" w:name="ref-polyn2012neural"/>
-      <w:bookmarkEnd w:id="405"/>
+      <w:bookmarkStart w:id="411" w:name="ref-polyn2012neural"/>
+      <w:bookmarkEnd w:id="410"/>
       <w:r>
         <w:t xml:space="preserve">Polyn, S. M., Kragel, J. E., Morton, N. W., McCluey, J. D., &amp; Cohen, Z. D. (2012). The neural dynamics of task context in free recall. </w:t>
       </w:r>
@@ -16696,7 +16752,7 @@
       <w:r>
         <w:t xml:space="preserve">(4), 447–457. </w:t>
       </w:r>
-      <w:hyperlink r:id="rId75">
+      <w:hyperlink r:id="rId76">
         <w:r>
           <w:rPr>
             <w:rStyle w:val="Hyperlink"/>
@@ -16709,8 +16765,8 @@
       <w:pPr>
         <w:pStyle w:val="Bibliography"/>
       </w:pPr>
-      <w:bookmarkStart w:id="407" w:name="ref-polyn2009context"/>
-      <w:bookmarkEnd w:id="406"/>
+      <w:bookmarkStart w:id="412" w:name="ref-polyn2009context"/>
+      <w:bookmarkEnd w:id="411"/>
       <w:r>
         <w:t xml:space="preserve">Polyn, S. M., Norman, K. A., &amp; Kahana, M. J. (2009a). A context maintenance and retrieval model of organizational processes in free recall. </w:t>
       </w:r>
@@ -16734,7 +16790,7 @@
       <w:r>
         <w:t xml:space="preserve">(1), 129–156. </w:t>
       </w:r>
-      <w:hyperlink r:id="rId76">
+      <w:hyperlink r:id="rId77">
         <w:r>
           <w:rPr>
             <w:rStyle w:val="Hyperlink"/>
@@ -16747,8 +16803,8 @@
       <w:pPr>
         <w:pStyle w:val="Bibliography"/>
       </w:pPr>
-      <w:bookmarkStart w:id="408" w:name="ref-polyn2009task"/>
-      <w:bookmarkEnd w:id="407"/>
+      <w:bookmarkStart w:id="413" w:name="ref-polyn2009task"/>
+      <w:bookmarkEnd w:id="412"/>
       <w:r>
         <w:t xml:space="preserve">Polyn, S. M., Norman, K. A., &amp; Kahana, M. J. (2009b). Task context and organization in free recall. </w:t>
       </w:r>
@@ -16772,7 +16828,7 @@
       <w:r>
         <w:t xml:space="preserve">(11), 2158–2163. </w:t>
       </w:r>
-      <w:hyperlink r:id="rId77">
+      <w:hyperlink r:id="rId78">
         <w:r>
           <w:rPr>
             <w:rStyle w:val="Hyperlink"/>
@@ -16785,8 +16841,8 @@
       <w:pPr>
         <w:pStyle w:val="Bibliography"/>
       </w:pPr>
-      <w:bookmarkStart w:id="409" w:name="ref-raaijmakers1980sam"/>
-      <w:bookmarkEnd w:id="408"/>
+      <w:bookmarkStart w:id="414" w:name="ref-raaijmakers1980sam"/>
+      <w:bookmarkEnd w:id="413"/>
       <w:r>
         <w:t xml:space="preserve">Raaijmakers, J. G. W., &amp; Shiffrin, R. M. (1980). SAM: A theory of probabilistic search of associative memory. In G. H. Bower (Ed.), </w:t>
       </w:r>
@@ -16800,7 +16856,7 @@
       <w:r>
         <w:t xml:space="preserve"> (Vol. 14, pp. 207–262). Academic Press. </w:t>
       </w:r>
-      <w:hyperlink r:id="rId78">
+      <w:hyperlink r:id="rId79">
         <w:r>
           <w:rPr>
             <w:rStyle w:val="Hyperlink"/>
@@ -16813,8 +16869,8 @@
       <w:pPr>
         <w:pStyle w:val="Bibliography"/>
       </w:pPr>
-      <w:bookmarkStart w:id="410" w:name="ref-ramineni2023treating"/>
-      <w:bookmarkEnd w:id="409"/>
+      <w:bookmarkStart w:id="415" w:name="ref-ramineni2023treating"/>
+      <w:bookmarkEnd w:id="414"/>
       <w:r>
         <w:t xml:space="preserve">Ramineni, V., Millroth, P., Iyadurai, L., Jaki, T., Kingslake, J., Highfield, J., Summers, C., Bonsall, M. B., &amp; Holmes, E. A. (2023). Treating intrusive memories after trauma in healthcare workers: A bayesian adaptive randomised trial developing an imagery-competing task intervention. </w:t>
       </w:r>
@@ -16838,7 +16894,7 @@
       <w:r>
         <w:t xml:space="preserve">(7), 2985–2994. </w:t>
       </w:r>
-      <w:hyperlink r:id="rId79">
+      <w:hyperlink r:id="rId80">
         <w:r>
           <w:rPr>
             <w:rStyle w:val="Hyperlink"/>
@@ -16851,8 +16907,8 @@
       <w:pPr>
         <w:pStyle w:val="Bibliography"/>
       </w:pPr>
-      <w:bookmarkStart w:id="411" w:name="ref-schwartz2005shadows"/>
-      <w:bookmarkEnd w:id="410"/>
+      <w:bookmarkStart w:id="416" w:name="ref-schwartz2005shadows"/>
+      <w:bookmarkEnd w:id="415"/>
       <w:r>
         <w:lastRenderedPageBreak/>
         <w:t xml:space="preserve">Schwartz, G., Howard, M. W., Jing, B., &amp; Kahana, M. J. (2005). Shadows of the past: Temporal retrieval effects in recognition memory. </w:t>
@@ -16877,7 +16933,7 @@
       <w:r>
         <w:t xml:space="preserve">(11), 898–904. </w:t>
       </w:r>
-      <w:hyperlink r:id="rId80">
+      <w:hyperlink r:id="rId81">
         <w:r>
           <w:rPr>
             <w:rStyle w:val="Hyperlink"/>
@@ -16890,8 +16946,8 @@
       <w:pPr>
         <w:pStyle w:val="Bibliography"/>
       </w:pPr>
-      <w:bookmarkStart w:id="412" w:name="ref-sederberg2011human"/>
-      <w:bookmarkEnd w:id="411"/>
+      <w:bookmarkStart w:id="417" w:name="ref-sederberg2011human"/>
+      <w:bookmarkEnd w:id="416"/>
       <w:r>
         <w:t xml:space="preserve">Sederberg, P. B., Gershman, S. J., Polyn, S. M., &amp; Norman, K. A. (2011). Human memory reconsolidation can be explained using the temporal context model. </w:t>
       </w:r>
@@ -16915,7 +16971,7 @@
       <w:r>
         <w:t xml:space="preserve">(3), 455–468. </w:t>
       </w:r>
-      <w:hyperlink r:id="rId81">
+      <w:hyperlink r:id="rId82">
         <w:r>
           <w:rPr>
             <w:rStyle w:val="Hyperlink"/>
@@ -16928,8 +16984,8 @@
       <w:pPr>
         <w:pStyle w:val="Bibliography"/>
       </w:pPr>
-      <w:bookmarkStart w:id="413" w:name="ref-sederberg2008context"/>
-      <w:bookmarkEnd w:id="412"/>
+      <w:bookmarkStart w:id="418" w:name="ref-sederberg2008context"/>
+      <w:bookmarkEnd w:id="417"/>
       <w:r>
         <w:t xml:space="preserve">Sederberg, P. B., Howard, M. W., &amp; Kahana, M. J. (2008). A context-based theory of recency and contiguity in free recall. </w:t>
       </w:r>
@@ -16953,7 +17009,7 @@
       <w:r>
         <w:t xml:space="preserve">(4), 893–912. </w:t>
       </w:r>
-      <w:hyperlink r:id="rId82">
+      <w:hyperlink r:id="rId83">
         <w:r>
           <w:rPr>
             <w:rStyle w:val="Hyperlink"/>
@@ -16966,8 +17022,8 @@
       <w:pPr>
         <w:pStyle w:val="Bibliography"/>
       </w:pPr>
-      <w:bookmarkStart w:id="414" w:name="ref-talmi2013enhanced"/>
-      <w:bookmarkEnd w:id="413"/>
+      <w:bookmarkStart w:id="419" w:name="ref-talmi2013enhanced"/>
+      <w:bookmarkEnd w:id="418"/>
       <w:r>
         <w:t xml:space="preserve">Talmi, D. (2013). Enhanced emotional memory: Cognitive and neural mechanisms. </w:t>
       </w:r>
@@ -16991,7 +17047,7 @@
       <w:r>
         <w:t xml:space="preserve">(6), 430–436. </w:t>
       </w:r>
-      <w:hyperlink r:id="rId83">
+      <w:hyperlink r:id="rId84">
         <w:r>
           <w:rPr>
             <w:rStyle w:val="Hyperlink"/>
@@ -17004,8 +17060,8 @@
       <w:pPr>
         <w:pStyle w:val="Bibliography"/>
       </w:pPr>
-      <w:bookmarkStart w:id="415" w:name="ref-talmi2019retrieved"/>
-      <w:bookmarkEnd w:id="414"/>
+      <w:bookmarkStart w:id="420" w:name="ref-talmi2019retrieved"/>
+      <w:bookmarkEnd w:id="419"/>
       <w:r>
         <w:t xml:space="preserve">Talmi, D., Lohnas, L. J., &amp; Daw, N. D. (2019). A retrieved context model of the emotional modulation of memory. </w:t>
       </w:r>
@@ -17029,7 +17085,7 @@
       <w:r>
         <w:t xml:space="preserve">(4), 455–485. </w:t>
       </w:r>
-      <w:hyperlink r:id="rId84">
+      <w:hyperlink r:id="rId85">
         <w:r>
           <w:rPr>
             <w:rStyle w:val="Hyperlink"/>
@@ -17042,8 +17098,8 @@
       <w:pPr>
         <w:pStyle w:val="Bibliography"/>
       </w:pPr>
-      <w:bookmarkStart w:id="416" w:name="ref-talmi2007contribution"/>
-      <w:bookmarkEnd w:id="415"/>
+      <w:bookmarkStart w:id="421" w:name="ref-talmi2007contribution"/>
+      <w:bookmarkEnd w:id="420"/>
       <w:r>
         <w:t xml:space="preserve">Talmi, D., Luk, B. T. C., McGarry, L. M., &amp; Moscovitch, M. (2007). The contribution of relatedness and distinctiveness to emotionally-enhanced memory. </w:t>
       </w:r>
@@ -17067,7 +17123,7 @@
       <w:r>
         <w:t xml:space="preserve">(4), 555–574. </w:t>
       </w:r>
-      <w:hyperlink r:id="rId85">
+      <w:hyperlink r:id="rId86">
         <w:r>
           <w:rPr>
             <w:rStyle w:val="Hyperlink"/>
@@ -17080,8 +17136,8 @@
       <w:pPr>
         <w:pStyle w:val="Bibliography"/>
       </w:pPr>
-      <w:bookmarkStart w:id="417" w:name="ref-talmi2004semantic"/>
-      <w:bookmarkEnd w:id="416"/>
+      <w:bookmarkStart w:id="422" w:name="ref-talmi2004semantic"/>
+      <w:bookmarkEnd w:id="421"/>
       <w:r>
         <w:t xml:space="preserve">Talmi, D., &amp; Moscovitch, M. (2004). Can semantic relatedness explain the enhancement of memory for emotional words? </w:t>
       </w:r>
@@ -17105,7 +17161,7 @@
       <w:r>
         <w:t xml:space="preserve">(5), 742–751. </w:t>
       </w:r>
-      <w:hyperlink r:id="rId86">
+      <w:hyperlink r:id="rId87">
         <w:r>
           <w:rPr>
             <w:rStyle w:val="Hyperlink"/>
@@ -17118,8 +17174,8 @@
       <w:pPr>
         <w:pStyle w:val="Bibliography"/>
       </w:pPr>
-      <w:bookmarkStart w:id="418" w:name="ref-unsworth2010understanding"/>
-      <w:bookmarkEnd w:id="417"/>
+      <w:bookmarkStart w:id="423" w:name="ref-unsworth2010understanding"/>
+      <w:bookmarkEnd w:id="422"/>
       <w:r>
         <w:lastRenderedPageBreak/>
         <w:t xml:space="preserve">Unsworth, N., Brewer, G. A., &amp; Spillers, G. J. (2010). Understanding the dynamics of correct and error responses in free recall: Evidence from externalized free recall. </w:t>
@@ -17144,7 +17200,7 @@
       <w:r>
         <w:t xml:space="preserve">(4), 419–430. </w:t>
       </w:r>
-      <w:hyperlink r:id="rId87">
+      <w:hyperlink r:id="rId88">
         <w:r>
           <w:rPr>
             <w:rStyle w:val="Hyperlink"/>
@@ -17157,8 +17213,8 @@
       <w:pPr>
         <w:pStyle w:val="Bibliography"/>
       </w:pPr>
-      <w:bookmarkStart w:id="419" w:name="ref-varma2024experimental"/>
-      <w:bookmarkEnd w:id="418"/>
+      <w:bookmarkStart w:id="424" w:name="ref-varma2024experimental"/>
+      <w:bookmarkEnd w:id="423"/>
       <w:r>
         <w:t xml:space="preserve">Varma, M. M., Zeng, S., Singh, L., Holmes, E. A., Huang, J., Chiu, M. H., &amp; Hu, X. (2024). A systematic review and meta-analysis of experimental methods for modulating intrusive memories following lab-analogue trauma exposure in non-clinical populations. </w:t>
       </w:r>
@@ -17182,7 +17238,7 @@
       <w:r>
         <w:t xml:space="preserve">(10), 1968–1987. </w:t>
       </w:r>
-      <w:hyperlink r:id="rId88">
+      <w:hyperlink r:id="rId89">
         <w:r>
           <w:rPr>
             <w:rStyle w:val="Hyperlink"/>
@@ -17195,12 +17251,12 @@
       <w:pPr>
         <w:pStyle w:val="Bibliography"/>
       </w:pPr>
-      <w:bookmarkStart w:id="420" w:name="ref-wessel2025evidence"/>
-      <w:bookmarkEnd w:id="419"/>
+      <w:bookmarkStart w:id="425" w:name="ref-wessel2025evidence"/>
+      <w:bookmarkEnd w:id="424"/>
       <w:r>
         <w:t xml:space="preserve">Visser, R. M., Lau-Zhu, A., Henson, R. N., &amp; Holmes, E. A. (2018). Multiple memory systems, multiple time points: How science can inform treatment to control the expression of unwanted emotional memories. Philosophical Transactions of the Royal Society B: Biological Sciences, 373(1742), 20170209. </w:t>
       </w:r>
-      <w:hyperlink r:id="rId89" w:history="1">
+      <w:hyperlink r:id="rId90" w:history="1">
         <w:r>
           <w:rPr>
             <w:rStyle w:val="Hyperlink"/>
@@ -17244,7 +17300,7 @@
       <w:r>
         <w:t xml:space="preserve">(1), 130791. </w:t>
       </w:r>
-      <w:hyperlink r:id="rId90">
+      <w:hyperlink r:id="rId91">
         <w:r>
           <w:rPr>
             <w:rStyle w:val="Hyperlink"/>
@@ -17257,8 +17313,8 @@
       <w:pPr>
         <w:pStyle w:val="Bibliography"/>
       </w:pPr>
-      <w:bookmarkStart w:id="421" w:name="ref-zaromb2006temporal"/>
-      <w:bookmarkEnd w:id="420"/>
+      <w:bookmarkStart w:id="426" w:name="ref-zaromb2006temporal"/>
+      <w:bookmarkEnd w:id="425"/>
       <w:r>
         <w:t xml:space="preserve">Zaromb, F. M., Howard, M. W., Dolan, E. D., Sirotin, Y. B., Tully, M., Wingfield, A., &amp; Kahana, M. J. (2006). Temporal associations and prior-list intrusions in free recall. </w:t>
       </w:r>
@@ -17282,7 +17338,7 @@
       <w:r>
         <w:t xml:space="preserve">(4), 792–804. </w:t>
       </w:r>
-      <w:hyperlink r:id="rId91">
+      <w:hyperlink r:id="rId92">
         <w:r>
           <w:rPr>
             <w:rStyle w:val="Hyperlink"/>
@@ -17295,8 +17351,8 @@
       <w:pPr>
         <w:pStyle w:val="Bibliography"/>
       </w:pPr>
-      <w:bookmarkStart w:id="422" w:name="ref-zhou2025episodic"/>
-      <w:bookmarkEnd w:id="421"/>
+      <w:bookmarkStart w:id="427" w:name="ref-zhou2025episodic"/>
+      <w:bookmarkEnd w:id="426"/>
       <w:r>
         <w:lastRenderedPageBreak/>
         <w:t xml:space="preserve">Zhou, C. Y., Talmi, D., Daw, N. D., &amp; Mattar, M. G. (2025). Episodic retrieval for model-based evaluation in sequential decision tasks. </w:t>
@@ -17321,7 +17377,7 @@
       <w:r>
         <w:t xml:space="preserve">(1), 18–49. </w:t>
       </w:r>
-      <w:hyperlink r:id="rId92">
+      <w:hyperlink r:id="rId93">
         <w:r>
           <w:rPr>
             <w:rStyle w:val="Hyperlink"/>
@@ -17329,9 +17385,9 @@
           <w:t>https://doi.org/10.1037/rev0000505</w:t>
         </w:r>
       </w:hyperlink>
-      <w:bookmarkEnd w:id="346"/>
-      <w:bookmarkEnd w:id="348"/>
-      <w:bookmarkEnd w:id="422"/>
+      <w:bookmarkEnd w:id="351"/>
+      <w:bookmarkEnd w:id="353"/>
+      <w:bookmarkEnd w:id="427"/>
     </w:p>
     <w:p>
       <w:pPr>
@@ -17448,7 +17504,7 @@
                     </pic:cNvPicPr>
                   </pic:nvPicPr>
                   <pic:blipFill>
-                    <a:blip r:embed="rId93"/>
+                    <a:blip r:embed="rId94"/>
                     <a:stretch>
                       <a:fillRect/>
                     </a:stretch>
@@ -17481,7 +17537,7 @@
       </w:pPr>
     </w:p>
     <w:sectPr>
-      <w:headerReference w:type="default" r:id="rId94"/>
+      <w:headerReference w:type="default" r:id="rId95"/>
       <w:pgSz w:w="12240" w:h="15840"/>
       <w:pgMar w:top="1440" w:right="1440" w:bottom="1440" w:left="1440" w:header="720" w:footer="720" w:gutter="0"/>
       <w:cols w:space="720"/>
@@ -17492,7 +17548,24 @@
 
 <file path=word/comments.xml><?xml version="1.0" encoding="utf-8"?>
 <w:comments xmlns:wpc="http://schemas.microsoft.com/office/word/2010/wordprocessingCanvas" xmlns:cx="http://schemas.microsoft.com/office/drawing/2014/chartex" xmlns:cx1="http://schemas.microsoft.com/office/drawing/2015/9/8/chartex" xmlns:cx2="http://schemas.microsoft.com/office/drawing/2015/10/21/chartex" xmlns:cx3="http://schemas.microsoft.com/office/drawing/2016/5/9/chartex" xmlns:cx4="http://schemas.microsoft.com/office/drawing/2016/5/10/chartex" xmlns:cx5="http://schemas.microsoft.com/office/drawing/2016/5/11/chartex" xmlns:cx6="http://schemas.microsoft.com/office/drawing/2016/5/12/chartex" xmlns:cx7="http://schemas.microsoft.com/office/drawing/2016/5/13/chartex" xmlns:cx8="http://schemas.microsoft.com/office/drawing/2016/5/14/chartex" xmlns:mc="http://schemas.openxmlformats.org/markup-compatibility/2006" xmlns:m="http://schemas.openxmlformats.org/officeDocument/2006/math" xmlns:aink="http://schemas.microsoft.com/office/drawing/2016/ink" xmlns:am3d="http://schemas.microsoft.com/office/drawing/2017/model3d" xmlns:oel="http://schemas.microsoft.com/office/2019/extlst" xmlns:r="http://schemas.openxmlformats.org/officeDocument/2006/relationships" xmlns:wp14="http://schemas.microsoft.com/office/word/2010/wordprocessingDrawing" xmlns:wp="http://schemas.openxmlformats.org/drawingml/2006/wordprocessingDrawing" xmlns:wpg="http://schemas.microsoft.com/office/word/2010/wordprocessingGroup" xmlns:wpi="http://schemas.microsoft.com/office/word/2010/wordprocessingInk" xmlns:wps="http://schemas.microsoft.com/office/word/2010/wordprocessingShape" xmlns:o="urn:schemas-microsoft-com:office:office" xmlns:v="urn:schemas-microsoft-com:vml" xmlns:w10="urn:schemas-microsoft-com:office:word" xmlns:w="http://schemas.openxmlformats.org/wordprocessingml/2006/main" xmlns:w14="http://schemas.microsoft.com/office/word/2010/wordml" xmlns:w15="http://schemas.microsoft.com/office/word/2012/wordml" xmlns:w16cei="http://schemas.microsoft.com/office/word/2026/wordml/cei" xmlns:w16cex="http://schemas.microsoft.com/office/word/2018/wordml/cex" xmlns:w16cid="http://schemas.microsoft.com/office/word/2016/wordml/cid" xmlns:w16="http://schemas.microsoft.com/office/word/2018/wordml" xmlns:w16sdtdh="http://schemas.microsoft.com/office/word/2020/wordml/sdtdatahash" xmlns:w16sdtfl="http://schemas.microsoft.com/office/word/2024/wordml/sdtformatlock" xmlns:w16se="http://schemas.microsoft.com/office/word/2015/wordml/symex" xmlns:w16du="http://schemas.microsoft.com/office/word/2023/wordml/word16du" xmlns:wne="http://schemas.microsoft.com/office/word/2006/wordml" mc:Ignorable="w14 w15 w16se w16cid w16 w16cex w16sdtdh w16sdtfl w16du wp14">
-  <w:comment w:id="6" w:author="Rik Henson" w:date="2026-07-25T10:11:00Z" w:initials="RH">
+  <w:comment w:id="5" w:author="Gunn, Jordan" w:date="2026-07-27T09:11:00Z" w:initials="GJ">
+    <w:p>
+      <w:r>
+        <w:rPr>
+          <w:rStyle w:val="CommentReference"/>
+        </w:rPr>
+        <w:annotationRef/>
+      </w:r>
+      <w:r>
+        <w:rPr>
+          <w:sz w:val="20"/>
+          <w:szCs w:val="20"/>
+        </w:rPr>
+        <w:t>Aren't intrusions already involuntary by definition?</w:t>
+      </w:r>
+    </w:p>
+  </w:comment>
+  <w:comment w:id="7" w:author="Rik Henson" w:date="2026-07-25T10:11:00Z" w:initials="RH">
     <w:p>
       <w:pPr>
         <w:pStyle w:val="CommentText"/>
@@ -17508,7 +17581,41 @@
       </w:r>
     </w:p>
   </w:comment>
-  <w:comment w:id="9" w:author="Rik Henson" w:date="2026-07-25T10:12:00Z" w:initials="RH">
+  <w:comment w:id="8" w:author="Gunn, Jordan" w:date="2026-07-27T09:08:00Z" w:initials="GJ">
+    <w:p>
+      <w:r>
+        <w:rPr>
+          <w:rStyle w:val="CommentReference"/>
+        </w:rPr>
+        <w:annotationRef/>
+      </w:r>
+      <w:r>
+        <w:rPr>
+          <w:sz w:val="20"/>
+          <w:szCs w:val="20"/>
+        </w:rPr>
+        <w:t>We don't necessarily need the "unguided film recall" terminology at all if it's opaque here. However, I'm not sure if "intrusions" is the right word either, because I feel "intrusion" has a specific connotation of disruption that doesn't fit here. Maybe we can replace "unguided" with something more idiomatic like "unintentional"?</w:t>
+      </w:r>
+    </w:p>
+  </w:comment>
+  <w:comment w:id="9" w:author="Gunn, Jordan" w:date="2026-07-27T09:09:00Z" w:initials="GJ">
+    <w:p>
+      <w:r>
+        <w:rPr>
+          <w:rStyle w:val="CommentReference"/>
+        </w:rPr>
+        <w:annotationRef/>
+      </w:r>
+      <w:r>
+        <w:rPr>
+          <w:sz w:val="20"/>
+          <w:szCs w:val="20"/>
+        </w:rPr>
+        <w:t>Of course, my language here contradicts my approach to using "intrusions" elsewhere in the manuscript, so maybe I'm being overdefensive.</w:t>
+      </w:r>
+    </w:p>
+  </w:comment>
+  <w:comment w:id="12" w:author="Rik Henson" w:date="2026-07-25T10:12:00Z" w:initials="RH">
     <w:p>
       <w:pPr>
         <w:pStyle w:val="CommentText"/>
@@ -17530,7 +17637,24 @@
       </w:r>
     </w:p>
   </w:comment>
-  <w:comment w:id="37" w:author="Rik Henson" w:date="2026-07-25T10:19:00Z" w:initials="RH">
+  <w:comment w:id="13" w:author="Gunn, Jordan" w:date="2026-07-27T09:09:00Z" w:initials="GJ">
+    <w:p>
+      <w:r>
+        <w:rPr>
+          <w:rStyle w:val="CommentReference"/>
+        </w:rPr>
+        <w:annotationRef/>
+      </w:r>
+      <w:r>
+        <w:rPr>
+          <w:sz w:val="20"/>
+          <w:szCs w:val="20"/>
+        </w:rPr>
+        <w:t>On the one hand, I agree that it's obvious, but on the other hand, there seems to be a sizable literature that misses this distinction. So I am therefore more ambivalent than you about how important it is to highlight this observation here and elsewhere in the manuscript.</w:t>
+      </w:r>
+    </w:p>
+  </w:comment>
+  <w:comment w:id="41" w:author="Rik Henson" w:date="2026-07-25T10:19:00Z" w:initials="RH">
     <w:p>
       <w:pPr>
         <w:pStyle w:val="CommentText"/>
@@ -17546,7 +17670,24 @@
       </w:r>
     </w:p>
   </w:comment>
-  <w:comment w:id="57" w:author="Rik Henson" w:date="2026-07-25T10:24:00Z" w:initials="RH">
+  <w:comment w:id="42" w:author="Gunn, Jordan" w:date="2026-07-27T10:44:00Z" w:initials="GJ">
+    <w:p>
+      <w:r>
+        <w:rPr>
+          <w:rStyle w:val="CommentReference"/>
+        </w:rPr>
+        <w:annotationRef/>
+      </w:r>
+      <w:r>
+        <w:rPr>
+          <w:sz w:val="20"/>
+          <w:szCs w:val="20"/>
+        </w:rPr>
+        <w:t>Will compress with the previous sentence: The selective interference effect provides a demanding test: successful control must reduce the effect of interference, not merely raise recall overall. This paragraph will need re-writing anyway if we adjust paper's scope.</w:t>
+      </w:r>
+    </w:p>
+  </w:comment>
+  <w:comment w:id="62" w:author="Rik Henson" w:date="2026-07-25T10:24:00Z" w:initials="RH">
     <w:p>
       <w:pPr>
         <w:pStyle w:val="CommentText"/>
@@ -17562,7 +17703,7 @@
       </w:r>
     </w:p>
   </w:comment>
-  <w:comment w:id="59" w:author="Rik Henson" w:date="2026-07-25T10:25:00Z" w:initials="RH">
+  <w:comment w:id="64" w:author="Rik Henson" w:date="2026-07-25T10:25:00Z" w:initials="RH">
     <w:p>
       <w:pPr>
         <w:pStyle w:val="CommentText"/>
@@ -17581,7 +17722,7 @@
       </w:r>
     </w:p>
   </w:comment>
-  <w:comment w:id="67" w:author="Rik Henson" w:date="2026-07-25T10:29:00Z" w:initials="RH">
+  <w:comment w:id="72" w:author="Rik Henson" w:date="2026-07-25T10:29:00Z" w:initials="RH">
     <w:p>
       <w:pPr>
         <w:pStyle w:val="CommentText"/>
@@ -17597,7 +17738,7 @@
       </w:r>
     </w:p>
   </w:comment>
-  <w:comment w:id="74" w:author="Rik Henson" w:date="2026-07-25T10:32:00Z" w:initials="RH">
+  <w:comment w:id="79" w:author="Rik Henson" w:date="2026-07-25T10:32:00Z" w:initials="RH">
     <w:p>
       <w:pPr>
         <w:pStyle w:val="CommentText"/>
@@ -17613,7 +17754,7 @@
       </w:r>
     </w:p>
   </w:comment>
-  <w:comment w:id="75" w:author="Rik Henson" w:date="2026-07-25T10:33:00Z" w:initials="RH">
+  <w:comment w:id="80" w:author="Rik Henson" w:date="2026-07-25T10:33:00Z" w:initials="RH">
     <w:p>
       <w:pPr>
         <w:pStyle w:val="CommentText"/>
@@ -17629,7 +17770,7 @@
       </w:r>
     </w:p>
   </w:comment>
-  <w:comment w:id="76" w:author="Rik Henson" w:date="2026-07-25T10:33:00Z" w:initials="RH">
+  <w:comment w:id="81" w:author="Rik Henson" w:date="2026-07-25T10:33:00Z" w:initials="RH">
     <w:p>
       <w:pPr>
         <w:pStyle w:val="CommentText"/>
@@ -17645,7 +17786,7 @@
       </w:r>
     </w:p>
   </w:comment>
-  <w:comment w:id="79" w:author="Rik Henson" w:date="2026-07-25T10:34:00Z" w:initials="RH">
+  <w:comment w:id="84" w:author="Rik Henson" w:date="2026-07-25T10:34:00Z" w:initials="RH">
     <w:p>
       <w:pPr>
         <w:pStyle w:val="CommentText"/>
@@ -17661,7 +17802,7 @@
       </w:r>
     </w:p>
   </w:comment>
-  <w:comment w:id="81" w:author="Rik Henson" w:date="2026-07-25T10:36:00Z" w:initials="RH">
+  <w:comment w:id="86" w:author="Rik Henson" w:date="2026-07-25T10:36:00Z" w:initials="RH">
     <w:p>
       <w:pPr>
         <w:pStyle w:val="CommentText"/>
@@ -17689,7 +17830,7 @@
       </w:r>
     </w:p>
   </w:comment>
-  <w:comment w:id="83" w:author="Rik Henson" w:date="2026-07-25T10:38:00Z" w:initials="RH">
+  <w:comment w:id="88" w:author="Rik Henson" w:date="2026-07-25T10:38:00Z" w:initials="RH">
     <w:p>
       <w:pPr>
         <w:pStyle w:val="CommentText"/>
@@ -17717,7 +17858,7 @@
       </w:r>
     </w:p>
   </w:comment>
-  <w:comment w:id="84" w:author="Rik Henson" w:date="2026-07-25T10:40:00Z" w:initials="RH">
+  <w:comment w:id="89" w:author="Rik Henson" w:date="2026-07-25T10:40:00Z" w:initials="RH">
     <w:p>
       <w:pPr>
         <w:pStyle w:val="CommentText"/>
@@ -17739,7 +17880,7 @@
       </w:r>
     </w:p>
   </w:comment>
-  <w:comment w:id="87" w:author="Rik Henson" w:date="2026-07-25T11:03:00Z" w:initials="RH">
+  <w:comment w:id="92" w:author="Rik Henson" w:date="2026-07-25T11:03:00Z" w:initials="RH">
     <w:p>
       <w:pPr>
         <w:pStyle w:val="CommentText"/>
@@ -17755,7 +17896,7 @@
       </w:r>
     </w:p>
   </w:comment>
-  <w:comment w:id="88" w:author="Rik Henson" w:date="2026-07-25T11:03:00Z" w:initials="RH">
+  <w:comment w:id="93" w:author="Rik Henson" w:date="2026-07-25T11:03:00Z" w:initials="RH">
     <w:p>
       <w:pPr>
         <w:pStyle w:val="CommentText"/>
@@ -17777,7 +17918,7 @@
       </w:r>
     </w:p>
   </w:comment>
-  <w:comment w:id="90" w:author="Rik Henson" w:date="2026-07-25T11:05:00Z" w:initials="RH">
+  <w:comment w:id="95" w:author="Rik Henson" w:date="2026-07-25T11:05:00Z" w:initials="RH">
     <w:p>
       <w:pPr>
         <w:pStyle w:val="CommentText"/>
@@ -17793,7 +17934,7 @@
       </w:r>
     </w:p>
   </w:comment>
-  <w:comment w:id="92" w:author="Rik Henson" w:date="2026-07-25T11:14:00Z" w:initials="RH">
+  <w:comment w:id="97" w:author="Rik Henson" w:date="2026-07-25T11:14:00Z" w:initials="RH">
     <w:p>
       <w:pPr>
         <w:pStyle w:val="CommentText"/>
@@ -17809,7 +17950,7 @@
       </w:r>
     </w:p>
   </w:comment>
-  <w:comment w:id="93" w:author="Rik Henson" w:date="2026-07-25T11:17:00Z" w:initials="RH">
+  <w:comment w:id="98" w:author="Rik Henson" w:date="2026-07-25T11:17:00Z" w:initials="RH">
     <w:p>
       <w:pPr>
         <w:pStyle w:val="CommentText"/>
@@ -17825,7 +17966,7 @@
       </w:r>
     </w:p>
   </w:comment>
-  <w:comment w:id="97" w:author="Rik Henson" w:date="2026-07-25T11:18:00Z" w:initials="RH">
+  <w:comment w:id="102" w:author="Rik Henson" w:date="2026-07-25T11:18:00Z" w:initials="RH">
     <w:p>
       <w:pPr>
         <w:pStyle w:val="CommentText"/>
@@ -17854,7 +17995,7 @@
       </w:r>
     </w:p>
   </w:comment>
-  <w:comment w:id="281" w:author="Rik Henson" w:date="2026-07-25T11:34:00Z" w:initials="RH">
+  <w:comment w:id="286" w:author="Rik Henson" w:date="2026-07-25T11:34:00Z" w:initials="RH">
     <w:p>
       <w:pPr>
         <w:pStyle w:val="CommentText"/>
@@ -17870,7 +18011,7 @@
       </w:r>
     </w:p>
   </w:comment>
-  <w:comment w:id="307" w:author="Rik Henson" w:date="2026-07-25T12:08:00Z" w:initials="RH">
+  <w:comment w:id="312" w:author="Rik Henson" w:date="2026-07-25T12:08:00Z" w:initials="RH">
     <w:p>
       <w:pPr>
         <w:pStyle w:val="CommentText"/>
@@ -17889,7 +18030,7 @@
       </w:r>
     </w:p>
   </w:comment>
-  <w:comment w:id="308" w:author="Rik Henson" w:date="2026-07-25T12:02:00Z" w:initials="RH">
+  <w:comment w:id="313" w:author="Rik Henson" w:date="2026-07-25T12:02:00Z" w:initials="RH">
     <w:p>
       <w:pPr>
         <w:pStyle w:val="CommentText"/>
@@ -17905,7 +18046,7 @@
       </w:r>
     </w:p>
   </w:comment>
-  <w:comment w:id="311" w:author="Rik Henson" w:date="2026-07-25T12:05:00Z" w:initials="RH">
+  <w:comment w:id="316" w:author="Rik Henson" w:date="2026-07-25T12:05:00Z" w:initials="RH">
     <w:p>
       <w:pPr>
         <w:pStyle w:val="CommentText"/>
@@ -17933,7 +18074,7 @@
       </w:r>
     </w:p>
   </w:comment>
-  <w:comment w:id="316" w:author="Rik Henson" w:date="2026-07-25T12:09:00Z" w:initials="RH">
+  <w:comment w:id="321" w:author="Rik Henson" w:date="2026-07-25T12:09:00Z" w:initials="RH">
     <w:p>
       <w:pPr>
         <w:pStyle w:val="CommentText"/>
@@ -17955,7 +18096,7 @@
       </w:r>
     </w:p>
   </w:comment>
-  <w:comment w:id="317" w:author="Rik Henson" w:date="2026-07-25T12:13:00Z" w:initials="RH">
+  <w:comment w:id="322" w:author="Rik Henson" w:date="2026-07-25T12:13:00Z" w:initials="RH">
     <w:p>
       <w:pPr>
         <w:pStyle w:val="CommentText"/>
@@ -17974,7 +18115,7 @@
       </w:r>
     </w:p>
   </w:comment>
-  <w:comment w:id="319" w:author="Rik Henson" w:date="2026-07-25T12:16:00Z" w:initials="RH">
+  <w:comment w:id="324" w:author="Rik Henson" w:date="2026-07-25T12:16:00Z" w:initials="RH">
     <w:p>
       <w:pPr>
         <w:pStyle w:val="CommentText"/>
@@ -17990,7 +18131,7 @@
       </w:r>
     </w:p>
   </w:comment>
-  <w:comment w:id="328" w:author="Rik Henson" w:date="2026-07-25T12:19:00Z" w:initials="RH">
+  <w:comment w:id="333" w:author="Rik Henson" w:date="2026-07-25T12:19:00Z" w:initials="RH">
     <w:p>
       <w:pPr>
         <w:pStyle w:val="CommentText"/>
@@ -18006,7 +18147,7 @@
       </w:r>
     </w:p>
   </w:comment>
-  <w:comment w:id="330" w:author="Rik Henson" w:date="2026-07-25T12:21:00Z" w:initials="RH">
+  <w:comment w:id="335" w:author="Rik Henson" w:date="2026-07-25T12:21:00Z" w:initials="RH">
     <w:p>
       <w:pPr>
         <w:pStyle w:val="CommentText"/>
@@ -18041,7 +18182,7 @@
       </w:r>
     </w:p>
   </w:comment>
-  <w:comment w:id="333" w:author="Rik Henson" w:date="2026-07-25T12:22:00Z" w:initials="RH">
+  <w:comment w:id="338" w:author="Rik Henson" w:date="2026-07-25T12:22:00Z" w:initials="RH">
     <w:p>
       <w:pPr>
         <w:pStyle w:val="CommentText"/>
@@ -18057,7 +18198,7 @@
       </w:r>
     </w:p>
   </w:comment>
-  <w:comment w:id="336" w:author="Rik Henson" w:date="2026-07-25T12:26:00Z" w:initials="RH">
+  <w:comment w:id="341" w:author="Rik Henson" w:date="2026-07-25T12:26:00Z" w:initials="RH">
     <w:p>
       <w:pPr>
         <w:pStyle w:val="CommentText"/>
@@ -18073,7 +18214,7 @@
       </w:r>
     </w:p>
   </w:comment>
-  <w:comment w:id="337" w:author="Rik Henson" w:date="2026-07-25T12:29:00Z" w:initials="RH">
+  <w:comment w:id="342" w:author="Rik Henson" w:date="2026-07-25T12:29:00Z" w:initials="RH">
     <w:p>
       <w:pPr>
         <w:pStyle w:val="CommentText"/>
@@ -18101,7 +18242,7 @@
       </w:r>
     </w:p>
   </w:comment>
-  <w:comment w:id="339" w:author="Rik Henson" w:date="2026-07-25T12:33:00Z" w:initials="RH">
+  <w:comment w:id="344" w:author="Rik Henson" w:date="2026-07-25T12:33:00Z" w:initials="RH">
     <w:p>
       <w:pPr>
         <w:pStyle w:val="CommentText"/>
@@ -18117,7 +18258,7 @@
       </w:r>
     </w:p>
   </w:comment>
-  <w:comment w:id="340" w:author="Rik Henson" w:date="2026-07-25T12:33:00Z" w:initials="RH">
+  <w:comment w:id="345" w:author="Rik Henson" w:date="2026-07-25T12:33:00Z" w:initials="RH">
     <w:p>
       <w:pPr>
         <w:pStyle w:val="CommentText"/>
@@ -18133,7 +18274,7 @@
       </w:r>
     </w:p>
   </w:comment>
-  <w:comment w:id="341" w:author="Rik Henson" w:date="2026-07-25T12:32:00Z" w:initials="RH">
+  <w:comment w:id="346" w:author="Rik Henson" w:date="2026-07-25T12:32:00Z" w:initials="RH">
     <w:p>
       <w:pPr>
         <w:pStyle w:val="CommentText"/>
@@ -18149,7 +18290,7 @@
       </w:r>
     </w:p>
   </w:comment>
-  <w:comment w:id="343" w:author="Rik Henson" w:date="2026-07-25T12:34:00Z" w:initials="RH">
+  <w:comment w:id="348" w:author="Rik Henson" w:date="2026-07-25T12:34:00Z" w:initials="RH">
     <w:p>
       <w:pPr>
         <w:pStyle w:val="CommentText"/>
@@ -18181,7 +18322,7 @@
       </w:r>
     </w:p>
   </w:comment>
-  <w:comment w:id="345" w:author="Rik Henson" w:date="2026-07-25T12:41:00Z" w:initials="RH">
+  <w:comment w:id="350" w:author="Rik Henson" w:date="2026-07-25T12:41:00Z" w:initials="RH">
     <w:p>
       <w:pPr>
         <w:pStyle w:val="CommentText"/>
@@ -18202,9 +18343,14 @@
 
 <file path=word/commentsExtended.xml><?xml version="1.0" encoding="utf-8"?>
 <w15:commentsEx xmlns:wpc="http://schemas.microsoft.com/office/word/2010/wordprocessingCanvas" xmlns:cx="http://schemas.microsoft.com/office/drawing/2014/chartex" xmlns:cx1="http://schemas.microsoft.com/office/drawing/2015/9/8/chartex" xmlns:cx2="http://schemas.microsoft.com/office/drawing/2015/10/21/chartex" xmlns:cx3="http://schemas.microsoft.com/office/drawing/2016/5/9/chartex" xmlns:cx4="http://schemas.microsoft.com/office/drawing/2016/5/10/chartex" xmlns:cx5="http://schemas.microsoft.com/office/drawing/2016/5/11/chartex" xmlns:cx6="http://schemas.microsoft.com/office/drawing/2016/5/12/chartex" xmlns:cx7="http://schemas.microsoft.com/office/drawing/2016/5/13/chartex" xmlns:cx8="http://schemas.microsoft.com/office/drawing/2016/5/14/chartex" xmlns:mc="http://schemas.openxmlformats.org/markup-compatibility/2006" xmlns:m="http://schemas.openxmlformats.org/officeDocument/2006/math" xmlns:aink="http://schemas.microsoft.com/office/drawing/2016/ink" xmlns:am3d="http://schemas.microsoft.com/office/drawing/2017/model3d" xmlns:oel="http://schemas.microsoft.com/office/2019/extlst" xmlns:r="http://schemas.openxmlformats.org/officeDocument/2006/relationships" xmlns:wp14="http://schemas.microsoft.com/office/word/2010/wordprocessingDrawing" xmlns:wp="http://schemas.openxmlformats.org/drawingml/2006/wordprocessingDrawing" xmlns:wpg="http://schemas.microsoft.com/office/word/2010/wordprocessingGroup" xmlns:wpi="http://schemas.microsoft.com/office/word/2010/wordprocessingInk" xmlns:wps="http://schemas.microsoft.com/office/word/2010/wordprocessingShape" xmlns:o="urn:schemas-microsoft-com:office:office" xmlns:v="urn:schemas-microsoft-com:vml" xmlns:w10="urn:schemas-microsoft-com:office:word" xmlns:w="http://schemas.openxmlformats.org/wordprocessingml/2006/main" xmlns:w14="http://schemas.microsoft.com/office/word/2010/wordml" xmlns:w15="http://schemas.microsoft.com/office/word/2012/wordml" xmlns:w16cei="http://schemas.microsoft.com/office/word/2026/wordml/cei" xmlns:w16cex="http://schemas.microsoft.com/office/word/2018/wordml/cex" xmlns:w16cid="http://schemas.microsoft.com/office/word/2016/wordml/cid" xmlns:w16="http://schemas.microsoft.com/office/word/2018/wordml" xmlns:w16sdtdh="http://schemas.microsoft.com/office/word/2020/wordml/sdtdatahash" xmlns:w16sdtfl="http://schemas.microsoft.com/office/word/2024/wordml/sdtformatlock" xmlns:w16se="http://schemas.microsoft.com/office/word/2015/wordml/symex" xmlns:w16du="http://schemas.microsoft.com/office/word/2023/wordml/word16du" xmlns:wne="http://schemas.microsoft.com/office/word/2006/wordml" mc:Ignorable="w14 w15 w16se w16cid w16 w16cex w16sdtdh w16sdtfl w16du wp14">
+  <w15:commentEx w15:paraId="0D223C58" w15:done="0"/>
   <w15:commentEx w15:paraId="7C414769" w15:done="0"/>
+  <w15:commentEx w15:paraId="29DD9782" w15:paraIdParent="7C414769" w15:done="0"/>
+  <w15:commentEx w15:paraId="7C56BD08" w15:paraIdParent="7C414769" w15:done="0"/>
   <w15:commentEx w15:paraId="737375D0" w15:done="0"/>
+  <w15:commentEx w15:paraId="19C594B0" w15:paraIdParent="737375D0" w15:done="0"/>
   <w15:commentEx w15:paraId="423E19DA" w15:done="0"/>
+  <w15:commentEx w15:paraId="68DC4E1B" w15:paraIdParent="423E19DA" w15:done="0"/>
   <w15:commentEx w15:paraId="35A86ACA" w15:done="0"/>
   <w15:commentEx w15:paraId="5B60186A" w15:done="0"/>
   <w15:commentEx w15:paraId="74EB5188" w15:done="0"/>
@@ -18241,11 +18387,39 @@
 </w15:commentsEx>
 </file>
 
+<file path=word/commentsExtensible.xml><?xml version="1.0" encoding="utf-8"?>
+<w16cex:commentsExtensible xmlns:wpc="http://schemas.microsoft.com/office/word/2010/wordprocessingCanvas" xmlns:cx="http://schemas.microsoft.com/office/drawing/2014/chartex" xmlns:cx1="http://schemas.microsoft.com/office/drawing/2015/9/8/chartex" xmlns:cx2="http://schemas.microsoft.com/office/drawing/2015/10/21/chartex" xmlns:cx3="http://schemas.microsoft.com/office/drawing/2016/5/9/chartex" xmlns:cx4="http://schemas.microsoft.com/office/drawing/2016/5/10/chartex" xmlns:cx5="http://schemas.microsoft.com/office/drawing/2016/5/11/chartex" xmlns:cx6="http://schemas.microsoft.com/office/drawing/2016/5/12/chartex" xmlns:cx7="http://schemas.microsoft.com/office/drawing/2016/5/13/chartex" xmlns:cx8="http://schemas.microsoft.com/office/drawing/2016/5/14/chartex" xmlns:cr="http://schemas.microsoft.com/office/comments/2020/reactions" xmlns:mc="http://schemas.openxmlformats.org/markup-compatibility/2006" xmlns:m="http://schemas.openxmlformats.org/officeDocument/2006/math" xmlns:aink="http://schemas.microsoft.com/office/drawing/2016/ink" xmlns:am3d="http://schemas.microsoft.com/office/drawing/2017/model3d" xmlns:oel="http://schemas.microsoft.com/office/2019/extlst" xmlns:r="http://schemas.openxmlformats.org/officeDocument/2006/relationships" xmlns:wp14="http://schemas.microsoft.com/office/word/2010/wordprocessingDrawing" xmlns:wp="http://schemas.openxmlformats.org/drawingml/2006/wordprocessingDrawing" xmlns:wpg="http://schemas.microsoft.com/office/word/2010/wordprocessingGroup" xmlns:wpi="http://schemas.microsoft.com/office/word/2010/wordprocessingInk" xmlns:wps="http://schemas.microsoft.com/office/word/2010/wordprocessingShape" xmlns:o="urn:schemas-microsoft-com:office:office" xmlns:v="urn:schemas-microsoft-com:vml" xmlns:w10="urn:schemas-microsoft-com:office:word" xmlns:w="http://schemas.openxmlformats.org/wordprocessingml/2006/main" xmlns:w14="http://schemas.microsoft.com/office/word/2010/wordml" xmlns:w15="http://schemas.microsoft.com/office/word/2012/wordml" xmlns:w16cei="http://schemas.microsoft.com/office/word/2026/wordml/cei" xmlns:w16cex="http://schemas.microsoft.com/office/word/2018/wordml/cex" xmlns:w16cid="http://schemas.microsoft.com/office/word/2016/wordml/cid" xmlns:w16="http://schemas.microsoft.com/office/word/2018/wordml" xmlns:w16sdtdh="http://schemas.microsoft.com/office/word/2020/wordml/sdtdatahash" xmlns:w16sdtfl="http://schemas.microsoft.com/office/word/2024/wordml/sdtformatlock" xmlns:w16se="http://schemas.microsoft.com/office/word/2015/wordml/symex" xmlns:w16du="http://schemas.microsoft.com/office/word/2023/wordml/word16du" xmlns:wne="http://schemas.microsoft.com/office/word/2006/wordml" mc:Ignorable="w14 w15 w16se w16cid w16 w16cex w16sdtdh w16sdtfl cr w16du wp14">
+  <w16cex:commentExtensible w16cex:durableId="61BC697E" w16cex:dateUtc="2026-07-27T08:11:00Z"/>
+  <w16cex:commentExtensible w16cex:durableId="73F0F64F" w16cex:dateUtc="2026-07-27T08:08:00Z"/>
+  <w16cex:commentExtensible w16cex:durableId="67C16765" w16cex:dateUtc="2026-07-27T08:09:00Z"/>
+  <w16cex:commentExtensible w16cex:durableId="32BBF0B5" w16cex:dateUtc="2026-07-27T08:09:00Z"/>
+  <w16cex:commentExtensible w16cex:durableId="0C98FE11" w16cex:dateUtc="2026-07-27T09:44:00Z"/>
+  <w16cex:commentExtensible w16cex:durableId="74EB5188">
+    <w16cex:extLst>
+      <w16:ext w16:uri="{CE6994B0-6A32-4C9F-8C6B-6E91EDA988CE}">
+        <cr:reactions xmlns:cr="http://schemas.microsoft.com/office/comments/2020/reactions">
+          <cr:reaction reactionType="1">
+            <cr:reactionInfo dateUtc="2026-07-27T09:46:17Z">
+              <cr:user userId="S::jordan.gunn@vanderbilt.edu::b29e79e1-8b2b-4363-8b26-e3ab7392b993" userProvider="AD" userName="Gunn, Jordan"/>
+            </cr:reactionInfo>
+          </cr:reaction>
+        </cr:reactions>
+      </w16:ext>
+    </w16cex:extLst>
+  </w16cex:commentExtensible>
+</w16cex:commentsExtensible>
+</file>
+
 <file path=word/commentsIds.xml><?xml version="1.0" encoding="utf-8"?>
 <w16cid:commentsIds xmlns:wpc="http://schemas.microsoft.com/office/word/2010/wordprocessingCanvas" xmlns:cx="http://schemas.microsoft.com/office/drawing/2014/chartex" xmlns:cx1="http://schemas.microsoft.com/office/drawing/2015/9/8/chartex" xmlns:cx2="http://schemas.microsoft.com/office/drawing/2015/10/21/chartex" xmlns:cx3="http://schemas.microsoft.com/office/drawing/2016/5/9/chartex" xmlns:cx4="http://schemas.microsoft.com/office/drawing/2016/5/10/chartex" xmlns:cx5="http://schemas.microsoft.com/office/drawing/2016/5/11/chartex" xmlns:cx6="http://schemas.microsoft.com/office/drawing/2016/5/12/chartex" xmlns:cx7="http://schemas.microsoft.com/office/drawing/2016/5/13/chartex" xmlns:cx8="http://schemas.microsoft.com/office/drawing/2016/5/14/chartex" xmlns:mc="http://schemas.openxmlformats.org/markup-compatibility/2006" xmlns:m="http://schemas.openxmlformats.org/officeDocument/2006/math" xmlns:aink="http://schemas.microsoft.com/office/drawing/2016/ink" xmlns:am3d="http://schemas.microsoft.com/office/drawing/2017/model3d" xmlns:oel="http://schemas.microsoft.com/office/2019/extlst" xmlns:r="http://schemas.openxmlformats.org/officeDocument/2006/relationships" xmlns:wp14="http://schemas.microsoft.com/office/word/2010/wordprocessingDrawing" xmlns:wp="http://schemas.openxmlformats.org/drawingml/2006/wordprocessingDrawing" xmlns:wpg="http://schemas.microsoft.com/office/word/2010/wordprocessingGroup" xmlns:wpi="http://schemas.microsoft.com/office/word/2010/wordprocessingInk" xmlns:wps="http://schemas.microsoft.com/office/word/2010/wordprocessingShape" xmlns:o="urn:schemas-microsoft-com:office:office" xmlns:v="urn:schemas-microsoft-com:vml" xmlns:w10="urn:schemas-microsoft-com:office:word" xmlns:w="http://schemas.openxmlformats.org/wordprocessingml/2006/main" xmlns:w14="http://schemas.microsoft.com/office/word/2010/wordml" xmlns:w15="http://schemas.microsoft.com/office/word/2012/wordml" xmlns:w16cei="http://schemas.microsoft.com/office/word/2026/wordml/cei" xmlns:w16cex="http://schemas.microsoft.com/office/word/2018/wordml/cex" xmlns:w16cid="http://schemas.microsoft.com/office/word/2016/wordml/cid" xmlns:w16="http://schemas.microsoft.com/office/word/2018/wordml" xmlns:w16sdtdh="http://schemas.microsoft.com/office/word/2020/wordml/sdtdatahash" xmlns:w16sdtfl="http://schemas.microsoft.com/office/word/2024/wordml/sdtformatlock" xmlns:w16se="http://schemas.microsoft.com/office/word/2015/wordml/symex" xmlns:w16du="http://schemas.microsoft.com/office/word/2023/wordml/word16du" xmlns:wne="http://schemas.microsoft.com/office/word/2006/wordml" mc:Ignorable="w14 w15 w16se w16cid w16 w16cex w16sdtdh w16sdtfl w16du wp14">
+  <w16cid:commentId w16cid:paraId="0D223C58" w16cid:durableId="61BC697E"/>
   <w16cid:commentId w16cid:paraId="7C414769" w16cid:durableId="7C414769"/>
+  <w16cid:commentId w16cid:paraId="29DD9782" w16cid:durableId="73F0F64F"/>
+  <w16cid:commentId w16cid:paraId="7C56BD08" w16cid:durableId="67C16765"/>
   <w16cid:commentId w16cid:paraId="737375D0" w16cid:durableId="737375D0"/>
+  <w16cid:commentId w16cid:paraId="19C594B0" w16cid:durableId="32BBF0B5"/>
   <w16cid:commentId w16cid:paraId="423E19DA" w16cid:durableId="423E19DA"/>
+  <w16cid:commentId w16cid:paraId="68DC4E1B" w16cid:durableId="0C98FE11"/>
   <w16cid:commentId w16cid:paraId="35A86ACA" w16cid:durableId="35A86ACA"/>
   <w16cid:commentId w16cid:paraId="5B60186A" w16cid:durableId="5B60186A"/>
   <w16cid:commentId w16cid:paraId="74EB5188" w16cid:durableId="74EB5188"/>
